--- a/templates/fake_report_template.docx
+++ b/templates/fake_report_template.docx
@@ -4,301 +4,3572 @@
   <w:body>
     <w:p>
       <w:pPr>
-        <w:pStyle w:val="Title"/>
+        <w:jc w:val="center"/>
       </w:pPr>
-      <w:r>
-        <w:t>PACKAGING TEST REPORT</w:t>
-      </w:r>
-    </w:p>
-    <w:p>
-      <w:r>
-        <w:rPr>
-          <w:b/>
-        </w:rPr>
-        <w:t xml:space="preserve">STATUS: </w:t>
-      </w:r>
       <w:r>
         <w:rPr>
           <w:b/>
           <w:color w:val="CC0000"/>
+          <w:sz w:val="24"/>
         </w:rPr>
-        <w:t>{{ draft_watermark }}</w:t>
-      </w:r>
-    </w:p>
-    <w:p/>
-    <w:p>
-      <w:pPr>
-        <w:pStyle w:val="Heading1"/>
-      </w:pPr>
-      <w:r>
-        <w:t>1. Project Information</w:t>
-      </w:r>
-    </w:p>
-    <w:p>
-      <w:r>
-        <w:rPr>
-          <w:b/>
-        </w:rPr>
-        <w:t xml:space="preserve">Customer Name: </w:t>
-      </w:r>
-      <w:r>
-        <w:rPr>
-          <w:color w:val="3366CC"/>
-        </w:rPr>
-        <w:t>{{ customer_name }}</w:t>
-      </w:r>
-    </w:p>
-    <w:p>
-      <w:r>
-        <w:rPr>
-          <w:b/>
-        </w:rPr>
-        <w:t xml:space="preserve">Project Number: </w:t>
-      </w:r>
-      <w:r>
-        <w:rPr>
-          <w:color w:val="3366CC"/>
-        </w:rPr>
-        <w:t>{{ project_number }}</w:t>
-      </w:r>
-    </w:p>
-    <w:p>
-      <w:r>
-        <w:rPr>
-          <w:b/>
-        </w:rPr>
-        <w:t xml:space="preserve">Test Date: </w:t>
-      </w:r>
-      <w:r>
-        <w:rPr>
-          <w:color w:val="3366CC"/>
-        </w:rPr>
-        <w:t>{{ test_date }}</w:t>
-      </w:r>
-    </w:p>
-    <w:p>
-      <w:r>
-        <w:rPr>
-          <w:b/>
-        </w:rPr>
-        <w:t xml:space="preserve">Test Type: </w:t>
-      </w:r>
-      <w:r>
-        <w:rPr>
-          <w:color w:val="3366CC"/>
-        </w:rPr>
-        <w:t>{{ test_type }}</w:t>
-      </w:r>
-    </w:p>
-    <w:p>
-      <w:r>
-        <w:rPr>
-          <w:b/>
-        </w:rPr>
-        <w:t xml:space="preserve">Package Description: </w:t>
-      </w:r>
-      <w:r>
-        <w:rPr>
-          <w:color w:val="3366CC"/>
-        </w:rPr>
-        <w:t>{{ package_description }}</w:t>
-      </w:r>
-    </w:p>
-    <w:p>
-      <w:r>
-        <w:rPr>
-          <w:b/>
-        </w:rPr>
-        <w:t xml:space="preserve">Test Standard: </w:t>
-      </w:r>
-      <w:r>
-        <w:rPr>
-          <w:color w:val="3366CC"/>
-        </w:rPr>
-        <w:t>{{ test_standard }}</w:t>
-      </w:r>
-    </w:p>
-    <w:p/>
-    <w:p>
-      <w:pPr>
-        <w:pStyle w:val="Heading1"/>
-      </w:pPr>
-      <w:r>
-        <w:t>2. Test Results</w:t>
-      </w:r>
-    </w:p>
-    <w:p>
-      <w:r>
-        <w:rPr>
-          <w:b/>
-        </w:rPr>
-        <w:t xml:space="preserve">Peak G: </w:t>
-      </w:r>
-      <w:r>
-        <w:rPr>
-          <w:color w:val="3366CC"/>
-        </w:rPr>
-        <w:t>{{ peak_g }}</w:t>
-      </w:r>
-    </w:p>
-    <w:p>
-      <w:r>
-        <w:rPr>
-          <w:b/>
-        </w:rPr>
-        <w:t xml:space="preserve">Duration: </w:t>
-      </w:r>
-      <w:r>
-        <w:rPr>
-          <w:color w:val="3366CC"/>
-        </w:rPr>
-        <w:t>{{ duration }}</w:t>
-      </w:r>
-    </w:p>
-    <w:p>
-      <w:r>
-        <w:rPr>
-          <w:b/>
-        </w:rPr>
-        <w:t xml:space="preserve">Axis: </w:t>
-      </w:r>
-      <w:r>
-        <w:rPr>
-          <w:color w:val="3366CC"/>
-        </w:rPr>
-        <w:t>{{ axis }}</w:t>
-      </w:r>
-    </w:p>
-    <w:p>
-      <w:r>
-        <w:rPr>
-          <w:b/>
-        </w:rPr>
-        <w:t xml:space="preserve">Result: </w:t>
-      </w:r>
-      <w:r>
-        <w:rPr>
-          <w:color w:val="3366CC"/>
-        </w:rPr>
-        <w:t>{{ result }}</w:t>
-      </w:r>
-    </w:p>
-    <w:p/>
-    <w:p>
-      <w:pPr>
-        <w:pStyle w:val="Heading1"/>
-      </w:pPr>
-      <w:r>
-        <w:t>3. Lansmont-Generated Charts</w:t>
+        <w:t>** DRAFT — NOT FOR DISTRIBUTION **</w:t>
       </w:r>
     </w:p>
     <w:p>
       <w:pPr>
-        <w:pStyle w:val="Heading2"/>
+        <w:spacing w:after="120"/>
+      </w:pPr>
+    </w:p>
+    <w:tbl>
+      <w:tblPr>
+        <w:tblStyle w:val="TableGrid"/>
+        <w:tblW w:type="auto" w:w="0"/>
+        <w:tblLook w:firstColumn="1" w:firstRow="1" w:lastColumn="0" w:lastRow="0" w:noHBand="0" w:noVBand="1" w:val="04A0"/>
+      </w:tblPr>
+      <w:tblGrid>
+        <w:gridCol w:w="2880"/>
+        <w:gridCol w:w="6480"/>
+      </w:tblGrid>
+      <w:tr>
+        <w:tc>
+          <w:tcPr>
+            <w:tcW w:type="dxa" w:w="4680"/>
+          </w:tcPr>
+          <w:p/>
+        </w:tc>
+        <w:tc>
+          <w:tcPr>
+            <w:tcW w:type="dxa" w:w="4680"/>
+          </w:tcPr>
+          <w:p/>
+        </w:tc>
+      </w:tr>
+      <w:tr>
+        <w:tc>
+          <w:tcPr>
+            <w:tcW w:type="dxa" w:w="9360"/>
+            <w:gridSpan w:val="2"/>
+            <w:shd w:val="clear" w:color="auto" w:fill="2C3E50"/>
+          </w:tcPr>
+          <w:p>
+            <w:pPr>
+              <w:jc w:val="center"/>
+            </w:pPr>
+            <w:r>
+              <w:rPr>
+                <w:b/>
+                <w:color w:val="FFFFFF"/>
+                <w:sz w:val="20"/>
+              </w:rPr>
+              <w:t>PROJECT INFORMATION</w:t>
+            </w:r>
+          </w:p>
+        </w:tc>
+      </w:tr>
+      <w:tr>
+        <w:tc>
+          <w:tcPr>
+            <w:tcW w:type="dxa" w:w="2880"/>
+            <w:shd w:val="clear" w:color="auto" w:fill="F0F0F0"/>
+          </w:tcPr>
+          <w:p>
+            <w:r>
+              <w:rPr>
+                <w:b/>
+                <w:sz w:val="18"/>
+              </w:rPr>
+              <w:t>Customer</w:t>
+            </w:r>
+          </w:p>
+        </w:tc>
+        <w:tc>
+          <w:tcPr>
+            <w:tcW w:type="dxa" w:w="6480"/>
+          </w:tcPr>
+          <w:p>
+            <w:r>
+              <w:rPr>
+                <w:sz w:val="18"/>
+              </w:rPr>
+              <w:t>{{ customer_name }}</w:t>
+            </w:r>
+          </w:p>
+        </w:tc>
+      </w:tr>
+      <w:tr>
+        <w:tc>
+          <w:tcPr>
+            <w:tcW w:type="dxa" w:w="2880"/>
+            <w:shd w:val="clear" w:color="auto" w:fill="F0F0F0"/>
+          </w:tcPr>
+          <w:p>
+            <w:r>
+              <w:rPr>
+                <w:b/>
+                <w:sz w:val="18"/>
+              </w:rPr>
+              <w:t>Project Number</w:t>
+            </w:r>
+          </w:p>
+        </w:tc>
+        <w:tc>
+          <w:tcPr>
+            <w:tcW w:type="dxa" w:w="6480"/>
+          </w:tcPr>
+          <w:p>
+            <w:r>
+              <w:rPr>
+                <w:sz w:val="18"/>
+              </w:rPr>
+              <w:t>{{ project_number }}</w:t>
+            </w:r>
+          </w:p>
+        </w:tc>
+      </w:tr>
+      <w:tr>
+        <w:tc>
+          <w:tcPr>
+            <w:tcW w:type="dxa" w:w="2880"/>
+            <w:shd w:val="clear" w:color="auto" w:fill="F0F0F0"/>
+          </w:tcPr>
+          <w:p>
+            <w:r>
+              <w:rPr>
+                <w:b/>
+                <w:sz w:val="18"/>
+              </w:rPr>
+              <w:t>Test Date</w:t>
+            </w:r>
+          </w:p>
+        </w:tc>
+        <w:tc>
+          <w:tcPr>
+            <w:tcW w:type="dxa" w:w="6480"/>
+          </w:tcPr>
+          <w:p>
+            <w:r>
+              <w:rPr>
+                <w:sz w:val="18"/>
+              </w:rPr>
+              <w:t>{{ test_date }}</w:t>
+            </w:r>
+          </w:p>
+        </w:tc>
+      </w:tr>
+      <w:tr>
+        <w:tc>
+          <w:tcPr>
+            <w:tcW w:type="dxa" w:w="2880"/>
+            <w:shd w:val="clear" w:color="auto" w:fill="F0F0F0"/>
+          </w:tcPr>
+          <w:p>
+            <w:r>
+              <w:rPr>
+                <w:b/>
+                <w:sz w:val="18"/>
+              </w:rPr>
+              <w:t>Test Standard</w:t>
+            </w:r>
+          </w:p>
+        </w:tc>
+        <w:tc>
+          <w:tcPr>
+            <w:tcW w:type="dxa" w:w="6480"/>
+          </w:tcPr>
+          <w:p>
+            <w:r>
+              <w:rPr>
+                <w:sz w:val="18"/>
+              </w:rPr>
+              <w:t>{{ test_standard }}</w:t>
+            </w:r>
+          </w:p>
+        </w:tc>
+      </w:tr>
+      <w:tr>
+        <w:tc>
+          <w:tcPr>
+            <w:tcW w:type="dxa" w:w="2880"/>
+            <w:shd w:val="clear" w:color="auto" w:fill="F0F0F0"/>
+          </w:tcPr>
+          <w:p>
+            <w:r>
+              <w:rPr>
+                <w:b/>
+                <w:sz w:val="18"/>
+              </w:rPr>
+              <w:t>Product Name</w:t>
+            </w:r>
+          </w:p>
+        </w:tc>
+        <w:tc>
+          <w:tcPr>
+            <w:tcW w:type="dxa" w:w="6480"/>
+          </w:tcPr>
+          <w:p>
+            <w:r>
+              <w:rPr>
+                <w:sz w:val="18"/>
+              </w:rPr>
+              <w:t>{{ product_name }}</w:t>
+            </w:r>
+          </w:p>
+        </w:tc>
+      </w:tr>
+      <w:tr>
+        <w:tc>
+          <w:tcPr>
+            <w:tcW w:type="dxa" w:w="2880"/>
+            <w:shd w:val="clear" w:color="auto" w:fill="F0F0F0"/>
+          </w:tcPr>
+          <w:p>
+            <w:r>
+              <w:rPr>
+                <w:b/>
+                <w:sz w:val="18"/>
+              </w:rPr>
+              <w:t>Packaging Description</w:t>
+            </w:r>
+          </w:p>
+        </w:tc>
+        <w:tc>
+          <w:tcPr>
+            <w:tcW w:type="dxa" w:w="6480"/>
+          </w:tcPr>
+          <w:p>
+            <w:r>
+              <w:rPr>
+                <w:sz w:val="18"/>
+              </w:rPr>
+              <w:t>{{ packaging_description }}</w:t>
+            </w:r>
+          </w:p>
+        </w:tc>
+      </w:tr>
+      <w:tr>
+        <w:tc>
+          <w:tcPr>
+            <w:tcW w:type="dxa" w:w="2880"/>
+            <w:shd w:val="clear" w:color="auto" w:fill="F0F0F0"/>
+          </w:tcPr>
+          <w:p>
+            <w:r>
+              <w:rPr>
+                <w:b/>
+                <w:sz w:val="18"/>
+              </w:rPr>
+              <w:t>Weight (lbs)</w:t>
+            </w:r>
+          </w:p>
+        </w:tc>
+        <w:tc>
+          <w:tcPr>
+            <w:tcW w:type="dxa" w:w="6480"/>
+          </w:tcPr>
+          <w:p>
+            <w:r>
+              <w:rPr>
+                <w:sz w:val="18"/>
+              </w:rPr>
+              <w:t>{{ weight_lbs }}</w:t>
+            </w:r>
+          </w:p>
+        </w:tc>
+      </w:tr>
+      <w:tr>
+        <w:tc>
+          <w:tcPr>
+            <w:tcW w:type="dxa" w:w="2880"/>
+            <w:shd w:val="clear" w:color="auto" w:fill="F0F0F0"/>
+          </w:tcPr>
+          <w:p>
+            <w:r>
+              <w:rPr>
+                <w:b/>
+                <w:sz w:val="18"/>
+              </w:rPr>
+              <w:t>Dimensions (L×W×H)</w:t>
+            </w:r>
+          </w:p>
+        </w:tc>
+        <w:tc>
+          <w:tcPr>
+            <w:tcW w:type="dxa" w:w="6480"/>
+          </w:tcPr>
+          <w:p>
+            <w:r>
+              <w:rPr>
+                <w:sz w:val="18"/>
+              </w:rPr>
+              <w:t>{{ dimensions_lwh }}</w:t>
+            </w:r>
+          </w:p>
+        </w:tc>
+      </w:tr>
+      <w:tr>
+        <w:tc>
+          <w:tcPr>
+            <w:tcW w:type="dxa" w:w="2880"/>
+            <w:shd w:val="clear" w:color="auto" w:fill="F0F0F0"/>
+          </w:tcPr>
+          <w:p>
+            <w:r>
+              <w:rPr>
+                <w:b/>
+                <w:sz w:val="18"/>
+              </w:rPr>
+              <w:t>Sample Quantity</w:t>
+            </w:r>
+          </w:p>
+        </w:tc>
+        <w:tc>
+          <w:tcPr>
+            <w:tcW w:type="dxa" w:w="6480"/>
+          </w:tcPr>
+          <w:p>
+            <w:r>
+              <w:rPr>
+                <w:sz w:val="18"/>
+              </w:rPr>
+              <w:t>{{ quantity }}</w:t>
+            </w:r>
+          </w:p>
+        </w:tc>
+      </w:tr>
+    </w:tbl>
+    <w:p>
+      <w:pPr>
+        <w:spacing w:after="120"/>
+      </w:pPr>
+    </w:p>
+    <w:tbl>
+      <w:tblPr>
+        <w:tblStyle w:val="TableGrid"/>
+        <w:tblW w:type="auto" w:w="0"/>
+        <w:tblLook w:firstColumn="1" w:firstRow="1" w:lastColumn="0" w:lastRow="0" w:noHBand="0" w:noVBand="1" w:val="04A0"/>
+      </w:tblPr>
+      <w:tblGrid>
+        <w:gridCol w:w="1872"/>
+        <w:gridCol w:w="1872"/>
+        <w:gridCol w:w="1872"/>
+        <w:gridCol w:w="1872"/>
+        <w:gridCol w:w="1872"/>
+      </w:tblGrid>
+      <w:tr>
+        <w:tc>
+          <w:tcPr>
+            <w:tcW w:type="dxa" w:w="1872"/>
+          </w:tcPr>
+          <w:p/>
+        </w:tc>
+        <w:tc>
+          <w:tcPr>
+            <w:tcW w:type="dxa" w:w="1872"/>
+          </w:tcPr>
+          <w:p/>
+        </w:tc>
+        <w:tc>
+          <w:tcPr>
+            <w:tcW w:type="dxa" w:w="1872"/>
+          </w:tcPr>
+          <w:p/>
+        </w:tc>
+        <w:tc>
+          <w:tcPr>
+            <w:tcW w:type="dxa" w:w="1872"/>
+          </w:tcPr>
+          <w:p/>
+        </w:tc>
+        <w:tc>
+          <w:tcPr>
+            <w:tcW w:type="dxa" w:w="1872"/>
+          </w:tcPr>
+          <w:p/>
+        </w:tc>
+      </w:tr>
+      <w:tr>
+        <w:tc>
+          <w:tcPr>
+            <w:tcW w:type="dxa" w:w="9360"/>
+            <w:gridSpan w:val="5"/>
+            <w:shd w:val="clear" w:color="auto" w:fill="2C3E50"/>
+          </w:tcPr>
+          <w:p>
+            <w:pPr>
+              <w:jc w:val="center"/>
+            </w:pPr>
+            <w:r>
+              <w:rPr>
+                <w:b/>
+                <w:color w:val="FFFFFF"/>
+                <w:sz w:val="20"/>
+              </w:rPr>
+              <w:t>TEST EQUIPMENT</w:t>
+            </w:r>
+          </w:p>
+        </w:tc>
+      </w:tr>
+      <w:tr>
+        <w:tc>
+          <w:tcPr>
+            <w:tcW w:type="dxa" w:w="1872"/>
+            <w:shd w:val="clear" w:color="auto" w:fill="E8E8E8"/>
+          </w:tcPr>
+          <w:p>
+            <w:r>
+              <w:rPr>
+                <w:b/>
+                <w:sz w:val="18"/>
+              </w:rPr>
+              <w:t>Equipment</w:t>
+            </w:r>
+          </w:p>
+        </w:tc>
+        <w:tc>
+          <w:tcPr>
+            <w:tcW w:type="dxa" w:w="1872"/>
+            <w:shd w:val="clear" w:color="auto" w:fill="E8E8E8"/>
+          </w:tcPr>
+          <w:p>
+            <w:r>
+              <w:rPr>
+                <w:b/>
+                <w:sz w:val="18"/>
+              </w:rPr>
+              <w:t>Make</w:t>
+            </w:r>
+          </w:p>
+        </w:tc>
+        <w:tc>
+          <w:tcPr>
+            <w:tcW w:type="dxa" w:w="1872"/>
+            <w:shd w:val="clear" w:color="auto" w:fill="E8E8E8"/>
+          </w:tcPr>
+          <w:p>
+            <w:r>
+              <w:rPr>
+                <w:b/>
+                <w:sz w:val="18"/>
+              </w:rPr>
+              <w:t>Model</w:t>
+            </w:r>
+          </w:p>
+        </w:tc>
+        <w:tc>
+          <w:tcPr>
+            <w:tcW w:type="dxa" w:w="1872"/>
+            <w:shd w:val="clear" w:color="auto" w:fill="E8E8E8"/>
+          </w:tcPr>
+          <w:p>
+            <w:r>
+              <w:rPr>
+                <w:b/>
+                <w:sz w:val="18"/>
+              </w:rPr>
+              <w:t>Serial #</w:t>
+            </w:r>
+          </w:p>
+        </w:tc>
+        <w:tc>
+          <w:tcPr>
+            <w:tcW w:type="dxa" w:w="1872"/>
+            <w:shd w:val="clear" w:color="auto" w:fill="E8E8E8"/>
+          </w:tcPr>
+          <w:p>
+            <w:r>
+              <w:rPr>
+                <w:b/>
+                <w:sz w:val="18"/>
+              </w:rPr>
+              <w:t>Cal. Date</w:t>
+            </w:r>
+          </w:p>
+        </w:tc>
+      </w:tr>
+      <w:tr>
+        <w:tc>
+          <w:tcPr>
+            <w:tcW w:type="dxa" w:w="1872"/>
+          </w:tcPr>
+          <w:p>
+            <w:r>
+              <w:rPr>
+                <w:sz w:val="18"/>
+              </w:rPr>
+              <w:t>{{ equip_1_equipment }}</w:t>
+            </w:r>
+          </w:p>
+        </w:tc>
+        <w:tc>
+          <w:tcPr>
+            <w:tcW w:type="dxa" w:w="1872"/>
+          </w:tcPr>
+          <w:p>
+            <w:r>
+              <w:rPr>
+                <w:sz w:val="18"/>
+              </w:rPr>
+              <w:t>{{ equip_1_make }}</w:t>
+            </w:r>
+          </w:p>
+        </w:tc>
+        <w:tc>
+          <w:tcPr>
+            <w:tcW w:type="dxa" w:w="1872"/>
+          </w:tcPr>
+          <w:p>
+            <w:r>
+              <w:rPr>
+                <w:sz w:val="18"/>
+              </w:rPr>
+              <w:t>{{ equip_1_model }}</w:t>
+            </w:r>
+          </w:p>
+        </w:tc>
+        <w:tc>
+          <w:tcPr>
+            <w:tcW w:type="dxa" w:w="1872"/>
+          </w:tcPr>
+          <w:p>
+            <w:r>
+              <w:rPr>
+                <w:sz w:val="18"/>
+              </w:rPr>
+              <w:t>{{ equip_1_serial }}</w:t>
+            </w:r>
+          </w:p>
+        </w:tc>
+        <w:tc>
+          <w:tcPr>
+            <w:tcW w:type="dxa" w:w="1872"/>
+          </w:tcPr>
+          <w:p>
+            <w:r>
+              <w:rPr>
+                <w:sz w:val="18"/>
+              </w:rPr>
+              <w:t>{{ equip_1_calibration_date }}</w:t>
+            </w:r>
+          </w:p>
+        </w:tc>
+      </w:tr>
+      <w:tr>
+        <w:tc>
+          <w:tcPr>
+            <w:tcW w:type="dxa" w:w="1872"/>
+          </w:tcPr>
+          <w:p>
+            <w:r>
+              <w:rPr>
+                <w:sz w:val="18"/>
+              </w:rPr>
+              <w:t>{{ equip_2_equipment }}</w:t>
+            </w:r>
+          </w:p>
+        </w:tc>
+        <w:tc>
+          <w:tcPr>
+            <w:tcW w:type="dxa" w:w="1872"/>
+          </w:tcPr>
+          <w:p>
+            <w:r>
+              <w:rPr>
+                <w:sz w:val="18"/>
+              </w:rPr>
+              <w:t>{{ equip_2_make }}</w:t>
+            </w:r>
+          </w:p>
+        </w:tc>
+        <w:tc>
+          <w:tcPr>
+            <w:tcW w:type="dxa" w:w="1872"/>
+          </w:tcPr>
+          <w:p>
+            <w:r>
+              <w:rPr>
+                <w:sz w:val="18"/>
+              </w:rPr>
+              <w:t>{{ equip_2_model }}</w:t>
+            </w:r>
+          </w:p>
+        </w:tc>
+        <w:tc>
+          <w:tcPr>
+            <w:tcW w:type="dxa" w:w="1872"/>
+          </w:tcPr>
+          <w:p>
+            <w:r>
+              <w:rPr>
+                <w:sz w:val="18"/>
+              </w:rPr>
+              <w:t>{{ equip_2_serial }}</w:t>
+            </w:r>
+          </w:p>
+        </w:tc>
+        <w:tc>
+          <w:tcPr>
+            <w:tcW w:type="dxa" w:w="1872"/>
+          </w:tcPr>
+          <w:p>
+            <w:r>
+              <w:rPr>
+                <w:sz w:val="18"/>
+              </w:rPr>
+              <w:t>{{ equip_2_calibration_date }}</w:t>
+            </w:r>
+          </w:p>
+        </w:tc>
+      </w:tr>
+      <w:tr>
+        <w:tc>
+          <w:tcPr>
+            <w:tcW w:type="dxa" w:w="1872"/>
+          </w:tcPr>
+          <w:p>
+            <w:r>
+              <w:rPr>
+                <w:sz w:val="18"/>
+              </w:rPr>
+              <w:t>{{ equip_3_equipment }}</w:t>
+            </w:r>
+          </w:p>
+        </w:tc>
+        <w:tc>
+          <w:tcPr>
+            <w:tcW w:type="dxa" w:w="1872"/>
+          </w:tcPr>
+          <w:p>
+            <w:r>
+              <w:rPr>
+                <w:sz w:val="18"/>
+              </w:rPr>
+              <w:t>{{ equip_3_make }}</w:t>
+            </w:r>
+          </w:p>
+        </w:tc>
+        <w:tc>
+          <w:tcPr>
+            <w:tcW w:type="dxa" w:w="1872"/>
+          </w:tcPr>
+          <w:p>
+            <w:r>
+              <w:rPr>
+                <w:sz w:val="18"/>
+              </w:rPr>
+              <w:t>{{ equip_3_model }}</w:t>
+            </w:r>
+          </w:p>
+        </w:tc>
+        <w:tc>
+          <w:tcPr>
+            <w:tcW w:type="dxa" w:w="1872"/>
+          </w:tcPr>
+          <w:p>
+            <w:r>
+              <w:rPr>
+                <w:sz w:val="18"/>
+              </w:rPr>
+              <w:t>{{ equip_3_serial }}</w:t>
+            </w:r>
+          </w:p>
+        </w:tc>
+        <w:tc>
+          <w:tcPr>
+            <w:tcW w:type="dxa" w:w="1872"/>
+          </w:tcPr>
+          <w:p>
+            <w:r>
+              <w:rPr>
+                <w:sz w:val="18"/>
+              </w:rPr>
+              <w:t>{{ equip_3_calibration_date }}</w:t>
+            </w:r>
+          </w:p>
+        </w:tc>
+      </w:tr>
+      <w:tr>
+        <w:tc>
+          <w:tcPr>
+            <w:tcW w:type="dxa" w:w="1872"/>
+          </w:tcPr>
+          <w:p>
+            <w:r>
+              <w:rPr>
+                <w:sz w:val="18"/>
+              </w:rPr>
+              <w:t>{{ equip_4_equipment }}</w:t>
+            </w:r>
+          </w:p>
+        </w:tc>
+        <w:tc>
+          <w:tcPr>
+            <w:tcW w:type="dxa" w:w="1872"/>
+          </w:tcPr>
+          <w:p>
+            <w:r>
+              <w:rPr>
+                <w:sz w:val="18"/>
+              </w:rPr>
+              <w:t>{{ equip_4_make }}</w:t>
+            </w:r>
+          </w:p>
+        </w:tc>
+        <w:tc>
+          <w:tcPr>
+            <w:tcW w:type="dxa" w:w="1872"/>
+          </w:tcPr>
+          <w:p>
+            <w:r>
+              <w:rPr>
+                <w:sz w:val="18"/>
+              </w:rPr>
+              <w:t>{{ equip_4_model }}</w:t>
+            </w:r>
+          </w:p>
+        </w:tc>
+        <w:tc>
+          <w:tcPr>
+            <w:tcW w:type="dxa" w:w="1872"/>
+          </w:tcPr>
+          <w:p>
+            <w:r>
+              <w:rPr>
+                <w:sz w:val="18"/>
+              </w:rPr>
+              <w:t>{{ equip_4_serial }}</w:t>
+            </w:r>
+          </w:p>
+        </w:tc>
+        <w:tc>
+          <w:tcPr>
+            <w:tcW w:type="dxa" w:w="1872"/>
+          </w:tcPr>
+          <w:p>
+            <w:r>
+              <w:rPr>
+                <w:sz w:val="18"/>
+              </w:rPr>
+              <w:t>{{ equip_4_calibration_date }}</w:t>
+            </w:r>
+          </w:p>
+        </w:tc>
+      </w:tr>
+      <w:tr>
+        <w:tc>
+          <w:tcPr>
+            <w:tcW w:type="dxa" w:w="1872"/>
+          </w:tcPr>
+          <w:p>
+            <w:r>
+              <w:rPr>
+                <w:sz w:val="18"/>
+              </w:rPr>
+              <w:t>{{ equip_5_equipment }}</w:t>
+            </w:r>
+          </w:p>
+        </w:tc>
+        <w:tc>
+          <w:tcPr>
+            <w:tcW w:type="dxa" w:w="1872"/>
+          </w:tcPr>
+          <w:p>
+            <w:r>
+              <w:rPr>
+                <w:sz w:val="18"/>
+              </w:rPr>
+              <w:t>{{ equip_5_make }}</w:t>
+            </w:r>
+          </w:p>
+        </w:tc>
+        <w:tc>
+          <w:tcPr>
+            <w:tcW w:type="dxa" w:w="1872"/>
+          </w:tcPr>
+          <w:p>
+            <w:r>
+              <w:rPr>
+                <w:sz w:val="18"/>
+              </w:rPr>
+              <w:t>{{ equip_5_model }}</w:t>
+            </w:r>
+          </w:p>
+        </w:tc>
+        <w:tc>
+          <w:tcPr>
+            <w:tcW w:type="dxa" w:w="1872"/>
+          </w:tcPr>
+          <w:p>
+            <w:r>
+              <w:rPr>
+                <w:sz w:val="18"/>
+              </w:rPr>
+              <w:t>{{ equip_5_serial }}</w:t>
+            </w:r>
+          </w:p>
+        </w:tc>
+        <w:tc>
+          <w:tcPr>
+            <w:tcW w:type="dxa" w:w="1872"/>
+          </w:tcPr>
+          <w:p>
+            <w:r>
+              <w:rPr>
+                <w:sz w:val="18"/>
+              </w:rPr>
+              <w:t>{{ equip_5_calibration_date }}</w:t>
+            </w:r>
+          </w:p>
+        </w:tc>
+      </w:tr>
+      <w:tr>
+        <w:tc>
+          <w:tcPr>
+            <w:tcW w:type="dxa" w:w="1872"/>
+          </w:tcPr>
+          <w:p>
+            <w:r>
+              <w:rPr>
+                <w:sz w:val="18"/>
+              </w:rPr>
+              <w:t>{{ equip_6_equipment }}</w:t>
+            </w:r>
+          </w:p>
+        </w:tc>
+        <w:tc>
+          <w:tcPr>
+            <w:tcW w:type="dxa" w:w="1872"/>
+          </w:tcPr>
+          <w:p>
+            <w:r>
+              <w:rPr>
+                <w:sz w:val="18"/>
+              </w:rPr>
+              <w:t>{{ equip_6_make }}</w:t>
+            </w:r>
+          </w:p>
+        </w:tc>
+        <w:tc>
+          <w:tcPr>
+            <w:tcW w:type="dxa" w:w="1872"/>
+          </w:tcPr>
+          <w:p>
+            <w:r>
+              <w:rPr>
+                <w:sz w:val="18"/>
+              </w:rPr>
+              <w:t>{{ equip_6_model }}</w:t>
+            </w:r>
+          </w:p>
+        </w:tc>
+        <w:tc>
+          <w:tcPr>
+            <w:tcW w:type="dxa" w:w="1872"/>
+          </w:tcPr>
+          <w:p>
+            <w:r>
+              <w:rPr>
+                <w:sz w:val="18"/>
+              </w:rPr>
+              <w:t>{{ equip_6_serial }}</w:t>
+            </w:r>
+          </w:p>
+        </w:tc>
+        <w:tc>
+          <w:tcPr>
+            <w:tcW w:type="dxa" w:w="1872"/>
+          </w:tcPr>
+          <w:p>
+            <w:r>
+              <w:rPr>
+                <w:sz w:val="18"/>
+              </w:rPr>
+              <w:t>{{ equip_6_calibration_date }}</w:t>
+            </w:r>
+          </w:p>
+        </w:tc>
+      </w:tr>
+    </w:tbl>
+    <w:p>
+      <w:pPr>
+        <w:spacing w:after="120"/>
+      </w:pPr>
+    </w:p>
+    <w:tbl>
+      <w:tblPr>
+        <w:tblStyle w:val="TableGrid"/>
+        <w:tblW w:type="auto" w:w="0"/>
+        <w:tblLook w:firstColumn="1" w:firstRow="1" w:lastColumn="0" w:lastRow="0" w:noHBand="0" w:noVBand="1" w:val="04A0"/>
+      </w:tblPr>
+      <w:tblGrid>
+        <w:gridCol w:w="3600"/>
+        <w:gridCol w:w="5760"/>
+      </w:tblGrid>
+      <w:tr>
+        <w:tc>
+          <w:tcPr>
+            <w:tcW w:type="dxa" w:w="4680"/>
+          </w:tcPr>
+          <w:p/>
+        </w:tc>
+        <w:tc>
+          <w:tcPr>
+            <w:tcW w:type="dxa" w:w="4680"/>
+          </w:tcPr>
+          <w:p/>
+        </w:tc>
+      </w:tr>
+      <w:tr>
+        <w:tc>
+          <w:tcPr>
+            <w:tcW w:type="dxa" w:w="9360"/>
+            <w:gridSpan w:val="2"/>
+            <w:shd w:val="clear" w:color="auto" w:fill="1A5276"/>
+          </w:tcPr>
+          <w:p>
+            <w:pPr>
+              <w:jc w:val="center"/>
+            </w:pPr>
+            <w:r>
+              <w:rPr>
+                <w:b/>
+                <w:color w:val="FFFFFF"/>
+                <w:sz w:val="20"/>
+              </w:rPr>
+              <w:t>SEQUENCE 2 — TIP OVER TEST</w:t>
+            </w:r>
+          </w:p>
+        </w:tc>
+      </w:tr>
+      <w:tr>
+        <w:tc>
+          <w:tcPr>
+            <w:tcW w:type="dxa" w:w="3600"/>
+            <w:shd w:val="clear" w:color="auto" w:fill="F0F0F0"/>
+          </w:tcPr>
+          <w:p>
+            <w:r>
+              <w:rPr>
+                <w:b/>
+                <w:sz w:val="18"/>
+              </w:rPr>
+              <w:t>Drop Height (in)</w:t>
+            </w:r>
+          </w:p>
+        </w:tc>
+        <w:tc>
+          <w:tcPr>
+            <w:tcW w:type="dxa" w:w="5760"/>
+          </w:tcPr>
+          <w:p>
+            <w:r>
+              <w:rPr>
+                <w:sz w:val="18"/>
+              </w:rPr>
+              <w:t>{{ seq2_height_inches }}</w:t>
+            </w:r>
+          </w:p>
+        </w:tc>
+      </w:tr>
+      <w:tr>
+        <w:tc>
+          <w:tcPr>
+            <w:tcW w:type="dxa" w:w="3600"/>
+            <w:shd w:val="clear" w:color="auto" w:fill="F0F0F0"/>
+          </w:tcPr>
+          <w:p>
+            <w:r>
+              <w:rPr>
+                <w:b/>
+                <w:sz w:val="18"/>
+              </w:rPr>
+              <w:t>Weight (lbs)</w:t>
+            </w:r>
+          </w:p>
+        </w:tc>
+        <w:tc>
+          <w:tcPr>
+            <w:tcW w:type="dxa" w:w="5760"/>
+          </w:tcPr>
+          <w:p>
+            <w:r>
+              <w:rPr>
+                <w:sz w:val="18"/>
+              </w:rPr>
+              <w:t>{{ seq2_weight_lbs }}</w:t>
+            </w:r>
+          </w:p>
+        </w:tc>
+      </w:tr>
+      <w:tr>
+        <w:tc>
+          <w:tcPr>
+            <w:tcW w:type="dxa" w:w="3600"/>
+            <w:shd w:val="clear" w:color="auto" w:fill="F0F0F0"/>
+          </w:tcPr>
+          <w:p>
+            <w:r>
+              <w:rPr>
+                <w:b/>
+                <w:sz w:val="18"/>
+              </w:rPr>
+              <w:t>Orientation</w:t>
+            </w:r>
+          </w:p>
+        </w:tc>
+        <w:tc>
+          <w:tcPr>
+            <w:tcW w:type="dxa" w:w="5760"/>
+          </w:tcPr>
+          <w:p>
+            <w:r>
+              <w:rPr>
+                <w:sz w:val="18"/>
+              </w:rPr>
+              <w:t>{{ seq2_orientation }}</w:t>
+            </w:r>
+          </w:p>
+        </w:tc>
+      </w:tr>
+      <w:tr>
+        <w:tc>
+          <w:tcPr>
+            <w:tcW w:type="dxa" w:w="3600"/>
+            <w:shd w:val="clear" w:color="auto" w:fill="F0F0F0"/>
+          </w:tcPr>
+          <w:p>
+            <w:r>
+              <w:rPr>
+                <w:b/>
+                <w:sz w:val="18"/>
+              </w:rPr>
+              <w:t>Number of Drops</w:t>
+            </w:r>
+          </w:p>
+        </w:tc>
+        <w:tc>
+          <w:tcPr>
+            <w:tcW w:type="dxa" w:w="5760"/>
+          </w:tcPr>
+          <w:p>
+            <w:r>
+              <w:rPr>
+                <w:sz w:val="18"/>
+              </w:rPr>
+              <w:t>{{ seq2_num_drops }}</w:t>
+            </w:r>
+          </w:p>
+        </w:tc>
+      </w:tr>
+      <w:tr>
+        <w:tc>
+          <w:tcPr>
+            <w:tcW w:type="dxa" w:w="3600"/>
+            <w:shd w:val="clear" w:color="auto" w:fill="F0F0F0"/>
+          </w:tcPr>
+          <w:p>
+            <w:r>
+              <w:rPr>
+                <w:b/>
+                <w:sz w:val="18"/>
+              </w:rPr>
+              <w:t>Result</w:t>
+            </w:r>
+          </w:p>
+        </w:tc>
+        <w:tc>
+          <w:tcPr>
+            <w:tcW w:type="dxa" w:w="5760"/>
+          </w:tcPr>
+          <w:p>
+            <w:r>
+              <w:rPr>
+                <w:sz w:val="18"/>
+              </w:rPr>
+              <w:t>{{ seq2_result }}</w:t>
+            </w:r>
+          </w:p>
+        </w:tc>
+      </w:tr>
+      <w:tr>
+        <w:tc>
+          <w:tcPr>
+            <w:tcW w:type="dxa" w:w="3600"/>
+            <w:shd w:val="clear" w:color="auto" w:fill="F0F0F0"/>
+          </w:tcPr>
+          <w:p>
+            <w:r>
+              <w:rPr>
+                <w:b/>
+                <w:sz w:val="18"/>
+              </w:rPr>
+              <w:t>Notes</w:t>
+            </w:r>
+          </w:p>
+        </w:tc>
+        <w:tc>
+          <w:tcPr>
+            <w:tcW w:type="dxa" w:w="5760"/>
+          </w:tcPr>
+          <w:p>
+            <w:r>
+              <w:rPr>
+                <w:sz w:val="18"/>
+              </w:rPr>
+              <w:t>{{ seq2_notes }}</w:t>
+            </w:r>
+          </w:p>
+        </w:tc>
+      </w:tr>
+    </w:tbl>
+    <w:tbl>
+      <w:tblPr>
+        <w:tblStyle w:val="TableGrid"/>
+        <w:tblW w:type="auto" w:w="0"/>
+        <w:tblLook w:firstColumn="1" w:firstRow="1" w:lastColumn="0" w:lastRow="0" w:noHBand="0" w:noVBand="1" w:val="04A0"/>
+      </w:tblPr>
+      <w:tblGrid>
+        <w:gridCol w:w="4680"/>
+        <w:gridCol w:w="4680"/>
+      </w:tblGrid>
+      <w:tr>
+        <w:tc>
+          <w:tcPr>
+            <w:tcW w:type="dxa" w:w="4680"/>
+          </w:tcPr>
+          <w:p/>
+        </w:tc>
+        <w:tc>
+          <w:tcPr>
+            <w:tcW w:type="dxa" w:w="4680"/>
+          </w:tcPr>
+          <w:p/>
+        </w:tc>
+      </w:tr>
+      <w:tr>
+        <w:tc>
+          <w:tcPr>
+            <w:tcW w:type="dxa" w:w="9360"/>
+            <w:gridSpan w:val="2"/>
+            <w:shd w:val="clear" w:color="auto" w:fill="1A5276"/>
+          </w:tcPr>
+          <w:p>
+            <w:pPr>
+              <w:jc w:val="center"/>
+            </w:pPr>
+            <w:r>
+              <w:rPr>
+                <w:b/>
+                <w:color w:val="FFFFFF"/>
+                <w:sz w:val="20"/>
+              </w:rPr>
+              <w:t>SEQUENCE 2 PHOTOS</w:t>
+            </w:r>
+          </w:p>
+        </w:tc>
+      </w:tr>
+      <w:tr>
+        <w:tc>
+          <w:tcPr>
+            <w:tcW w:type="dxa" w:w="4680"/>
+          </w:tcPr>
+          <w:p>
+            <w:pPr>
+              <w:jc w:val="center"/>
+            </w:pPr>
+            <w:r>
+              <w:rPr>
+                <w:color w:val="888888"/>
+                <w:sz w:val="16"/>
+              </w:rPr>
+              <w:t>[[ PHOTO:seq2_1 ]]</w:t>
+            </w:r>
+          </w:p>
+        </w:tc>
+        <w:tc>
+          <w:tcPr>
+            <w:tcW w:type="dxa" w:w="4680"/>
+          </w:tcPr>
+          <w:p>
+            <w:pPr>
+              <w:jc w:val="center"/>
+            </w:pPr>
+            <w:r>
+              <w:rPr>
+                <w:color w:val="888888"/>
+                <w:sz w:val="16"/>
+              </w:rPr>
+              <w:t>[[ PHOTO:seq2_2 ]]</w:t>
+            </w:r>
+          </w:p>
+        </w:tc>
+      </w:tr>
+    </w:tbl>
+    <w:p>
+      <w:pPr>
+        <w:spacing w:after="120"/>
+      </w:pPr>
+    </w:p>
+    <w:tbl>
+      <w:tblPr>
+        <w:tblStyle w:val="TableGrid"/>
+        <w:tblW w:type="auto" w:w="0"/>
+        <w:tblLook w:firstColumn="1" w:firstRow="1" w:lastColumn="0" w:lastRow="0" w:noHBand="0" w:noVBand="1" w:val="04A0"/>
+      </w:tblPr>
+      <w:tblGrid>
+        <w:gridCol w:w="3600"/>
+        <w:gridCol w:w="5760"/>
+      </w:tblGrid>
+      <w:tr>
+        <w:tc>
+          <w:tcPr>
+            <w:tcW w:type="dxa" w:w="4680"/>
+          </w:tcPr>
+          <w:p/>
+        </w:tc>
+        <w:tc>
+          <w:tcPr>
+            <w:tcW w:type="dxa" w:w="4680"/>
+          </w:tcPr>
+          <w:p/>
+        </w:tc>
+      </w:tr>
+      <w:tr>
+        <w:tc>
+          <w:tcPr>
+            <w:tcW w:type="dxa" w:w="9360"/>
+            <w:gridSpan w:val="2"/>
+            <w:shd w:val="clear" w:color="auto" w:fill="1A5276"/>
+          </w:tcPr>
+          <w:p>
+            <w:pPr>
+              <w:jc w:val="center"/>
+            </w:pPr>
+            <w:r>
+              <w:rPr>
+                <w:b/>
+                <w:color w:val="FFFFFF"/>
+                <w:sz w:val="20"/>
+              </w:rPr>
+              <w:t>SEQUENCE 3 — ROTATIONAL DROP TEST 1</w:t>
+            </w:r>
+          </w:p>
+        </w:tc>
+      </w:tr>
+      <w:tr>
+        <w:tc>
+          <w:tcPr>
+            <w:tcW w:type="dxa" w:w="3600"/>
+            <w:shd w:val="clear" w:color="auto" w:fill="F0F0F0"/>
+          </w:tcPr>
+          <w:p>
+            <w:r>
+              <w:rPr>
+                <w:b/>
+                <w:sz w:val="18"/>
+              </w:rPr>
+              <w:t>Drop Height (in)</w:t>
+            </w:r>
+          </w:p>
+        </w:tc>
+        <w:tc>
+          <w:tcPr>
+            <w:tcW w:type="dxa" w:w="5760"/>
+          </w:tcPr>
+          <w:p>
+            <w:r>
+              <w:rPr>
+                <w:sz w:val="18"/>
+              </w:rPr>
+              <w:t>{{ seq3_drop_height_inches }}</w:t>
+            </w:r>
+          </w:p>
+        </w:tc>
+      </w:tr>
+      <w:tr>
+        <w:tc>
+          <w:tcPr>
+            <w:tcW w:type="dxa" w:w="3600"/>
+            <w:shd w:val="clear" w:color="auto" w:fill="F0F0F0"/>
+          </w:tcPr>
+          <w:p>
+            <w:r>
+              <w:rPr>
+                <w:b/>
+                <w:sz w:val="18"/>
+              </w:rPr>
+              <w:t>Weight (lbs)</w:t>
+            </w:r>
+          </w:p>
+        </w:tc>
+        <w:tc>
+          <w:tcPr>
+            <w:tcW w:type="dxa" w:w="5760"/>
+          </w:tcPr>
+          <w:p>
+            <w:r>
+              <w:rPr>
+                <w:sz w:val="18"/>
+              </w:rPr>
+              <w:t>{{ seq3_weight_lbs }}</w:t>
+            </w:r>
+          </w:p>
+        </w:tc>
+      </w:tr>
+      <w:tr>
+        <w:tc>
+          <w:tcPr>
+            <w:tcW w:type="dxa" w:w="3600"/>
+            <w:shd w:val="clear" w:color="auto" w:fill="F0F0F0"/>
+          </w:tcPr>
+          <w:p>
+            <w:r>
+              <w:rPr>
+                <w:b/>
+                <w:sz w:val="18"/>
+              </w:rPr>
+              <w:t>Drop Orientations</w:t>
+            </w:r>
+          </w:p>
+        </w:tc>
+        <w:tc>
+          <w:tcPr>
+            <w:tcW w:type="dxa" w:w="5760"/>
+          </w:tcPr>
+          <w:p>
+            <w:r>
+              <w:rPr>
+                <w:sz w:val="18"/>
+              </w:rPr>
+              <w:t>{{ seq3_drop_orientations }}</w:t>
+            </w:r>
+          </w:p>
+        </w:tc>
+      </w:tr>
+      <w:tr>
+        <w:tc>
+          <w:tcPr>
+            <w:tcW w:type="dxa" w:w="3600"/>
+            <w:shd w:val="clear" w:color="auto" w:fill="F0F0F0"/>
+          </w:tcPr>
+          <w:p>
+            <w:r>
+              <w:rPr>
+                <w:b/>
+                <w:sz w:val="18"/>
+              </w:rPr>
+              <w:t>Number of Drops</w:t>
+            </w:r>
+          </w:p>
+        </w:tc>
+        <w:tc>
+          <w:tcPr>
+            <w:tcW w:type="dxa" w:w="5760"/>
+          </w:tcPr>
+          <w:p>
+            <w:r>
+              <w:rPr>
+                <w:sz w:val="18"/>
+              </w:rPr>
+              <w:t>{{ seq3_num_drops }}</w:t>
+            </w:r>
+          </w:p>
+        </w:tc>
+      </w:tr>
+      <w:tr>
+        <w:tc>
+          <w:tcPr>
+            <w:tcW w:type="dxa" w:w="3600"/>
+            <w:shd w:val="clear" w:color="auto" w:fill="F0F0F0"/>
+          </w:tcPr>
+          <w:p>
+            <w:r>
+              <w:rPr>
+                <w:b/>
+                <w:sz w:val="18"/>
+              </w:rPr>
+              <w:t>Result</w:t>
+            </w:r>
+          </w:p>
+        </w:tc>
+        <w:tc>
+          <w:tcPr>
+            <w:tcW w:type="dxa" w:w="5760"/>
+          </w:tcPr>
+          <w:p>
+            <w:r>
+              <w:rPr>
+                <w:sz w:val="18"/>
+              </w:rPr>
+              <w:t>{{ seq3_result }}</w:t>
+            </w:r>
+          </w:p>
+        </w:tc>
+      </w:tr>
+      <w:tr>
+        <w:tc>
+          <w:tcPr>
+            <w:tcW w:type="dxa" w:w="3600"/>
+            <w:shd w:val="clear" w:color="auto" w:fill="F0F0F0"/>
+          </w:tcPr>
+          <w:p>
+            <w:r>
+              <w:rPr>
+                <w:b/>
+                <w:sz w:val="18"/>
+              </w:rPr>
+              <w:t>Notes</w:t>
+            </w:r>
+          </w:p>
+        </w:tc>
+        <w:tc>
+          <w:tcPr>
+            <w:tcW w:type="dxa" w:w="5760"/>
+          </w:tcPr>
+          <w:p>
+            <w:r>
+              <w:rPr>
+                <w:sz w:val="18"/>
+              </w:rPr>
+              <w:t>{{ seq3_notes }}</w:t>
+            </w:r>
+          </w:p>
+        </w:tc>
+      </w:tr>
+    </w:tbl>
+    <w:tbl>
+      <w:tblPr>
+        <w:tblStyle w:val="TableGrid"/>
+        <w:tblW w:type="auto" w:w="0"/>
+        <w:tblLook w:firstColumn="1" w:firstRow="1" w:lastColumn="0" w:lastRow="0" w:noHBand="0" w:noVBand="1" w:val="04A0"/>
+      </w:tblPr>
+      <w:tblGrid>
+        <w:gridCol w:w="4680"/>
+        <w:gridCol w:w="4680"/>
+      </w:tblGrid>
+      <w:tr>
+        <w:tc>
+          <w:tcPr>
+            <w:tcW w:type="dxa" w:w="4680"/>
+          </w:tcPr>
+          <w:p/>
+        </w:tc>
+        <w:tc>
+          <w:tcPr>
+            <w:tcW w:type="dxa" w:w="4680"/>
+          </w:tcPr>
+          <w:p/>
+        </w:tc>
+      </w:tr>
+      <w:tr>
+        <w:tc>
+          <w:tcPr>
+            <w:tcW w:type="dxa" w:w="9360"/>
+            <w:gridSpan w:val="2"/>
+            <w:shd w:val="clear" w:color="auto" w:fill="1A5276"/>
+          </w:tcPr>
+          <w:p>
+            <w:pPr>
+              <w:jc w:val="center"/>
+            </w:pPr>
+            <w:r>
+              <w:rPr>
+                <w:b/>
+                <w:color w:val="FFFFFF"/>
+                <w:sz w:val="20"/>
+              </w:rPr>
+              <w:t>SEQUENCE 3 PHOTOS</w:t>
+            </w:r>
+          </w:p>
+        </w:tc>
+      </w:tr>
+      <w:tr>
+        <w:tc>
+          <w:tcPr>
+            <w:tcW w:type="dxa" w:w="4680"/>
+          </w:tcPr>
+          <w:p>
+            <w:pPr>
+              <w:jc w:val="center"/>
+            </w:pPr>
+            <w:r>
+              <w:rPr>
+                <w:color w:val="888888"/>
+                <w:sz w:val="16"/>
+              </w:rPr>
+              <w:t>[[ PHOTO:seq3_1 ]]</w:t>
+            </w:r>
+          </w:p>
+        </w:tc>
+        <w:tc>
+          <w:tcPr>
+            <w:tcW w:type="dxa" w:w="4680"/>
+          </w:tcPr>
+          <w:p>
+            <w:pPr>
+              <w:jc w:val="center"/>
+            </w:pPr>
+            <w:r>
+              <w:rPr>
+                <w:color w:val="888888"/>
+                <w:sz w:val="16"/>
+              </w:rPr>
+              <w:t>[[ PHOTO:seq3_2 ]]</w:t>
+            </w:r>
+          </w:p>
+        </w:tc>
+      </w:tr>
+    </w:tbl>
+    <w:p>
+      <w:pPr>
+        <w:spacing w:after="120"/>
+      </w:pPr>
+    </w:p>
+    <w:tbl>
+      <w:tblPr>
+        <w:tblStyle w:val="TableGrid"/>
+        <w:tblW w:type="auto" w:w="0"/>
+        <w:tblLook w:firstColumn="1" w:firstRow="1" w:lastColumn="0" w:lastRow="0" w:noHBand="0" w:noVBand="1" w:val="04A0"/>
+      </w:tblPr>
+      <w:tblGrid>
+        <w:gridCol w:w="3600"/>
+        <w:gridCol w:w="5760"/>
+      </w:tblGrid>
+      <w:tr>
+        <w:tc>
+          <w:tcPr>
+            <w:tcW w:type="dxa" w:w="4680"/>
+          </w:tcPr>
+          <w:p/>
+        </w:tc>
+        <w:tc>
+          <w:tcPr>
+            <w:tcW w:type="dxa" w:w="4680"/>
+          </w:tcPr>
+          <w:p/>
+        </w:tc>
+      </w:tr>
+      <w:tr>
+        <w:tc>
+          <w:tcPr>
+            <w:tcW w:type="dxa" w:w="9360"/>
+            <w:gridSpan w:val="2"/>
+            <w:shd w:val="clear" w:color="auto" w:fill="1A5276"/>
+          </w:tcPr>
+          <w:p>
+            <w:pPr>
+              <w:jc w:val="center"/>
+            </w:pPr>
+            <w:r>
+              <w:rPr>
+                <w:b/>
+                <w:color w:val="FFFFFF"/>
+                <w:sz w:val="20"/>
+              </w:rPr>
+              <w:t>SEQUENCE 4 — INCLINE IMPACT TEST 1</w:t>
+            </w:r>
+          </w:p>
+        </w:tc>
+      </w:tr>
+      <w:tr>
+        <w:tc>
+          <w:tcPr>
+            <w:tcW w:type="dxa" w:w="3600"/>
+            <w:shd w:val="clear" w:color="auto" w:fill="F0F0F0"/>
+          </w:tcPr>
+          <w:p>
+            <w:r>
+              <w:rPr>
+                <w:b/>
+                <w:sz w:val="18"/>
+              </w:rPr>
+              <w:t>Incline Angle (deg)</w:t>
+            </w:r>
+          </w:p>
+        </w:tc>
+        <w:tc>
+          <w:tcPr>
+            <w:tcW w:type="dxa" w:w="5760"/>
+          </w:tcPr>
+          <w:p>
+            <w:r>
+              <w:rPr>
+                <w:sz w:val="18"/>
+              </w:rPr>
+              <w:t>{{ seq4_incline_angle_degrees }}</w:t>
+            </w:r>
+          </w:p>
+        </w:tc>
+      </w:tr>
+      <w:tr>
+        <w:tc>
+          <w:tcPr>
+            <w:tcW w:type="dxa" w:w="3600"/>
+            <w:shd w:val="clear" w:color="auto" w:fill="F0F0F0"/>
+          </w:tcPr>
+          <w:p>
+            <w:r>
+              <w:rPr>
+                <w:b/>
+                <w:sz w:val="18"/>
+              </w:rPr>
+              <w:t>Weight (lbs)</w:t>
+            </w:r>
+          </w:p>
+        </w:tc>
+        <w:tc>
+          <w:tcPr>
+            <w:tcW w:type="dxa" w:w="5760"/>
+          </w:tcPr>
+          <w:p>
+            <w:r>
+              <w:rPr>
+                <w:sz w:val="18"/>
+              </w:rPr>
+              <w:t>{{ seq4_weight_lbs }}</w:t>
+            </w:r>
+          </w:p>
+        </w:tc>
+      </w:tr>
+      <w:tr>
+        <w:tc>
+          <w:tcPr>
+            <w:tcW w:type="dxa" w:w="3600"/>
+            <w:shd w:val="clear" w:color="auto" w:fill="F0F0F0"/>
+          </w:tcPr>
+          <w:p>
+            <w:r>
+              <w:rPr>
+                <w:b/>
+                <w:sz w:val="18"/>
+              </w:rPr>
+              <w:t>Impact Velocity (fps)</w:t>
+            </w:r>
+          </w:p>
+        </w:tc>
+        <w:tc>
+          <w:tcPr>
+            <w:tcW w:type="dxa" w:w="5760"/>
+          </w:tcPr>
+          <w:p>
+            <w:r>
+              <w:rPr>
+                <w:sz w:val="18"/>
+              </w:rPr>
+              <w:t>{{ seq4_impact_velocity_fps }}</w:t>
+            </w:r>
+          </w:p>
+        </w:tc>
+      </w:tr>
+      <w:tr>
+        <w:tc>
+          <w:tcPr>
+            <w:tcW w:type="dxa" w:w="3600"/>
+            <w:shd w:val="clear" w:color="auto" w:fill="F0F0F0"/>
+          </w:tcPr>
+          <w:p>
+            <w:r>
+              <w:rPr>
+                <w:b/>
+                <w:sz w:val="18"/>
+              </w:rPr>
+              <w:t>Number of Impacts</w:t>
+            </w:r>
+          </w:p>
+        </w:tc>
+        <w:tc>
+          <w:tcPr>
+            <w:tcW w:type="dxa" w:w="5760"/>
+          </w:tcPr>
+          <w:p>
+            <w:r>
+              <w:rPr>
+                <w:sz w:val="18"/>
+              </w:rPr>
+              <w:t>{{ seq4_num_impacts }}</w:t>
+            </w:r>
+          </w:p>
+        </w:tc>
+      </w:tr>
+      <w:tr>
+        <w:tc>
+          <w:tcPr>
+            <w:tcW w:type="dxa" w:w="3600"/>
+            <w:shd w:val="clear" w:color="auto" w:fill="F0F0F0"/>
+          </w:tcPr>
+          <w:p>
+            <w:r>
+              <w:rPr>
+                <w:b/>
+                <w:sz w:val="18"/>
+              </w:rPr>
+              <w:t>Result</w:t>
+            </w:r>
+          </w:p>
+        </w:tc>
+        <w:tc>
+          <w:tcPr>
+            <w:tcW w:type="dxa" w:w="5760"/>
+          </w:tcPr>
+          <w:p>
+            <w:r>
+              <w:rPr>
+                <w:sz w:val="18"/>
+              </w:rPr>
+              <w:t>{{ seq4_result }}</w:t>
+            </w:r>
+          </w:p>
+        </w:tc>
+      </w:tr>
+      <w:tr>
+        <w:tc>
+          <w:tcPr>
+            <w:tcW w:type="dxa" w:w="3600"/>
+            <w:shd w:val="clear" w:color="auto" w:fill="F0F0F0"/>
+          </w:tcPr>
+          <w:p>
+            <w:r>
+              <w:rPr>
+                <w:b/>
+                <w:sz w:val="18"/>
+              </w:rPr>
+              <w:t>Notes</w:t>
+            </w:r>
+          </w:p>
+        </w:tc>
+        <w:tc>
+          <w:tcPr>
+            <w:tcW w:type="dxa" w:w="5760"/>
+          </w:tcPr>
+          <w:p>
+            <w:r>
+              <w:rPr>
+                <w:sz w:val="18"/>
+              </w:rPr>
+              <w:t>{{ seq4_notes }}</w:t>
+            </w:r>
+          </w:p>
+        </w:tc>
+      </w:tr>
+    </w:tbl>
+    <w:tbl>
+      <w:tblPr>
+        <w:tblStyle w:val="TableGrid"/>
+        <w:tblW w:type="auto" w:w="0"/>
+        <w:tblLook w:firstColumn="1" w:firstRow="1" w:lastColumn="0" w:lastRow="0" w:noHBand="0" w:noVBand="1" w:val="04A0"/>
+      </w:tblPr>
+      <w:tblGrid>
+        <w:gridCol w:w="4680"/>
+        <w:gridCol w:w="4680"/>
+      </w:tblGrid>
+      <w:tr>
+        <w:tc>
+          <w:tcPr>
+            <w:tcW w:type="dxa" w:w="4680"/>
+          </w:tcPr>
+          <w:p/>
+        </w:tc>
+        <w:tc>
+          <w:tcPr>
+            <w:tcW w:type="dxa" w:w="4680"/>
+          </w:tcPr>
+          <w:p/>
+        </w:tc>
+      </w:tr>
+      <w:tr>
+        <w:tc>
+          <w:tcPr>
+            <w:tcW w:type="dxa" w:w="9360"/>
+            <w:gridSpan w:val="2"/>
+            <w:shd w:val="clear" w:color="auto" w:fill="1A5276"/>
+          </w:tcPr>
+          <w:p>
+            <w:pPr>
+              <w:jc w:val="center"/>
+            </w:pPr>
+            <w:r>
+              <w:rPr>
+                <w:b/>
+                <w:color w:val="FFFFFF"/>
+                <w:sz w:val="20"/>
+              </w:rPr>
+              <w:t>SEQUENCE 4 PHOTOS</w:t>
+            </w:r>
+          </w:p>
+        </w:tc>
+      </w:tr>
+      <w:tr>
+        <w:tc>
+          <w:tcPr>
+            <w:tcW w:type="dxa" w:w="4680"/>
+          </w:tcPr>
+          <w:p>
+            <w:pPr>
+              <w:jc w:val="center"/>
+            </w:pPr>
+            <w:r>
+              <w:rPr>
+                <w:color w:val="888888"/>
+                <w:sz w:val="16"/>
+              </w:rPr>
+              <w:t>[[ PHOTO:seq4_1 ]]</w:t>
+            </w:r>
+          </w:p>
+        </w:tc>
+        <w:tc>
+          <w:tcPr>
+            <w:tcW w:type="dxa" w:w="4680"/>
+          </w:tcPr>
+          <w:p>
+            <w:pPr>
+              <w:jc w:val="center"/>
+            </w:pPr>
+            <w:r>
+              <w:rPr>
+                <w:color w:val="888888"/>
+                <w:sz w:val="16"/>
+              </w:rPr>
+              <w:t>[[ PHOTO:seq4_2 ]]</w:t>
+            </w:r>
+          </w:p>
+        </w:tc>
+      </w:tr>
+    </w:tbl>
+    <w:p>
+      <w:pPr>
+        <w:spacing w:after="120"/>
+      </w:pPr>
+    </w:p>
+    <w:tbl>
+      <w:tblPr>
+        <w:tblStyle w:val="TableGrid"/>
+        <w:tblW w:type="auto" w:w="0"/>
+        <w:tblLook w:firstColumn="1" w:firstRow="1" w:lastColumn="0" w:lastRow="0" w:noHBand="0" w:noVBand="1" w:val="04A0"/>
+      </w:tblPr>
+      <w:tblGrid>
+        <w:gridCol w:w="3600"/>
+        <w:gridCol w:w="5760"/>
+      </w:tblGrid>
+      <w:tr>
+        <w:tc>
+          <w:tcPr>
+            <w:tcW w:type="dxa" w:w="4680"/>
+          </w:tcPr>
+          <w:p/>
+        </w:tc>
+        <w:tc>
+          <w:tcPr>
+            <w:tcW w:type="dxa" w:w="4680"/>
+          </w:tcPr>
+          <w:p/>
+        </w:tc>
+      </w:tr>
+      <w:tr>
+        <w:tc>
+          <w:tcPr>
+            <w:tcW w:type="dxa" w:w="9360"/>
+            <w:gridSpan w:val="2"/>
+            <w:shd w:val="clear" w:color="auto" w:fill="1A5276"/>
+          </w:tcPr>
+          <w:p>
+            <w:pPr>
+              <w:jc w:val="center"/>
+            </w:pPr>
+            <w:r>
+              <w:rPr>
+                <w:b/>
+                <w:color w:val="FFFFFF"/>
+                <w:sz w:val="20"/>
+              </w:rPr>
+              <w:t>SEQUENCE 5 — VIBRATION TEST</w:t>
+            </w:r>
+          </w:p>
+        </w:tc>
+      </w:tr>
+      <w:tr>
+        <w:tc>
+          <w:tcPr>
+            <w:tcW w:type="dxa" w:w="3600"/>
+            <w:shd w:val="clear" w:color="auto" w:fill="F0F0F0"/>
+          </w:tcPr>
+          <w:p>
+            <w:r>
+              <w:rPr>
+                <w:b/>
+                <w:sz w:val="18"/>
+              </w:rPr>
+              <w:t>Duration (min)</w:t>
+            </w:r>
+          </w:p>
+        </w:tc>
+        <w:tc>
+          <w:tcPr>
+            <w:tcW w:type="dxa" w:w="5760"/>
+          </w:tcPr>
+          <w:p>
+            <w:r>
+              <w:rPr>
+                <w:sz w:val="18"/>
+              </w:rPr>
+              <w:t>{{ seq5_duration_minutes }}</w:t>
+            </w:r>
+          </w:p>
+        </w:tc>
+      </w:tr>
+      <w:tr>
+        <w:tc>
+          <w:tcPr>
+            <w:tcW w:type="dxa" w:w="3600"/>
+            <w:shd w:val="clear" w:color="auto" w:fill="F0F0F0"/>
+          </w:tcPr>
+          <w:p>
+            <w:r>
+              <w:rPr>
+                <w:b/>
+                <w:sz w:val="18"/>
+              </w:rPr>
+              <w:t>PSD Profile</w:t>
+            </w:r>
+          </w:p>
+        </w:tc>
+        <w:tc>
+          <w:tcPr>
+            <w:tcW w:type="dxa" w:w="5760"/>
+          </w:tcPr>
+          <w:p>
+            <w:r>
+              <w:rPr>
+                <w:sz w:val="18"/>
+              </w:rPr>
+              <w:t>{{ seq5_psd_profile }}</w:t>
+            </w:r>
+          </w:p>
+        </w:tc>
+      </w:tr>
+      <w:tr>
+        <w:tc>
+          <w:tcPr>
+            <w:tcW w:type="dxa" w:w="3600"/>
+            <w:shd w:val="clear" w:color="auto" w:fill="F0F0F0"/>
+          </w:tcPr>
+          <w:p>
+            <w:r>
+              <w:rPr>
+                <w:b/>
+                <w:sz w:val="18"/>
+              </w:rPr>
+              <w:t>Peak G</w:t>
+            </w:r>
+          </w:p>
+        </w:tc>
+        <w:tc>
+          <w:tcPr>
+            <w:tcW w:type="dxa" w:w="5760"/>
+          </w:tcPr>
+          <w:p>
+            <w:r>
+              <w:rPr>
+                <w:sz w:val="18"/>
+              </w:rPr>
+              <w:t>{{ seq5_peak_g }}</w:t>
+            </w:r>
+          </w:p>
+        </w:tc>
+      </w:tr>
+      <w:tr>
+        <w:tc>
+          <w:tcPr>
+            <w:tcW w:type="dxa" w:w="3600"/>
+            <w:shd w:val="clear" w:color="auto" w:fill="F0F0F0"/>
+          </w:tcPr>
+          <w:p>
+            <w:r>
+              <w:rPr>
+                <w:b/>
+                <w:sz w:val="18"/>
+              </w:rPr>
+              <w:t>Frequency Range (Hz)</w:t>
+            </w:r>
+          </w:p>
+        </w:tc>
+        <w:tc>
+          <w:tcPr>
+            <w:tcW w:type="dxa" w:w="5760"/>
+          </w:tcPr>
+          <w:p>
+            <w:r>
+              <w:rPr>
+                <w:sz w:val="18"/>
+              </w:rPr>
+              <w:t>{{ seq5_frequency_range_hz }}</w:t>
+            </w:r>
+          </w:p>
+        </w:tc>
+      </w:tr>
+      <w:tr>
+        <w:tc>
+          <w:tcPr>
+            <w:tcW w:type="dxa" w:w="3600"/>
+            <w:shd w:val="clear" w:color="auto" w:fill="F0F0F0"/>
+          </w:tcPr>
+          <w:p>
+            <w:r>
+              <w:rPr>
+                <w:b/>
+                <w:sz w:val="18"/>
+              </w:rPr>
+              <w:t>Result</w:t>
+            </w:r>
+          </w:p>
+        </w:tc>
+        <w:tc>
+          <w:tcPr>
+            <w:tcW w:type="dxa" w:w="5760"/>
+          </w:tcPr>
+          <w:p>
+            <w:r>
+              <w:rPr>
+                <w:sz w:val="18"/>
+              </w:rPr>
+              <w:t>{{ seq5_result }}</w:t>
+            </w:r>
+          </w:p>
+        </w:tc>
+      </w:tr>
+      <w:tr>
+        <w:tc>
+          <w:tcPr>
+            <w:tcW w:type="dxa" w:w="3600"/>
+            <w:shd w:val="clear" w:color="auto" w:fill="F0F0F0"/>
+          </w:tcPr>
+          <w:p>
+            <w:r>
+              <w:rPr>
+                <w:b/>
+                <w:sz w:val="18"/>
+              </w:rPr>
+              <w:t>Notes</w:t>
+            </w:r>
+          </w:p>
+        </w:tc>
+        <w:tc>
+          <w:tcPr>
+            <w:tcW w:type="dxa" w:w="5760"/>
+          </w:tcPr>
+          <w:p>
+            <w:r>
+              <w:rPr>
+                <w:sz w:val="18"/>
+              </w:rPr>
+              <w:t>{{ seq5_notes }}</w:t>
+            </w:r>
+          </w:p>
+        </w:tc>
+      </w:tr>
+    </w:tbl>
+    <w:p>
+      <w:pPr>
+        <w:spacing w:after="120"/>
+      </w:pPr>
+    </w:p>
+    <w:tbl>
+      <w:tblPr>
+        <w:tblStyle w:val="TableGrid"/>
+        <w:tblW w:type="auto" w:w="0"/>
+        <w:tblLook w:firstColumn="1" w:firstRow="1" w:lastColumn="0" w:lastRow="0" w:noHBand="0" w:noVBand="1" w:val="04A0"/>
+      </w:tblPr>
+      <w:tblGrid>
+        <w:gridCol w:w="3600"/>
+        <w:gridCol w:w="5760"/>
+      </w:tblGrid>
+      <w:tr>
+        <w:tc>
+          <w:tcPr>
+            <w:tcW w:type="dxa" w:w="4680"/>
+          </w:tcPr>
+          <w:p/>
+        </w:tc>
+        <w:tc>
+          <w:tcPr>
+            <w:tcW w:type="dxa" w:w="4680"/>
+          </w:tcPr>
+          <w:p/>
+        </w:tc>
+      </w:tr>
+      <w:tr>
+        <w:tc>
+          <w:tcPr>
+            <w:tcW w:type="dxa" w:w="9360"/>
+            <w:gridSpan w:val="2"/>
+            <w:shd w:val="clear" w:color="auto" w:fill="1A5276"/>
+          </w:tcPr>
+          <w:p>
+            <w:pPr>
+              <w:jc w:val="center"/>
+            </w:pPr>
+            <w:r>
+              <w:rPr>
+                <w:b/>
+                <w:color w:val="FFFFFF"/>
+                <w:sz w:val="20"/>
+              </w:rPr>
+              <w:t>SEQUENCE 6 — ROTATIONAL DROP TEST 2</w:t>
+            </w:r>
+          </w:p>
+        </w:tc>
+      </w:tr>
+      <w:tr>
+        <w:tc>
+          <w:tcPr>
+            <w:tcW w:type="dxa" w:w="3600"/>
+            <w:shd w:val="clear" w:color="auto" w:fill="F0F0F0"/>
+          </w:tcPr>
+          <w:p>
+            <w:r>
+              <w:rPr>
+                <w:b/>
+                <w:sz w:val="18"/>
+              </w:rPr>
+              <w:t>Drop Height (in)</w:t>
+            </w:r>
+          </w:p>
+        </w:tc>
+        <w:tc>
+          <w:tcPr>
+            <w:tcW w:type="dxa" w:w="5760"/>
+          </w:tcPr>
+          <w:p>
+            <w:r>
+              <w:rPr>
+                <w:sz w:val="18"/>
+              </w:rPr>
+              <w:t>{{ seq6_drop_height_inches }}</w:t>
+            </w:r>
+          </w:p>
+        </w:tc>
+      </w:tr>
+      <w:tr>
+        <w:tc>
+          <w:tcPr>
+            <w:tcW w:type="dxa" w:w="3600"/>
+            <w:shd w:val="clear" w:color="auto" w:fill="F0F0F0"/>
+          </w:tcPr>
+          <w:p>
+            <w:r>
+              <w:rPr>
+                <w:b/>
+                <w:sz w:val="18"/>
+              </w:rPr>
+              <w:t>Weight (lbs)</w:t>
+            </w:r>
+          </w:p>
+        </w:tc>
+        <w:tc>
+          <w:tcPr>
+            <w:tcW w:type="dxa" w:w="5760"/>
+          </w:tcPr>
+          <w:p>
+            <w:r>
+              <w:rPr>
+                <w:sz w:val="18"/>
+              </w:rPr>
+              <w:t>{{ seq6_weight_lbs }}</w:t>
+            </w:r>
+          </w:p>
+        </w:tc>
+      </w:tr>
+      <w:tr>
+        <w:tc>
+          <w:tcPr>
+            <w:tcW w:type="dxa" w:w="3600"/>
+            <w:shd w:val="clear" w:color="auto" w:fill="F0F0F0"/>
+          </w:tcPr>
+          <w:p>
+            <w:r>
+              <w:rPr>
+                <w:b/>
+                <w:sz w:val="18"/>
+              </w:rPr>
+              <w:t>Drop Orientations</w:t>
+            </w:r>
+          </w:p>
+        </w:tc>
+        <w:tc>
+          <w:tcPr>
+            <w:tcW w:type="dxa" w:w="5760"/>
+          </w:tcPr>
+          <w:p>
+            <w:r>
+              <w:rPr>
+                <w:sz w:val="18"/>
+              </w:rPr>
+              <w:t>{{ seq6_drop_orientations }}</w:t>
+            </w:r>
+          </w:p>
+        </w:tc>
+      </w:tr>
+      <w:tr>
+        <w:tc>
+          <w:tcPr>
+            <w:tcW w:type="dxa" w:w="3600"/>
+            <w:shd w:val="clear" w:color="auto" w:fill="F0F0F0"/>
+          </w:tcPr>
+          <w:p>
+            <w:r>
+              <w:rPr>
+                <w:b/>
+                <w:sz w:val="18"/>
+              </w:rPr>
+              <w:t>Number of Drops</w:t>
+            </w:r>
+          </w:p>
+        </w:tc>
+        <w:tc>
+          <w:tcPr>
+            <w:tcW w:type="dxa" w:w="5760"/>
+          </w:tcPr>
+          <w:p>
+            <w:r>
+              <w:rPr>
+                <w:sz w:val="18"/>
+              </w:rPr>
+              <w:t>{{ seq6_num_drops }}</w:t>
+            </w:r>
+          </w:p>
+        </w:tc>
+      </w:tr>
+      <w:tr>
+        <w:tc>
+          <w:tcPr>
+            <w:tcW w:type="dxa" w:w="3600"/>
+            <w:shd w:val="clear" w:color="auto" w:fill="F0F0F0"/>
+          </w:tcPr>
+          <w:p>
+            <w:r>
+              <w:rPr>
+                <w:b/>
+                <w:sz w:val="18"/>
+              </w:rPr>
+              <w:t>Result</w:t>
+            </w:r>
+          </w:p>
+        </w:tc>
+        <w:tc>
+          <w:tcPr>
+            <w:tcW w:type="dxa" w:w="5760"/>
+          </w:tcPr>
+          <w:p>
+            <w:r>
+              <w:rPr>
+                <w:sz w:val="18"/>
+              </w:rPr>
+              <w:t>{{ seq6_result }}</w:t>
+            </w:r>
+          </w:p>
+        </w:tc>
+      </w:tr>
+      <w:tr>
+        <w:tc>
+          <w:tcPr>
+            <w:tcW w:type="dxa" w:w="3600"/>
+            <w:shd w:val="clear" w:color="auto" w:fill="F0F0F0"/>
+          </w:tcPr>
+          <w:p>
+            <w:r>
+              <w:rPr>
+                <w:b/>
+                <w:sz w:val="18"/>
+              </w:rPr>
+              <w:t>Notes</w:t>
+            </w:r>
+          </w:p>
+        </w:tc>
+        <w:tc>
+          <w:tcPr>
+            <w:tcW w:type="dxa" w:w="5760"/>
+          </w:tcPr>
+          <w:p>
+            <w:r>
+              <w:rPr>
+                <w:sz w:val="18"/>
+              </w:rPr>
+              <w:t>{{ seq6_notes }}</w:t>
+            </w:r>
+          </w:p>
+        </w:tc>
+      </w:tr>
+    </w:tbl>
+    <w:tbl>
+      <w:tblPr>
+        <w:tblStyle w:val="TableGrid"/>
+        <w:tblW w:type="auto" w:w="0"/>
+        <w:tblLook w:firstColumn="1" w:firstRow="1" w:lastColumn="0" w:lastRow="0" w:noHBand="0" w:noVBand="1" w:val="04A0"/>
+      </w:tblPr>
+      <w:tblGrid>
+        <w:gridCol w:w="4680"/>
+        <w:gridCol w:w="4680"/>
+      </w:tblGrid>
+      <w:tr>
+        <w:tc>
+          <w:tcPr>
+            <w:tcW w:type="dxa" w:w="4680"/>
+          </w:tcPr>
+          <w:p/>
+        </w:tc>
+        <w:tc>
+          <w:tcPr>
+            <w:tcW w:type="dxa" w:w="4680"/>
+          </w:tcPr>
+          <w:p/>
+        </w:tc>
+      </w:tr>
+      <w:tr>
+        <w:tc>
+          <w:tcPr>
+            <w:tcW w:type="dxa" w:w="9360"/>
+            <w:gridSpan w:val="2"/>
+            <w:shd w:val="clear" w:color="auto" w:fill="1A5276"/>
+          </w:tcPr>
+          <w:p>
+            <w:pPr>
+              <w:jc w:val="center"/>
+            </w:pPr>
+            <w:r>
+              <w:rPr>
+                <w:b/>
+                <w:color w:val="FFFFFF"/>
+                <w:sz w:val="20"/>
+              </w:rPr>
+              <w:t>SEQUENCE 6 PHOTOS</w:t>
+            </w:r>
+          </w:p>
+        </w:tc>
+      </w:tr>
+      <w:tr>
+        <w:tc>
+          <w:tcPr>
+            <w:tcW w:type="dxa" w:w="4680"/>
+          </w:tcPr>
+          <w:p>
+            <w:pPr>
+              <w:jc w:val="center"/>
+            </w:pPr>
+            <w:r>
+              <w:rPr>
+                <w:color w:val="888888"/>
+                <w:sz w:val="16"/>
+              </w:rPr>
+              <w:t>[[ PHOTO:seq6_1 ]]</w:t>
+            </w:r>
+          </w:p>
+        </w:tc>
+        <w:tc>
+          <w:tcPr>
+            <w:tcW w:type="dxa" w:w="4680"/>
+          </w:tcPr>
+          <w:p>
+            <w:pPr>
+              <w:jc w:val="center"/>
+            </w:pPr>
+            <w:r>
+              <w:rPr>
+                <w:color w:val="888888"/>
+                <w:sz w:val="16"/>
+              </w:rPr>
+              <w:t>[[ PHOTO:seq6_2 ]]</w:t>
+            </w:r>
+          </w:p>
+        </w:tc>
+      </w:tr>
+    </w:tbl>
+    <w:p>
+      <w:pPr>
+        <w:spacing w:after="120"/>
+      </w:pPr>
+    </w:p>
+    <w:tbl>
+      <w:tblPr>
+        <w:tblStyle w:val="TableGrid"/>
+        <w:tblW w:type="auto" w:w="0"/>
+        <w:tblLook w:firstColumn="1" w:firstRow="1" w:lastColumn="0" w:lastRow="0" w:noHBand="0" w:noVBand="1" w:val="04A0"/>
+      </w:tblPr>
+      <w:tblGrid>
+        <w:gridCol w:w="3600"/>
+        <w:gridCol w:w="5760"/>
+      </w:tblGrid>
+      <w:tr>
+        <w:tc>
+          <w:tcPr>
+            <w:tcW w:type="dxa" w:w="4680"/>
+          </w:tcPr>
+          <w:p/>
+        </w:tc>
+        <w:tc>
+          <w:tcPr>
+            <w:tcW w:type="dxa" w:w="4680"/>
+          </w:tcPr>
+          <w:p/>
+        </w:tc>
+      </w:tr>
+      <w:tr>
+        <w:tc>
+          <w:tcPr>
+            <w:tcW w:type="dxa" w:w="9360"/>
+            <w:gridSpan w:val="2"/>
+            <w:shd w:val="clear" w:color="auto" w:fill="1A5276"/>
+          </w:tcPr>
+          <w:p>
+            <w:pPr>
+              <w:jc w:val="center"/>
+            </w:pPr>
+            <w:r>
+              <w:rPr>
+                <w:b/>
+                <w:color w:val="FFFFFF"/>
+                <w:sz w:val="20"/>
+              </w:rPr>
+              <w:t>SEQUENCE 7 — INCLINE IMPACT TEST 2</w:t>
+            </w:r>
+          </w:p>
+        </w:tc>
+      </w:tr>
+      <w:tr>
+        <w:tc>
+          <w:tcPr>
+            <w:tcW w:type="dxa" w:w="3600"/>
+            <w:shd w:val="clear" w:color="auto" w:fill="F0F0F0"/>
+          </w:tcPr>
+          <w:p>
+            <w:r>
+              <w:rPr>
+                <w:b/>
+                <w:sz w:val="18"/>
+              </w:rPr>
+              <w:t>Incline Angle (deg)</w:t>
+            </w:r>
+          </w:p>
+        </w:tc>
+        <w:tc>
+          <w:tcPr>
+            <w:tcW w:type="dxa" w:w="5760"/>
+          </w:tcPr>
+          <w:p>
+            <w:r>
+              <w:rPr>
+                <w:sz w:val="18"/>
+              </w:rPr>
+              <w:t>{{ seq7_incline_angle_degrees }}</w:t>
+            </w:r>
+          </w:p>
+        </w:tc>
+      </w:tr>
+      <w:tr>
+        <w:tc>
+          <w:tcPr>
+            <w:tcW w:type="dxa" w:w="3600"/>
+            <w:shd w:val="clear" w:color="auto" w:fill="F0F0F0"/>
+          </w:tcPr>
+          <w:p>
+            <w:r>
+              <w:rPr>
+                <w:b/>
+                <w:sz w:val="18"/>
+              </w:rPr>
+              <w:t>Weight (lbs)</w:t>
+            </w:r>
+          </w:p>
+        </w:tc>
+        <w:tc>
+          <w:tcPr>
+            <w:tcW w:type="dxa" w:w="5760"/>
+          </w:tcPr>
+          <w:p>
+            <w:r>
+              <w:rPr>
+                <w:sz w:val="18"/>
+              </w:rPr>
+              <w:t>{{ seq7_weight_lbs }}</w:t>
+            </w:r>
+          </w:p>
+        </w:tc>
+      </w:tr>
+      <w:tr>
+        <w:tc>
+          <w:tcPr>
+            <w:tcW w:type="dxa" w:w="3600"/>
+            <w:shd w:val="clear" w:color="auto" w:fill="F0F0F0"/>
+          </w:tcPr>
+          <w:p>
+            <w:r>
+              <w:rPr>
+                <w:b/>
+                <w:sz w:val="18"/>
+              </w:rPr>
+              <w:t>Impact Velocity (fps)</w:t>
+            </w:r>
+          </w:p>
+        </w:tc>
+        <w:tc>
+          <w:tcPr>
+            <w:tcW w:type="dxa" w:w="5760"/>
+          </w:tcPr>
+          <w:p>
+            <w:r>
+              <w:rPr>
+                <w:sz w:val="18"/>
+              </w:rPr>
+              <w:t>{{ seq7_impact_velocity_fps }}</w:t>
+            </w:r>
+          </w:p>
+        </w:tc>
+      </w:tr>
+      <w:tr>
+        <w:tc>
+          <w:tcPr>
+            <w:tcW w:type="dxa" w:w="3600"/>
+            <w:shd w:val="clear" w:color="auto" w:fill="F0F0F0"/>
+          </w:tcPr>
+          <w:p>
+            <w:r>
+              <w:rPr>
+                <w:b/>
+                <w:sz w:val="18"/>
+              </w:rPr>
+              <w:t>Number of Impacts</w:t>
+            </w:r>
+          </w:p>
+        </w:tc>
+        <w:tc>
+          <w:tcPr>
+            <w:tcW w:type="dxa" w:w="5760"/>
+          </w:tcPr>
+          <w:p>
+            <w:r>
+              <w:rPr>
+                <w:sz w:val="18"/>
+              </w:rPr>
+              <w:t>{{ seq7_num_impacts }}</w:t>
+            </w:r>
+          </w:p>
+        </w:tc>
+      </w:tr>
+      <w:tr>
+        <w:tc>
+          <w:tcPr>
+            <w:tcW w:type="dxa" w:w="3600"/>
+            <w:shd w:val="clear" w:color="auto" w:fill="F0F0F0"/>
+          </w:tcPr>
+          <w:p>
+            <w:r>
+              <w:rPr>
+                <w:b/>
+                <w:sz w:val="18"/>
+              </w:rPr>
+              <w:t>Result</w:t>
+            </w:r>
+          </w:p>
+        </w:tc>
+        <w:tc>
+          <w:tcPr>
+            <w:tcW w:type="dxa" w:w="5760"/>
+          </w:tcPr>
+          <w:p>
+            <w:r>
+              <w:rPr>
+                <w:sz w:val="18"/>
+              </w:rPr>
+              <w:t>{{ seq7_result }}</w:t>
+            </w:r>
+          </w:p>
+        </w:tc>
+      </w:tr>
+      <w:tr>
+        <w:tc>
+          <w:tcPr>
+            <w:tcW w:type="dxa" w:w="3600"/>
+            <w:shd w:val="clear" w:color="auto" w:fill="F0F0F0"/>
+          </w:tcPr>
+          <w:p>
+            <w:r>
+              <w:rPr>
+                <w:b/>
+                <w:sz w:val="18"/>
+              </w:rPr>
+              <w:t>Notes</w:t>
+            </w:r>
+          </w:p>
+        </w:tc>
+        <w:tc>
+          <w:tcPr>
+            <w:tcW w:type="dxa" w:w="5760"/>
+          </w:tcPr>
+          <w:p>
+            <w:r>
+              <w:rPr>
+                <w:sz w:val="18"/>
+              </w:rPr>
+              <w:t>{{ seq7_notes }}</w:t>
+            </w:r>
+          </w:p>
+        </w:tc>
+      </w:tr>
+    </w:tbl>
+    <w:tbl>
+      <w:tblPr>
+        <w:tblStyle w:val="TableGrid"/>
+        <w:tblW w:type="auto" w:w="0"/>
+        <w:tblLook w:firstColumn="1" w:firstRow="1" w:lastColumn="0" w:lastRow="0" w:noHBand="0" w:noVBand="1" w:val="04A0"/>
+      </w:tblPr>
+      <w:tblGrid>
+        <w:gridCol w:w="4680"/>
+        <w:gridCol w:w="4680"/>
+      </w:tblGrid>
+      <w:tr>
+        <w:tc>
+          <w:tcPr>
+            <w:tcW w:type="dxa" w:w="4680"/>
+          </w:tcPr>
+          <w:p/>
+        </w:tc>
+        <w:tc>
+          <w:tcPr>
+            <w:tcW w:type="dxa" w:w="4680"/>
+          </w:tcPr>
+          <w:p/>
+        </w:tc>
+      </w:tr>
+      <w:tr>
+        <w:tc>
+          <w:tcPr>
+            <w:tcW w:type="dxa" w:w="9360"/>
+            <w:gridSpan w:val="2"/>
+            <w:shd w:val="clear" w:color="auto" w:fill="1A5276"/>
+          </w:tcPr>
+          <w:p>
+            <w:pPr>
+              <w:jc w:val="center"/>
+            </w:pPr>
+            <w:r>
+              <w:rPr>
+                <w:b/>
+                <w:color w:val="FFFFFF"/>
+                <w:sz w:val="20"/>
+              </w:rPr>
+              <w:t>SEQUENCE 7 PHOTOS</w:t>
+            </w:r>
+          </w:p>
+        </w:tc>
+      </w:tr>
+      <w:tr>
+        <w:tc>
+          <w:tcPr>
+            <w:tcW w:type="dxa" w:w="4680"/>
+          </w:tcPr>
+          <w:p>
+            <w:pPr>
+              <w:jc w:val="center"/>
+            </w:pPr>
+            <w:r>
+              <w:rPr>
+                <w:color w:val="888888"/>
+                <w:sz w:val="16"/>
+              </w:rPr>
+              <w:t>[[ PHOTO:seq7_1 ]]</w:t>
+            </w:r>
+          </w:p>
+        </w:tc>
+        <w:tc>
+          <w:tcPr>
+            <w:tcW w:type="dxa" w:w="4680"/>
+          </w:tcPr>
+          <w:p>
+            <w:pPr>
+              <w:jc w:val="center"/>
+            </w:pPr>
+            <w:r>
+              <w:rPr>
+                <w:color w:val="888888"/>
+                <w:sz w:val="16"/>
+              </w:rPr>
+              <w:t>[[ PHOTO:seq7_2 ]]</w:t>
+            </w:r>
+          </w:p>
+        </w:tc>
+      </w:tr>
+    </w:tbl>
+    <w:p>
+      <w:pPr>
+        <w:spacing w:after="120"/>
+      </w:pPr>
+    </w:p>
+    <w:tbl>
+      <w:tblPr>
+        <w:tblStyle w:val="TableGrid"/>
+        <w:tblW w:type="auto" w:w="0"/>
+        <w:tblLook w:firstColumn="1" w:firstRow="1" w:lastColumn="0" w:lastRow="0" w:noHBand="0" w:noVBand="1" w:val="04A0"/>
+      </w:tblPr>
+      <w:tblGrid>
+        <w:gridCol w:w="4680"/>
+        <w:gridCol w:w="4680"/>
+      </w:tblGrid>
+      <w:tr>
+        <w:tc>
+          <w:tcPr>
+            <w:tcW w:type="dxa" w:w="4680"/>
+          </w:tcPr>
+          <w:p/>
+        </w:tc>
+        <w:tc>
+          <w:tcPr>
+            <w:tcW w:type="dxa" w:w="4680"/>
+          </w:tcPr>
+          <w:p/>
+        </w:tc>
+      </w:tr>
+      <w:tr>
+        <w:tc>
+          <w:tcPr>
+            <w:tcW w:type="dxa" w:w="9360"/>
+            <w:gridSpan w:val="2"/>
+            <w:shd w:val="clear" w:color="auto" w:fill="145A32"/>
+          </w:tcPr>
+          <w:p>
+            <w:pPr>
+              <w:jc w:val="center"/>
+            </w:pPr>
+            <w:r>
+              <w:rPr>
+                <w:b/>
+                <w:color w:val="FFFFFF"/>
+                <w:sz w:val="20"/>
+              </w:rPr>
+              <w:t>PRE-TEST PHOTOS</w:t>
+            </w:r>
+          </w:p>
+        </w:tc>
+      </w:tr>
+      <w:tr>
+        <w:tc>
+          <w:tcPr>
+            <w:tcW w:type="dxa" w:w="4680"/>
+          </w:tcPr>
+          <w:p>
+            <w:pPr>
+              <w:jc w:val="center"/>
+            </w:pPr>
+            <w:r>
+              <w:rPr>
+                <w:color w:val="888888"/>
+                <w:sz w:val="16"/>
+              </w:rPr>
+              <w:t>[[ PHOTO:pre_test_1 ]]</w:t>
+            </w:r>
+          </w:p>
+        </w:tc>
+        <w:tc>
+          <w:tcPr>
+            <w:tcW w:type="dxa" w:w="4680"/>
+          </w:tcPr>
+          <w:p>
+            <w:pPr>
+              <w:jc w:val="center"/>
+            </w:pPr>
+            <w:r>
+              <w:rPr>
+                <w:color w:val="888888"/>
+                <w:sz w:val="16"/>
+              </w:rPr>
+              <w:t>[[ PHOTO:pre_test_2 ]]</w:t>
+            </w:r>
+          </w:p>
+        </w:tc>
+      </w:tr>
+    </w:tbl>
+    <w:p>
+      <w:pPr>
+        <w:spacing w:after="120"/>
+      </w:pPr>
+    </w:p>
+    <w:tbl>
+      <w:tblPr>
+        <w:tblStyle w:val="TableGrid"/>
+        <w:tblW w:type="auto" w:w="0"/>
+        <w:tblLook w:firstColumn="1" w:firstRow="1" w:lastColumn="0" w:lastRow="0" w:noHBand="0" w:noVBand="1" w:val="04A0"/>
+      </w:tblPr>
+      <w:tblGrid>
+        <w:gridCol w:w="4680"/>
+        <w:gridCol w:w="4680"/>
+      </w:tblGrid>
+      <w:tr>
+        <w:tc>
+          <w:tcPr>
+            <w:tcW w:type="dxa" w:w="4680"/>
+          </w:tcPr>
+          <w:p/>
+        </w:tc>
+        <w:tc>
+          <w:tcPr>
+            <w:tcW w:type="dxa" w:w="4680"/>
+          </w:tcPr>
+          <w:p/>
+        </w:tc>
+      </w:tr>
+      <w:tr>
+        <w:tc>
+          <w:tcPr>
+            <w:tcW w:type="dxa" w:w="9360"/>
+            <w:gridSpan w:val="2"/>
+            <w:shd w:val="clear" w:color="auto" w:fill="145A32"/>
+          </w:tcPr>
+          <w:p>
+            <w:pPr>
+              <w:jc w:val="center"/>
+            </w:pPr>
+            <w:r>
+              <w:rPr>
+                <w:b/>
+                <w:color w:val="FFFFFF"/>
+                <w:sz w:val="20"/>
+              </w:rPr>
+              <w:t>ACCELEROMETER PLACEMENT PHOTOS</w:t>
+            </w:r>
+          </w:p>
+        </w:tc>
+      </w:tr>
+      <w:tr>
+        <w:tc>
+          <w:tcPr>
+            <w:tcW w:type="dxa" w:w="4680"/>
+          </w:tcPr>
+          <w:p>
+            <w:pPr>
+              <w:jc w:val="center"/>
+            </w:pPr>
+            <w:r>
+              <w:rPr>
+                <w:color w:val="888888"/>
+                <w:sz w:val="16"/>
+              </w:rPr>
+              <w:t>[[ PHOTO:accel_1 ]]</w:t>
+            </w:r>
+          </w:p>
+        </w:tc>
+        <w:tc>
+          <w:tcPr>
+            <w:tcW w:type="dxa" w:w="4680"/>
+          </w:tcPr>
+          <w:p>
+            <w:pPr>
+              <w:jc w:val="center"/>
+            </w:pPr>
+            <w:r>
+              <w:rPr>
+                <w:color w:val="888888"/>
+                <w:sz w:val="16"/>
+              </w:rPr>
+              <w:t>[[ PHOTO:accel_2 ]]</w:t>
+            </w:r>
+          </w:p>
+        </w:tc>
+      </w:tr>
+    </w:tbl>
+    <w:p>
+      <w:pPr>
+        <w:spacing w:after="120"/>
+      </w:pPr>
+    </w:p>
+    <w:tbl>
+      <w:tblPr>
+        <w:tblStyle w:val="TableGrid"/>
+        <w:tblW w:type="auto" w:w="0"/>
+        <w:tblLook w:firstColumn="1" w:firstRow="1" w:lastColumn="0" w:lastRow="0" w:noHBand="0" w:noVBand="1" w:val="04A0"/>
+      </w:tblPr>
+      <w:tblGrid>
+        <w:gridCol w:w="4680"/>
+        <w:gridCol w:w="4680"/>
+      </w:tblGrid>
+      <w:tr>
+        <w:tc>
+          <w:tcPr>
+            <w:tcW w:type="dxa" w:w="4680"/>
+          </w:tcPr>
+          <w:p/>
+        </w:tc>
+        <w:tc>
+          <w:tcPr>
+            <w:tcW w:type="dxa" w:w="4680"/>
+          </w:tcPr>
+          <w:p/>
+        </w:tc>
+      </w:tr>
+      <w:tr>
+        <w:tc>
+          <w:tcPr>
+            <w:tcW w:type="dxa" w:w="9360"/>
+            <w:gridSpan w:val="2"/>
+            <w:shd w:val="clear" w:color="auto" w:fill="145A32"/>
+          </w:tcPr>
+          <w:p>
+            <w:pPr>
+              <w:jc w:val="center"/>
+            </w:pPr>
+            <w:r>
+              <w:rPr>
+                <w:b/>
+                <w:color w:val="FFFFFF"/>
+                <w:sz w:val="20"/>
+              </w:rPr>
+              <w:t>POST-TEST PHOTOS</w:t>
+            </w:r>
+          </w:p>
+        </w:tc>
+      </w:tr>
+      <w:tr>
+        <w:tc>
+          <w:tcPr>
+            <w:tcW w:type="dxa" w:w="4680"/>
+          </w:tcPr>
+          <w:p>
+            <w:pPr>
+              <w:jc w:val="center"/>
+            </w:pPr>
+            <w:r>
+              <w:rPr>
+                <w:color w:val="888888"/>
+                <w:sz w:val="16"/>
+              </w:rPr>
+              <w:t>[[ PHOTO:post_test_1 ]]</w:t>
+            </w:r>
+          </w:p>
+        </w:tc>
+        <w:tc>
+          <w:tcPr>
+            <w:tcW w:type="dxa" w:w="4680"/>
+          </w:tcPr>
+          <w:p>
+            <w:pPr>
+              <w:jc w:val="center"/>
+            </w:pPr>
+            <w:r>
+              <w:rPr>
+                <w:color w:val="888888"/>
+                <w:sz w:val="16"/>
+              </w:rPr>
+              <w:t>[[ PHOTO:post_test_2 ]]</w:t>
+            </w:r>
+          </w:p>
+        </w:tc>
+      </w:tr>
+    </w:tbl>
+    <w:p>
+      <w:pPr>
+        <w:spacing w:after="120"/>
+      </w:pPr>
+    </w:p>
+    <w:tbl>
+      <w:tblPr>
+        <w:tblStyle w:val="TableGrid"/>
+        <w:tblW w:type="auto" w:w="0"/>
+        <w:tblLook w:firstColumn="1" w:firstRow="1" w:lastColumn="0" w:lastRow="0" w:noHBand="0" w:noVBand="1" w:val="04A0"/>
+      </w:tblPr>
+      <w:tblGrid>
+        <w:gridCol w:w="2880"/>
+        <w:gridCol w:w="6480"/>
+      </w:tblGrid>
+      <w:tr>
+        <w:tc>
+          <w:tcPr>
+            <w:tcW w:type="dxa" w:w="4680"/>
+          </w:tcPr>
+          <w:p/>
+        </w:tc>
+        <w:tc>
+          <w:tcPr>
+            <w:tcW w:type="dxa" w:w="4680"/>
+          </w:tcPr>
+          <w:p/>
+        </w:tc>
+      </w:tr>
+      <w:tr>
+        <w:tc>
+          <w:tcPr>
+            <w:tcW w:type="dxa" w:w="9360"/>
+            <w:gridSpan w:val="2"/>
+            <w:shd w:val="clear" w:color="auto" w:fill="2C3E50"/>
+          </w:tcPr>
+          <w:p>
+            <w:pPr>
+              <w:jc w:val="center"/>
+            </w:pPr>
+            <w:r>
+              <w:rPr>
+                <w:b/>
+                <w:color w:val="FFFFFF"/>
+                <w:sz w:val="20"/>
+              </w:rPr>
+              <w:t>CONCLUSION</w:t>
+            </w:r>
+          </w:p>
+        </w:tc>
+      </w:tr>
+      <w:tr>
+        <w:tc>
+          <w:tcPr>
+            <w:tcW w:type="dxa" w:w="2880"/>
+            <w:shd w:val="clear" w:color="auto" w:fill="F0F0F0"/>
+          </w:tcPr>
+          <w:p>
+            <w:r>
+              <w:rPr>
+                <w:b/>
+                <w:sz w:val="18"/>
+              </w:rPr>
+              <w:t>Key Takeaways</w:t>
+            </w:r>
+          </w:p>
+        </w:tc>
+        <w:tc>
+          <w:tcPr>
+            <w:tcW w:type="dxa" w:w="6480"/>
+          </w:tcPr>
+          <w:p>
+            <w:r>
+              <w:rPr>
+                <w:sz w:val="18"/>
+              </w:rPr>
+              <w:t>{{ key_takeaways }}</w:t>
+            </w:r>
+          </w:p>
+        </w:tc>
+      </w:tr>
+      <w:tr>
+        <w:tc>
+          <w:tcPr>
+            <w:tcW w:type="dxa" w:w="2880"/>
+            <w:shd w:val="clear" w:color="auto" w:fill="F0F0F0"/>
+          </w:tcPr>
+          <w:p>
+            <w:r>
+              <w:rPr>
+                <w:b/>
+                <w:sz w:val="18"/>
+              </w:rPr>
+              <w:t>Conclusion</w:t>
+            </w:r>
+          </w:p>
+        </w:tc>
+        <w:tc>
+          <w:tcPr>
+            <w:tcW w:type="dxa" w:w="6480"/>
+          </w:tcPr>
+          <w:p>
+            <w:r>
+              <w:rPr>
+                <w:sz w:val="18"/>
+              </w:rPr>
+              <w:t>{{ conclusion }}</w:t>
+            </w:r>
+          </w:p>
+        </w:tc>
+      </w:tr>
+      <w:tr>
+        <w:tc>
+          <w:tcPr>
+            <w:tcW w:type="dxa" w:w="2880"/>
+            <w:shd w:val="clear" w:color="auto" w:fill="F0F0F0"/>
+          </w:tcPr>
+          <w:p>
+            <w:r>
+              <w:rPr>
+                <w:b/>
+                <w:sz w:val="18"/>
+              </w:rPr>
+              <w:t>Technician Notes</w:t>
+            </w:r>
+          </w:p>
+        </w:tc>
+        <w:tc>
+          <w:tcPr>
+            <w:tcW w:type="dxa" w:w="6480"/>
+          </w:tcPr>
+          <w:p>
+            <w:r>
+              <w:rPr>
+                <w:sz w:val="18"/>
+              </w:rPr>
+              <w:t>{{ technician_notes }}</w:t>
+            </w:r>
+          </w:p>
+        </w:tc>
+      </w:tr>
+    </w:tbl>
+    <w:p>
+      <w:pPr>
+        <w:spacing w:after="120"/>
+      </w:pPr>
+    </w:p>
+    <w:p>
+      <w:pPr>
+        <w:jc w:val="center"/>
       </w:pPr>
       <w:r>
-        <w:t>3.1 Vibration Chart</w:t>
+        <w:rPr>
+          <w:b/>
+          <w:sz w:val="22"/>
+        </w:rPr>
+        <w:t>APPENDIX I — SHOCK &amp; IMPACT CHARTS</w:t>
       </w:r>
     </w:p>
-    <w:p>
-      <w:r>
-        <w:t>{{ vibration_chart }}</w:t>
-      </w:r>
-    </w:p>
-    <w:p/>
+    <w:tbl>
+      <w:tblPr>
+        <w:tblStyle w:val="TableGrid"/>
+        <w:tblW w:type="auto" w:w="0"/>
+        <w:tblLook w:firstColumn="1" w:firstRow="1" w:lastColumn="0" w:lastRow="0" w:noHBand="0" w:noVBand="1" w:val="04A0"/>
+      </w:tblPr>
+      <w:tblGrid>
+        <w:gridCol w:w="9360"/>
+      </w:tblGrid>
+      <w:tr>
+        <w:tc>
+          <w:tcPr>
+            <w:tcW w:type="dxa" w:w="9360"/>
+          </w:tcPr>
+          <w:p/>
+        </w:tc>
+      </w:tr>
+      <w:tr>
+        <w:tc>
+          <w:tcPr>
+            <w:tcW w:type="dxa" w:w="9360"/>
+            <w:shd w:val="clear" w:color="auto" w:fill="4A235A"/>
+          </w:tcPr>
+          <w:p>
+            <w:pPr>
+              <w:jc w:val="center"/>
+            </w:pPr>
+            <w:r>
+              <w:rPr>
+                <w:b/>
+                <w:color w:val="FFFFFF"/>
+                <w:sz w:val="20"/>
+              </w:rPr>
+              <w:t>APPENDIX I — SEQ 2: TIP OVER</w:t>
+            </w:r>
+          </w:p>
+        </w:tc>
+      </w:tr>
+      <w:tr>
+        <w:tc>
+          <w:tcPr>
+            <w:tcW w:type="dxa" w:w="9360"/>
+          </w:tcPr>
+          <w:p>
+            <w:pPr>
+              <w:jc w:val="center"/>
+            </w:pPr>
+            <w:r>
+              <w:rPr>
+                <w:color w:val="888888"/>
+                <w:sz w:val="16"/>
+              </w:rPr>
+              <w:t>[[ CHART:seq2_tip_over ]]</w:t>
+            </w:r>
+          </w:p>
+        </w:tc>
+      </w:tr>
+    </w:tbl>
     <w:p>
       <w:pPr>
-        <w:pStyle w:val="Heading2"/>
+        <w:spacing w:after="120"/>
       </w:pPr>
-      <w:r>
-        <w:t>3.2 Incline Impact Chart</w:t>
-      </w:r>
     </w:p>
-    <w:p>
-      <w:r>
-        <w:t>{{ incline_impact_chart }}</w:t>
-      </w:r>
-    </w:p>
-    <w:p/>
+    <w:tbl>
+      <w:tblPr>
+        <w:tblStyle w:val="TableGrid"/>
+        <w:tblW w:type="auto" w:w="0"/>
+        <w:tblLook w:firstColumn="1" w:firstRow="1" w:lastColumn="0" w:lastRow="0" w:noHBand="0" w:noVBand="1" w:val="04A0"/>
+      </w:tblPr>
+      <w:tblGrid>
+        <w:gridCol w:w="4680"/>
+        <w:gridCol w:w="4680"/>
+      </w:tblGrid>
+      <w:tr>
+        <w:tc>
+          <w:tcPr>
+            <w:tcW w:type="dxa" w:w="4680"/>
+          </w:tcPr>
+          <w:p/>
+        </w:tc>
+        <w:tc>
+          <w:tcPr>
+            <w:tcW w:type="dxa" w:w="4680"/>
+          </w:tcPr>
+          <w:p/>
+        </w:tc>
+      </w:tr>
+      <w:tr>
+        <w:tc>
+          <w:tcPr>
+            <w:tcW w:type="dxa" w:w="9360"/>
+            <w:gridSpan w:val="2"/>
+            <w:shd w:val="clear" w:color="auto" w:fill="4A235A"/>
+          </w:tcPr>
+          <w:p>
+            <w:pPr>
+              <w:jc w:val="center"/>
+            </w:pPr>
+            <w:r>
+              <w:rPr>
+                <w:b/>
+                <w:color w:val="FFFFFF"/>
+                <w:sz w:val="20"/>
+              </w:rPr>
+              <w:t>APPENDIX I — SEQ 3: ROTATIONAL DROP 1 (Charts A &amp; B)</w:t>
+            </w:r>
+          </w:p>
+        </w:tc>
+      </w:tr>
+      <w:tr>
+        <w:tc>
+          <w:tcPr>
+            <w:tcW w:type="dxa" w:w="4680"/>
+          </w:tcPr>
+          <w:p>
+            <w:pPr>
+              <w:jc w:val="center"/>
+            </w:pPr>
+            <w:r>
+              <w:rPr>
+                <w:color w:val="888888"/>
+                <w:sz w:val="16"/>
+              </w:rPr>
+              <w:t>[[ CHART:seq3_rot_drop_1_a ]]</w:t>
+            </w:r>
+          </w:p>
+        </w:tc>
+        <w:tc>
+          <w:tcPr>
+            <w:tcW w:type="dxa" w:w="4680"/>
+          </w:tcPr>
+          <w:p>
+            <w:pPr>
+              <w:jc w:val="center"/>
+            </w:pPr>
+            <w:r>
+              <w:rPr>
+                <w:color w:val="888888"/>
+                <w:sz w:val="16"/>
+              </w:rPr>
+              <w:t>[[ CHART:seq3_rot_drop_1_b ]]</w:t>
+            </w:r>
+          </w:p>
+        </w:tc>
+      </w:tr>
+    </w:tbl>
     <w:p>
       <w:pPr>
-        <w:pStyle w:val="Heading1"/>
+        <w:spacing w:after="120"/>
       </w:pPr>
-      <w:r>
-        <w:t>4. Pre-Test Photos</w:t>
-      </w:r>
     </w:p>
-    <w:p>
-      <w:r>
-        <w:t>{{ pre_test_photo_1 }}</w:t>
-      </w:r>
-    </w:p>
-    <w:p>
-      <w:r>
-        <w:t>{{ pre_test_photo_2 }}</w:t>
-      </w:r>
-    </w:p>
-    <w:p/>
+    <w:tbl>
+      <w:tblPr>
+        <w:tblStyle w:val="TableGrid"/>
+        <w:tblW w:type="auto" w:w="0"/>
+        <w:tblLook w:firstColumn="1" w:firstRow="1" w:lastColumn="0" w:lastRow="0" w:noHBand="0" w:noVBand="1" w:val="04A0"/>
+      </w:tblPr>
+      <w:tblGrid>
+        <w:gridCol w:w="4680"/>
+        <w:gridCol w:w="4680"/>
+      </w:tblGrid>
+      <w:tr>
+        <w:tc>
+          <w:tcPr>
+            <w:tcW w:type="dxa" w:w="4680"/>
+          </w:tcPr>
+          <w:p/>
+        </w:tc>
+        <w:tc>
+          <w:tcPr>
+            <w:tcW w:type="dxa" w:w="4680"/>
+          </w:tcPr>
+          <w:p/>
+        </w:tc>
+      </w:tr>
+      <w:tr>
+        <w:tc>
+          <w:tcPr>
+            <w:tcW w:type="dxa" w:w="9360"/>
+            <w:gridSpan w:val="2"/>
+            <w:shd w:val="clear" w:color="auto" w:fill="4A235A"/>
+          </w:tcPr>
+          <w:p>
+            <w:pPr>
+              <w:jc w:val="center"/>
+            </w:pPr>
+            <w:r>
+              <w:rPr>
+                <w:b/>
+                <w:color w:val="FFFFFF"/>
+                <w:sz w:val="20"/>
+              </w:rPr>
+              <w:t>APPENDIX I — SEQ 4: INCLINE IMPACT 1 (Charts A &amp; B)</w:t>
+            </w:r>
+          </w:p>
+        </w:tc>
+      </w:tr>
+      <w:tr>
+        <w:tc>
+          <w:tcPr>
+            <w:tcW w:type="dxa" w:w="4680"/>
+          </w:tcPr>
+          <w:p>
+            <w:pPr>
+              <w:jc w:val="center"/>
+            </w:pPr>
+            <w:r>
+              <w:rPr>
+                <w:color w:val="888888"/>
+                <w:sz w:val="16"/>
+              </w:rPr>
+              <w:t>[[ CHART:seq4_incline_1_a ]]</w:t>
+            </w:r>
+          </w:p>
+        </w:tc>
+        <w:tc>
+          <w:tcPr>
+            <w:tcW w:type="dxa" w:w="4680"/>
+          </w:tcPr>
+          <w:p>
+            <w:pPr>
+              <w:jc w:val="center"/>
+            </w:pPr>
+            <w:r>
+              <w:rPr>
+                <w:color w:val="888888"/>
+                <w:sz w:val="16"/>
+              </w:rPr>
+              <w:t>[[ CHART:seq4_incline_1_b ]]</w:t>
+            </w:r>
+          </w:p>
+        </w:tc>
+      </w:tr>
+    </w:tbl>
     <w:p>
       <w:pPr>
-        <w:pStyle w:val="Heading1"/>
+        <w:spacing w:after="120"/>
       </w:pPr>
-      <w:r>
-        <w:t>5. Post-Test Photos</w:t>
-      </w:r>
     </w:p>
-    <w:p>
-      <w:r>
-        <w:t>{{ post_test_photo_1 }}</w:t>
-      </w:r>
-    </w:p>
-    <w:p>
-      <w:r>
-        <w:t>{{ post_test_photo_2 }}</w:t>
-      </w:r>
-    </w:p>
-    <w:p/>
+    <w:tbl>
+      <w:tblPr>
+        <w:tblStyle w:val="TableGrid"/>
+        <w:tblW w:type="auto" w:w="0"/>
+        <w:tblLook w:firstColumn="1" w:firstRow="1" w:lastColumn="0" w:lastRow="0" w:noHBand="0" w:noVBand="1" w:val="04A0"/>
+      </w:tblPr>
+      <w:tblGrid>
+        <w:gridCol w:w="4680"/>
+        <w:gridCol w:w="4680"/>
+      </w:tblGrid>
+      <w:tr>
+        <w:tc>
+          <w:tcPr>
+            <w:tcW w:type="dxa" w:w="4680"/>
+          </w:tcPr>
+          <w:p/>
+        </w:tc>
+        <w:tc>
+          <w:tcPr>
+            <w:tcW w:type="dxa" w:w="4680"/>
+          </w:tcPr>
+          <w:p/>
+        </w:tc>
+      </w:tr>
+      <w:tr>
+        <w:tc>
+          <w:tcPr>
+            <w:tcW w:type="dxa" w:w="9360"/>
+            <w:gridSpan w:val="2"/>
+            <w:shd w:val="clear" w:color="auto" w:fill="4A235A"/>
+          </w:tcPr>
+          <w:p>
+            <w:pPr>
+              <w:jc w:val="center"/>
+            </w:pPr>
+            <w:r>
+              <w:rPr>
+                <w:b/>
+                <w:color w:val="FFFFFF"/>
+                <w:sz w:val="20"/>
+              </w:rPr>
+              <w:t>APPENDIX I — SEQ 6: ROTATIONAL DROP 2 (Charts A &amp; B)</w:t>
+            </w:r>
+          </w:p>
+        </w:tc>
+      </w:tr>
+      <w:tr>
+        <w:tc>
+          <w:tcPr>
+            <w:tcW w:type="dxa" w:w="4680"/>
+          </w:tcPr>
+          <w:p>
+            <w:pPr>
+              <w:jc w:val="center"/>
+            </w:pPr>
+            <w:r>
+              <w:rPr>
+                <w:color w:val="888888"/>
+                <w:sz w:val="16"/>
+              </w:rPr>
+              <w:t>[[ CHART:seq6_rot_drop_2_a ]]</w:t>
+            </w:r>
+          </w:p>
+        </w:tc>
+        <w:tc>
+          <w:tcPr>
+            <w:tcW w:type="dxa" w:w="4680"/>
+          </w:tcPr>
+          <w:p>
+            <w:pPr>
+              <w:jc w:val="center"/>
+            </w:pPr>
+            <w:r>
+              <w:rPr>
+                <w:color w:val="888888"/>
+                <w:sz w:val="16"/>
+              </w:rPr>
+              <w:t>[[ CHART:seq6_rot_drop_2_b ]]</w:t>
+            </w:r>
+          </w:p>
+        </w:tc>
+      </w:tr>
+    </w:tbl>
     <w:p>
       <w:pPr>
-        <w:pStyle w:val="Heading1"/>
+        <w:spacing w:after="120"/>
       </w:pPr>
-      <w:r>
-        <w:t>6. Technician Notes</w:t>
-      </w:r>
     </w:p>
-    <w:p>
-      <w:r>
-        <w:t>{{ technician_notes }}</w:t>
-      </w:r>
-    </w:p>
-    <w:p/>
+    <w:tbl>
+      <w:tblPr>
+        <w:tblStyle w:val="TableGrid"/>
+        <w:tblW w:type="auto" w:w="0"/>
+        <w:tblLook w:firstColumn="1" w:firstRow="1" w:lastColumn="0" w:lastRow="0" w:noHBand="0" w:noVBand="1" w:val="04A0"/>
+      </w:tblPr>
+      <w:tblGrid>
+        <w:gridCol w:w="9360"/>
+      </w:tblGrid>
+      <w:tr>
+        <w:tc>
+          <w:tcPr>
+            <w:tcW w:type="dxa" w:w="9360"/>
+          </w:tcPr>
+          <w:p/>
+        </w:tc>
+      </w:tr>
+      <w:tr>
+        <w:tc>
+          <w:tcPr>
+            <w:tcW w:type="dxa" w:w="9360"/>
+            <w:shd w:val="clear" w:color="auto" w:fill="4A235A"/>
+          </w:tcPr>
+          <w:p>
+            <w:pPr>
+              <w:jc w:val="center"/>
+            </w:pPr>
+            <w:r>
+              <w:rPr>
+                <w:b/>
+                <w:color w:val="FFFFFF"/>
+                <w:sz w:val="20"/>
+              </w:rPr>
+              <w:t>APPENDIX I — SEQ 7: INCLINE IMPACT 2</w:t>
+            </w:r>
+          </w:p>
+        </w:tc>
+      </w:tr>
+      <w:tr>
+        <w:tc>
+          <w:tcPr>
+            <w:tcW w:type="dxa" w:w="9360"/>
+          </w:tcPr>
+          <w:p>
+            <w:pPr>
+              <w:jc w:val="center"/>
+            </w:pPr>
+            <w:r>
+              <w:rPr>
+                <w:color w:val="888888"/>
+                <w:sz w:val="16"/>
+              </w:rPr>
+              <w:t>[[ CHART:seq7_incline_2 ]]</w:t>
+            </w:r>
+          </w:p>
+        </w:tc>
+      </w:tr>
+    </w:tbl>
     <w:p>
       <w:pPr>
-        <w:pStyle w:val="Heading1"/>
+        <w:spacing w:after="120"/>
       </w:pPr>
-      <w:r>
-        <w:t>7. Conclusion</w:t>
-      </w:r>
     </w:p>
-    <w:p>
-      <w:r>
-        <w:t>{{ conclusion }}</w:t>
-      </w:r>
-    </w:p>
-    <w:p/>
-    <w:p>
-      <w:r>
-        <w:rPr>
-          <w:i/>
-          <w:color w:val="888888"/>
-          <w:sz w:val="18"/>
-        </w:rPr>
-        <w:t>This report is a DRAFT generated automatically from Lansmont-exported data. It must be reviewed and approved by a qualified test engineer before distribution.</w:t>
-      </w:r>
-    </w:p>
+    <w:tbl>
+      <w:tblPr>
+        <w:tblStyle w:val="TableGrid"/>
+        <w:tblW w:type="auto" w:w="0"/>
+        <w:tblLook w:firstColumn="1" w:firstRow="1" w:lastColumn="0" w:lastRow="0" w:noHBand="0" w:noVBand="1" w:val="04A0"/>
+      </w:tblPr>
+      <w:tblGrid>
+        <w:gridCol w:w="9360"/>
+      </w:tblGrid>
+      <w:tr>
+        <w:tc>
+          <w:tcPr>
+            <w:tcW w:type="dxa" w:w="9360"/>
+          </w:tcPr>
+          <w:p/>
+        </w:tc>
+      </w:tr>
+      <w:tr>
+        <w:tc>
+          <w:tcPr>
+            <w:tcW w:type="dxa" w:w="9360"/>
+            <w:shd w:val="clear" w:color="auto" w:fill="4A235A"/>
+          </w:tcPr>
+          <w:p>
+            <w:pPr>
+              <w:jc w:val="center"/>
+            </w:pPr>
+            <w:r>
+              <w:rPr>
+                <w:b/>
+                <w:color w:val="FFFFFF"/>
+                <w:sz w:val="20"/>
+              </w:rPr>
+              <w:t>APPENDIX II — VIBRATION CHART (SEQ 5)</w:t>
+            </w:r>
+          </w:p>
+        </w:tc>
+      </w:tr>
+      <w:tr>
+        <w:tc>
+          <w:tcPr>
+            <w:tcW w:type="dxa" w:w="9360"/>
+          </w:tcPr>
+          <w:p>
+            <w:pPr>
+              <w:jc w:val="center"/>
+            </w:pPr>
+            <w:r>
+              <w:rPr>
+                <w:color w:val="888888"/>
+                <w:sz w:val="16"/>
+              </w:rPr>
+              <w:t>[[ CHART:seq5_vibration ]]</w:t>
+            </w:r>
+          </w:p>
+        </w:tc>
+      </w:tr>
+    </w:tbl>
     <w:sectPr>
       <w:pgSz w:w="12240" w:h="15840"/>
-      <w:pgMar w:top="1440" w:right="1800" w:bottom="1440" w:left="1800" w:header="720" w:footer="720" w:gutter="0"/>
+      <w:pgMar w:top="1080" w:right="1440" w:bottom="1080" w:left="1440" w:header="720" w:footer="720" w:gutter="0"/>
       <w:cols w:space="720"/>
       <w:docGrid w:linePitch="360"/>
     </w:sectPr>

--- a/templates/fake_report_template.docx
+++ b/templates/fake_report_template.docx
@@ -10,15 +10,410 @@
         <w:rPr>
           <w:b/>
           <w:color w:val="CC0000"/>
-          <w:sz w:val="24"/>
+          <w:sz w:val="20"/>
         </w:rPr>
-        <w:t>** DRAFT — NOT FOR DISTRIBUTION **</w:t>
+        <w:t>DRAFT — NOT FOR DISTRIBUTION</w:t>
+      </w:r>
+    </w:p>
+    <w:p/>
+    <w:tbl>
+      <w:tblPr>
+        <w:tblStyle w:val="TableGrid"/>
+        <w:tblW w:type="auto" w:w="0"/>
+        <w:tblLook w:firstColumn="1" w:firstRow="1" w:lastColumn="0" w:lastRow="0" w:noHBand="0" w:noVBand="1" w:val="04A0"/>
+      </w:tblPr>
+      <w:tblGrid>
+        <w:gridCol w:w="4680"/>
+        <w:gridCol w:w="4680"/>
+      </w:tblGrid>
+      <w:tr>
+        <w:tc>
+          <w:tcPr>
+            <w:tcW w:type="dxa" w:w="2592"/>
+          </w:tcPr>
+          <w:p>
+            <w:r>
+              <w:rPr>
+                <w:b/>
+                <w:sz w:val="18"/>
+              </w:rPr>
+              <w:t>Test Date:</w:t>
+            </w:r>
+          </w:p>
+        </w:tc>
+        <w:tc>
+          <w:tcPr>
+            <w:tcW w:type="dxa" w:w="6768"/>
+          </w:tcPr>
+          <w:p>
+            <w:r>
+              <w:rPr>
+                <w:b w:val="0"/>
+                <w:sz w:val="18"/>
+              </w:rPr>
+              <w:t>{{ test_date }}</w:t>
+            </w:r>
+          </w:p>
+        </w:tc>
+      </w:tr>
+    </w:tbl>
+    <w:p/>
+    <w:p>
+      <w:pPr>
+        <w:jc w:val="center"/>
+      </w:pPr>
+      <w:r>
+        <w:rPr>
+          <w:b/>
+          <w:sz w:val="28"/>
+        </w:rPr>
+        <w:t>{{ product_name }}</w:t>
       </w:r>
     </w:p>
     <w:p>
       <w:pPr>
-        <w:spacing w:after="120"/>
+        <w:jc w:val="center"/>
       </w:pPr>
+      <w:r>
+        <w:rPr>
+          <w:sz w:val="22"/>
+        </w:rPr>
+        <w:t>ISTA 3B Test Method</w:t>
+      </w:r>
+    </w:p>
+    <w:p/>
+    <w:p>
+      <w:pPr>
+        <w:jc w:val="center"/>
+      </w:pPr>
+      <w:r>
+        <w:rPr>
+          <w:sz w:val="18"/>
+        </w:rPr>
+        <w:t>TransPak</w:t>
+        <w:br/>
+        <w:t>20415 Corsair Blvd.</w:t>
+        <w:br/>
+        <w:t>Hayward, CA 94545</w:t>
+      </w:r>
+    </w:p>
+    <w:p>
+      <w:r>
+        <w:br w:type="page"/>
+      </w:r>
+    </w:p>
+    <w:p>
+      <w:r>
+        <w:rPr>
+          <w:b/>
+          <w:sz w:val="24"/>
+        </w:rPr>
+        <w:t>Table of Contents</w:t>
+      </w:r>
+    </w:p>
+    <w:p>
+      <w:pPr/>
+      <w:r>
+        <w:rPr>
+          <w:sz w:val="18"/>
+        </w:rPr>
+        <w:t>Objective</w:t>
+      </w:r>
+      <w:r>
+        <w:rPr>
+          <w:sz w:val="18"/>
+        </w:rPr>
+        <w:t xml:space="preserve"> ............................................................ 3</w:t>
+      </w:r>
+    </w:p>
+    <w:p>
+      <w:pPr/>
+      <w:r>
+        <w:rPr>
+          <w:sz w:val="18"/>
+        </w:rPr>
+        <w:t>Key Takeaways</w:t>
+      </w:r>
+      <w:r>
+        <w:rPr>
+          <w:sz w:val="18"/>
+        </w:rPr>
+        <w:t xml:space="preserve"> ............................................................ 3</w:t>
+      </w:r>
+    </w:p>
+    <w:p>
+      <w:pPr/>
+      <w:r>
+        <w:rPr>
+          <w:sz w:val="18"/>
+        </w:rPr>
+        <w:t>Test Protocol</w:t>
+      </w:r>
+      <w:r>
+        <w:rPr>
+          <w:sz w:val="18"/>
+        </w:rPr>
+        <w:t xml:space="preserve"> ............................................................ 4</w:t>
+      </w:r>
+    </w:p>
+    <w:p>
+      <w:pPr/>
+      <w:r>
+        <w:rPr>
+          <w:sz w:val="18"/>
+        </w:rPr>
+        <w:t>Test Equipment</w:t>
+      </w:r>
+      <w:r>
+        <w:rPr>
+          <w:sz w:val="18"/>
+        </w:rPr>
+        <w:t xml:space="preserve"> ............................................................ 5</w:t>
+      </w:r>
+    </w:p>
+    <w:p>
+      <w:pPr/>
+      <w:r>
+        <w:rPr>
+          <w:sz w:val="18"/>
+        </w:rPr>
+        <w:t>Test Sample Description</w:t>
+      </w:r>
+      <w:r>
+        <w:rPr>
+          <w:sz w:val="18"/>
+        </w:rPr>
+        <w:t xml:space="preserve"> ............................................................ 6</w:t>
+      </w:r>
+    </w:p>
+    <w:p>
+      <w:pPr/>
+      <w:r>
+        <w:rPr>
+          <w:sz w:val="18"/>
+        </w:rPr>
+        <w:t>Pretest Preparation</w:t>
+      </w:r>
+      <w:r>
+        <w:rPr>
+          <w:sz w:val="18"/>
+        </w:rPr>
+        <w:t xml:space="preserve"> ............................................................ 7</w:t>
+      </w:r>
+    </w:p>
+    <w:p>
+      <w:pPr/>
+      <w:r>
+        <w:rPr>
+          <w:sz w:val="18"/>
+        </w:rPr>
+        <w:t>Test Sequence 1 — Atmospheric Preconditioning</w:t>
+      </w:r>
+      <w:r>
+        <w:rPr>
+          <w:sz w:val="18"/>
+        </w:rPr>
+        <w:t xml:space="preserve"> ............................................................ 10</w:t>
+      </w:r>
+    </w:p>
+    <w:p>
+      <w:pPr/>
+      <w:r>
+        <w:rPr>
+          <w:sz w:val="18"/>
+        </w:rPr>
+        <w:t>Test Sequence 2 — Tip / Tip Over</w:t>
+      </w:r>
+      <w:r>
+        <w:rPr>
+          <w:sz w:val="18"/>
+        </w:rPr>
+        <w:t xml:space="preserve"> ............................................................ 10</w:t>
+      </w:r>
+    </w:p>
+    <w:p>
+      <w:pPr/>
+      <w:r>
+        <w:rPr>
+          <w:sz w:val="18"/>
+        </w:rPr>
+        <w:t>Test Sequence 3 — Rotational Drop 1</w:t>
+      </w:r>
+      <w:r>
+        <w:rPr>
+          <w:sz w:val="18"/>
+        </w:rPr>
+        <w:t xml:space="preserve"> ............................................................ 11</w:t>
+      </w:r>
+    </w:p>
+    <w:p>
+      <w:pPr/>
+      <w:r>
+        <w:rPr>
+          <w:sz w:val="18"/>
+        </w:rPr>
+        <w:t>Test Sequence 4 — Incline Impact 1</w:t>
+      </w:r>
+      <w:r>
+        <w:rPr>
+          <w:sz w:val="18"/>
+        </w:rPr>
+        <w:t xml:space="preserve"> ............................................................ 12</w:t>
+      </w:r>
+    </w:p>
+    <w:p>
+      <w:pPr/>
+      <w:r>
+        <w:rPr>
+          <w:sz w:val="18"/>
+        </w:rPr>
+        <w:t>Test Sequence 5 — Vibration</w:t>
+      </w:r>
+      <w:r>
+        <w:rPr>
+          <w:sz w:val="18"/>
+        </w:rPr>
+        <w:t xml:space="preserve"> ............................................................ 13</w:t>
+      </w:r>
+    </w:p>
+    <w:p>
+      <w:pPr/>
+      <w:r>
+        <w:rPr>
+          <w:sz w:val="18"/>
+        </w:rPr>
+        <w:t>Test Sequence 6 — Rotational Drop 2</w:t>
+      </w:r>
+      <w:r>
+        <w:rPr>
+          <w:sz w:val="18"/>
+        </w:rPr>
+        <w:t xml:space="preserve"> ............................................................ 14</w:t>
+      </w:r>
+    </w:p>
+    <w:p>
+      <w:pPr/>
+      <w:r>
+        <w:rPr>
+          <w:sz w:val="18"/>
+        </w:rPr>
+        <w:t>Test Sequence 7 — Incline Impact 2</w:t>
+      </w:r>
+      <w:r>
+        <w:rPr>
+          <w:sz w:val="18"/>
+        </w:rPr>
+        <w:t xml:space="preserve"> ............................................................ 16</w:t>
+      </w:r>
+    </w:p>
+    <w:p>
+      <w:pPr/>
+      <w:r>
+        <w:rPr>
+          <w:sz w:val="18"/>
+        </w:rPr>
+        <w:t>Post-Test Photos</w:t>
+      </w:r>
+      <w:r>
+        <w:rPr>
+          <w:sz w:val="18"/>
+        </w:rPr>
+        <w:t xml:space="preserve"> ............................................................ 17</w:t>
+      </w:r>
+    </w:p>
+    <w:p>
+      <w:pPr/>
+      <w:r>
+        <w:rPr>
+          <w:sz w:val="18"/>
+        </w:rPr>
+        <w:t>Appendix I — Shock &amp; Impact Charts</w:t>
+      </w:r>
+      <w:r>
+        <w:rPr>
+          <w:sz w:val="18"/>
+        </w:rPr>
+        <w:t xml:space="preserve"> ............................................................ 18</w:t>
+      </w:r>
+    </w:p>
+    <w:p>
+      <w:pPr/>
+      <w:r>
+        <w:rPr>
+          <w:sz w:val="18"/>
+        </w:rPr>
+        <w:t>Appendix II — Vibration Chart</w:t>
+      </w:r>
+      <w:r>
+        <w:rPr>
+          <w:sz w:val="18"/>
+        </w:rPr>
+        <w:t xml:space="preserve"> ............................................................ 27</w:t>
+      </w:r>
+    </w:p>
+    <w:p>
+      <w:r>
+        <w:rPr>
+          <w:sz w:val="16"/>
+        </w:rPr>
+        <w:t>TransPak is an ISTA certified testing facility – Member ID: 10149</w:t>
+      </w:r>
+    </w:p>
+    <w:p>
+      <w:r>
+        <w:br w:type="page"/>
+      </w:r>
+    </w:p>
+    <w:p>
+      <w:r>
+        <w:rPr>
+          <w:b/>
+          <w:sz w:val="24"/>
+        </w:rPr>
+        <w:t>Objective</w:t>
+      </w:r>
+    </w:p>
+    <w:p>
+      <w:r>
+        <w:rPr>
+          <w:i w:val="0"/>
+          <w:sz w:val="18"/>
+        </w:rPr>
+        <w:t>To validate the ability of the packaging and product to withstand shipping environment hazards utilizing a ISTA 3B-2021 General Simulation Performance Test Procedure. Using one (1) package system, TransPak performed a series of tests that simulate hazards which may be present in a standard shipping environment.</w:t>
+      </w:r>
+    </w:p>
+    <w:p/>
+    <w:p>
+      <w:r>
+        <w:rPr>
+          <w:b/>
+          <w:sz w:val="24"/>
+        </w:rPr>
+        <w:t>Key Takeaways</w:t>
+      </w:r>
+    </w:p>
+    <w:p>
+      <w:r>
+        <w:rPr>
+          <w:i w:val="0"/>
+          <w:sz w:val="18"/>
+        </w:rPr>
+        <w:t>{{ key_takeaways }}</w:t>
+      </w:r>
+    </w:p>
+    <w:p>
+      <w:r>
+        <w:br w:type="page"/>
+      </w:r>
+    </w:p>
+    <w:p>
+      <w:r>
+        <w:rPr>
+          <w:b/>
+          <w:sz w:val="24"/>
+        </w:rPr>
+        <w:t>Test Protocol</w:t>
+      </w:r>
     </w:p>
     <w:tbl>
       <w:tblPr>
@@ -27,41 +422,69 @@
         <w:tblLook w:firstColumn="1" w:firstRow="1" w:lastColumn="0" w:lastRow="0" w:noHBand="0" w:noVBand="1" w:val="04A0"/>
       </w:tblPr>
       <w:tblGrid>
-        <w:gridCol w:w="2880"/>
-        <w:gridCol w:w="6480"/>
+        <w:gridCol w:w="2340"/>
+        <w:gridCol w:w="2340"/>
+        <w:gridCol w:w="2340"/>
+        <w:gridCol w:w="2340"/>
       </w:tblGrid>
       <w:tr>
         <w:tc>
           <w:tcPr>
-            <w:tcW w:type="dxa" w:w="4680"/>
+            <w:tcW w:type="dxa" w:w="1008"/>
+            <w:shd w:val="clear" w:color="auto" w:fill="D0D0D0"/>
           </w:tcPr>
-          <w:p/>
+          <w:p>
+            <w:r>
+              <w:rPr>
+                <w:b/>
+                <w:sz w:val="18"/>
+              </w:rPr>
+              <w:t>Sequence No.</w:t>
+            </w:r>
+          </w:p>
         </w:tc>
         <w:tc>
           <w:tcPr>
-            <w:tcW w:type="dxa" w:w="4680"/>
-          </w:tcPr>
-          <w:p/>
-        </w:tc>
-      </w:tr>
-      <w:tr>
-        <w:tc>
-          <w:tcPr>
-            <w:tcW w:type="dxa" w:w="9360"/>
-            <w:gridSpan w:val="2"/>
-            <w:shd w:val="clear" w:color="auto" w:fill="2C3E50"/>
+            <w:tcW w:type="dxa" w:w="2160"/>
+            <w:shd w:val="clear" w:color="auto" w:fill="D0D0D0"/>
           </w:tcPr>
           <w:p>
-            <w:pPr>
-              <w:jc w:val="center"/>
-            </w:pPr>
             <w:r>
               <w:rPr>
                 <w:b/>
-                <w:color w:val="FFFFFF"/>
-                <w:sz w:val="20"/>
+                <w:sz w:val="18"/>
               </w:rPr>
-              <w:t>PROJECT INFORMATION</w:t>
+              <w:t>Test Category</w:t>
+            </w:r>
+          </w:p>
+        </w:tc>
+        <w:tc>
+          <w:tcPr>
+            <w:tcW w:type="dxa" w:w="2592"/>
+            <w:shd w:val="clear" w:color="auto" w:fill="D0D0D0"/>
+          </w:tcPr>
+          <w:p>
+            <w:r>
+              <w:rPr>
+                <w:b/>
+                <w:sz w:val="18"/>
+              </w:rPr>
+              <w:t>Test Type</w:t>
+            </w:r>
+          </w:p>
+        </w:tc>
+        <w:tc>
+          <w:tcPr>
+            <w:tcW w:type="dxa" w:w="3600"/>
+            <w:shd w:val="clear" w:color="auto" w:fill="D0D0D0"/>
+          </w:tcPr>
+          <w:p>
+            <w:r>
+              <w:rPr>
+                <w:b/>
+                <w:sz w:val="18"/>
+              </w:rPr>
+              <w:t>Test Level</w:t>
             </w:r>
           </w:p>
         </w:tc>
@@ -69,29 +492,59 @@
       <w:tr>
         <w:tc>
           <w:tcPr>
-            <w:tcW w:type="dxa" w:w="2880"/>
-            <w:shd w:val="clear" w:color="auto" w:fill="F0F0F0"/>
+            <w:tcW w:type="dxa" w:w="2340"/>
           </w:tcPr>
           <w:p>
             <w:r>
               <w:rPr>
-                <w:b/>
+                <w:b w:val="0"/>
                 <w:sz w:val="18"/>
               </w:rPr>
-              <w:t>Customer</w:t>
+              <w:t>1</w:t>
             </w:r>
           </w:p>
         </w:tc>
         <w:tc>
           <w:tcPr>
-            <w:tcW w:type="dxa" w:w="6480"/>
+            <w:tcW w:type="dxa" w:w="2340"/>
           </w:tcPr>
           <w:p>
             <w:r>
               <w:rPr>
+                <w:b w:val="0"/>
                 <w:sz w:val="18"/>
               </w:rPr>
-              <w:t>{{ customer_name }}</w:t>
+              <w:t>Atmospheric</w:t>
+            </w:r>
+          </w:p>
+        </w:tc>
+        <w:tc>
+          <w:tcPr>
+            <w:tcW w:type="dxa" w:w="2340"/>
+          </w:tcPr>
+          <w:p>
+            <w:r>
+              <w:rPr>
+                <w:b w:val="0"/>
+                <w:sz w:val="18"/>
+              </w:rPr>
+              <w:t>Preconditioning</w:t>
+            </w:r>
+          </w:p>
+        </w:tc>
+        <w:tc>
+          <w:tcPr>
+            <w:tcW w:type="dxa" w:w="2340"/>
+          </w:tcPr>
+          <w:p>
+            <w:r>
+              <w:rPr>
+                <w:b w:val="0"/>
+                <w:sz w:val="18"/>
+              </w:rPr>
+              <w:t>Ambient lab conditions</w:t>
+              <w:br/>
+              <w:t>for &gt;12 hours</w:t>
             </w:r>
           </w:p>
         </w:tc>
@@ -99,29 +552,57 @@
       <w:tr>
         <w:tc>
           <w:tcPr>
-            <w:tcW w:type="dxa" w:w="2880"/>
-            <w:shd w:val="clear" w:color="auto" w:fill="F0F0F0"/>
+            <w:tcW w:type="dxa" w:w="2340"/>
           </w:tcPr>
           <w:p>
             <w:r>
               <w:rPr>
-                <w:b/>
+                <w:b w:val="0"/>
                 <w:sz w:val="18"/>
               </w:rPr>
-              <w:t>Project Number</w:t>
+              <w:t>2</w:t>
             </w:r>
           </w:p>
         </w:tc>
         <w:tc>
           <w:tcPr>
-            <w:tcW w:type="dxa" w:w="6480"/>
+            <w:tcW w:type="dxa" w:w="2340"/>
           </w:tcPr>
           <w:p>
             <w:r>
               <w:rPr>
+                <w:b w:val="0"/>
                 <w:sz w:val="18"/>
               </w:rPr>
-              <w:t>{{ project_number }}</w:t>
+              <w:t>Shock</w:t>
+            </w:r>
+          </w:p>
+        </w:tc>
+        <w:tc>
+          <w:tcPr>
+            <w:tcW w:type="dxa" w:w="2340"/>
+          </w:tcPr>
+          <w:p>
+            <w:r>
+              <w:rPr>
+                <w:b w:val="0"/>
+                <w:sz w:val="18"/>
+              </w:rPr>
+              <w:t>Tip / Tip Over</w:t>
+            </w:r>
+          </w:p>
+        </w:tc>
+        <w:tc>
+          <w:tcPr>
+            <w:tcW w:type="dxa" w:w="2340"/>
+          </w:tcPr>
+          <w:p>
+            <w:r>
+              <w:rPr>
+                <w:b w:val="0"/>
+                <w:sz w:val="18"/>
+              </w:rPr>
+              <w:t>22 Degree Tip Angle</w:t>
             </w:r>
           </w:p>
         </w:tc>
@@ -129,29 +610,59 @@
       <w:tr>
         <w:tc>
           <w:tcPr>
-            <w:tcW w:type="dxa" w:w="2880"/>
-            <w:shd w:val="clear" w:color="auto" w:fill="F0F0F0"/>
+            <w:tcW w:type="dxa" w:w="2340"/>
           </w:tcPr>
           <w:p>
             <w:r>
               <w:rPr>
-                <w:b/>
+                <w:b w:val="0"/>
                 <w:sz w:val="18"/>
               </w:rPr>
-              <w:t>Test Date</w:t>
+              <w:t>3</w:t>
             </w:r>
           </w:p>
         </w:tc>
         <w:tc>
           <w:tcPr>
-            <w:tcW w:type="dxa" w:w="6480"/>
+            <w:tcW w:type="dxa" w:w="2340"/>
           </w:tcPr>
           <w:p>
             <w:r>
               <w:rPr>
+                <w:b w:val="0"/>
                 <w:sz w:val="18"/>
               </w:rPr>
-              <w:t>{{ test_date }}</w:t>
+              <w:t>Shock</w:t>
+            </w:r>
+          </w:p>
+        </w:tc>
+        <w:tc>
+          <w:tcPr>
+            <w:tcW w:type="dxa" w:w="2340"/>
+          </w:tcPr>
+          <w:p>
+            <w:r>
+              <w:rPr>
+                <w:b w:val="0"/>
+                <w:sz w:val="18"/>
+              </w:rPr>
+              <w:t>Rotational Drop</w:t>
+            </w:r>
+          </w:p>
+        </w:tc>
+        <w:tc>
+          <w:tcPr>
+            <w:tcW w:type="dxa" w:w="2340"/>
+          </w:tcPr>
+          <w:p>
+            <w:r>
+              <w:rPr>
+                <w:b w:val="0"/>
+                <w:sz w:val="18"/>
+              </w:rPr>
+              <w:t>9" on Edge 3-6</w:t>
+              <w:br/>
+              <w:t>9" on Corner 3-4-5</w:t>
             </w:r>
           </w:p>
         </w:tc>
@@ -159,29 +670,59 @@
       <w:tr>
         <w:tc>
           <w:tcPr>
-            <w:tcW w:type="dxa" w:w="2880"/>
-            <w:shd w:val="clear" w:color="auto" w:fill="F0F0F0"/>
+            <w:tcW w:type="dxa" w:w="2340"/>
           </w:tcPr>
           <w:p>
             <w:r>
               <w:rPr>
-                <w:b/>
+                <w:b w:val="0"/>
                 <w:sz w:val="18"/>
               </w:rPr>
-              <w:t>Test Standard</w:t>
+              <w:t>4</w:t>
             </w:r>
           </w:p>
         </w:tc>
         <w:tc>
           <w:tcPr>
-            <w:tcW w:type="dxa" w:w="6480"/>
+            <w:tcW w:type="dxa" w:w="2340"/>
           </w:tcPr>
           <w:p>
             <w:r>
               <w:rPr>
+                <w:b w:val="0"/>
                 <w:sz w:val="18"/>
               </w:rPr>
-              <w:t>{{ test_standard }}</w:t>
+              <w:t>Shock</w:t>
+            </w:r>
+          </w:p>
+        </w:tc>
+        <w:tc>
+          <w:tcPr>
+            <w:tcW w:type="dxa" w:w="2340"/>
+          </w:tcPr>
+          <w:p>
+            <w:r>
+              <w:rPr>
+                <w:b w:val="0"/>
+                <w:sz w:val="18"/>
+              </w:rPr>
+              <w:t>Incline Impact</w:t>
+            </w:r>
+          </w:p>
+        </w:tc>
+        <w:tc>
+          <w:tcPr>
+            <w:tcW w:type="dxa" w:w="2340"/>
+          </w:tcPr>
+          <w:p>
+            <w:r>
+              <w:rPr>
+                <w:b w:val="0"/>
+                <w:sz w:val="18"/>
+              </w:rPr>
+              <w:t>1 m/sec on Face 5</w:t>
+              <w:br/>
+              <w:t>1 m/sec on Face 6</w:t>
             </w:r>
           </w:p>
         </w:tc>
@@ -189,29 +730,57 @@
       <w:tr>
         <w:tc>
           <w:tcPr>
-            <w:tcW w:type="dxa" w:w="2880"/>
-            <w:shd w:val="clear" w:color="auto" w:fill="F0F0F0"/>
+            <w:tcW w:type="dxa" w:w="2340"/>
           </w:tcPr>
           <w:p>
             <w:r>
               <w:rPr>
-                <w:b/>
+                <w:b w:val="0"/>
                 <w:sz w:val="18"/>
               </w:rPr>
-              <w:t>Product Name</w:t>
+              <w:t>5</w:t>
             </w:r>
           </w:p>
         </w:tc>
         <w:tc>
           <w:tcPr>
-            <w:tcW w:type="dxa" w:w="6480"/>
+            <w:tcW w:type="dxa" w:w="2340"/>
           </w:tcPr>
           <w:p>
             <w:r>
               <w:rPr>
+                <w:b w:val="0"/>
                 <w:sz w:val="18"/>
               </w:rPr>
-              <w:t>{{ product_name }}</w:t>
+              <w:t>Vibration</w:t>
+            </w:r>
+          </w:p>
+        </w:tc>
+        <w:tc>
+          <w:tcPr>
+            <w:tcW w:type="dxa" w:w="2340"/>
+          </w:tcPr>
+          <w:p>
+            <w:r>
+              <w:rPr>
+                <w:b w:val="0"/>
+                <w:sz w:val="18"/>
+              </w:rPr>
+              <w:t>Random</w:t>
+            </w:r>
+          </w:p>
+        </w:tc>
+        <w:tc>
+          <w:tcPr>
+            <w:tcW w:type="dxa" w:w="2340"/>
+          </w:tcPr>
+          <w:p>
+            <w:r>
+              <w:rPr>
+                <w:b w:val="0"/>
+                <w:sz w:val="18"/>
+              </w:rPr>
+              <w:t>Overall Grms level of {{ vibration_grms }}</w:t>
             </w:r>
           </w:p>
         </w:tc>
@@ -219,29 +788,59 @@
       <w:tr>
         <w:tc>
           <w:tcPr>
-            <w:tcW w:type="dxa" w:w="2880"/>
-            <w:shd w:val="clear" w:color="auto" w:fill="F0F0F0"/>
+            <w:tcW w:type="dxa" w:w="2340"/>
           </w:tcPr>
           <w:p>
             <w:r>
               <w:rPr>
-                <w:b/>
+                <w:b w:val="0"/>
                 <w:sz w:val="18"/>
               </w:rPr>
-              <w:t>Packaging Description</w:t>
+              <w:t>6</w:t>
             </w:r>
           </w:p>
         </w:tc>
         <w:tc>
           <w:tcPr>
-            <w:tcW w:type="dxa" w:w="6480"/>
+            <w:tcW w:type="dxa" w:w="2340"/>
           </w:tcPr>
           <w:p>
             <w:r>
               <w:rPr>
+                <w:b w:val="0"/>
                 <w:sz w:val="18"/>
               </w:rPr>
-              <w:t>{{ packaging_description }}</w:t>
+              <w:t>Shock</w:t>
+            </w:r>
+          </w:p>
+        </w:tc>
+        <w:tc>
+          <w:tcPr>
+            <w:tcW w:type="dxa" w:w="2340"/>
+          </w:tcPr>
+          <w:p>
+            <w:r>
+              <w:rPr>
+                <w:b w:val="0"/>
+                <w:sz w:val="18"/>
+              </w:rPr>
+              <w:t>Rotational Drop</w:t>
+            </w:r>
+          </w:p>
+        </w:tc>
+        <w:tc>
+          <w:tcPr>
+            <w:tcW w:type="dxa" w:w="2340"/>
+          </w:tcPr>
+          <w:p>
+            <w:r>
+              <w:rPr>
+                <w:b w:val="0"/>
+                <w:sz w:val="18"/>
+              </w:rPr>
+              <w:t>9" on Edge 3-4</w:t>
+              <w:br/>
+              <w:t>9" on Corner 3-4-6</w:t>
             </w:r>
           </w:p>
         </w:tc>
@@ -249,98 +848,86 @@
       <w:tr>
         <w:tc>
           <w:tcPr>
-            <w:tcW w:type="dxa" w:w="2880"/>
-            <w:shd w:val="clear" w:color="auto" w:fill="F0F0F0"/>
+            <w:tcW w:type="dxa" w:w="2340"/>
           </w:tcPr>
           <w:p>
             <w:r>
               <w:rPr>
-                <w:b/>
+                <w:b w:val="0"/>
                 <w:sz w:val="18"/>
               </w:rPr>
-              <w:t>Weight (lbs)</w:t>
+              <w:t>7</w:t>
             </w:r>
           </w:p>
         </w:tc>
         <w:tc>
           <w:tcPr>
-            <w:tcW w:type="dxa" w:w="6480"/>
+            <w:tcW w:type="dxa" w:w="2340"/>
           </w:tcPr>
           <w:p>
             <w:r>
               <w:rPr>
+                <w:b w:val="0"/>
                 <w:sz w:val="18"/>
               </w:rPr>
-              <w:t>{{ weight_lbs }}</w:t>
-            </w:r>
-          </w:p>
-        </w:tc>
-      </w:tr>
-      <w:tr>
-        <w:tc>
-          <w:tcPr>
-            <w:tcW w:type="dxa" w:w="2880"/>
-            <w:shd w:val="clear" w:color="auto" w:fill="F0F0F0"/>
-          </w:tcPr>
-          <w:p>
-            <w:r>
-              <w:rPr>
-                <w:b/>
-                <w:sz w:val="18"/>
-              </w:rPr>
-              <w:t>Dimensions (L×W×H)</w:t>
+              <w:t>Shock</w:t>
             </w:r>
           </w:p>
         </w:tc>
         <w:tc>
           <w:tcPr>
-            <w:tcW w:type="dxa" w:w="6480"/>
+            <w:tcW w:type="dxa" w:w="2340"/>
           </w:tcPr>
           <w:p>
             <w:r>
               <w:rPr>
+                <w:b w:val="0"/>
                 <w:sz w:val="18"/>
               </w:rPr>
-              <w:t>{{ dimensions_lwh }}</w:t>
-            </w:r>
-          </w:p>
-        </w:tc>
-      </w:tr>
-      <w:tr>
-        <w:tc>
-          <w:tcPr>
-            <w:tcW w:type="dxa" w:w="2880"/>
-            <w:shd w:val="clear" w:color="auto" w:fill="F0F0F0"/>
-          </w:tcPr>
-          <w:p>
-            <w:r>
-              <w:rPr>
-                <w:b/>
-                <w:sz w:val="18"/>
-              </w:rPr>
-              <w:t>Sample Quantity</w:t>
+              <w:t>Incline Impact</w:t>
             </w:r>
           </w:p>
         </w:tc>
         <w:tc>
           <w:tcPr>
-            <w:tcW w:type="dxa" w:w="6480"/>
+            <w:tcW w:type="dxa" w:w="2340"/>
           </w:tcPr>
           <w:p>
             <w:r>
               <w:rPr>
+                <w:b w:val="0"/>
                 <w:sz w:val="18"/>
               </w:rPr>
-              <w:t>{{ quantity }}</w:t>
+              <w:t>1 m/sec on Face 2</w:t>
+              <w:br/>
+              <w:t>1 m/sec on Face 4</w:t>
             </w:r>
           </w:p>
         </w:tc>
       </w:tr>
     </w:tbl>
     <w:p>
-      <w:pPr>
-        <w:spacing w:after="120"/>
-      </w:pPr>
+      <w:r>
+        <w:rPr>
+          <w:i/>
+          <w:sz w:val="18"/>
+        </w:rPr>
+        <w:t>* No top load was required as the product is greater than 72" in height.</w:t>
+      </w:r>
+    </w:p>
+    <w:p>
+      <w:r>
+        <w:br w:type="page"/>
+      </w:r>
+    </w:p>
+    <w:p>
+      <w:r>
+        <w:rPr>
+          <w:b/>
+          <w:sz w:val="24"/>
+        </w:rPr>
+        <w:t>Test Equipment</w:t>
+      </w:r>
     </w:p>
     <w:tbl>
       <w:tblPr>
@@ -358,62 +945,8 @@
       <w:tr>
         <w:tc>
           <w:tcPr>
-            <w:tcW w:type="dxa" w:w="1872"/>
-          </w:tcPr>
-          <w:p/>
-        </w:tc>
-        <w:tc>
-          <w:tcPr>
-            <w:tcW w:type="dxa" w:w="1872"/>
-          </w:tcPr>
-          <w:p/>
-        </w:tc>
-        <w:tc>
-          <w:tcPr>
-            <w:tcW w:type="dxa" w:w="1872"/>
-          </w:tcPr>
-          <w:p/>
-        </w:tc>
-        <w:tc>
-          <w:tcPr>
-            <w:tcW w:type="dxa" w:w="1872"/>
-          </w:tcPr>
-          <w:p/>
-        </w:tc>
-        <w:tc>
-          <w:tcPr>
-            <w:tcW w:type="dxa" w:w="1872"/>
-          </w:tcPr>
-          <w:p/>
-        </w:tc>
-      </w:tr>
-      <w:tr>
-        <w:tc>
-          <w:tcPr>
-            <w:tcW w:type="dxa" w:w="9360"/>
-            <w:gridSpan w:val="5"/>
-            <w:shd w:val="clear" w:color="auto" w:fill="2C3E50"/>
-          </w:tcPr>
-          <w:p>
-            <w:pPr>
-              <w:jc w:val="center"/>
-            </w:pPr>
-            <w:r>
-              <w:rPr>
-                <w:b/>
-                <w:color w:val="FFFFFF"/>
-                <w:sz w:val="20"/>
-              </w:rPr>
-              <w:t>TEST EQUIPMENT</w:t>
-            </w:r>
-          </w:p>
-        </w:tc>
-      </w:tr>
-      <w:tr>
-        <w:tc>
-          <w:tcPr>
-            <w:tcW w:type="dxa" w:w="1872"/>
-            <w:shd w:val="clear" w:color="auto" w:fill="E8E8E8"/>
+            <w:tcW w:type="dxa" w:w="2592"/>
+            <w:shd w:val="clear" w:color="auto" w:fill="D0D0D0"/>
           </w:tcPr>
           <w:p>
             <w:r>
@@ -427,8 +960,8 @@
         </w:tc>
         <w:tc>
           <w:tcPr>
-            <w:tcW w:type="dxa" w:w="1872"/>
-            <w:shd w:val="clear" w:color="auto" w:fill="E8E8E8"/>
+            <w:tcW w:type="dxa" w:w="1728"/>
+            <w:shd w:val="clear" w:color="auto" w:fill="D0D0D0"/>
           </w:tcPr>
           <w:p>
             <w:r>
@@ -442,8 +975,8 @@
         </w:tc>
         <w:tc>
           <w:tcPr>
-            <w:tcW w:type="dxa" w:w="1872"/>
-            <w:shd w:val="clear" w:color="auto" w:fill="E8E8E8"/>
+            <w:tcW w:type="dxa" w:w="1728"/>
+            <w:shd w:val="clear" w:color="auto" w:fill="D0D0D0"/>
           </w:tcPr>
           <w:p>
             <w:r>
@@ -457,8 +990,8 @@
         </w:tc>
         <w:tc>
           <w:tcPr>
-            <w:tcW w:type="dxa" w:w="1872"/>
-            <w:shd w:val="clear" w:color="auto" w:fill="E8E8E8"/>
+            <w:tcW w:type="dxa" w:w="1584"/>
+            <w:shd w:val="clear" w:color="auto" w:fill="D0D0D0"/>
           </w:tcPr>
           <w:p>
             <w:r>
@@ -466,14 +999,14 @@
                 <w:b/>
                 <w:sz w:val="18"/>
               </w:rPr>
-              <w:t>Serial #</w:t>
+              <w:t>S/N</w:t>
             </w:r>
           </w:p>
         </w:tc>
         <w:tc>
           <w:tcPr>
-            <w:tcW w:type="dxa" w:w="1872"/>
-            <w:shd w:val="clear" w:color="auto" w:fill="E8E8E8"/>
+            <w:tcW w:type="dxa" w:w="1728"/>
+            <w:shd w:val="clear" w:color="auto" w:fill="D0D0D0"/>
           </w:tcPr>
           <w:p>
             <w:r>
@@ -481,7 +1014,7 @@
                 <w:b/>
                 <w:sz w:val="18"/>
               </w:rPr>
-              <w:t>Cal. Date</w:t>
+              <w:t>Calibration Date</w:t>
             </w:r>
           </w:p>
         </w:tc>
@@ -494,6 +1027,7 @@
           <w:p>
             <w:r>
               <w:rPr>
+                <w:b w:val="0"/>
                 <w:sz w:val="18"/>
               </w:rPr>
               <w:t>{{ equip_1_equipment }}</w:t>
@@ -507,6 +1041,7 @@
           <w:p>
             <w:r>
               <w:rPr>
+                <w:b w:val="0"/>
                 <w:sz w:val="18"/>
               </w:rPr>
               <w:t>{{ equip_1_make }}</w:t>
@@ -520,6 +1055,7 @@
           <w:p>
             <w:r>
               <w:rPr>
+                <w:b w:val="0"/>
                 <w:sz w:val="18"/>
               </w:rPr>
               <w:t>{{ equip_1_model }}</w:t>
@@ -533,6 +1069,7 @@
           <w:p>
             <w:r>
               <w:rPr>
+                <w:b w:val="0"/>
                 <w:sz w:val="18"/>
               </w:rPr>
               <w:t>{{ equip_1_serial }}</w:t>
@@ -546,6 +1083,7 @@
           <w:p>
             <w:r>
               <w:rPr>
+                <w:b w:val="0"/>
                 <w:sz w:val="18"/>
               </w:rPr>
               <w:t>{{ equip_1_calibration_date }}</w:t>
@@ -561,6 +1099,7 @@
           <w:p>
             <w:r>
               <w:rPr>
+                <w:b w:val="0"/>
                 <w:sz w:val="18"/>
               </w:rPr>
               <w:t>{{ equip_2_equipment }}</w:t>
@@ -574,6 +1113,7 @@
           <w:p>
             <w:r>
               <w:rPr>
+                <w:b w:val="0"/>
                 <w:sz w:val="18"/>
               </w:rPr>
               <w:t>{{ equip_2_make }}</w:t>
@@ -587,6 +1127,7 @@
           <w:p>
             <w:r>
               <w:rPr>
+                <w:b w:val="0"/>
                 <w:sz w:val="18"/>
               </w:rPr>
               <w:t>{{ equip_2_model }}</w:t>
@@ -600,6 +1141,7 @@
           <w:p>
             <w:r>
               <w:rPr>
+                <w:b w:val="0"/>
                 <w:sz w:val="18"/>
               </w:rPr>
               <w:t>{{ equip_2_serial }}</w:t>
@@ -613,6 +1155,7 @@
           <w:p>
             <w:r>
               <w:rPr>
+                <w:b w:val="0"/>
                 <w:sz w:val="18"/>
               </w:rPr>
               <w:t>{{ equip_2_calibration_date }}</w:t>
@@ -628,6 +1171,7 @@
           <w:p>
             <w:r>
               <w:rPr>
+                <w:b w:val="0"/>
                 <w:sz w:val="18"/>
               </w:rPr>
               <w:t>{{ equip_3_equipment }}</w:t>
@@ -641,6 +1185,7 @@
           <w:p>
             <w:r>
               <w:rPr>
+                <w:b w:val="0"/>
                 <w:sz w:val="18"/>
               </w:rPr>
               <w:t>{{ equip_3_make }}</w:t>
@@ -654,6 +1199,7 @@
           <w:p>
             <w:r>
               <w:rPr>
+                <w:b w:val="0"/>
                 <w:sz w:val="18"/>
               </w:rPr>
               <w:t>{{ equip_3_model }}</w:t>
@@ -667,6 +1213,7 @@
           <w:p>
             <w:r>
               <w:rPr>
+                <w:b w:val="0"/>
                 <w:sz w:val="18"/>
               </w:rPr>
               <w:t>{{ equip_3_serial }}</w:t>
@@ -680,6 +1227,7 @@
           <w:p>
             <w:r>
               <w:rPr>
+                <w:b w:val="0"/>
                 <w:sz w:val="18"/>
               </w:rPr>
               <w:t>{{ equip_3_calibration_date }}</w:t>
@@ -695,6 +1243,7 @@
           <w:p>
             <w:r>
               <w:rPr>
+                <w:b w:val="0"/>
                 <w:sz w:val="18"/>
               </w:rPr>
               <w:t>{{ equip_4_equipment }}</w:t>
@@ -708,6 +1257,7 @@
           <w:p>
             <w:r>
               <w:rPr>
+                <w:b w:val="0"/>
                 <w:sz w:val="18"/>
               </w:rPr>
               <w:t>{{ equip_4_make }}</w:t>
@@ -721,6 +1271,7 @@
           <w:p>
             <w:r>
               <w:rPr>
+                <w:b w:val="0"/>
                 <w:sz w:val="18"/>
               </w:rPr>
               <w:t>{{ equip_4_model }}</w:t>
@@ -734,6 +1285,7 @@
           <w:p>
             <w:r>
               <w:rPr>
+                <w:b w:val="0"/>
                 <w:sz w:val="18"/>
               </w:rPr>
               <w:t>{{ equip_4_serial }}</w:t>
@@ -747,6 +1299,7 @@
           <w:p>
             <w:r>
               <w:rPr>
+                <w:b w:val="0"/>
                 <w:sz w:val="18"/>
               </w:rPr>
               <w:t>{{ equip_4_calibration_date }}</w:t>
@@ -762,6 +1315,7 @@
           <w:p>
             <w:r>
               <w:rPr>
+                <w:b w:val="0"/>
                 <w:sz w:val="18"/>
               </w:rPr>
               <w:t>{{ equip_5_equipment }}</w:t>
@@ -775,6 +1329,7 @@
           <w:p>
             <w:r>
               <w:rPr>
+                <w:b w:val="0"/>
                 <w:sz w:val="18"/>
               </w:rPr>
               <w:t>{{ equip_5_make }}</w:t>
@@ -788,6 +1343,7 @@
           <w:p>
             <w:r>
               <w:rPr>
+                <w:b w:val="0"/>
                 <w:sz w:val="18"/>
               </w:rPr>
               <w:t>{{ equip_5_model }}</w:t>
@@ -801,6 +1357,7 @@
           <w:p>
             <w:r>
               <w:rPr>
+                <w:b w:val="0"/>
                 <w:sz w:val="18"/>
               </w:rPr>
               <w:t>{{ equip_5_serial }}</w:t>
@@ -814,6 +1371,7 @@
           <w:p>
             <w:r>
               <w:rPr>
+                <w:b w:val="0"/>
                 <w:sz w:val="18"/>
               </w:rPr>
               <w:t>{{ equip_5_calibration_date }}</w:t>
@@ -829,6 +1387,7 @@
           <w:p>
             <w:r>
               <w:rPr>
+                <w:b w:val="0"/>
                 <w:sz w:val="18"/>
               </w:rPr>
               <w:t>{{ equip_6_equipment }}</w:t>
@@ -842,6 +1401,7 @@
           <w:p>
             <w:r>
               <w:rPr>
+                <w:b w:val="0"/>
                 <w:sz w:val="18"/>
               </w:rPr>
               <w:t>{{ equip_6_make }}</w:t>
@@ -855,6 +1415,7 @@
           <w:p>
             <w:r>
               <w:rPr>
+                <w:b w:val="0"/>
                 <w:sz w:val="18"/>
               </w:rPr>
               <w:t>{{ equip_6_model }}</w:t>
@@ -868,6 +1429,7 @@
           <w:p>
             <w:r>
               <w:rPr>
+                <w:b w:val="0"/>
                 <w:sz w:val="18"/>
               </w:rPr>
               <w:t>{{ equip_6_serial }}</w:t>
@@ -881,6 +1443,7 @@
           <w:p>
             <w:r>
               <w:rPr>
+                <w:b w:val="0"/>
                 <w:sz w:val="18"/>
               </w:rPr>
               <w:t>{{ equip_6_calibration_date }}</w:t>
@@ -888,11 +1451,164 @@
           </w:p>
         </w:tc>
       </w:tr>
+      <w:tr>
+        <w:tc>
+          <w:tcPr>
+            <w:tcW w:type="dxa" w:w="1872"/>
+          </w:tcPr>
+          <w:p>
+            <w:r>
+              <w:rPr>
+                <w:b w:val="0"/>
+                <w:sz w:val="18"/>
+              </w:rPr>
+              <w:t>{{ equip_7_equipment }}</w:t>
+            </w:r>
+          </w:p>
+        </w:tc>
+        <w:tc>
+          <w:tcPr>
+            <w:tcW w:type="dxa" w:w="1872"/>
+          </w:tcPr>
+          <w:p>
+            <w:r>
+              <w:rPr>
+                <w:b w:val="0"/>
+                <w:sz w:val="18"/>
+              </w:rPr>
+              <w:t>{{ equip_7_make }}</w:t>
+            </w:r>
+          </w:p>
+        </w:tc>
+        <w:tc>
+          <w:tcPr>
+            <w:tcW w:type="dxa" w:w="1872"/>
+          </w:tcPr>
+          <w:p>
+            <w:r>
+              <w:rPr>
+                <w:b w:val="0"/>
+                <w:sz w:val="18"/>
+              </w:rPr>
+              <w:t>{{ equip_7_model }}</w:t>
+            </w:r>
+          </w:p>
+        </w:tc>
+        <w:tc>
+          <w:tcPr>
+            <w:tcW w:type="dxa" w:w="1872"/>
+          </w:tcPr>
+          <w:p>
+            <w:r>
+              <w:rPr>
+                <w:b w:val="0"/>
+                <w:sz w:val="18"/>
+              </w:rPr>
+              <w:t>{{ equip_7_serial }}</w:t>
+            </w:r>
+          </w:p>
+        </w:tc>
+        <w:tc>
+          <w:tcPr>
+            <w:tcW w:type="dxa" w:w="1872"/>
+          </w:tcPr>
+          <w:p>
+            <w:r>
+              <w:rPr>
+                <w:b w:val="0"/>
+                <w:sz w:val="18"/>
+              </w:rPr>
+              <w:t>{{ equip_7_calibration_date }}</w:t>
+            </w:r>
+          </w:p>
+        </w:tc>
+      </w:tr>
+      <w:tr>
+        <w:tc>
+          <w:tcPr>
+            <w:tcW w:type="dxa" w:w="1872"/>
+          </w:tcPr>
+          <w:p>
+            <w:r>
+              <w:rPr>
+                <w:b w:val="0"/>
+                <w:sz w:val="18"/>
+              </w:rPr>
+              <w:t>{{ equip_8_equipment }}</w:t>
+            </w:r>
+          </w:p>
+        </w:tc>
+        <w:tc>
+          <w:tcPr>
+            <w:tcW w:type="dxa" w:w="1872"/>
+          </w:tcPr>
+          <w:p>
+            <w:r>
+              <w:rPr>
+                <w:b w:val="0"/>
+                <w:sz w:val="18"/>
+              </w:rPr>
+              <w:t>{{ equip_8_make }}</w:t>
+            </w:r>
+          </w:p>
+        </w:tc>
+        <w:tc>
+          <w:tcPr>
+            <w:tcW w:type="dxa" w:w="1872"/>
+          </w:tcPr>
+          <w:p>
+            <w:r>
+              <w:rPr>
+                <w:b w:val="0"/>
+                <w:sz w:val="18"/>
+              </w:rPr>
+              <w:t>{{ equip_8_model }}</w:t>
+            </w:r>
+          </w:p>
+        </w:tc>
+        <w:tc>
+          <w:tcPr>
+            <w:tcW w:type="dxa" w:w="1872"/>
+          </w:tcPr>
+          <w:p>
+            <w:r>
+              <w:rPr>
+                <w:b w:val="0"/>
+                <w:sz w:val="18"/>
+              </w:rPr>
+              <w:t>{{ equip_8_serial }}</w:t>
+            </w:r>
+          </w:p>
+        </w:tc>
+        <w:tc>
+          <w:tcPr>
+            <w:tcW w:type="dxa" w:w="1872"/>
+          </w:tcPr>
+          <w:p>
+            <w:r>
+              <w:rPr>
+                <w:b w:val="0"/>
+                <w:sz w:val="18"/>
+              </w:rPr>
+              <w:t>{{ equip_8_calibration_date }}</w:t>
+            </w:r>
+          </w:p>
+        </w:tc>
+      </w:tr>
     </w:tbl>
     <w:p>
-      <w:pPr>
-        <w:spacing w:after="120"/>
-      </w:pPr>
+      <w:r>
+        <w:br w:type="page"/>
+      </w:r>
+    </w:p>
+    <w:p>
+      <w:r>
+        <w:rPr>
+          <w:b/>
+          <w:sz w:val="24"/>
+        </w:rPr>
+        <w:t>Test Sample Description</w:t>
+      </w:r>
     </w:p>
     <w:tbl>
       <w:tblPr>
@@ -901,50 +1617,16 @@
         <w:tblLook w:firstColumn="1" w:firstRow="1" w:lastColumn="0" w:lastRow="0" w:noHBand="0" w:noVBand="1" w:val="04A0"/>
       </w:tblPr>
       <w:tblGrid>
-        <w:gridCol w:w="3600"/>
-        <w:gridCol w:w="5760"/>
+        <w:gridCol w:w="2340"/>
+        <w:gridCol w:w="2340"/>
+        <w:gridCol w:w="2340"/>
+        <w:gridCol w:w="2340"/>
       </w:tblGrid>
       <w:tr>
         <w:tc>
           <w:tcPr>
-            <w:tcW w:type="dxa" w:w="4680"/>
-          </w:tcPr>
-          <w:p/>
-        </w:tc>
-        <w:tc>
-          <w:tcPr>
-            <w:tcW w:type="dxa" w:w="4680"/>
-          </w:tcPr>
-          <w:p/>
-        </w:tc>
-      </w:tr>
-      <w:tr>
-        <w:tc>
-          <w:tcPr>
-            <w:tcW w:type="dxa" w:w="9360"/>
-            <w:gridSpan w:val="2"/>
-            <w:shd w:val="clear" w:color="auto" w:fill="1A5276"/>
-          </w:tcPr>
-          <w:p>
-            <w:pPr>
-              <w:jc w:val="center"/>
-            </w:pPr>
-            <w:r>
-              <w:rPr>
-                <w:b/>
-                <w:color w:val="FFFFFF"/>
-                <w:sz w:val="20"/>
-              </w:rPr>
-              <w:t>SEQUENCE 2 — TIP OVER TEST</w:t>
-            </w:r>
-          </w:p>
-        </w:tc>
-      </w:tr>
-      <w:tr>
-        <w:tc>
-          <w:tcPr>
             <w:tcW w:type="dxa" w:w="3600"/>
-            <w:shd w:val="clear" w:color="auto" w:fill="F0F0F0"/>
+            <w:shd w:val="clear" w:color="auto" w:fill="D0D0D0"/>
           </w:tcPr>
           <w:p>
             <w:r>
@@ -952,29 +1634,14 @@
                 <w:b/>
                 <w:sz w:val="18"/>
               </w:rPr>
-              <w:t>Drop Height (in)</w:t>
+              <w:t>External Packaging</w:t>
             </w:r>
           </w:p>
         </w:tc>
         <w:tc>
           <w:tcPr>
-            <w:tcW w:type="dxa" w:w="5760"/>
-          </w:tcPr>
-          <w:p>
-            <w:r>
-              <w:rPr>
-                <w:sz w:val="18"/>
-              </w:rPr>
-              <w:t>{{ seq2_height_inches }}</w:t>
-            </w:r>
-          </w:p>
-        </w:tc>
-      </w:tr>
-      <w:tr>
-        <w:tc>
-          <w:tcPr>
-            <w:tcW w:type="dxa" w:w="3600"/>
-            <w:shd w:val="clear" w:color="auto" w:fill="F0F0F0"/>
+            <w:tcW w:type="dxa" w:w="1584"/>
+            <w:shd w:val="clear" w:color="auto" w:fill="D0D0D0"/>
           </w:tcPr>
           <w:p>
             <w:r>
@@ -988,14 +1655,31 @@
         </w:tc>
         <w:tc>
           <w:tcPr>
-            <w:tcW w:type="dxa" w:w="5760"/>
+            <w:tcW w:type="dxa" w:w="3168"/>
+            <w:shd w:val="clear" w:color="auto" w:fill="D0D0D0"/>
           </w:tcPr>
           <w:p>
             <w:r>
               <w:rPr>
+                <w:b/>
                 <w:sz w:val="18"/>
               </w:rPr>
-              <w:t>{{ seq2_weight_lbs }}</w:t>
+              <w:t>Outside Dimensions (L x W x H)</w:t>
+            </w:r>
+          </w:p>
+        </w:tc>
+        <w:tc>
+          <w:tcPr>
+            <w:tcW w:type="dxa" w:w="1008"/>
+            <w:shd w:val="clear" w:color="auto" w:fill="D0D0D0"/>
+          </w:tcPr>
+          <w:p>
+            <w:r>
+              <w:rPr>
+                <w:b/>
+                <w:sz w:val="18"/>
+              </w:rPr>
+              <w:t>Quantity</w:t>
             </w:r>
           </w:p>
         </w:tc>
@@ -1004,7 +1688,401 @@
         <w:tc>
           <w:tcPr>
             <w:tcW w:type="dxa" w:w="3600"/>
-            <w:shd w:val="clear" w:color="auto" w:fill="F0F0F0"/>
+          </w:tcPr>
+          <w:p>
+            <w:r>
+              <w:rPr>
+                <w:b w:val="0"/>
+                <w:sz w:val="18"/>
+              </w:rPr>
+              <w:t>{{ packaging_description }}</w:t>
+            </w:r>
+          </w:p>
+        </w:tc>
+        <w:tc>
+          <w:tcPr>
+            <w:tcW w:type="dxa" w:w="1584"/>
+          </w:tcPr>
+          <w:p>
+            <w:r>
+              <w:rPr>
+                <w:b w:val="0"/>
+                <w:sz w:val="18"/>
+              </w:rPr>
+              <w:t>{{ weight_lbs }}</w:t>
+            </w:r>
+          </w:p>
+        </w:tc>
+        <w:tc>
+          <w:tcPr>
+            <w:tcW w:type="dxa" w:w="3168"/>
+          </w:tcPr>
+          <w:p>
+            <w:r>
+              <w:rPr>
+                <w:b w:val="0"/>
+                <w:sz w:val="18"/>
+              </w:rPr>
+              <w:t>{{ dimensions_lwh }}</w:t>
+            </w:r>
+          </w:p>
+        </w:tc>
+        <w:tc>
+          <w:tcPr>
+            <w:tcW w:type="dxa" w:w="1008"/>
+          </w:tcPr>
+          <w:p>
+            <w:r>
+              <w:rPr>
+                <w:b w:val="0"/>
+                <w:sz w:val="18"/>
+              </w:rPr>
+              <w:t>{{ quantity }}</w:t>
+            </w:r>
+          </w:p>
+        </w:tc>
+      </w:tr>
+    </w:tbl>
+    <w:p/>
+    <w:tbl>
+      <w:tblPr>
+        <w:tblStyle w:val="TableGrid"/>
+        <w:tblW w:type="auto" w:w="0"/>
+        <w:tblLook w:firstColumn="1" w:firstRow="1" w:lastColumn="0" w:lastRow="0" w:noHBand="0" w:noVBand="1" w:val="04A0"/>
+      </w:tblPr>
+      <w:tblGrid>
+        <w:gridCol w:w="9360"/>
+      </w:tblGrid>
+      <w:tr>
+        <w:tc>
+          <w:tcPr>
+            <w:tcW w:type="dxa" w:w="9360"/>
+          </w:tcPr>
+          <w:p>
+            <w:pPr>
+              <w:jc w:val="center"/>
+            </w:pPr>
+            <w:r>
+              <w:rPr>
+                <w:b w:val="0"/>
+                <w:color w:val="969696"/>
+                <w:sz w:val="16"/>
+              </w:rPr>
+              <w:t>[IMG: pre_1]</w:t>
+            </w:r>
+          </w:p>
+        </w:tc>
+      </w:tr>
+    </w:tbl>
+    <w:p>
+      <w:r>
+        <w:br w:type="page"/>
+      </w:r>
+    </w:p>
+    <w:p>
+      <w:r>
+        <w:rPr>
+          <w:b/>
+          <w:sz w:val="24"/>
+        </w:rPr>
+        <w:t>Pretest Preparation</w:t>
+      </w:r>
+    </w:p>
+    <w:p>
+      <w:r>
+        <w:rPr>
+          <w:i w:val="0"/>
+          <w:sz w:val="18"/>
+        </w:rPr>
+        <w:t>Accelerometer</w:t>
+      </w:r>
+    </w:p>
+    <w:tbl>
+      <w:tblPr>
+        <w:tblStyle w:val="TableGrid"/>
+        <w:tblW w:type="auto" w:w="0"/>
+        <w:tblLook w:firstColumn="1" w:firstRow="1" w:lastColumn="0" w:lastRow="0" w:noHBand="0" w:noVBand="1" w:val="04A0"/>
+      </w:tblPr>
+      <w:tblGrid>
+        <w:gridCol w:w="4680"/>
+        <w:gridCol w:w="4680"/>
+      </w:tblGrid>
+      <w:tr>
+        <w:tc>
+          <w:tcPr>
+            <w:tcW w:type="dxa" w:w="4680"/>
+          </w:tcPr>
+          <w:p>
+            <w:pPr>
+              <w:jc w:val="center"/>
+            </w:pPr>
+            <w:r>
+              <w:rPr>
+                <w:b w:val="0"/>
+                <w:color w:val="969696"/>
+                <w:sz w:val="16"/>
+              </w:rPr>
+              <w:t>[IMG: accel_1]</w:t>
+            </w:r>
+          </w:p>
+        </w:tc>
+        <w:tc>
+          <w:tcPr>
+            <w:tcW w:type="dxa" w:w="4680"/>
+          </w:tcPr>
+          <w:p>
+            <w:pPr>
+              <w:jc w:val="center"/>
+            </w:pPr>
+            <w:r>
+              <w:rPr>
+                <w:b w:val="0"/>
+                <w:color w:val="969696"/>
+                <w:sz w:val="16"/>
+              </w:rPr>
+              <w:t>[IMG: accel_2]</w:t>
+            </w:r>
+          </w:p>
+        </w:tc>
+      </w:tr>
+    </w:tbl>
+    <w:p>
+      <w:r>
+        <w:rPr>
+          <w:i/>
+          <w:sz w:val="18"/>
+        </w:rPr>
+        <w:t>See above image for notations of X, Y, Z axes.</w:t>
+      </w:r>
+    </w:p>
+    <w:p>
+      <w:r>
+        <w:rPr>
+          <w:i w:val="0"/>
+          <w:sz w:val="18"/>
+        </w:rPr>
+        <w:t>Pretest Photos</w:t>
+      </w:r>
+    </w:p>
+    <w:p>
+      <w:r>
+        <w:br w:type="page"/>
+      </w:r>
+    </w:p>
+    <w:tbl>
+      <w:tblPr>
+        <w:tblStyle w:val="TableGrid"/>
+        <w:tblW w:type="auto" w:w="0"/>
+        <w:tblLook w:firstColumn="1" w:firstRow="1" w:lastColumn="0" w:lastRow="0" w:noHBand="0" w:noVBand="1" w:val="04A0"/>
+      </w:tblPr>
+      <w:tblGrid>
+        <w:gridCol w:w="4680"/>
+        <w:gridCol w:w="4680"/>
+      </w:tblGrid>
+      <w:tr>
+        <w:tc>
+          <w:tcPr>
+            <w:tcW w:type="dxa" w:w="4680"/>
+          </w:tcPr>
+          <w:p>
+            <w:pPr>
+              <w:jc w:val="center"/>
+            </w:pPr>
+            <w:r>
+              <w:rPr>
+                <w:b w:val="0"/>
+                <w:color w:val="969696"/>
+                <w:sz w:val="16"/>
+              </w:rPr>
+              <w:t>[IMG: pre_2]</w:t>
+            </w:r>
+          </w:p>
+        </w:tc>
+        <w:tc>
+          <w:tcPr>
+            <w:tcW w:type="dxa" w:w="4680"/>
+          </w:tcPr>
+          <w:p>
+            <w:pPr>
+              <w:jc w:val="center"/>
+            </w:pPr>
+            <w:r>
+              <w:rPr>
+                <w:b w:val="0"/>
+                <w:color w:val="969696"/>
+                <w:sz w:val="16"/>
+              </w:rPr>
+              <w:t>[IMG: pre_3]</w:t>
+            </w:r>
+          </w:p>
+        </w:tc>
+      </w:tr>
+      <w:tr>
+        <w:tc>
+          <w:tcPr>
+            <w:tcW w:type="dxa" w:w="4680"/>
+          </w:tcPr>
+          <w:p>
+            <w:pPr>
+              <w:jc w:val="center"/>
+            </w:pPr>
+            <w:r>
+              <w:rPr>
+                <w:b w:val="0"/>
+                <w:color w:val="969696"/>
+                <w:sz w:val="16"/>
+              </w:rPr>
+              <w:t>[IMG: pre_4]</w:t>
+            </w:r>
+          </w:p>
+        </w:tc>
+        <w:tc>
+          <w:tcPr>
+            <w:tcW w:type="dxa" w:w="4680"/>
+          </w:tcPr>
+          <w:p>
+            <w:pPr>
+              <w:jc w:val="center"/>
+            </w:pPr>
+            <w:r>
+              <w:rPr>
+                <w:b w:val="0"/>
+                <w:color w:val="969696"/>
+                <w:sz w:val="16"/>
+              </w:rPr>
+              <w:t>[IMG: pre_5]</w:t>
+            </w:r>
+          </w:p>
+        </w:tc>
+      </w:tr>
+    </w:tbl>
+    <w:p>
+      <w:r>
+        <w:br w:type="page"/>
+      </w:r>
+    </w:p>
+    <w:tbl>
+      <w:tblPr>
+        <w:tblStyle w:val="TableGrid"/>
+        <w:tblW w:type="auto" w:w="0"/>
+        <w:tblLook w:firstColumn="1" w:firstRow="1" w:lastColumn="0" w:lastRow="0" w:noHBand="0" w:noVBand="1" w:val="04A0"/>
+      </w:tblPr>
+      <w:tblGrid>
+        <w:gridCol w:w="4680"/>
+        <w:gridCol w:w="4680"/>
+      </w:tblGrid>
+      <w:tr>
+        <w:tc>
+          <w:tcPr>
+            <w:tcW w:type="dxa" w:w="4680"/>
+          </w:tcPr>
+          <w:p>
+            <w:pPr>
+              <w:jc w:val="center"/>
+            </w:pPr>
+            <w:r>
+              <w:rPr>
+                <w:b w:val="0"/>
+                <w:color w:val="969696"/>
+                <w:sz w:val="16"/>
+              </w:rPr>
+              <w:t>[IMG: pre_6]</w:t>
+            </w:r>
+          </w:p>
+        </w:tc>
+        <w:tc>
+          <w:tcPr>
+            <w:tcW w:type="dxa" w:w="4680"/>
+          </w:tcPr>
+          <w:p>
+            <w:pPr>
+              <w:jc w:val="center"/>
+            </w:pPr>
+            <w:r>
+              <w:rPr>
+                <w:b w:val="0"/>
+                <w:color w:val="969696"/>
+                <w:sz w:val="16"/>
+              </w:rPr>
+              <w:t>[IMG: pre_7]</w:t>
+            </w:r>
+          </w:p>
+        </w:tc>
+      </w:tr>
+    </w:tbl>
+    <w:p>
+      <w:r>
+        <w:br w:type="page"/>
+      </w:r>
+    </w:p>
+    <w:p>
+      <w:r>
+        <w:rPr>
+          <w:b/>
+          <w:sz w:val="24"/>
+        </w:rPr>
+        <w:t>Test Sequence 1 - Atmospheric Preconditioning</w:t>
+      </w:r>
+    </w:p>
+    <w:p>
+      <w:r>
+        <w:rPr>
+          <w:i w:val="0"/>
+          <w:sz w:val="18"/>
+        </w:rPr>
+        <w:t>The package system was exposed to ambient laboratory conditions for a minimum duration of twelve (12) hours.</w:t>
+      </w:r>
+    </w:p>
+    <w:p/>
+    <w:p>
+      <w:r>
+        <w:rPr>
+          <w:b/>
+          <w:sz w:val="24"/>
+        </w:rPr>
+        <w:t>Test Sequence 2 - Tip / Tip Over</w:t>
+      </w:r>
+    </w:p>
+    <w:p>
+      <w:r>
+        <w:rPr>
+          <w:i w:val="0"/>
+          <w:sz w:val="18"/>
+        </w:rPr>
+        <w:t>Tip / Tip Over</w:t>
+      </w:r>
+    </w:p>
+    <w:tbl>
+      <w:tblPr>
+        <w:tblStyle w:val="TableGrid"/>
+        <w:tblW w:type="auto" w:w="0"/>
+        <w:tblLook w:firstColumn="1" w:firstRow="1" w:lastColumn="0" w:lastRow="0" w:noHBand="0" w:noVBand="1" w:val="04A0"/>
+      </w:tblPr>
+      <w:tblGrid>
+        <w:gridCol w:w="3120"/>
+        <w:gridCol w:w="3120"/>
+        <w:gridCol w:w="3120"/>
+      </w:tblGrid>
+      <w:tr>
+        <w:tc>
+          <w:tcPr>
+            <w:tcW w:type="dxa" w:w="1728"/>
+            <w:shd w:val="clear" w:color="auto" w:fill="D0D0D0"/>
+          </w:tcPr>
+          <w:p>
+            <w:r>
+              <w:rPr>
+                <w:b/>
+                <w:sz w:val="18"/>
+              </w:rPr>
+              <w:t>Test No.</w:t>
+            </w:r>
+          </w:p>
+        </w:tc>
+        <w:tc>
+          <w:tcPr>
+            <w:tcW w:type="dxa" w:w="4320"/>
+            <w:shd w:val="clear" w:color="auto" w:fill="D0D0D0"/>
           </w:tcPr>
           <w:p>
             <w:r>
@@ -1018,14 +2096,16 @@
         </w:tc>
         <w:tc>
           <w:tcPr>
-            <w:tcW w:type="dxa" w:w="5760"/>
+            <w:tcW w:type="dxa" w:w="2592"/>
+            <w:shd w:val="clear" w:color="auto" w:fill="D0D0D0"/>
           </w:tcPr>
           <w:p>
             <w:r>
               <w:rPr>
+                <w:b/>
                 <w:sz w:val="18"/>
               </w:rPr>
-              <w:t>{{ seq2_orientation }}</w:t>
+              <w:t>Angle (°)</w:t>
             </w:r>
           </w:p>
         </w:tc>
@@ -1033,29 +2113,43 @@
       <w:tr>
         <w:tc>
           <w:tcPr>
-            <w:tcW w:type="dxa" w:w="3600"/>
-            <w:shd w:val="clear" w:color="auto" w:fill="F0F0F0"/>
+            <w:tcW w:type="dxa" w:w="3120"/>
           </w:tcPr>
           <w:p>
             <w:r>
               <w:rPr>
-                <w:b/>
+                <w:b w:val="0"/>
                 <w:sz w:val="18"/>
               </w:rPr>
-              <w:t>Number of Drops</w:t>
+              <w:t>1</w:t>
             </w:r>
           </w:p>
         </w:tc>
         <w:tc>
           <w:tcPr>
-            <w:tcW w:type="dxa" w:w="5760"/>
+            <w:tcW w:type="dxa" w:w="3120"/>
           </w:tcPr>
           <w:p>
             <w:r>
               <w:rPr>
+                <w:b w:val="0"/>
                 <w:sz w:val="18"/>
               </w:rPr>
-              <w:t>{{ seq2_num_drops }}</w:t>
+              <w:t>{{ seq2_test1_orientation }}</w:t>
+            </w:r>
+          </w:p>
+        </w:tc>
+        <w:tc>
+          <w:tcPr>
+            <w:tcW w:type="dxa" w:w="3120"/>
+          </w:tcPr>
+          <w:p>
+            <w:r>
+              <w:rPr>
+                <w:b w:val="0"/>
+                <w:sz w:val="18"/>
+              </w:rPr>
+              <w:t>{{ seq2_test1_angle }}</w:t>
             </w:r>
           </w:p>
         </w:tc>
@@ -1063,29 +2157,43 @@
       <w:tr>
         <w:tc>
           <w:tcPr>
-            <w:tcW w:type="dxa" w:w="3600"/>
-            <w:shd w:val="clear" w:color="auto" w:fill="F0F0F0"/>
+            <w:tcW w:type="dxa" w:w="3120"/>
           </w:tcPr>
           <w:p>
             <w:r>
               <w:rPr>
-                <w:b/>
+                <w:b w:val="0"/>
                 <w:sz w:val="18"/>
               </w:rPr>
-              <w:t>Result</w:t>
+              <w:t>2</w:t>
             </w:r>
           </w:p>
         </w:tc>
         <w:tc>
           <w:tcPr>
-            <w:tcW w:type="dxa" w:w="5760"/>
+            <w:tcW w:type="dxa" w:w="3120"/>
           </w:tcPr>
           <w:p>
             <w:r>
               <w:rPr>
+                <w:b w:val="0"/>
                 <w:sz w:val="18"/>
               </w:rPr>
-              <w:t>{{ seq2_result }}</w:t>
+              <w:t>{{ seq2_test2_orientation }}</w:t>
+            </w:r>
+          </w:p>
+        </w:tc>
+        <w:tc>
+          <w:tcPr>
+            <w:tcW w:type="dxa" w:w="3120"/>
+          </w:tcPr>
+          <w:p>
+            <w:r>
+              <w:rPr>
+                <w:b w:val="0"/>
+                <w:sz w:val="18"/>
+              </w:rPr>
+              <w:t>{{ seq2_test2_angle }}</w:t>
             </w:r>
           </w:p>
         </w:tc>
@@ -1093,29 +2201,173 @@
       <w:tr>
         <w:tc>
           <w:tcPr>
-            <w:tcW w:type="dxa" w:w="3600"/>
-            <w:shd w:val="clear" w:color="auto" w:fill="F0F0F0"/>
+            <w:tcW w:type="dxa" w:w="3120"/>
           </w:tcPr>
           <w:p>
             <w:r>
               <w:rPr>
-                <w:b/>
+                <w:b w:val="0"/>
                 <w:sz w:val="18"/>
               </w:rPr>
-              <w:t>Notes</w:t>
+              <w:t>3</w:t>
             </w:r>
           </w:p>
         </w:tc>
         <w:tc>
           <w:tcPr>
-            <w:tcW w:type="dxa" w:w="5760"/>
+            <w:tcW w:type="dxa" w:w="3120"/>
           </w:tcPr>
           <w:p>
             <w:r>
               <w:rPr>
+                <w:b w:val="0"/>
                 <w:sz w:val="18"/>
               </w:rPr>
-              <w:t>{{ seq2_notes }}</w:t>
+              <w:t>{{ seq2_test3_orientation }}</w:t>
+            </w:r>
+          </w:p>
+        </w:tc>
+        <w:tc>
+          <w:tcPr>
+            <w:tcW w:type="dxa" w:w="3120"/>
+          </w:tcPr>
+          <w:p>
+            <w:r>
+              <w:rPr>
+                <w:b w:val="0"/>
+                <w:sz w:val="18"/>
+              </w:rPr>
+              <w:t>{{ seq2_test3_angle }}</w:t>
+            </w:r>
+          </w:p>
+        </w:tc>
+      </w:tr>
+      <w:tr>
+        <w:tc>
+          <w:tcPr>
+            <w:tcW w:type="dxa" w:w="3120"/>
+          </w:tcPr>
+          <w:p>
+            <w:r>
+              <w:rPr>
+                <w:b w:val="0"/>
+                <w:sz w:val="18"/>
+              </w:rPr>
+              <w:t>4</w:t>
+            </w:r>
+          </w:p>
+        </w:tc>
+        <w:tc>
+          <w:tcPr>
+            <w:tcW w:type="dxa" w:w="3120"/>
+          </w:tcPr>
+          <w:p>
+            <w:r>
+              <w:rPr>
+                <w:b w:val="0"/>
+                <w:sz w:val="18"/>
+              </w:rPr>
+              <w:t>{{ seq2_test4_orientation }}</w:t>
+            </w:r>
+          </w:p>
+        </w:tc>
+        <w:tc>
+          <w:tcPr>
+            <w:tcW w:type="dxa" w:w="3120"/>
+          </w:tcPr>
+          <w:p>
+            <w:r>
+              <w:rPr>
+                <w:b w:val="0"/>
+                <w:sz w:val="18"/>
+              </w:rPr>
+              <w:t>{{ seq2_test4_angle }}</w:t>
+            </w:r>
+          </w:p>
+        </w:tc>
+      </w:tr>
+    </w:tbl>
+    <w:p/>
+    <w:tbl>
+      <w:tblPr>
+        <w:tblStyle w:val="TableGrid"/>
+        <w:tblW w:type="auto" w:w="0"/>
+        <w:tblLook w:firstColumn="1" w:firstRow="1" w:lastColumn="0" w:lastRow="0" w:noHBand="0" w:noVBand="1" w:val="04A0"/>
+      </w:tblPr>
+      <w:tblGrid>
+        <w:gridCol w:w="4680"/>
+        <w:gridCol w:w="4680"/>
+      </w:tblGrid>
+      <w:tr>
+        <w:tc>
+          <w:tcPr>
+            <w:tcW w:type="dxa" w:w="4680"/>
+          </w:tcPr>
+          <w:p>
+            <w:pPr>
+              <w:jc w:val="center"/>
+            </w:pPr>
+            <w:r>
+              <w:rPr>
+                <w:b w:val="0"/>
+                <w:color w:val="969696"/>
+                <w:sz w:val="16"/>
+              </w:rPr>
+              <w:t>[IMG: seq2_1]</w:t>
+            </w:r>
+          </w:p>
+        </w:tc>
+        <w:tc>
+          <w:tcPr>
+            <w:tcW w:type="dxa" w:w="4680"/>
+          </w:tcPr>
+          <w:p>
+            <w:pPr>
+              <w:jc w:val="center"/>
+            </w:pPr>
+            <w:r>
+              <w:rPr>
+                <w:b w:val="0"/>
+                <w:color w:val="969696"/>
+                <w:sz w:val="16"/>
+              </w:rPr>
+              <w:t>[IMG: seq2_2]</w:t>
+            </w:r>
+          </w:p>
+        </w:tc>
+      </w:tr>
+      <w:tr>
+        <w:tc>
+          <w:tcPr>
+            <w:tcW w:type="dxa" w:w="4680"/>
+          </w:tcPr>
+          <w:p>
+            <w:pPr>
+              <w:jc w:val="center"/>
+            </w:pPr>
+            <w:r>
+              <w:rPr>
+                <w:b w:val="0"/>
+                <w:sz w:val="16"/>
+              </w:rPr>
+              <w:t>{{ seq2_test1_orientation }}</w:t>
+            </w:r>
+          </w:p>
+        </w:tc>
+        <w:tc>
+          <w:tcPr>
+            <w:tcW w:type="dxa" w:w="4680"/>
+          </w:tcPr>
+          <w:p>
+            <w:pPr>
+              <w:jc w:val="center"/>
+            </w:pPr>
+            <w:r>
+              <w:rPr>
+                <w:b w:val="0"/>
+                <w:sz w:val="16"/>
+              </w:rPr>
+              <w:t>{{ seq2_test1_orientation }}</w:t>
             </w:r>
           </w:p>
         </w:tc>
@@ -1136,21 +2388,23 @@
           <w:tcPr>
             <w:tcW w:type="dxa" w:w="4680"/>
           </w:tcPr>
-          <w:p/>
+          <w:p>
+            <w:pPr>
+              <w:jc w:val="center"/>
+            </w:pPr>
+            <w:r>
+              <w:rPr>
+                <w:b w:val="0"/>
+                <w:color w:val="969696"/>
+                <w:sz w:val="16"/>
+              </w:rPr>
+              <w:t>[IMG: seq2_3]</w:t>
+            </w:r>
+          </w:p>
         </w:tc>
         <w:tc>
           <w:tcPr>
             <w:tcW w:type="dxa" w:w="4680"/>
-          </w:tcPr>
-          <w:p/>
-        </w:tc>
-      </w:tr>
-      <w:tr>
-        <w:tc>
-          <w:tcPr>
-            <w:tcW w:type="dxa" w:w="9360"/>
-            <w:gridSpan w:val="2"/>
-            <w:shd w:val="clear" w:color="auto" w:fill="1A5276"/>
           </w:tcPr>
           <w:p>
             <w:pPr>
@@ -1158,11 +2412,11 @@
             </w:pPr>
             <w:r>
               <w:rPr>
-                <w:b/>
-                <w:color w:val="FFFFFF"/>
-                <w:sz w:val="20"/>
+                <w:b w:val="0"/>
+                <w:color w:val="969696"/>
+                <w:sz w:val="16"/>
               </w:rPr>
-              <w:t>SEQUENCE 2 PHOTOS</w:t>
+              <w:t>[IMG: seq2_4]</w:t>
             </w:r>
           </w:p>
         </w:tc>
@@ -1178,10 +2432,10 @@
             </w:pPr>
             <w:r>
               <w:rPr>
-                <w:color w:val="888888"/>
+                <w:b w:val="0"/>
                 <w:sz w:val="16"/>
               </w:rPr>
-              <w:t>[[ PHOTO:seq2_1 ]]</w:t>
+              <w:t>{{ seq2_test2_orientation }}</w:t>
             </w:r>
           </w:p>
         </w:tc>
@@ -1195,242 +2449,10 @@
             </w:pPr>
             <w:r>
               <w:rPr>
-                <w:color w:val="888888"/>
+                <w:b w:val="0"/>
                 <w:sz w:val="16"/>
               </w:rPr>
-              <w:t>[[ PHOTO:seq2_2 ]]</w:t>
-            </w:r>
-          </w:p>
-        </w:tc>
-      </w:tr>
-    </w:tbl>
-    <w:p>
-      <w:pPr>
-        <w:spacing w:after="120"/>
-      </w:pPr>
-    </w:p>
-    <w:tbl>
-      <w:tblPr>
-        <w:tblStyle w:val="TableGrid"/>
-        <w:tblW w:type="auto" w:w="0"/>
-        <w:tblLook w:firstColumn="1" w:firstRow="1" w:lastColumn="0" w:lastRow="0" w:noHBand="0" w:noVBand="1" w:val="04A0"/>
-      </w:tblPr>
-      <w:tblGrid>
-        <w:gridCol w:w="3600"/>
-        <w:gridCol w:w="5760"/>
-      </w:tblGrid>
-      <w:tr>
-        <w:tc>
-          <w:tcPr>
-            <w:tcW w:type="dxa" w:w="4680"/>
-          </w:tcPr>
-          <w:p/>
-        </w:tc>
-        <w:tc>
-          <w:tcPr>
-            <w:tcW w:type="dxa" w:w="4680"/>
-          </w:tcPr>
-          <w:p/>
-        </w:tc>
-      </w:tr>
-      <w:tr>
-        <w:tc>
-          <w:tcPr>
-            <w:tcW w:type="dxa" w:w="9360"/>
-            <w:gridSpan w:val="2"/>
-            <w:shd w:val="clear" w:color="auto" w:fill="1A5276"/>
-          </w:tcPr>
-          <w:p>
-            <w:pPr>
-              <w:jc w:val="center"/>
-            </w:pPr>
-            <w:r>
-              <w:rPr>
-                <w:b/>
-                <w:color w:val="FFFFFF"/>
-                <w:sz w:val="20"/>
-              </w:rPr>
-              <w:t>SEQUENCE 3 — ROTATIONAL DROP TEST 1</w:t>
-            </w:r>
-          </w:p>
-        </w:tc>
-      </w:tr>
-      <w:tr>
-        <w:tc>
-          <w:tcPr>
-            <w:tcW w:type="dxa" w:w="3600"/>
-            <w:shd w:val="clear" w:color="auto" w:fill="F0F0F0"/>
-          </w:tcPr>
-          <w:p>
-            <w:r>
-              <w:rPr>
-                <w:b/>
-                <w:sz w:val="18"/>
-              </w:rPr>
-              <w:t>Drop Height (in)</w:t>
-            </w:r>
-          </w:p>
-        </w:tc>
-        <w:tc>
-          <w:tcPr>
-            <w:tcW w:type="dxa" w:w="5760"/>
-          </w:tcPr>
-          <w:p>
-            <w:r>
-              <w:rPr>
-                <w:sz w:val="18"/>
-              </w:rPr>
-              <w:t>{{ seq3_drop_height_inches }}</w:t>
-            </w:r>
-          </w:p>
-        </w:tc>
-      </w:tr>
-      <w:tr>
-        <w:tc>
-          <w:tcPr>
-            <w:tcW w:type="dxa" w:w="3600"/>
-            <w:shd w:val="clear" w:color="auto" w:fill="F0F0F0"/>
-          </w:tcPr>
-          <w:p>
-            <w:r>
-              <w:rPr>
-                <w:b/>
-                <w:sz w:val="18"/>
-              </w:rPr>
-              <w:t>Weight (lbs)</w:t>
-            </w:r>
-          </w:p>
-        </w:tc>
-        <w:tc>
-          <w:tcPr>
-            <w:tcW w:type="dxa" w:w="5760"/>
-          </w:tcPr>
-          <w:p>
-            <w:r>
-              <w:rPr>
-                <w:sz w:val="18"/>
-              </w:rPr>
-              <w:t>{{ seq3_weight_lbs }}</w:t>
-            </w:r>
-          </w:p>
-        </w:tc>
-      </w:tr>
-      <w:tr>
-        <w:tc>
-          <w:tcPr>
-            <w:tcW w:type="dxa" w:w="3600"/>
-            <w:shd w:val="clear" w:color="auto" w:fill="F0F0F0"/>
-          </w:tcPr>
-          <w:p>
-            <w:r>
-              <w:rPr>
-                <w:b/>
-                <w:sz w:val="18"/>
-              </w:rPr>
-              <w:t>Drop Orientations</w:t>
-            </w:r>
-          </w:p>
-        </w:tc>
-        <w:tc>
-          <w:tcPr>
-            <w:tcW w:type="dxa" w:w="5760"/>
-          </w:tcPr>
-          <w:p>
-            <w:r>
-              <w:rPr>
-                <w:sz w:val="18"/>
-              </w:rPr>
-              <w:t>{{ seq3_drop_orientations }}</w:t>
-            </w:r>
-          </w:p>
-        </w:tc>
-      </w:tr>
-      <w:tr>
-        <w:tc>
-          <w:tcPr>
-            <w:tcW w:type="dxa" w:w="3600"/>
-            <w:shd w:val="clear" w:color="auto" w:fill="F0F0F0"/>
-          </w:tcPr>
-          <w:p>
-            <w:r>
-              <w:rPr>
-                <w:b/>
-                <w:sz w:val="18"/>
-              </w:rPr>
-              <w:t>Number of Drops</w:t>
-            </w:r>
-          </w:p>
-        </w:tc>
-        <w:tc>
-          <w:tcPr>
-            <w:tcW w:type="dxa" w:w="5760"/>
-          </w:tcPr>
-          <w:p>
-            <w:r>
-              <w:rPr>
-                <w:sz w:val="18"/>
-              </w:rPr>
-              <w:t>{{ seq3_num_drops }}</w:t>
-            </w:r>
-          </w:p>
-        </w:tc>
-      </w:tr>
-      <w:tr>
-        <w:tc>
-          <w:tcPr>
-            <w:tcW w:type="dxa" w:w="3600"/>
-            <w:shd w:val="clear" w:color="auto" w:fill="F0F0F0"/>
-          </w:tcPr>
-          <w:p>
-            <w:r>
-              <w:rPr>
-                <w:b/>
-                <w:sz w:val="18"/>
-              </w:rPr>
-              <w:t>Result</w:t>
-            </w:r>
-          </w:p>
-        </w:tc>
-        <w:tc>
-          <w:tcPr>
-            <w:tcW w:type="dxa" w:w="5760"/>
-          </w:tcPr>
-          <w:p>
-            <w:r>
-              <w:rPr>
-                <w:sz w:val="18"/>
-              </w:rPr>
-              <w:t>{{ seq3_result }}</w:t>
-            </w:r>
-          </w:p>
-        </w:tc>
-      </w:tr>
-      <w:tr>
-        <w:tc>
-          <w:tcPr>
-            <w:tcW w:type="dxa" w:w="3600"/>
-            <w:shd w:val="clear" w:color="auto" w:fill="F0F0F0"/>
-          </w:tcPr>
-          <w:p>
-            <w:r>
-              <w:rPr>
-                <w:b/>
-                <w:sz w:val="18"/>
-              </w:rPr>
-              <w:t>Notes</w:t>
-            </w:r>
-          </w:p>
-        </w:tc>
-        <w:tc>
-          <w:tcPr>
-            <w:tcW w:type="dxa" w:w="5760"/>
-          </w:tcPr>
-          <w:p>
-            <w:r>
-              <w:rPr>
-                <w:sz w:val="18"/>
-              </w:rPr>
-              <w:t>{{ seq3_notes }}</w:t>
+              <w:t>{{ seq2_test2_orientation }}</w:t>
             </w:r>
           </w:p>
         </w:tc>
@@ -1451,21 +2473,23 @@
           <w:tcPr>
             <w:tcW w:type="dxa" w:w="4680"/>
           </w:tcPr>
-          <w:p/>
+          <w:p>
+            <w:pPr>
+              <w:jc w:val="center"/>
+            </w:pPr>
+            <w:r>
+              <w:rPr>
+                <w:b w:val="0"/>
+                <w:color w:val="969696"/>
+                <w:sz w:val="16"/>
+              </w:rPr>
+              <w:t>[IMG: seq2_5]</w:t>
+            </w:r>
+          </w:p>
         </w:tc>
         <w:tc>
           <w:tcPr>
             <w:tcW w:type="dxa" w:w="4680"/>
-          </w:tcPr>
-          <w:p/>
-        </w:tc>
-      </w:tr>
-      <w:tr>
-        <w:tc>
-          <w:tcPr>
-            <w:tcW w:type="dxa" w:w="9360"/>
-            <w:gridSpan w:val="2"/>
-            <w:shd w:val="clear" w:color="auto" w:fill="1A5276"/>
           </w:tcPr>
           <w:p>
             <w:pPr>
@@ -1473,11 +2497,11 @@
             </w:pPr>
             <w:r>
               <w:rPr>
-                <w:b/>
-                <w:color w:val="FFFFFF"/>
-                <w:sz w:val="20"/>
+                <w:b w:val="0"/>
+                <w:color w:val="969696"/>
+                <w:sz w:val="16"/>
               </w:rPr>
-              <w:t>SEQUENCE 3 PHOTOS</w:t>
+              <w:t>[IMG: seq2_6]</w:t>
             </w:r>
           </w:p>
         </w:tc>
@@ -1493,10 +2517,10 @@
             </w:pPr>
             <w:r>
               <w:rPr>
-                <w:color w:val="888888"/>
+                <w:b w:val="0"/>
                 <w:sz w:val="16"/>
               </w:rPr>
-              <w:t>[[ PHOTO:seq3_1 ]]</w:t>
+              <w:t>{{ seq2_test3_orientation }}</w:t>
             </w:r>
           </w:p>
         </w:tc>
@@ -1510,242 +2534,10 @@
             </w:pPr>
             <w:r>
               <w:rPr>
-                <w:color w:val="888888"/>
+                <w:b w:val="0"/>
                 <w:sz w:val="16"/>
               </w:rPr>
-              <w:t>[[ PHOTO:seq3_2 ]]</w:t>
-            </w:r>
-          </w:p>
-        </w:tc>
-      </w:tr>
-    </w:tbl>
-    <w:p>
-      <w:pPr>
-        <w:spacing w:after="120"/>
-      </w:pPr>
-    </w:p>
-    <w:tbl>
-      <w:tblPr>
-        <w:tblStyle w:val="TableGrid"/>
-        <w:tblW w:type="auto" w:w="0"/>
-        <w:tblLook w:firstColumn="1" w:firstRow="1" w:lastColumn="0" w:lastRow="0" w:noHBand="0" w:noVBand="1" w:val="04A0"/>
-      </w:tblPr>
-      <w:tblGrid>
-        <w:gridCol w:w="3600"/>
-        <w:gridCol w:w="5760"/>
-      </w:tblGrid>
-      <w:tr>
-        <w:tc>
-          <w:tcPr>
-            <w:tcW w:type="dxa" w:w="4680"/>
-          </w:tcPr>
-          <w:p/>
-        </w:tc>
-        <w:tc>
-          <w:tcPr>
-            <w:tcW w:type="dxa" w:w="4680"/>
-          </w:tcPr>
-          <w:p/>
-        </w:tc>
-      </w:tr>
-      <w:tr>
-        <w:tc>
-          <w:tcPr>
-            <w:tcW w:type="dxa" w:w="9360"/>
-            <w:gridSpan w:val="2"/>
-            <w:shd w:val="clear" w:color="auto" w:fill="1A5276"/>
-          </w:tcPr>
-          <w:p>
-            <w:pPr>
-              <w:jc w:val="center"/>
-            </w:pPr>
-            <w:r>
-              <w:rPr>
-                <w:b/>
-                <w:color w:val="FFFFFF"/>
-                <w:sz w:val="20"/>
-              </w:rPr>
-              <w:t>SEQUENCE 4 — INCLINE IMPACT TEST 1</w:t>
-            </w:r>
-          </w:p>
-        </w:tc>
-      </w:tr>
-      <w:tr>
-        <w:tc>
-          <w:tcPr>
-            <w:tcW w:type="dxa" w:w="3600"/>
-            <w:shd w:val="clear" w:color="auto" w:fill="F0F0F0"/>
-          </w:tcPr>
-          <w:p>
-            <w:r>
-              <w:rPr>
-                <w:b/>
-                <w:sz w:val="18"/>
-              </w:rPr>
-              <w:t>Incline Angle (deg)</w:t>
-            </w:r>
-          </w:p>
-        </w:tc>
-        <w:tc>
-          <w:tcPr>
-            <w:tcW w:type="dxa" w:w="5760"/>
-          </w:tcPr>
-          <w:p>
-            <w:r>
-              <w:rPr>
-                <w:sz w:val="18"/>
-              </w:rPr>
-              <w:t>{{ seq4_incline_angle_degrees }}</w:t>
-            </w:r>
-          </w:p>
-        </w:tc>
-      </w:tr>
-      <w:tr>
-        <w:tc>
-          <w:tcPr>
-            <w:tcW w:type="dxa" w:w="3600"/>
-            <w:shd w:val="clear" w:color="auto" w:fill="F0F0F0"/>
-          </w:tcPr>
-          <w:p>
-            <w:r>
-              <w:rPr>
-                <w:b/>
-                <w:sz w:val="18"/>
-              </w:rPr>
-              <w:t>Weight (lbs)</w:t>
-            </w:r>
-          </w:p>
-        </w:tc>
-        <w:tc>
-          <w:tcPr>
-            <w:tcW w:type="dxa" w:w="5760"/>
-          </w:tcPr>
-          <w:p>
-            <w:r>
-              <w:rPr>
-                <w:sz w:val="18"/>
-              </w:rPr>
-              <w:t>{{ seq4_weight_lbs }}</w:t>
-            </w:r>
-          </w:p>
-        </w:tc>
-      </w:tr>
-      <w:tr>
-        <w:tc>
-          <w:tcPr>
-            <w:tcW w:type="dxa" w:w="3600"/>
-            <w:shd w:val="clear" w:color="auto" w:fill="F0F0F0"/>
-          </w:tcPr>
-          <w:p>
-            <w:r>
-              <w:rPr>
-                <w:b/>
-                <w:sz w:val="18"/>
-              </w:rPr>
-              <w:t>Impact Velocity (fps)</w:t>
-            </w:r>
-          </w:p>
-        </w:tc>
-        <w:tc>
-          <w:tcPr>
-            <w:tcW w:type="dxa" w:w="5760"/>
-          </w:tcPr>
-          <w:p>
-            <w:r>
-              <w:rPr>
-                <w:sz w:val="18"/>
-              </w:rPr>
-              <w:t>{{ seq4_impact_velocity_fps }}</w:t>
-            </w:r>
-          </w:p>
-        </w:tc>
-      </w:tr>
-      <w:tr>
-        <w:tc>
-          <w:tcPr>
-            <w:tcW w:type="dxa" w:w="3600"/>
-            <w:shd w:val="clear" w:color="auto" w:fill="F0F0F0"/>
-          </w:tcPr>
-          <w:p>
-            <w:r>
-              <w:rPr>
-                <w:b/>
-                <w:sz w:val="18"/>
-              </w:rPr>
-              <w:t>Number of Impacts</w:t>
-            </w:r>
-          </w:p>
-        </w:tc>
-        <w:tc>
-          <w:tcPr>
-            <w:tcW w:type="dxa" w:w="5760"/>
-          </w:tcPr>
-          <w:p>
-            <w:r>
-              <w:rPr>
-                <w:sz w:val="18"/>
-              </w:rPr>
-              <w:t>{{ seq4_num_impacts }}</w:t>
-            </w:r>
-          </w:p>
-        </w:tc>
-      </w:tr>
-      <w:tr>
-        <w:tc>
-          <w:tcPr>
-            <w:tcW w:type="dxa" w:w="3600"/>
-            <w:shd w:val="clear" w:color="auto" w:fill="F0F0F0"/>
-          </w:tcPr>
-          <w:p>
-            <w:r>
-              <w:rPr>
-                <w:b/>
-                <w:sz w:val="18"/>
-              </w:rPr>
-              <w:t>Result</w:t>
-            </w:r>
-          </w:p>
-        </w:tc>
-        <w:tc>
-          <w:tcPr>
-            <w:tcW w:type="dxa" w:w="5760"/>
-          </w:tcPr>
-          <w:p>
-            <w:r>
-              <w:rPr>
-                <w:sz w:val="18"/>
-              </w:rPr>
-              <w:t>{{ seq4_result }}</w:t>
-            </w:r>
-          </w:p>
-        </w:tc>
-      </w:tr>
-      <w:tr>
-        <w:tc>
-          <w:tcPr>
-            <w:tcW w:type="dxa" w:w="3600"/>
-            <w:shd w:val="clear" w:color="auto" w:fill="F0F0F0"/>
-          </w:tcPr>
-          <w:p>
-            <w:r>
-              <w:rPr>
-                <w:b/>
-                <w:sz w:val="18"/>
-              </w:rPr>
-              <w:t>Notes</w:t>
-            </w:r>
-          </w:p>
-        </w:tc>
-        <w:tc>
-          <w:tcPr>
-            <w:tcW w:type="dxa" w:w="5760"/>
-          </w:tcPr>
-          <w:p>
-            <w:r>
-              <w:rPr>
-                <w:sz w:val="18"/>
-              </w:rPr>
-              <w:t>{{ seq4_notes }}</w:t>
+              <w:t>{{ seq2_test3_orientation }}</w:t>
             </w:r>
           </w:p>
         </w:tc>
@@ -1766,21 +2558,23 @@
           <w:tcPr>
             <w:tcW w:type="dxa" w:w="4680"/>
           </w:tcPr>
-          <w:p/>
+          <w:p>
+            <w:pPr>
+              <w:jc w:val="center"/>
+            </w:pPr>
+            <w:r>
+              <w:rPr>
+                <w:b w:val="0"/>
+                <w:color w:val="969696"/>
+                <w:sz w:val="16"/>
+              </w:rPr>
+              <w:t>[IMG: seq2_7]</w:t>
+            </w:r>
+          </w:p>
         </w:tc>
         <w:tc>
           <w:tcPr>
             <w:tcW w:type="dxa" w:w="4680"/>
-          </w:tcPr>
-          <w:p/>
-        </w:tc>
-      </w:tr>
-      <w:tr>
-        <w:tc>
-          <w:tcPr>
-            <w:tcW w:type="dxa" w:w="9360"/>
-            <w:gridSpan w:val="2"/>
-            <w:shd w:val="clear" w:color="auto" w:fill="1A5276"/>
           </w:tcPr>
           <w:p>
             <w:pPr>
@@ -1788,11 +2582,11 @@
             </w:pPr>
             <w:r>
               <w:rPr>
-                <w:b/>
-                <w:color w:val="FFFFFF"/>
-                <w:sz w:val="20"/>
+                <w:b w:val="0"/>
+                <w:color w:val="969696"/>
+                <w:sz w:val="16"/>
               </w:rPr>
-              <w:t>SEQUENCE 4 PHOTOS</w:t>
+              <w:t>[IMG: seq2_8]</w:t>
             </w:r>
           </w:p>
         </w:tc>
@@ -1808,10 +2602,10 @@
             </w:pPr>
             <w:r>
               <w:rPr>
-                <w:color w:val="888888"/>
+                <w:b w:val="0"/>
                 <w:sz w:val="16"/>
               </w:rPr>
-              <w:t>[[ PHOTO:seq4_1 ]]</w:t>
+              <w:t>{{ seq2_test4_orientation }}</w:t>
             </w:r>
           </w:p>
         </w:tc>
@@ -1825,474 +2619,10 @@
             </w:pPr>
             <w:r>
               <w:rPr>
-                <w:color w:val="888888"/>
+                <w:b w:val="0"/>
                 <w:sz w:val="16"/>
               </w:rPr>
-              <w:t>[[ PHOTO:seq4_2 ]]</w:t>
-            </w:r>
-          </w:p>
-        </w:tc>
-      </w:tr>
-    </w:tbl>
-    <w:p>
-      <w:pPr>
-        <w:spacing w:after="120"/>
-      </w:pPr>
-    </w:p>
-    <w:tbl>
-      <w:tblPr>
-        <w:tblStyle w:val="TableGrid"/>
-        <w:tblW w:type="auto" w:w="0"/>
-        <w:tblLook w:firstColumn="1" w:firstRow="1" w:lastColumn="0" w:lastRow="0" w:noHBand="0" w:noVBand="1" w:val="04A0"/>
-      </w:tblPr>
-      <w:tblGrid>
-        <w:gridCol w:w="3600"/>
-        <w:gridCol w:w="5760"/>
-      </w:tblGrid>
-      <w:tr>
-        <w:tc>
-          <w:tcPr>
-            <w:tcW w:type="dxa" w:w="4680"/>
-          </w:tcPr>
-          <w:p/>
-        </w:tc>
-        <w:tc>
-          <w:tcPr>
-            <w:tcW w:type="dxa" w:w="4680"/>
-          </w:tcPr>
-          <w:p/>
-        </w:tc>
-      </w:tr>
-      <w:tr>
-        <w:tc>
-          <w:tcPr>
-            <w:tcW w:type="dxa" w:w="9360"/>
-            <w:gridSpan w:val="2"/>
-            <w:shd w:val="clear" w:color="auto" w:fill="1A5276"/>
-          </w:tcPr>
-          <w:p>
-            <w:pPr>
-              <w:jc w:val="center"/>
-            </w:pPr>
-            <w:r>
-              <w:rPr>
-                <w:b/>
-                <w:color w:val="FFFFFF"/>
-                <w:sz w:val="20"/>
-              </w:rPr>
-              <w:t>SEQUENCE 5 — VIBRATION TEST</w:t>
-            </w:r>
-          </w:p>
-        </w:tc>
-      </w:tr>
-      <w:tr>
-        <w:tc>
-          <w:tcPr>
-            <w:tcW w:type="dxa" w:w="3600"/>
-            <w:shd w:val="clear" w:color="auto" w:fill="F0F0F0"/>
-          </w:tcPr>
-          <w:p>
-            <w:r>
-              <w:rPr>
-                <w:b/>
-                <w:sz w:val="18"/>
-              </w:rPr>
-              <w:t>Duration (min)</w:t>
-            </w:r>
-          </w:p>
-        </w:tc>
-        <w:tc>
-          <w:tcPr>
-            <w:tcW w:type="dxa" w:w="5760"/>
-          </w:tcPr>
-          <w:p>
-            <w:r>
-              <w:rPr>
-                <w:sz w:val="18"/>
-              </w:rPr>
-              <w:t>{{ seq5_duration_minutes }}</w:t>
-            </w:r>
-          </w:p>
-        </w:tc>
-      </w:tr>
-      <w:tr>
-        <w:tc>
-          <w:tcPr>
-            <w:tcW w:type="dxa" w:w="3600"/>
-            <w:shd w:val="clear" w:color="auto" w:fill="F0F0F0"/>
-          </w:tcPr>
-          <w:p>
-            <w:r>
-              <w:rPr>
-                <w:b/>
-                <w:sz w:val="18"/>
-              </w:rPr>
-              <w:t>PSD Profile</w:t>
-            </w:r>
-          </w:p>
-        </w:tc>
-        <w:tc>
-          <w:tcPr>
-            <w:tcW w:type="dxa" w:w="5760"/>
-          </w:tcPr>
-          <w:p>
-            <w:r>
-              <w:rPr>
-                <w:sz w:val="18"/>
-              </w:rPr>
-              <w:t>{{ seq5_psd_profile }}</w:t>
-            </w:r>
-          </w:p>
-        </w:tc>
-      </w:tr>
-      <w:tr>
-        <w:tc>
-          <w:tcPr>
-            <w:tcW w:type="dxa" w:w="3600"/>
-            <w:shd w:val="clear" w:color="auto" w:fill="F0F0F0"/>
-          </w:tcPr>
-          <w:p>
-            <w:r>
-              <w:rPr>
-                <w:b/>
-                <w:sz w:val="18"/>
-              </w:rPr>
-              <w:t>Peak G</w:t>
-            </w:r>
-          </w:p>
-        </w:tc>
-        <w:tc>
-          <w:tcPr>
-            <w:tcW w:type="dxa" w:w="5760"/>
-          </w:tcPr>
-          <w:p>
-            <w:r>
-              <w:rPr>
-                <w:sz w:val="18"/>
-              </w:rPr>
-              <w:t>{{ seq5_peak_g }}</w:t>
-            </w:r>
-          </w:p>
-        </w:tc>
-      </w:tr>
-      <w:tr>
-        <w:tc>
-          <w:tcPr>
-            <w:tcW w:type="dxa" w:w="3600"/>
-            <w:shd w:val="clear" w:color="auto" w:fill="F0F0F0"/>
-          </w:tcPr>
-          <w:p>
-            <w:r>
-              <w:rPr>
-                <w:b/>
-                <w:sz w:val="18"/>
-              </w:rPr>
-              <w:t>Frequency Range (Hz)</w:t>
-            </w:r>
-          </w:p>
-        </w:tc>
-        <w:tc>
-          <w:tcPr>
-            <w:tcW w:type="dxa" w:w="5760"/>
-          </w:tcPr>
-          <w:p>
-            <w:r>
-              <w:rPr>
-                <w:sz w:val="18"/>
-              </w:rPr>
-              <w:t>{{ seq5_frequency_range_hz }}</w:t>
-            </w:r>
-          </w:p>
-        </w:tc>
-      </w:tr>
-      <w:tr>
-        <w:tc>
-          <w:tcPr>
-            <w:tcW w:type="dxa" w:w="3600"/>
-            <w:shd w:val="clear" w:color="auto" w:fill="F0F0F0"/>
-          </w:tcPr>
-          <w:p>
-            <w:r>
-              <w:rPr>
-                <w:b/>
-                <w:sz w:val="18"/>
-              </w:rPr>
-              <w:t>Result</w:t>
-            </w:r>
-          </w:p>
-        </w:tc>
-        <w:tc>
-          <w:tcPr>
-            <w:tcW w:type="dxa" w:w="5760"/>
-          </w:tcPr>
-          <w:p>
-            <w:r>
-              <w:rPr>
-                <w:sz w:val="18"/>
-              </w:rPr>
-              <w:t>{{ seq5_result }}</w:t>
-            </w:r>
-          </w:p>
-        </w:tc>
-      </w:tr>
-      <w:tr>
-        <w:tc>
-          <w:tcPr>
-            <w:tcW w:type="dxa" w:w="3600"/>
-            <w:shd w:val="clear" w:color="auto" w:fill="F0F0F0"/>
-          </w:tcPr>
-          <w:p>
-            <w:r>
-              <w:rPr>
-                <w:b/>
-                <w:sz w:val="18"/>
-              </w:rPr>
-              <w:t>Notes</w:t>
-            </w:r>
-          </w:p>
-        </w:tc>
-        <w:tc>
-          <w:tcPr>
-            <w:tcW w:type="dxa" w:w="5760"/>
-          </w:tcPr>
-          <w:p>
-            <w:r>
-              <w:rPr>
-                <w:sz w:val="18"/>
-              </w:rPr>
-              <w:t>{{ seq5_notes }}</w:t>
-            </w:r>
-          </w:p>
-        </w:tc>
-      </w:tr>
-    </w:tbl>
-    <w:p>
-      <w:pPr>
-        <w:spacing w:after="120"/>
-      </w:pPr>
-    </w:p>
-    <w:tbl>
-      <w:tblPr>
-        <w:tblStyle w:val="TableGrid"/>
-        <w:tblW w:type="auto" w:w="0"/>
-        <w:tblLook w:firstColumn="1" w:firstRow="1" w:lastColumn="0" w:lastRow="0" w:noHBand="0" w:noVBand="1" w:val="04A0"/>
-      </w:tblPr>
-      <w:tblGrid>
-        <w:gridCol w:w="3600"/>
-        <w:gridCol w:w="5760"/>
-      </w:tblGrid>
-      <w:tr>
-        <w:tc>
-          <w:tcPr>
-            <w:tcW w:type="dxa" w:w="4680"/>
-          </w:tcPr>
-          <w:p/>
-        </w:tc>
-        <w:tc>
-          <w:tcPr>
-            <w:tcW w:type="dxa" w:w="4680"/>
-          </w:tcPr>
-          <w:p/>
-        </w:tc>
-      </w:tr>
-      <w:tr>
-        <w:tc>
-          <w:tcPr>
-            <w:tcW w:type="dxa" w:w="9360"/>
-            <w:gridSpan w:val="2"/>
-            <w:shd w:val="clear" w:color="auto" w:fill="1A5276"/>
-          </w:tcPr>
-          <w:p>
-            <w:pPr>
-              <w:jc w:val="center"/>
-            </w:pPr>
-            <w:r>
-              <w:rPr>
-                <w:b/>
-                <w:color w:val="FFFFFF"/>
-                <w:sz w:val="20"/>
-              </w:rPr>
-              <w:t>SEQUENCE 6 — ROTATIONAL DROP TEST 2</w:t>
-            </w:r>
-          </w:p>
-        </w:tc>
-      </w:tr>
-      <w:tr>
-        <w:tc>
-          <w:tcPr>
-            <w:tcW w:type="dxa" w:w="3600"/>
-            <w:shd w:val="clear" w:color="auto" w:fill="F0F0F0"/>
-          </w:tcPr>
-          <w:p>
-            <w:r>
-              <w:rPr>
-                <w:b/>
-                <w:sz w:val="18"/>
-              </w:rPr>
-              <w:t>Drop Height (in)</w:t>
-            </w:r>
-          </w:p>
-        </w:tc>
-        <w:tc>
-          <w:tcPr>
-            <w:tcW w:type="dxa" w:w="5760"/>
-          </w:tcPr>
-          <w:p>
-            <w:r>
-              <w:rPr>
-                <w:sz w:val="18"/>
-              </w:rPr>
-              <w:t>{{ seq6_drop_height_inches }}</w:t>
-            </w:r>
-          </w:p>
-        </w:tc>
-      </w:tr>
-      <w:tr>
-        <w:tc>
-          <w:tcPr>
-            <w:tcW w:type="dxa" w:w="3600"/>
-            <w:shd w:val="clear" w:color="auto" w:fill="F0F0F0"/>
-          </w:tcPr>
-          <w:p>
-            <w:r>
-              <w:rPr>
-                <w:b/>
-                <w:sz w:val="18"/>
-              </w:rPr>
-              <w:t>Weight (lbs)</w:t>
-            </w:r>
-          </w:p>
-        </w:tc>
-        <w:tc>
-          <w:tcPr>
-            <w:tcW w:type="dxa" w:w="5760"/>
-          </w:tcPr>
-          <w:p>
-            <w:r>
-              <w:rPr>
-                <w:sz w:val="18"/>
-              </w:rPr>
-              <w:t>{{ seq6_weight_lbs }}</w:t>
-            </w:r>
-          </w:p>
-        </w:tc>
-      </w:tr>
-      <w:tr>
-        <w:tc>
-          <w:tcPr>
-            <w:tcW w:type="dxa" w:w="3600"/>
-            <w:shd w:val="clear" w:color="auto" w:fill="F0F0F0"/>
-          </w:tcPr>
-          <w:p>
-            <w:r>
-              <w:rPr>
-                <w:b/>
-                <w:sz w:val="18"/>
-              </w:rPr>
-              <w:t>Drop Orientations</w:t>
-            </w:r>
-          </w:p>
-        </w:tc>
-        <w:tc>
-          <w:tcPr>
-            <w:tcW w:type="dxa" w:w="5760"/>
-          </w:tcPr>
-          <w:p>
-            <w:r>
-              <w:rPr>
-                <w:sz w:val="18"/>
-              </w:rPr>
-              <w:t>{{ seq6_drop_orientations }}</w:t>
-            </w:r>
-          </w:p>
-        </w:tc>
-      </w:tr>
-      <w:tr>
-        <w:tc>
-          <w:tcPr>
-            <w:tcW w:type="dxa" w:w="3600"/>
-            <w:shd w:val="clear" w:color="auto" w:fill="F0F0F0"/>
-          </w:tcPr>
-          <w:p>
-            <w:r>
-              <w:rPr>
-                <w:b/>
-                <w:sz w:val="18"/>
-              </w:rPr>
-              <w:t>Number of Drops</w:t>
-            </w:r>
-          </w:p>
-        </w:tc>
-        <w:tc>
-          <w:tcPr>
-            <w:tcW w:type="dxa" w:w="5760"/>
-          </w:tcPr>
-          <w:p>
-            <w:r>
-              <w:rPr>
-                <w:sz w:val="18"/>
-              </w:rPr>
-              <w:t>{{ seq6_num_drops }}</w:t>
-            </w:r>
-          </w:p>
-        </w:tc>
-      </w:tr>
-      <w:tr>
-        <w:tc>
-          <w:tcPr>
-            <w:tcW w:type="dxa" w:w="3600"/>
-            <w:shd w:val="clear" w:color="auto" w:fill="F0F0F0"/>
-          </w:tcPr>
-          <w:p>
-            <w:r>
-              <w:rPr>
-                <w:b/>
-                <w:sz w:val="18"/>
-              </w:rPr>
-              <w:t>Result</w:t>
-            </w:r>
-          </w:p>
-        </w:tc>
-        <w:tc>
-          <w:tcPr>
-            <w:tcW w:type="dxa" w:w="5760"/>
-          </w:tcPr>
-          <w:p>
-            <w:r>
-              <w:rPr>
-                <w:sz w:val="18"/>
-              </w:rPr>
-              <w:t>{{ seq6_result }}</w:t>
-            </w:r>
-          </w:p>
-        </w:tc>
-      </w:tr>
-      <w:tr>
-        <w:tc>
-          <w:tcPr>
-            <w:tcW w:type="dxa" w:w="3600"/>
-            <w:shd w:val="clear" w:color="auto" w:fill="F0F0F0"/>
-          </w:tcPr>
-          <w:p>
-            <w:r>
-              <w:rPr>
-                <w:b/>
-                <w:sz w:val="18"/>
-              </w:rPr>
-              <w:t>Notes</w:t>
-            </w:r>
-          </w:p>
-        </w:tc>
-        <w:tc>
-          <w:tcPr>
-            <w:tcW w:type="dxa" w:w="5760"/>
-          </w:tcPr>
-          <w:p>
-            <w:r>
-              <w:rPr>
-                <w:sz w:val="18"/>
-              </w:rPr>
-              <w:t>{{ seq6_notes }}</w:t>
+              <w:t>{{ seq2_test4_orientation }}</w:t>
             </w:r>
           </w:p>
         </w:tc>
@@ -2311,23 +2641,304 @@
       <w:tr>
         <w:tc>
           <w:tcPr>
-            <w:tcW w:type="dxa" w:w="4680"/>
+            <w:tcW w:type="dxa" w:w="2160"/>
+            <w:shd w:val="clear" w:color="auto" w:fill="D0D0D0"/>
           </w:tcPr>
-          <w:p/>
+          <w:p>
+            <w:r>
+              <w:rPr>
+                <w:b/>
+                <w:sz w:val="18"/>
+              </w:rPr>
+              <w:t>Conclusion</w:t>
+            </w:r>
+          </w:p>
         </w:tc>
         <w:tc>
           <w:tcPr>
-            <w:tcW w:type="dxa" w:w="4680"/>
+            <w:tcW w:type="dxa" w:w="7200"/>
+            <w:shd w:val="clear" w:color="auto" w:fill="D0D0D0"/>
           </w:tcPr>
-          <w:p/>
+          <w:p>
+            <w:r>
+              <w:rPr>
+                <w:b/>
+                <w:sz w:val="18"/>
+              </w:rPr>
+              <w:t>Pass / Fail</w:t>
+            </w:r>
+          </w:p>
         </w:tc>
       </w:tr>
       <w:tr>
         <w:tc>
           <w:tcPr>
-            <w:tcW w:type="dxa" w:w="9360"/>
-            <w:gridSpan w:val="2"/>
-            <w:shd w:val="clear" w:color="auto" w:fill="1A5276"/>
+            <w:tcW w:type="dxa" w:w="2160"/>
+          </w:tcPr>
+          <w:p>
+            <w:r>
+              <w:rPr>
+                <w:b w:val="0"/>
+                <w:sz w:val="18"/>
+              </w:rPr>
+              <w:t>{{ seq2_conclusion_notes }}</w:t>
+            </w:r>
+          </w:p>
+        </w:tc>
+        <w:tc>
+          <w:tcPr>
+            <w:tcW w:type="dxa" w:w="7200"/>
+          </w:tcPr>
+          <w:p>
+            <w:r>
+              <w:rPr>
+                <w:b w:val="0"/>
+                <w:sz w:val="18"/>
+              </w:rPr>
+              <w:t>{{ seq2_result }}</w:t>
+            </w:r>
+          </w:p>
+        </w:tc>
+      </w:tr>
+    </w:tbl>
+    <w:p>
+      <w:r>
+        <w:br w:type="page"/>
+      </w:r>
+    </w:p>
+    <w:p>
+      <w:r>
+        <w:rPr>
+          <w:b/>
+          <w:sz w:val="24"/>
+        </w:rPr>
+        <w:t>Test Sequence 3 - Rotational Drop Sequence 1</w:t>
+      </w:r>
+    </w:p>
+    <w:p>
+      <w:r>
+        <w:rPr>
+          <w:i w:val="0"/>
+          <w:sz w:val="18"/>
+        </w:rPr>
+        <w:t>Rotational Drops</w:t>
+      </w:r>
+    </w:p>
+    <w:tbl>
+      <w:tblPr>
+        <w:tblStyle w:val="TableGrid"/>
+        <w:tblW w:type="auto" w:w="0"/>
+        <w:tblLook w:firstColumn="1" w:firstRow="1" w:lastColumn="0" w:lastRow="0" w:noHBand="0" w:noVBand="1" w:val="04A0"/>
+      </w:tblPr>
+      <w:tblGrid>
+        <w:gridCol w:w="2340"/>
+        <w:gridCol w:w="2340"/>
+        <w:gridCol w:w="2340"/>
+        <w:gridCol w:w="2340"/>
+      </w:tblGrid>
+      <w:tr>
+        <w:tc>
+          <w:tcPr>
+            <w:tcW w:type="dxa" w:w="1440"/>
+            <w:shd w:val="clear" w:color="auto" w:fill="D0D0D0"/>
+          </w:tcPr>
+          <w:p>
+            <w:r>
+              <w:rPr>
+                <w:b/>
+                <w:sz w:val="18"/>
+              </w:rPr>
+              <w:t>Test No.</w:t>
+            </w:r>
+          </w:p>
+        </w:tc>
+        <w:tc>
+          <w:tcPr>
+            <w:tcW w:type="dxa" w:w="3168"/>
+            <w:shd w:val="clear" w:color="auto" w:fill="D0D0D0"/>
+          </w:tcPr>
+          <w:p>
+            <w:r>
+              <w:rPr>
+                <w:b/>
+                <w:sz w:val="18"/>
+              </w:rPr>
+              <w:t>Orientation</w:t>
+            </w:r>
+          </w:p>
+        </w:tc>
+        <w:tc>
+          <w:tcPr>
+            <w:tcW w:type="dxa" w:w="2160"/>
+            <w:shd w:val="clear" w:color="auto" w:fill="D0D0D0"/>
+          </w:tcPr>
+          <w:p>
+            <w:r>
+              <w:rPr>
+                <w:b/>
+                <w:sz w:val="18"/>
+              </w:rPr>
+              <w:t>Drop Height (in.)</w:t>
+            </w:r>
+          </w:p>
+        </w:tc>
+        <w:tc>
+          <w:tcPr>
+            <w:tcW w:type="dxa" w:w="2592"/>
+            <w:shd w:val="clear" w:color="auto" w:fill="D0D0D0"/>
+          </w:tcPr>
+          <w:p>
+            <w:r>
+              <w:rPr>
+                <w:b/>
+                <w:sz w:val="18"/>
+              </w:rPr>
+              <w:t>Accelerometer Peak G's</w:t>
+            </w:r>
+          </w:p>
+        </w:tc>
+      </w:tr>
+      <w:tr>
+        <w:tc>
+          <w:tcPr>
+            <w:tcW w:type="dxa" w:w="2340"/>
+          </w:tcPr>
+          <w:p>
+            <w:r>
+              <w:rPr>
+                <w:b w:val="0"/>
+                <w:sz w:val="18"/>
+              </w:rPr>
+              <w:t>1</w:t>
+            </w:r>
+          </w:p>
+        </w:tc>
+        <w:tc>
+          <w:tcPr>
+            <w:tcW w:type="dxa" w:w="2340"/>
+          </w:tcPr>
+          <w:p>
+            <w:r>
+              <w:rPr>
+                <w:b w:val="0"/>
+                <w:sz w:val="18"/>
+              </w:rPr>
+              <w:t>{{ seq3_test1_orientation }}</w:t>
+            </w:r>
+          </w:p>
+        </w:tc>
+        <w:tc>
+          <w:tcPr>
+            <w:tcW w:type="dxa" w:w="2340"/>
+          </w:tcPr>
+          <w:p>
+            <w:r>
+              <w:rPr>
+                <w:b w:val="0"/>
+                <w:sz w:val="18"/>
+              </w:rPr>
+              <w:t>{{ seq3_test1_drop_height_in }}</w:t>
+            </w:r>
+          </w:p>
+        </w:tc>
+        <w:tc>
+          <w:tcPr>
+            <w:tcW w:type="dxa" w:w="2340"/>
+          </w:tcPr>
+          <w:p>
+            <w:r>
+              <w:rPr>
+                <w:b w:val="0"/>
+                <w:sz w:val="18"/>
+              </w:rPr>
+              <w:t>{{ seq3_test1_peak_g }}</w:t>
+            </w:r>
+          </w:p>
+        </w:tc>
+      </w:tr>
+      <w:tr>
+        <w:tc>
+          <w:tcPr>
+            <w:tcW w:type="dxa" w:w="2340"/>
+          </w:tcPr>
+          <w:p>
+            <w:r>
+              <w:rPr>
+                <w:b w:val="0"/>
+                <w:sz w:val="18"/>
+              </w:rPr>
+              <w:t>2</w:t>
+            </w:r>
+          </w:p>
+        </w:tc>
+        <w:tc>
+          <w:tcPr>
+            <w:tcW w:type="dxa" w:w="2340"/>
+          </w:tcPr>
+          <w:p>
+            <w:r>
+              <w:rPr>
+                <w:b w:val="0"/>
+                <w:sz w:val="18"/>
+              </w:rPr>
+              <w:t>{{ seq3_test2_orientation }}</w:t>
+            </w:r>
+          </w:p>
+        </w:tc>
+        <w:tc>
+          <w:tcPr>
+            <w:tcW w:type="dxa" w:w="2340"/>
+          </w:tcPr>
+          <w:p>
+            <w:r>
+              <w:rPr>
+                <w:b w:val="0"/>
+                <w:sz w:val="18"/>
+              </w:rPr>
+              <w:t>{{ seq3_test2_drop_height_in }}</w:t>
+            </w:r>
+          </w:p>
+        </w:tc>
+        <w:tc>
+          <w:tcPr>
+            <w:tcW w:type="dxa" w:w="2340"/>
+          </w:tcPr>
+          <w:p>
+            <w:r>
+              <w:rPr>
+                <w:b w:val="0"/>
+                <w:sz w:val="18"/>
+              </w:rPr>
+              <w:t>{{ seq3_test2_peak_g }}</w:t>
+            </w:r>
+          </w:p>
+        </w:tc>
+      </w:tr>
+    </w:tbl>
+    <w:p>
+      <w:r>
+        <w:rPr>
+          <w:i/>
+          <w:sz w:val="18"/>
+        </w:rPr>
+        <w:t>Note: The opposite impacted edge/corner was supported with a 4.0" block.</w:t>
+      </w:r>
+    </w:p>
+    <w:p/>
+    <w:tbl>
+      <w:tblPr>
+        <w:tblStyle w:val="TableGrid"/>
+        <w:tblW w:type="auto" w:w="0"/>
+        <w:tblLook w:firstColumn="1" w:firstRow="1" w:lastColumn="0" w:lastRow="0" w:noHBand="0" w:noVBand="1" w:val="04A0"/>
+      </w:tblPr>
+      <w:tblGrid>
+        <w:gridCol w:w="4680"/>
+        <w:gridCol w:w="4680"/>
+      </w:tblGrid>
+      <w:tr>
+        <w:tc>
+          <w:tcPr>
+            <w:tcW w:type="dxa" w:w="4680"/>
           </w:tcPr>
           <w:p>
             <w:pPr>
@@ -2335,11 +2946,29 @@
             </w:pPr>
             <w:r>
               <w:rPr>
-                <w:b/>
-                <w:color w:val="FFFFFF"/>
-                <w:sz w:val="20"/>
+                <w:b w:val="0"/>
+                <w:color w:val="969696"/>
+                <w:sz w:val="16"/>
               </w:rPr>
-              <w:t>SEQUENCE 6 PHOTOS</w:t>
+              <w:t>[IMG: seq3_1]</w:t>
+            </w:r>
+          </w:p>
+        </w:tc>
+        <w:tc>
+          <w:tcPr>
+            <w:tcW w:type="dxa" w:w="4680"/>
+          </w:tcPr>
+          <w:p>
+            <w:pPr>
+              <w:jc w:val="center"/>
+            </w:pPr>
+            <w:r>
+              <w:rPr>
+                <w:b w:val="0"/>
+                <w:color w:val="969696"/>
+                <w:sz w:val="16"/>
+              </w:rPr>
+              <w:t>[IMG: seq3_2]</w:t>
             </w:r>
           </w:p>
         </w:tc>
@@ -2355,10 +2984,10 @@
             </w:pPr>
             <w:r>
               <w:rPr>
-                <w:color w:val="888888"/>
+                <w:b w:val="0"/>
                 <w:sz w:val="16"/>
               </w:rPr>
-              <w:t>[[ PHOTO:seq6_1 ]]</w:t>
+              <w:t>{{ seq3_test1_orientation }}</w:t>
             </w:r>
           </w:p>
         </w:tc>
@@ -2372,242 +3001,10 @@
             </w:pPr>
             <w:r>
               <w:rPr>
-                <w:color w:val="888888"/>
+                <w:b w:val="0"/>
                 <w:sz w:val="16"/>
               </w:rPr>
-              <w:t>[[ PHOTO:seq6_2 ]]</w:t>
-            </w:r>
-          </w:p>
-        </w:tc>
-      </w:tr>
-    </w:tbl>
-    <w:p>
-      <w:pPr>
-        <w:spacing w:after="120"/>
-      </w:pPr>
-    </w:p>
-    <w:tbl>
-      <w:tblPr>
-        <w:tblStyle w:val="TableGrid"/>
-        <w:tblW w:type="auto" w:w="0"/>
-        <w:tblLook w:firstColumn="1" w:firstRow="1" w:lastColumn="0" w:lastRow="0" w:noHBand="0" w:noVBand="1" w:val="04A0"/>
-      </w:tblPr>
-      <w:tblGrid>
-        <w:gridCol w:w="3600"/>
-        <w:gridCol w:w="5760"/>
-      </w:tblGrid>
-      <w:tr>
-        <w:tc>
-          <w:tcPr>
-            <w:tcW w:type="dxa" w:w="4680"/>
-          </w:tcPr>
-          <w:p/>
-        </w:tc>
-        <w:tc>
-          <w:tcPr>
-            <w:tcW w:type="dxa" w:w="4680"/>
-          </w:tcPr>
-          <w:p/>
-        </w:tc>
-      </w:tr>
-      <w:tr>
-        <w:tc>
-          <w:tcPr>
-            <w:tcW w:type="dxa" w:w="9360"/>
-            <w:gridSpan w:val="2"/>
-            <w:shd w:val="clear" w:color="auto" w:fill="1A5276"/>
-          </w:tcPr>
-          <w:p>
-            <w:pPr>
-              <w:jc w:val="center"/>
-            </w:pPr>
-            <w:r>
-              <w:rPr>
-                <w:b/>
-                <w:color w:val="FFFFFF"/>
-                <w:sz w:val="20"/>
-              </w:rPr>
-              <w:t>SEQUENCE 7 — INCLINE IMPACT TEST 2</w:t>
-            </w:r>
-          </w:p>
-        </w:tc>
-      </w:tr>
-      <w:tr>
-        <w:tc>
-          <w:tcPr>
-            <w:tcW w:type="dxa" w:w="3600"/>
-            <w:shd w:val="clear" w:color="auto" w:fill="F0F0F0"/>
-          </w:tcPr>
-          <w:p>
-            <w:r>
-              <w:rPr>
-                <w:b/>
-                <w:sz w:val="18"/>
-              </w:rPr>
-              <w:t>Incline Angle (deg)</w:t>
-            </w:r>
-          </w:p>
-        </w:tc>
-        <w:tc>
-          <w:tcPr>
-            <w:tcW w:type="dxa" w:w="5760"/>
-          </w:tcPr>
-          <w:p>
-            <w:r>
-              <w:rPr>
-                <w:sz w:val="18"/>
-              </w:rPr>
-              <w:t>{{ seq7_incline_angle_degrees }}</w:t>
-            </w:r>
-          </w:p>
-        </w:tc>
-      </w:tr>
-      <w:tr>
-        <w:tc>
-          <w:tcPr>
-            <w:tcW w:type="dxa" w:w="3600"/>
-            <w:shd w:val="clear" w:color="auto" w:fill="F0F0F0"/>
-          </w:tcPr>
-          <w:p>
-            <w:r>
-              <w:rPr>
-                <w:b/>
-                <w:sz w:val="18"/>
-              </w:rPr>
-              <w:t>Weight (lbs)</w:t>
-            </w:r>
-          </w:p>
-        </w:tc>
-        <w:tc>
-          <w:tcPr>
-            <w:tcW w:type="dxa" w:w="5760"/>
-          </w:tcPr>
-          <w:p>
-            <w:r>
-              <w:rPr>
-                <w:sz w:val="18"/>
-              </w:rPr>
-              <w:t>{{ seq7_weight_lbs }}</w:t>
-            </w:r>
-          </w:p>
-        </w:tc>
-      </w:tr>
-      <w:tr>
-        <w:tc>
-          <w:tcPr>
-            <w:tcW w:type="dxa" w:w="3600"/>
-            <w:shd w:val="clear" w:color="auto" w:fill="F0F0F0"/>
-          </w:tcPr>
-          <w:p>
-            <w:r>
-              <w:rPr>
-                <w:b/>
-                <w:sz w:val="18"/>
-              </w:rPr>
-              <w:t>Impact Velocity (fps)</w:t>
-            </w:r>
-          </w:p>
-        </w:tc>
-        <w:tc>
-          <w:tcPr>
-            <w:tcW w:type="dxa" w:w="5760"/>
-          </w:tcPr>
-          <w:p>
-            <w:r>
-              <w:rPr>
-                <w:sz w:val="18"/>
-              </w:rPr>
-              <w:t>{{ seq7_impact_velocity_fps }}</w:t>
-            </w:r>
-          </w:p>
-        </w:tc>
-      </w:tr>
-      <w:tr>
-        <w:tc>
-          <w:tcPr>
-            <w:tcW w:type="dxa" w:w="3600"/>
-            <w:shd w:val="clear" w:color="auto" w:fill="F0F0F0"/>
-          </w:tcPr>
-          <w:p>
-            <w:r>
-              <w:rPr>
-                <w:b/>
-                <w:sz w:val="18"/>
-              </w:rPr>
-              <w:t>Number of Impacts</w:t>
-            </w:r>
-          </w:p>
-        </w:tc>
-        <w:tc>
-          <w:tcPr>
-            <w:tcW w:type="dxa" w:w="5760"/>
-          </w:tcPr>
-          <w:p>
-            <w:r>
-              <w:rPr>
-                <w:sz w:val="18"/>
-              </w:rPr>
-              <w:t>{{ seq7_num_impacts }}</w:t>
-            </w:r>
-          </w:p>
-        </w:tc>
-      </w:tr>
-      <w:tr>
-        <w:tc>
-          <w:tcPr>
-            <w:tcW w:type="dxa" w:w="3600"/>
-            <w:shd w:val="clear" w:color="auto" w:fill="F0F0F0"/>
-          </w:tcPr>
-          <w:p>
-            <w:r>
-              <w:rPr>
-                <w:b/>
-                <w:sz w:val="18"/>
-              </w:rPr>
-              <w:t>Result</w:t>
-            </w:r>
-          </w:p>
-        </w:tc>
-        <w:tc>
-          <w:tcPr>
-            <w:tcW w:type="dxa" w:w="5760"/>
-          </w:tcPr>
-          <w:p>
-            <w:r>
-              <w:rPr>
-                <w:sz w:val="18"/>
-              </w:rPr>
-              <w:t>{{ seq7_result }}</w:t>
-            </w:r>
-          </w:p>
-        </w:tc>
-      </w:tr>
-      <w:tr>
-        <w:tc>
-          <w:tcPr>
-            <w:tcW w:type="dxa" w:w="3600"/>
-            <w:shd w:val="clear" w:color="auto" w:fill="F0F0F0"/>
-          </w:tcPr>
-          <w:p>
-            <w:r>
-              <w:rPr>
-                <w:b/>
-                <w:sz w:val="18"/>
-              </w:rPr>
-              <w:t>Notes</w:t>
-            </w:r>
-          </w:p>
-        </w:tc>
-        <w:tc>
-          <w:tcPr>
-            <w:tcW w:type="dxa" w:w="5760"/>
-          </w:tcPr>
-          <w:p>
-            <w:r>
-              <w:rPr>
-                <w:sz w:val="18"/>
-              </w:rPr>
-              <w:t>{{ seq7_notes }}</w:t>
+              <w:t>{{ seq3_test2_orientation }}</w:t>
             </w:r>
           </w:p>
         </w:tc>
@@ -2626,23 +3023,295 @@
       <w:tr>
         <w:tc>
           <w:tcPr>
-            <w:tcW w:type="dxa" w:w="4680"/>
+            <w:tcW w:type="dxa" w:w="2160"/>
+            <w:shd w:val="clear" w:color="auto" w:fill="D0D0D0"/>
           </w:tcPr>
-          <w:p/>
+          <w:p>
+            <w:r>
+              <w:rPr>
+                <w:b/>
+                <w:sz w:val="18"/>
+              </w:rPr>
+              <w:t>Conclusion</w:t>
+            </w:r>
+          </w:p>
         </w:tc>
         <w:tc>
           <w:tcPr>
-            <w:tcW w:type="dxa" w:w="4680"/>
+            <w:tcW w:type="dxa" w:w="7200"/>
+            <w:shd w:val="clear" w:color="auto" w:fill="D0D0D0"/>
           </w:tcPr>
-          <w:p/>
+          <w:p>
+            <w:r>
+              <w:rPr>
+                <w:b/>
+                <w:sz w:val="18"/>
+              </w:rPr>
+              <w:t>Pass / Fail</w:t>
+            </w:r>
+          </w:p>
         </w:tc>
       </w:tr>
       <w:tr>
         <w:tc>
           <w:tcPr>
-            <w:tcW w:type="dxa" w:w="9360"/>
-            <w:gridSpan w:val="2"/>
-            <w:shd w:val="clear" w:color="auto" w:fill="1A5276"/>
+            <w:tcW w:type="dxa" w:w="2160"/>
+          </w:tcPr>
+          <w:p>
+            <w:r>
+              <w:rPr>
+                <w:b w:val="0"/>
+                <w:sz w:val="18"/>
+              </w:rPr>
+              <w:t>{{ seq3_conclusion_notes }}</w:t>
+            </w:r>
+          </w:p>
+        </w:tc>
+        <w:tc>
+          <w:tcPr>
+            <w:tcW w:type="dxa" w:w="7200"/>
+          </w:tcPr>
+          <w:p>
+            <w:r>
+              <w:rPr>
+                <w:b w:val="0"/>
+                <w:sz w:val="18"/>
+              </w:rPr>
+              <w:t>{{ seq3_result }}</w:t>
+            </w:r>
+          </w:p>
+        </w:tc>
+      </w:tr>
+    </w:tbl>
+    <w:p>
+      <w:r>
+        <w:br w:type="page"/>
+      </w:r>
+    </w:p>
+    <w:p>
+      <w:r>
+        <w:rPr>
+          <w:b/>
+          <w:sz w:val="24"/>
+        </w:rPr>
+        <w:t>Test Sequence 4 - Incline Impact Sequence 1</w:t>
+      </w:r>
+    </w:p>
+    <w:p>
+      <w:r>
+        <w:rPr>
+          <w:i w:val="0"/>
+          <w:sz w:val="18"/>
+        </w:rPr>
+        <w:t>Incline Impact</w:t>
+      </w:r>
+    </w:p>
+    <w:tbl>
+      <w:tblPr>
+        <w:tblStyle w:val="TableGrid"/>
+        <w:tblW w:type="auto" w:w="0"/>
+        <w:tblLook w:firstColumn="1" w:firstRow="1" w:lastColumn="0" w:lastRow="0" w:noHBand="0" w:noVBand="1" w:val="04A0"/>
+      </w:tblPr>
+      <w:tblGrid>
+        <w:gridCol w:w="2340"/>
+        <w:gridCol w:w="2340"/>
+        <w:gridCol w:w="2340"/>
+        <w:gridCol w:w="2340"/>
+      </w:tblGrid>
+      <w:tr>
+        <w:tc>
+          <w:tcPr>
+            <w:tcW w:type="dxa" w:w="1440"/>
+            <w:shd w:val="clear" w:color="auto" w:fill="D0D0D0"/>
+          </w:tcPr>
+          <w:p>
+            <w:r>
+              <w:rPr>
+                <w:b/>
+                <w:sz w:val="18"/>
+              </w:rPr>
+              <w:t>Test No.</w:t>
+            </w:r>
+          </w:p>
+        </w:tc>
+        <w:tc>
+          <w:tcPr>
+            <w:tcW w:type="dxa" w:w="2592"/>
+            <w:shd w:val="clear" w:color="auto" w:fill="D0D0D0"/>
+          </w:tcPr>
+          <w:p>
+            <w:r>
+              <w:rPr>
+                <w:b/>
+                <w:sz w:val="18"/>
+              </w:rPr>
+              <w:t>Face</w:t>
+            </w:r>
+          </w:p>
+        </w:tc>
+        <w:tc>
+          <w:tcPr>
+            <w:tcW w:type="dxa" w:w="2160"/>
+            <w:shd w:val="clear" w:color="auto" w:fill="D0D0D0"/>
+          </w:tcPr>
+          <w:p>
+            <w:r>
+              <w:rPr>
+                <w:b/>
+                <w:sz w:val="18"/>
+              </w:rPr>
+              <w:t>Velocity</w:t>
+            </w:r>
+          </w:p>
+        </w:tc>
+        <w:tc>
+          <w:tcPr>
+            <w:tcW w:type="dxa" w:w="3168"/>
+            <w:shd w:val="clear" w:color="auto" w:fill="D0D0D0"/>
+          </w:tcPr>
+          <w:p>
+            <w:r>
+              <w:rPr>
+                <w:b/>
+                <w:sz w:val="18"/>
+              </w:rPr>
+              <w:t>Accelerometer Peak G's</w:t>
+            </w:r>
+          </w:p>
+        </w:tc>
+      </w:tr>
+      <w:tr>
+        <w:tc>
+          <w:tcPr>
+            <w:tcW w:type="dxa" w:w="2340"/>
+          </w:tcPr>
+          <w:p>
+            <w:r>
+              <w:rPr>
+                <w:b w:val="0"/>
+                <w:sz w:val="18"/>
+              </w:rPr>
+              <w:t>1</w:t>
+            </w:r>
+          </w:p>
+        </w:tc>
+        <w:tc>
+          <w:tcPr>
+            <w:tcW w:type="dxa" w:w="2340"/>
+          </w:tcPr>
+          <w:p>
+            <w:r>
+              <w:rPr>
+                <w:b w:val="0"/>
+                <w:sz w:val="18"/>
+              </w:rPr>
+              <w:t>{{ seq4_test1_face }}</w:t>
+            </w:r>
+          </w:p>
+        </w:tc>
+        <w:tc>
+          <w:tcPr>
+            <w:tcW w:type="dxa" w:w="2340"/>
+          </w:tcPr>
+          <w:p>
+            <w:r>
+              <w:rPr>
+                <w:b w:val="0"/>
+                <w:sz w:val="18"/>
+              </w:rPr>
+              <w:t>{{ seq4_test1_velocity }}</w:t>
+            </w:r>
+          </w:p>
+        </w:tc>
+        <w:tc>
+          <w:tcPr>
+            <w:tcW w:type="dxa" w:w="2340"/>
+          </w:tcPr>
+          <w:p>
+            <w:r>
+              <w:rPr>
+                <w:b w:val="0"/>
+                <w:sz w:val="18"/>
+              </w:rPr>
+              <w:t>{{ seq4_test1_peak_g }}</w:t>
+            </w:r>
+          </w:p>
+        </w:tc>
+      </w:tr>
+      <w:tr>
+        <w:tc>
+          <w:tcPr>
+            <w:tcW w:type="dxa" w:w="2340"/>
+          </w:tcPr>
+          <w:p>
+            <w:r>
+              <w:rPr>
+                <w:b w:val="0"/>
+                <w:sz w:val="18"/>
+              </w:rPr>
+              <w:t>2</w:t>
+            </w:r>
+          </w:p>
+        </w:tc>
+        <w:tc>
+          <w:tcPr>
+            <w:tcW w:type="dxa" w:w="2340"/>
+          </w:tcPr>
+          <w:p>
+            <w:r>
+              <w:rPr>
+                <w:b w:val="0"/>
+                <w:sz w:val="18"/>
+              </w:rPr>
+              <w:t>{{ seq4_test2_face }}</w:t>
+            </w:r>
+          </w:p>
+        </w:tc>
+        <w:tc>
+          <w:tcPr>
+            <w:tcW w:type="dxa" w:w="2340"/>
+          </w:tcPr>
+          <w:p>
+            <w:r>
+              <w:rPr>
+                <w:b w:val="0"/>
+                <w:sz w:val="18"/>
+              </w:rPr>
+              <w:t>{{ seq4_test2_velocity }}</w:t>
+            </w:r>
+          </w:p>
+        </w:tc>
+        <w:tc>
+          <w:tcPr>
+            <w:tcW w:type="dxa" w:w="2340"/>
+          </w:tcPr>
+          <w:p>
+            <w:r>
+              <w:rPr>
+                <w:b w:val="0"/>
+                <w:sz w:val="18"/>
+              </w:rPr>
+              <w:t>{{ seq4_test2_peak_g }}</w:t>
+            </w:r>
+          </w:p>
+        </w:tc>
+      </w:tr>
+    </w:tbl>
+    <w:p/>
+    <w:tbl>
+      <w:tblPr>
+        <w:tblStyle w:val="TableGrid"/>
+        <w:tblW w:type="auto" w:w="0"/>
+        <w:tblLook w:firstColumn="1" w:firstRow="1" w:lastColumn="0" w:lastRow="0" w:noHBand="0" w:noVBand="1" w:val="04A0"/>
+      </w:tblPr>
+      <w:tblGrid>
+        <w:gridCol w:w="4680"/>
+        <w:gridCol w:w="4680"/>
+      </w:tblGrid>
+      <w:tr>
+        <w:tc>
+          <w:tcPr>
+            <w:tcW w:type="dxa" w:w="4680"/>
           </w:tcPr>
           <w:p>
             <w:pPr>
@@ -2650,11 +3319,29 @@
             </w:pPr>
             <w:r>
               <w:rPr>
-                <w:b/>
-                <w:color w:val="FFFFFF"/>
-                <w:sz w:val="20"/>
+                <w:b w:val="0"/>
+                <w:color w:val="969696"/>
+                <w:sz w:val="16"/>
               </w:rPr>
-              <w:t>SEQUENCE 7 PHOTOS</w:t>
+              <w:t>[IMG: seq4_1]</w:t>
+            </w:r>
+          </w:p>
+        </w:tc>
+        <w:tc>
+          <w:tcPr>
+            <w:tcW w:type="dxa" w:w="4680"/>
+          </w:tcPr>
+          <w:p>
+            <w:pPr>
+              <w:jc w:val="center"/>
+            </w:pPr>
+            <w:r>
+              <w:rPr>
+                <w:b w:val="0"/>
+                <w:color w:val="969696"/>
+                <w:sz w:val="16"/>
+              </w:rPr>
+              <w:t>[IMG: seq4_2]</w:t>
             </w:r>
           </w:p>
         </w:tc>
@@ -2670,10 +3357,10 @@
             </w:pPr>
             <w:r>
               <w:rPr>
-                <w:color w:val="888888"/>
+                <w:b w:val="0"/>
                 <w:sz w:val="16"/>
               </w:rPr>
-              <w:t>[[ PHOTO:seq7_1 ]]</w:t>
+              <w:t>{{ seq4_test1_face }}</w:t>
             </w:r>
           </w:p>
         </w:tc>
@@ -2687,19 +3374,1639 @@
             </w:pPr>
             <w:r>
               <w:rPr>
-                <w:color w:val="888888"/>
+                <w:b w:val="0"/>
                 <w:sz w:val="16"/>
               </w:rPr>
-              <w:t>[[ PHOTO:seq7_2 ]]</w:t>
+              <w:t>{{ seq4_test2_face }}</w:t>
+            </w:r>
+          </w:p>
+        </w:tc>
+      </w:tr>
+    </w:tbl>
+    <w:tbl>
+      <w:tblPr>
+        <w:tblStyle w:val="TableGrid"/>
+        <w:tblW w:type="auto" w:w="0"/>
+        <w:tblLook w:firstColumn="1" w:firstRow="1" w:lastColumn="0" w:lastRow="0" w:noHBand="0" w:noVBand="1" w:val="04A0"/>
+      </w:tblPr>
+      <w:tblGrid>
+        <w:gridCol w:w="4680"/>
+        <w:gridCol w:w="4680"/>
+      </w:tblGrid>
+      <w:tr>
+        <w:tc>
+          <w:tcPr>
+            <w:tcW w:type="dxa" w:w="2160"/>
+            <w:shd w:val="clear" w:color="auto" w:fill="D0D0D0"/>
+          </w:tcPr>
+          <w:p>
+            <w:r>
+              <w:rPr>
+                <w:b/>
+                <w:sz w:val="18"/>
+              </w:rPr>
+              <w:t>Conclusion</w:t>
+            </w:r>
+          </w:p>
+        </w:tc>
+        <w:tc>
+          <w:tcPr>
+            <w:tcW w:type="dxa" w:w="7200"/>
+            <w:shd w:val="clear" w:color="auto" w:fill="D0D0D0"/>
+          </w:tcPr>
+          <w:p>
+            <w:r>
+              <w:rPr>
+                <w:b/>
+                <w:sz w:val="18"/>
+              </w:rPr>
+              <w:t>Pass / Fail</w:t>
+            </w:r>
+          </w:p>
+        </w:tc>
+      </w:tr>
+      <w:tr>
+        <w:tc>
+          <w:tcPr>
+            <w:tcW w:type="dxa" w:w="2160"/>
+          </w:tcPr>
+          <w:p>
+            <w:r>
+              <w:rPr>
+                <w:b w:val="0"/>
+                <w:sz w:val="18"/>
+              </w:rPr>
+              <w:t>{{ seq4_conclusion_notes }}</w:t>
+            </w:r>
+          </w:p>
+        </w:tc>
+        <w:tc>
+          <w:tcPr>
+            <w:tcW w:type="dxa" w:w="7200"/>
+          </w:tcPr>
+          <w:p>
+            <w:r>
+              <w:rPr>
+                <w:b w:val="0"/>
+                <w:sz w:val="18"/>
+              </w:rPr>
+              <w:t>{{ seq4_result }}</w:t>
             </w:r>
           </w:p>
         </w:tc>
       </w:tr>
     </w:tbl>
     <w:p>
-      <w:pPr>
-        <w:spacing w:after="120"/>
-      </w:pPr>
+      <w:r>
+        <w:br w:type="page"/>
+      </w:r>
+    </w:p>
+    <w:p>
+      <w:r>
+        <w:rPr>
+          <w:b/>
+          <w:sz w:val="24"/>
+        </w:rPr>
+        <w:t>Test Sequence 5 - Vibration</w:t>
+      </w:r>
+    </w:p>
+    <w:p>
+      <w:r>
+        <w:rPr>
+          <w:i w:val="0"/>
+          <w:sz w:val="18"/>
+        </w:rPr>
+        <w:t>Random Vibration</w:t>
+      </w:r>
+    </w:p>
+    <w:tbl>
+      <w:tblPr>
+        <w:tblStyle w:val="TableGrid"/>
+        <w:tblW w:type="auto" w:w="0"/>
+        <w:tblLook w:firstColumn="1" w:firstRow="1" w:lastColumn="0" w:lastRow="0" w:noHBand="0" w:noVBand="1" w:val="04A0"/>
+      </w:tblPr>
+      <w:tblGrid>
+        <w:gridCol w:w="2340"/>
+        <w:gridCol w:w="2340"/>
+        <w:gridCol w:w="2340"/>
+        <w:gridCol w:w="2340"/>
+      </w:tblGrid>
+      <w:tr>
+        <w:tc>
+          <w:tcPr>
+            <w:tcW w:type="dxa" w:w="2160"/>
+            <w:shd w:val="clear" w:color="auto" w:fill="D0D0D0"/>
+          </w:tcPr>
+          <w:p>
+            <w:r>
+              <w:rPr>
+                <w:b/>
+                <w:sz w:val="18"/>
+              </w:rPr>
+              <w:t>Orientation</w:t>
+            </w:r>
+          </w:p>
+        </w:tc>
+        <w:tc>
+          <w:tcPr>
+            <w:tcW w:type="dxa" w:w="2160"/>
+            <w:shd w:val="clear" w:color="auto" w:fill="D0D0D0"/>
+          </w:tcPr>
+          <w:p>
+            <w:r>
+              <w:rPr>
+                <w:b/>
+                <w:sz w:val="18"/>
+              </w:rPr>
+              <w:t>Frequency Range</w:t>
+            </w:r>
+          </w:p>
+        </w:tc>
+        <w:tc>
+          <w:tcPr>
+            <w:tcW w:type="dxa" w:w="2592"/>
+            <w:shd w:val="clear" w:color="auto" w:fill="D0D0D0"/>
+          </w:tcPr>
+          <w:p>
+            <w:r>
+              <w:rPr>
+                <w:b/>
+                <w:sz w:val="18"/>
+              </w:rPr>
+              <w:t>Vibration Intensity (Grms)</w:t>
+            </w:r>
+          </w:p>
+        </w:tc>
+        <w:tc>
+          <w:tcPr>
+            <w:tcW w:type="dxa" w:w="2448"/>
+            <w:shd w:val="clear" w:color="auto" w:fill="D0D0D0"/>
+          </w:tcPr>
+          <w:p>
+            <w:r>
+              <w:rPr>
+                <w:b/>
+                <w:sz w:val="18"/>
+              </w:rPr>
+              <w:t>Duration (min)</w:t>
+            </w:r>
+          </w:p>
+        </w:tc>
+      </w:tr>
+      <w:tr>
+        <w:tc>
+          <w:tcPr>
+            <w:tcW w:type="dxa" w:w="2340"/>
+          </w:tcPr>
+          <w:p>
+            <w:r>
+              <w:rPr>
+                <w:b w:val="0"/>
+                <w:sz w:val="18"/>
+              </w:rPr>
+              <w:t>{{ seq5_orientation }}</w:t>
+            </w:r>
+          </w:p>
+        </w:tc>
+        <w:tc>
+          <w:tcPr>
+            <w:tcW w:type="dxa" w:w="2340"/>
+          </w:tcPr>
+          <w:p>
+            <w:r>
+              <w:rPr>
+                <w:b w:val="0"/>
+                <w:sz w:val="18"/>
+              </w:rPr>
+              <w:t>{{ seq5_frequency_range }}</w:t>
+            </w:r>
+          </w:p>
+        </w:tc>
+        <w:tc>
+          <w:tcPr>
+            <w:tcW w:type="dxa" w:w="2340"/>
+          </w:tcPr>
+          <w:p>
+            <w:r>
+              <w:rPr>
+                <w:b w:val="0"/>
+                <w:sz w:val="18"/>
+              </w:rPr>
+              <w:t>{{ seq5_vibration_intensity_grms }}</w:t>
+            </w:r>
+          </w:p>
+        </w:tc>
+        <w:tc>
+          <w:tcPr>
+            <w:tcW w:type="dxa" w:w="2340"/>
+          </w:tcPr>
+          <w:p>
+            <w:r>
+              <w:rPr>
+                <w:b w:val="0"/>
+                <w:sz w:val="18"/>
+              </w:rPr>
+              <w:t>{{ seq5_duration_min }}</w:t>
+            </w:r>
+          </w:p>
+        </w:tc>
+      </w:tr>
+    </w:tbl>
+    <w:p>
+      <w:r>
+        <w:rPr>
+          <w:i/>
+          <w:sz w:val="18"/>
+        </w:rPr>
+        <w:t>Note: No top load was required as the rack system is greater than 72" in height.</w:t>
+      </w:r>
+    </w:p>
+    <w:p/>
+    <w:p>
+      <w:r>
+        <w:rPr>
+          <w:i w:val="0"/>
+          <w:sz w:val="18"/>
+        </w:rPr>
+        <w:t>Random Vibration Spectrum</w:t>
+      </w:r>
+    </w:p>
+    <w:tbl>
+      <w:tblPr>
+        <w:tblStyle w:val="TableGrid"/>
+        <w:tblW w:type="auto" w:w="0"/>
+        <w:tblLook w:firstColumn="1" w:firstRow="1" w:lastColumn="0" w:lastRow="0" w:noHBand="0" w:noVBand="1" w:val="04A0"/>
+      </w:tblPr>
+      <w:tblGrid>
+        <w:gridCol w:w="4680"/>
+        <w:gridCol w:w="4680"/>
+      </w:tblGrid>
+      <w:tr>
+        <w:tc>
+          <w:tcPr>
+            <w:tcW w:type="dxa" w:w="3600"/>
+            <w:shd w:val="clear" w:color="auto" w:fill="D0D0D0"/>
+          </w:tcPr>
+          <w:p>
+            <w:r>
+              <w:rPr>
+                <w:b/>
+                <w:sz w:val="18"/>
+              </w:rPr>
+              <w:t>Frequency (Hz)</w:t>
+            </w:r>
+          </w:p>
+        </w:tc>
+        <w:tc>
+          <w:tcPr>
+            <w:tcW w:type="dxa" w:w="3600"/>
+            <w:shd w:val="clear" w:color="auto" w:fill="D0D0D0"/>
+          </w:tcPr>
+          <w:p>
+            <w:r>
+              <w:rPr>
+                <w:b/>
+                <w:sz w:val="18"/>
+              </w:rPr>
+              <w:t>PSD (g² / Hz)</w:t>
+            </w:r>
+          </w:p>
+        </w:tc>
+      </w:tr>
+      <w:tr>
+        <w:tc>
+          <w:tcPr>
+            <w:tcW w:type="dxa" w:w="4680"/>
+          </w:tcPr>
+          <w:p>
+            <w:r>
+              <w:rPr>
+                <w:b w:val="0"/>
+                <w:sz w:val="18"/>
+              </w:rPr>
+              <w:t>1</w:t>
+            </w:r>
+          </w:p>
+        </w:tc>
+        <w:tc>
+          <w:tcPr>
+            <w:tcW w:type="dxa" w:w="4680"/>
+          </w:tcPr>
+          <w:p>
+            <w:r>
+              <w:rPr>
+                <w:b w:val="0"/>
+                <w:sz w:val="18"/>
+              </w:rPr>
+              <w:t>0.00072</w:t>
+            </w:r>
+          </w:p>
+        </w:tc>
+      </w:tr>
+      <w:tr>
+        <w:tc>
+          <w:tcPr>
+            <w:tcW w:type="dxa" w:w="4680"/>
+          </w:tcPr>
+          <w:p>
+            <w:r>
+              <w:rPr>
+                <w:b w:val="0"/>
+                <w:sz w:val="18"/>
+              </w:rPr>
+              <w:t>3</w:t>
+            </w:r>
+          </w:p>
+        </w:tc>
+        <w:tc>
+          <w:tcPr>
+            <w:tcW w:type="dxa" w:w="4680"/>
+          </w:tcPr>
+          <w:p>
+            <w:r>
+              <w:rPr>
+                <w:b w:val="0"/>
+                <w:sz w:val="18"/>
+              </w:rPr>
+              <w:t>0.018</w:t>
+            </w:r>
+          </w:p>
+        </w:tc>
+      </w:tr>
+      <w:tr>
+        <w:tc>
+          <w:tcPr>
+            <w:tcW w:type="dxa" w:w="4680"/>
+          </w:tcPr>
+          <w:p>
+            <w:r>
+              <w:rPr>
+                <w:b w:val="0"/>
+                <w:sz w:val="18"/>
+              </w:rPr>
+              <w:t>4</w:t>
+            </w:r>
+          </w:p>
+        </w:tc>
+        <w:tc>
+          <w:tcPr>
+            <w:tcW w:type="dxa" w:w="4680"/>
+          </w:tcPr>
+          <w:p>
+            <w:r>
+              <w:rPr>
+                <w:b w:val="0"/>
+                <w:sz w:val="18"/>
+              </w:rPr>
+              <w:t>0.018</w:t>
+            </w:r>
+          </w:p>
+        </w:tc>
+      </w:tr>
+      <w:tr>
+        <w:tc>
+          <w:tcPr>
+            <w:tcW w:type="dxa" w:w="4680"/>
+          </w:tcPr>
+          <w:p>
+            <w:r>
+              <w:rPr>
+                <w:b w:val="0"/>
+                <w:sz w:val="18"/>
+              </w:rPr>
+              <w:t>6</w:t>
+            </w:r>
+          </w:p>
+        </w:tc>
+        <w:tc>
+          <w:tcPr>
+            <w:tcW w:type="dxa" w:w="4680"/>
+          </w:tcPr>
+          <w:p>
+            <w:r>
+              <w:rPr>
+                <w:b w:val="0"/>
+                <w:sz w:val="18"/>
+              </w:rPr>
+              <w:t>0.00072</w:t>
+            </w:r>
+          </w:p>
+        </w:tc>
+      </w:tr>
+      <w:tr>
+        <w:tc>
+          <w:tcPr>
+            <w:tcW w:type="dxa" w:w="4680"/>
+          </w:tcPr>
+          <w:p>
+            <w:r>
+              <w:rPr>
+                <w:b w:val="0"/>
+                <w:sz w:val="18"/>
+              </w:rPr>
+              <w:t>12</w:t>
+            </w:r>
+          </w:p>
+        </w:tc>
+        <w:tc>
+          <w:tcPr>
+            <w:tcW w:type="dxa" w:w="4680"/>
+          </w:tcPr>
+          <w:p>
+            <w:r>
+              <w:rPr>
+                <w:b w:val="0"/>
+                <w:sz w:val="18"/>
+              </w:rPr>
+              <w:t>0.00072</w:t>
+            </w:r>
+          </w:p>
+        </w:tc>
+      </w:tr>
+      <w:tr>
+        <w:tc>
+          <w:tcPr>
+            <w:tcW w:type="dxa" w:w="4680"/>
+          </w:tcPr>
+          <w:p>
+            <w:r>
+              <w:rPr>
+                <w:b w:val="0"/>
+                <w:sz w:val="18"/>
+              </w:rPr>
+              <w:t>16</w:t>
+            </w:r>
+          </w:p>
+        </w:tc>
+        <w:tc>
+          <w:tcPr>
+            <w:tcW w:type="dxa" w:w="4680"/>
+          </w:tcPr>
+          <w:p>
+            <w:r>
+              <w:rPr>
+                <w:b w:val="0"/>
+                <w:sz w:val="18"/>
+              </w:rPr>
+              <w:t>0.0036</w:t>
+            </w:r>
+          </w:p>
+        </w:tc>
+      </w:tr>
+      <w:tr>
+        <w:tc>
+          <w:tcPr>
+            <w:tcW w:type="dxa" w:w="4680"/>
+          </w:tcPr>
+          <w:p>
+            <w:r>
+              <w:rPr>
+                <w:b w:val="0"/>
+                <w:sz w:val="18"/>
+              </w:rPr>
+              <w:t>25</w:t>
+            </w:r>
+          </w:p>
+        </w:tc>
+        <w:tc>
+          <w:tcPr>
+            <w:tcW w:type="dxa" w:w="4680"/>
+          </w:tcPr>
+          <w:p>
+            <w:r>
+              <w:rPr>
+                <w:b w:val="0"/>
+                <w:sz w:val="18"/>
+              </w:rPr>
+              <w:t>0.0036</w:t>
+            </w:r>
+          </w:p>
+        </w:tc>
+      </w:tr>
+      <w:tr>
+        <w:tc>
+          <w:tcPr>
+            <w:tcW w:type="dxa" w:w="4680"/>
+          </w:tcPr>
+          <w:p>
+            <w:r>
+              <w:rPr>
+                <w:b w:val="0"/>
+                <w:sz w:val="18"/>
+              </w:rPr>
+              <w:t>30</w:t>
+            </w:r>
+          </w:p>
+        </w:tc>
+        <w:tc>
+          <w:tcPr>
+            <w:tcW w:type="dxa" w:w="4680"/>
+          </w:tcPr>
+          <w:p>
+            <w:r>
+              <w:rPr>
+                <w:b w:val="0"/>
+                <w:sz w:val="18"/>
+              </w:rPr>
+              <w:t>0.00072</w:t>
+            </w:r>
+          </w:p>
+        </w:tc>
+      </w:tr>
+      <w:tr>
+        <w:tc>
+          <w:tcPr>
+            <w:tcW w:type="dxa" w:w="4680"/>
+          </w:tcPr>
+          <w:p>
+            <w:r>
+              <w:rPr>
+                <w:b w:val="0"/>
+                <w:sz w:val="18"/>
+              </w:rPr>
+              <w:t>40</w:t>
+            </w:r>
+          </w:p>
+        </w:tc>
+        <w:tc>
+          <w:tcPr>
+            <w:tcW w:type="dxa" w:w="4680"/>
+          </w:tcPr>
+          <w:p>
+            <w:r>
+              <w:rPr>
+                <w:b w:val="0"/>
+                <w:sz w:val="18"/>
+              </w:rPr>
+              <w:t>0.0036</w:t>
+            </w:r>
+          </w:p>
+        </w:tc>
+      </w:tr>
+      <w:tr>
+        <w:tc>
+          <w:tcPr>
+            <w:tcW w:type="dxa" w:w="4680"/>
+          </w:tcPr>
+          <w:p>
+            <w:r>
+              <w:rPr>
+                <w:b w:val="0"/>
+                <w:sz w:val="18"/>
+              </w:rPr>
+              <w:t>80</w:t>
+            </w:r>
+          </w:p>
+        </w:tc>
+        <w:tc>
+          <w:tcPr>
+            <w:tcW w:type="dxa" w:w="4680"/>
+          </w:tcPr>
+          <w:p>
+            <w:r>
+              <w:rPr>
+                <w:b w:val="0"/>
+                <w:sz w:val="18"/>
+              </w:rPr>
+              <w:t>0.0036</w:t>
+            </w:r>
+          </w:p>
+        </w:tc>
+      </w:tr>
+      <w:tr>
+        <w:tc>
+          <w:tcPr>
+            <w:tcW w:type="dxa" w:w="4680"/>
+          </w:tcPr>
+          <w:p>
+            <w:r>
+              <w:rPr>
+                <w:b w:val="0"/>
+                <w:sz w:val="18"/>
+              </w:rPr>
+              <w:t>100</w:t>
+            </w:r>
+          </w:p>
+        </w:tc>
+        <w:tc>
+          <w:tcPr>
+            <w:tcW w:type="dxa" w:w="4680"/>
+          </w:tcPr>
+          <w:p>
+            <w:r>
+              <w:rPr>
+                <w:b w:val="0"/>
+                <w:sz w:val="18"/>
+              </w:rPr>
+              <w:t>0.00036</w:t>
+            </w:r>
+          </w:p>
+        </w:tc>
+      </w:tr>
+      <w:tr>
+        <w:tc>
+          <w:tcPr>
+            <w:tcW w:type="dxa" w:w="4680"/>
+          </w:tcPr>
+          <w:p>
+            <w:r>
+              <w:rPr>
+                <w:b w:val="0"/>
+                <w:sz w:val="18"/>
+              </w:rPr>
+              <w:t>200</w:t>
+            </w:r>
+          </w:p>
+        </w:tc>
+        <w:tc>
+          <w:tcPr>
+            <w:tcW w:type="dxa" w:w="4680"/>
+          </w:tcPr>
+          <w:p>
+            <w:r>
+              <w:rPr>
+                <w:b w:val="0"/>
+                <w:sz w:val="18"/>
+              </w:rPr>
+              <w:t>0.000018</w:t>
+            </w:r>
+          </w:p>
+        </w:tc>
+      </w:tr>
+    </w:tbl>
+    <w:p>
+      <w:r>
+        <w:br w:type="page"/>
+      </w:r>
+    </w:p>
+    <w:p>
+      <w:r>
+        <w:rPr>
+          <w:i w:val="0"/>
+          <w:sz w:val="18"/>
+        </w:rPr>
+        <w:t>Accelerometer #1 Results</w:t>
+      </w:r>
+    </w:p>
+    <w:tbl>
+      <w:tblPr>
+        <w:tblStyle w:val="TableGrid"/>
+        <w:tblW w:type="auto" w:w="0"/>
+        <w:tblLook w:firstColumn="1" w:firstRow="1" w:lastColumn="0" w:lastRow="0" w:noHBand="0" w:noVBand="1" w:val="04A0"/>
+      </w:tblPr>
+      <w:tblGrid>
+        <w:gridCol w:w="4680"/>
+        <w:gridCol w:w="4680"/>
+      </w:tblGrid>
+      <w:tr>
+        <w:tc>
+          <w:tcPr>
+            <w:tcW w:type="dxa" w:w="4680"/>
+            <w:shd w:val="clear" w:color="auto" w:fill="D0D0D0"/>
+          </w:tcPr>
+          <w:p>
+            <w:r>
+              <w:rPr>
+                <w:b/>
+                <w:sz w:val="18"/>
+              </w:rPr>
+              <w:t>Resonant Frequency Z Axis</w:t>
+            </w:r>
+          </w:p>
+        </w:tc>
+        <w:tc>
+          <w:tcPr>
+            <w:tcW w:type="dxa" w:w="4680"/>
+            <w:shd w:val="clear" w:color="auto" w:fill="D0D0D0"/>
+          </w:tcPr>
+          <w:p>
+            <w:r>
+              <w:rPr>
+                <w:b/>
+                <w:sz w:val="18"/>
+              </w:rPr>
+              <w:t>Transmissibility (Q) Z Axis</w:t>
+            </w:r>
+          </w:p>
+        </w:tc>
+      </w:tr>
+      <w:tr>
+        <w:tc>
+          <w:tcPr>
+            <w:tcW w:type="dxa" w:w="4680"/>
+          </w:tcPr>
+          <w:p>
+            <w:r>
+              <w:rPr>
+                <w:b w:val="0"/>
+                <w:sz w:val="18"/>
+              </w:rPr>
+              <w:t>{{ seq5_resonant_frequency_z }}</w:t>
+            </w:r>
+          </w:p>
+        </w:tc>
+        <w:tc>
+          <w:tcPr>
+            <w:tcW w:type="dxa" w:w="4680"/>
+          </w:tcPr>
+          <w:p>
+            <w:r>
+              <w:rPr>
+                <w:b w:val="0"/>
+                <w:sz w:val="18"/>
+              </w:rPr>
+              <w:t>{{ seq5_transmissibility_q_z }}</w:t>
+            </w:r>
+          </w:p>
+        </w:tc>
+      </w:tr>
+    </w:tbl>
+    <w:p>
+      <w:r>
+        <w:rPr>
+          <w:i w:val="0"/>
+          <w:sz w:val="18"/>
+        </w:rPr>
+        <w:t>Accelerometer #1 Transmissibility Report</w:t>
+      </w:r>
+    </w:p>
+    <w:tbl>
+      <w:tblPr>
+        <w:tblStyle w:val="TableGrid"/>
+        <w:tblW w:type="auto" w:w="0"/>
+        <w:tblLook w:firstColumn="1" w:firstRow="1" w:lastColumn="0" w:lastRow="0" w:noHBand="0" w:noVBand="1" w:val="04A0"/>
+      </w:tblPr>
+      <w:tblGrid>
+        <w:gridCol w:w="9360"/>
+      </w:tblGrid>
+      <w:tr>
+        <w:tc>
+          <w:tcPr>
+            <w:tcW w:type="dxa" w:w="9360"/>
+          </w:tcPr>
+          <w:p>
+            <w:pPr>
+              <w:jc w:val="center"/>
+            </w:pPr>
+            <w:r>
+              <w:rPr>
+                <w:b w:val="0"/>
+                <w:color w:val="969696"/>
+                <w:sz w:val="16"/>
+              </w:rPr>
+              <w:t>[CHART: seq5_vibration]</w:t>
+            </w:r>
+          </w:p>
+        </w:tc>
+      </w:tr>
+    </w:tbl>
+    <w:p/>
+    <w:tbl>
+      <w:tblPr>
+        <w:tblStyle w:val="TableGrid"/>
+        <w:tblW w:type="auto" w:w="0"/>
+        <w:tblLook w:firstColumn="1" w:firstRow="1" w:lastColumn="0" w:lastRow="0" w:noHBand="0" w:noVBand="1" w:val="04A0"/>
+      </w:tblPr>
+      <w:tblGrid>
+        <w:gridCol w:w="4680"/>
+        <w:gridCol w:w="4680"/>
+      </w:tblGrid>
+      <w:tr>
+        <w:tc>
+          <w:tcPr>
+            <w:tcW w:type="dxa" w:w="2160"/>
+            <w:shd w:val="clear" w:color="auto" w:fill="D0D0D0"/>
+          </w:tcPr>
+          <w:p>
+            <w:r>
+              <w:rPr>
+                <w:b/>
+                <w:sz w:val="18"/>
+              </w:rPr>
+              <w:t>Conclusion</w:t>
+            </w:r>
+          </w:p>
+        </w:tc>
+        <w:tc>
+          <w:tcPr>
+            <w:tcW w:type="dxa" w:w="7200"/>
+            <w:shd w:val="clear" w:color="auto" w:fill="D0D0D0"/>
+          </w:tcPr>
+          <w:p>
+            <w:r>
+              <w:rPr>
+                <w:b/>
+                <w:sz w:val="18"/>
+              </w:rPr>
+              <w:t>Pass / Fail</w:t>
+            </w:r>
+          </w:p>
+        </w:tc>
+      </w:tr>
+      <w:tr>
+        <w:tc>
+          <w:tcPr>
+            <w:tcW w:type="dxa" w:w="2160"/>
+          </w:tcPr>
+          <w:p>
+            <w:r>
+              <w:rPr>
+                <w:b w:val="0"/>
+                <w:sz w:val="18"/>
+              </w:rPr>
+              <w:t>{{ seq5_conclusion_notes }}</w:t>
+            </w:r>
+          </w:p>
+        </w:tc>
+        <w:tc>
+          <w:tcPr>
+            <w:tcW w:type="dxa" w:w="7200"/>
+          </w:tcPr>
+          <w:p>
+            <w:r>
+              <w:rPr>
+                <w:b w:val="0"/>
+                <w:sz w:val="18"/>
+              </w:rPr>
+              <w:t>{{ seq5_result }}</w:t>
+            </w:r>
+          </w:p>
+        </w:tc>
+      </w:tr>
+    </w:tbl>
+    <w:p>
+      <w:r>
+        <w:br w:type="page"/>
+      </w:r>
+    </w:p>
+    <w:p>
+      <w:r>
+        <w:rPr>
+          <w:b/>
+          <w:sz w:val="24"/>
+        </w:rPr>
+        <w:t>Test Sequence 6 - Rotational Drop Sequence 2</w:t>
+      </w:r>
+    </w:p>
+    <w:p>
+      <w:r>
+        <w:rPr>
+          <w:i w:val="0"/>
+          <w:sz w:val="18"/>
+        </w:rPr>
+        <w:t>Rotational Drops</w:t>
+      </w:r>
+    </w:p>
+    <w:tbl>
+      <w:tblPr>
+        <w:tblStyle w:val="TableGrid"/>
+        <w:tblW w:type="auto" w:w="0"/>
+        <w:tblLook w:firstColumn="1" w:firstRow="1" w:lastColumn="0" w:lastRow="0" w:noHBand="0" w:noVBand="1" w:val="04A0"/>
+      </w:tblPr>
+      <w:tblGrid>
+        <w:gridCol w:w="2340"/>
+        <w:gridCol w:w="2340"/>
+        <w:gridCol w:w="2340"/>
+        <w:gridCol w:w="2340"/>
+      </w:tblGrid>
+      <w:tr>
+        <w:tc>
+          <w:tcPr>
+            <w:tcW w:type="dxa" w:w="1440"/>
+            <w:shd w:val="clear" w:color="auto" w:fill="D0D0D0"/>
+          </w:tcPr>
+          <w:p>
+            <w:r>
+              <w:rPr>
+                <w:b/>
+                <w:sz w:val="18"/>
+              </w:rPr>
+              <w:t>Test No.</w:t>
+            </w:r>
+          </w:p>
+        </w:tc>
+        <w:tc>
+          <w:tcPr>
+            <w:tcW w:type="dxa" w:w="3168"/>
+            <w:shd w:val="clear" w:color="auto" w:fill="D0D0D0"/>
+          </w:tcPr>
+          <w:p>
+            <w:r>
+              <w:rPr>
+                <w:b/>
+                <w:sz w:val="18"/>
+              </w:rPr>
+              <w:t>Orientation</w:t>
+            </w:r>
+          </w:p>
+        </w:tc>
+        <w:tc>
+          <w:tcPr>
+            <w:tcW w:type="dxa" w:w="2160"/>
+            <w:shd w:val="clear" w:color="auto" w:fill="D0D0D0"/>
+          </w:tcPr>
+          <w:p>
+            <w:r>
+              <w:rPr>
+                <w:b/>
+                <w:sz w:val="18"/>
+              </w:rPr>
+              <w:t>Drop Height (in.)</w:t>
+            </w:r>
+          </w:p>
+        </w:tc>
+        <w:tc>
+          <w:tcPr>
+            <w:tcW w:type="dxa" w:w="2592"/>
+            <w:shd w:val="clear" w:color="auto" w:fill="D0D0D0"/>
+          </w:tcPr>
+          <w:p>
+            <w:r>
+              <w:rPr>
+                <w:b/>
+                <w:sz w:val="18"/>
+              </w:rPr>
+              <w:t>Accelerometer #2 Peak G's</w:t>
+            </w:r>
+          </w:p>
+        </w:tc>
+      </w:tr>
+      <w:tr>
+        <w:tc>
+          <w:tcPr>
+            <w:tcW w:type="dxa" w:w="2340"/>
+          </w:tcPr>
+          <w:p>
+            <w:r>
+              <w:rPr>
+                <w:b w:val="0"/>
+                <w:sz w:val="18"/>
+              </w:rPr>
+              <w:t>1</w:t>
+            </w:r>
+          </w:p>
+        </w:tc>
+        <w:tc>
+          <w:tcPr>
+            <w:tcW w:type="dxa" w:w="2340"/>
+          </w:tcPr>
+          <w:p>
+            <w:r>
+              <w:rPr>
+                <w:b w:val="0"/>
+                <w:sz w:val="18"/>
+              </w:rPr>
+              <w:t>{{ seq6_test1_orientation }}</w:t>
+            </w:r>
+          </w:p>
+        </w:tc>
+        <w:tc>
+          <w:tcPr>
+            <w:tcW w:type="dxa" w:w="2340"/>
+          </w:tcPr>
+          <w:p>
+            <w:r>
+              <w:rPr>
+                <w:b w:val="0"/>
+                <w:sz w:val="18"/>
+              </w:rPr>
+              <w:t>{{ seq6_test1_drop_height_in }}</w:t>
+            </w:r>
+          </w:p>
+        </w:tc>
+        <w:tc>
+          <w:tcPr>
+            <w:tcW w:type="dxa" w:w="2340"/>
+          </w:tcPr>
+          <w:p>
+            <w:r>
+              <w:rPr>
+                <w:b w:val="0"/>
+                <w:sz w:val="18"/>
+              </w:rPr>
+              <w:t>{{ seq6_test1_peak_g }}</w:t>
+            </w:r>
+          </w:p>
+        </w:tc>
+      </w:tr>
+      <w:tr>
+        <w:tc>
+          <w:tcPr>
+            <w:tcW w:type="dxa" w:w="2340"/>
+          </w:tcPr>
+          <w:p>
+            <w:r>
+              <w:rPr>
+                <w:b w:val="0"/>
+                <w:sz w:val="18"/>
+              </w:rPr>
+              <w:t>2</w:t>
+            </w:r>
+          </w:p>
+        </w:tc>
+        <w:tc>
+          <w:tcPr>
+            <w:tcW w:type="dxa" w:w="2340"/>
+          </w:tcPr>
+          <w:p>
+            <w:r>
+              <w:rPr>
+                <w:b w:val="0"/>
+                <w:sz w:val="18"/>
+              </w:rPr>
+              <w:t>{{ seq6_test2_orientation }}</w:t>
+            </w:r>
+          </w:p>
+        </w:tc>
+        <w:tc>
+          <w:tcPr>
+            <w:tcW w:type="dxa" w:w="2340"/>
+          </w:tcPr>
+          <w:p>
+            <w:r>
+              <w:rPr>
+                <w:b w:val="0"/>
+                <w:sz w:val="18"/>
+              </w:rPr>
+              <w:t>{{ seq6_test2_drop_height_in }}</w:t>
+            </w:r>
+          </w:p>
+        </w:tc>
+        <w:tc>
+          <w:tcPr>
+            <w:tcW w:type="dxa" w:w="2340"/>
+          </w:tcPr>
+          <w:p>
+            <w:r>
+              <w:rPr>
+                <w:b w:val="0"/>
+                <w:sz w:val="18"/>
+              </w:rPr>
+              <w:t>{{ seq6_test2_peak_g }}</w:t>
+            </w:r>
+          </w:p>
+        </w:tc>
+      </w:tr>
+    </w:tbl>
+    <w:p>
+      <w:r>
+        <w:rPr>
+          <w:i/>
+          <w:sz w:val="18"/>
+        </w:rPr>
+        <w:t>Note: The opposite impacted edge/corner was supported with a 4.0" block.</w:t>
+      </w:r>
+    </w:p>
+    <w:p/>
+    <w:tbl>
+      <w:tblPr>
+        <w:tblStyle w:val="TableGrid"/>
+        <w:tblW w:type="auto" w:w="0"/>
+        <w:tblLook w:firstColumn="1" w:firstRow="1" w:lastColumn="0" w:lastRow="0" w:noHBand="0" w:noVBand="1" w:val="04A0"/>
+      </w:tblPr>
+      <w:tblGrid>
+        <w:gridCol w:w="4680"/>
+        <w:gridCol w:w="4680"/>
+      </w:tblGrid>
+      <w:tr>
+        <w:tc>
+          <w:tcPr>
+            <w:tcW w:type="dxa" w:w="4680"/>
+          </w:tcPr>
+          <w:p>
+            <w:pPr>
+              <w:jc w:val="center"/>
+            </w:pPr>
+            <w:r>
+              <w:rPr>
+                <w:b w:val="0"/>
+                <w:color w:val="969696"/>
+                <w:sz w:val="16"/>
+              </w:rPr>
+              <w:t>[IMG: seq6_1]</w:t>
+            </w:r>
+          </w:p>
+        </w:tc>
+        <w:tc>
+          <w:tcPr>
+            <w:tcW w:type="dxa" w:w="4680"/>
+          </w:tcPr>
+          <w:p>
+            <w:pPr>
+              <w:jc w:val="center"/>
+            </w:pPr>
+            <w:r>
+              <w:rPr>
+                <w:b w:val="0"/>
+                <w:color w:val="969696"/>
+                <w:sz w:val="16"/>
+              </w:rPr>
+              <w:t>[IMG: seq6_2]</w:t>
+            </w:r>
+          </w:p>
+        </w:tc>
+      </w:tr>
+      <w:tr>
+        <w:tc>
+          <w:tcPr>
+            <w:tcW w:type="dxa" w:w="4680"/>
+          </w:tcPr>
+          <w:p>
+            <w:pPr>
+              <w:jc w:val="center"/>
+            </w:pPr>
+            <w:r>
+              <w:rPr>
+                <w:b w:val="0"/>
+                <w:sz w:val="16"/>
+              </w:rPr>
+              <w:t>{{ seq6_test1_orientation }}</w:t>
+            </w:r>
+          </w:p>
+        </w:tc>
+        <w:tc>
+          <w:tcPr>
+            <w:tcW w:type="dxa" w:w="4680"/>
+          </w:tcPr>
+          <w:p>
+            <w:pPr>
+              <w:jc w:val="center"/>
+            </w:pPr>
+            <w:r>
+              <w:rPr>
+                <w:b w:val="0"/>
+                <w:sz w:val="16"/>
+              </w:rPr>
+              <w:t>{{ seq6_test2_orientation }}</w:t>
+            </w:r>
+          </w:p>
+        </w:tc>
+      </w:tr>
+    </w:tbl>
+    <w:p>
+      <w:r>
+        <w:br w:type="page"/>
+      </w:r>
+    </w:p>
+    <w:tbl>
+      <w:tblPr>
+        <w:tblStyle w:val="TableGrid"/>
+        <w:tblW w:type="auto" w:w="0"/>
+        <w:tblLook w:firstColumn="1" w:firstRow="1" w:lastColumn="0" w:lastRow="0" w:noHBand="0" w:noVBand="1" w:val="04A0"/>
+      </w:tblPr>
+      <w:tblGrid>
+        <w:gridCol w:w="4680"/>
+        <w:gridCol w:w="4680"/>
+      </w:tblGrid>
+      <w:tr>
+        <w:tc>
+          <w:tcPr>
+            <w:tcW w:type="dxa" w:w="2160"/>
+            <w:shd w:val="clear" w:color="auto" w:fill="D0D0D0"/>
+          </w:tcPr>
+          <w:p>
+            <w:r>
+              <w:rPr>
+                <w:b/>
+                <w:sz w:val="18"/>
+              </w:rPr>
+              <w:t>Conclusion</w:t>
+            </w:r>
+          </w:p>
+        </w:tc>
+        <w:tc>
+          <w:tcPr>
+            <w:tcW w:type="dxa" w:w="7200"/>
+            <w:shd w:val="clear" w:color="auto" w:fill="D0D0D0"/>
+          </w:tcPr>
+          <w:p>
+            <w:r>
+              <w:rPr>
+                <w:b/>
+                <w:sz w:val="18"/>
+              </w:rPr>
+              <w:t>Pass / Fail</w:t>
+            </w:r>
+          </w:p>
+        </w:tc>
+      </w:tr>
+      <w:tr>
+        <w:tc>
+          <w:tcPr>
+            <w:tcW w:type="dxa" w:w="2160"/>
+          </w:tcPr>
+          <w:p>
+            <w:r>
+              <w:rPr>
+                <w:b w:val="0"/>
+                <w:sz w:val="18"/>
+              </w:rPr>
+              <w:t>{{ seq6_conclusion_notes }}</w:t>
+            </w:r>
+          </w:p>
+        </w:tc>
+        <w:tc>
+          <w:tcPr>
+            <w:tcW w:type="dxa" w:w="7200"/>
+          </w:tcPr>
+          <w:p>
+            <w:r>
+              <w:rPr>
+                <w:b w:val="0"/>
+                <w:sz w:val="18"/>
+              </w:rPr>
+              <w:t>{{ seq6_result }}</w:t>
+            </w:r>
+          </w:p>
+        </w:tc>
+      </w:tr>
+    </w:tbl>
+    <w:p>
+      <w:r>
+        <w:br w:type="page"/>
+      </w:r>
+    </w:p>
+    <w:p>
+      <w:r>
+        <w:rPr>
+          <w:b/>
+          <w:sz w:val="24"/>
+        </w:rPr>
+        <w:t>Test Sequence 7 - Incline Impact Sequence 2</w:t>
+      </w:r>
+    </w:p>
+    <w:p>
+      <w:r>
+        <w:rPr>
+          <w:i w:val="0"/>
+          <w:sz w:val="18"/>
+        </w:rPr>
+        <w:t>Incline Impact</w:t>
+      </w:r>
+    </w:p>
+    <w:tbl>
+      <w:tblPr>
+        <w:tblStyle w:val="TableGrid"/>
+        <w:tblW w:type="auto" w:w="0"/>
+        <w:tblLook w:firstColumn="1" w:firstRow="1" w:lastColumn="0" w:lastRow="0" w:noHBand="0" w:noVBand="1" w:val="04A0"/>
+      </w:tblPr>
+      <w:tblGrid>
+        <w:gridCol w:w="2340"/>
+        <w:gridCol w:w="2340"/>
+        <w:gridCol w:w="2340"/>
+        <w:gridCol w:w="2340"/>
+      </w:tblGrid>
+      <w:tr>
+        <w:tc>
+          <w:tcPr>
+            <w:tcW w:type="dxa" w:w="1440"/>
+            <w:shd w:val="clear" w:color="auto" w:fill="D0D0D0"/>
+          </w:tcPr>
+          <w:p>
+            <w:r>
+              <w:rPr>
+                <w:b/>
+                <w:sz w:val="18"/>
+              </w:rPr>
+              <w:t>Test No.</w:t>
+            </w:r>
+          </w:p>
+        </w:tc>
+        <w:tc>
+          <w:tcPr>
+            <w:tcW w:type="dxa" w:w="2592"/>
+            <w:shd w:val="clear" w:color="auto" w:fill="D0D0D0"/>
+          </w:tcPr>
+          <w:p>
+            <w:r>
+              <w:rPr>
+                <w:b/>
+                <w:sz w:val="18"/>
+              </w:rPr>
+              <w:t>Face</w:t>
+            </w:r>
+          </w:p>
+        </w:tc>
+        <w:tc>
+          <w:tcPr>
+            <w:tcW w:type="dxa" w:w="2160"/>
+            <w:shd w:val="clear" w:color="auto" w:fill="D0D0D0"/>
+          </w:tcPr>
+          <w:p>
+            <w:r>
+              <w:rPr>
+                <w:b/>
+                <w:sz w:val="18"/>
+              </w:rPr>
+              <w:t>Velocity</w:t>
+            </w:r>
+          </w:p>
+        </w:tc>
+        <w:tc>
+          <w:tcPr>
+            <w:tcW w:type="dxa" w:w="3168"/>
+            <w:shd w:val="clear" w:color="auto" w:fill="D0D0D0"/>
+          </w:tcPr>
+          <w:p>
+            <w:r>
+              <w:rPr>
+                <w:b/>
+                <w:sz w:val="18"/>
+              </w:rPr>
+              <w:t>Accelerometer Peak G's</w:t>
+            </w:r>
+          </w:p>
+        </w:tc>
+      </w:tr>
+      <w:tr>
+        <w:tc>
+          <w:tcPr>
+            <w:tcW w:type="dxa" w:w="2340"/>
+          </w:tcPr>
+          <w:p>
+            <w:r>
+              <w:rPr>
+                <w:b w:val="0"/>
+                <w:sz w:val="18"/>
+              </w:rPr>
+              <w:t>1</w:t>
+            </w:r>
+          </w:p>
+        </w:tc>
+        <w:tc>
+          <w:tcPr>
+            <w:tcW w:type="dxa" w:w="2340"/>
+          </w:tcPr>
+          <w:p>
+            <w:r>
+              <w:rPr>
+                <w:b w:val="0"/>
+                <w:sz w:val="18"/>
+              </w:rPr>
+              <w:t>{{ seq7_test1_face }}</w:t>
+            </w:r>
+          </w:p>
+        </w:tc>
+        <w:tc>
+          <w:tcPr>
+            <w:tcW w:type="dxa" w:w="2340"/>
+          </w:tcPr>
+          <w:p>
+            <w:r>
+              <w:rPr>
+                <w:b w:val="0"/>
+                <w:sz w:val="18"/>
+              </w:rPr>
+              <w:t>{{ seq7_test1_velocity }}</w:t>
+            </w:r>
+          </w:p>
+        </w:tc>
+        <w:tc>
+          <w:tcPr>
+            <w:tcW w:type="dxa" w:w="2340"/>
+          </w:tcPr>
+          <w:p>
+            <w:r>
+              <w:rPr>
+                <w:b w:val="0"/>
+                <w:sz w:val="18"/>
+              </w:rPr>
+              <w:t>{{ seq7_test1_peak_g }}</w:t>
+            </w:r>
+          </w:p>
+        </w:tc>
+      </w:tr>
+      <w:tr>
+        <w:tc>
+          <w:tcPr>
+            <w:tcW w:type="dxa" w:w="2340"/>
+          </w:tcPr>
+          <w:p>
+            <w:r>
+              <w:rPr>
+                <w:b w:val="0"/>
+                <w:sz w:val="18"/>
+              </w:rPr>
+              <w:t>2</w:t>
+            </w:r>
+          </w:p>
+        </w:tc>
+        <w:tc>
+          <w:tcPr>
+            <w:tcW w:type="dxa" w:w="2340"/>
+          </w:tcPr>
+          <w:p>
+            <w:r>
+              <w:rPr>
+                <w:b w:val="0"/>
+                <w:sz w:val="18"/>
+              </w:rPr>
+              <w:t>{{ seq7_test2_face }}</w:t>
+            </w:r>
+          </w:p>
+        </w:tc>
+        <w:tc>
+          <w:tcPr>
+            <w:tcW w:type="dxa" w:w="2340"/>
+          </w:tcPr>
+          <w:p>
+            <w:r>
+              <w:rPr>
+                <w:b w:val="0"/>
+                <w:sz w:val="18"/>
+              </w:rPr>
+              <w:t>{{ seq7_test2_velocity }}</w:t>
+            </w:r>
+          </w:p>
+        </w:tc>
+        <w:tc>
+          <w:tcPr>
+            <w:tcW w:type="dxa" w:w="2340"/>
+          </w:tcPr>
+          <w:p>
+            <w:r>
+              <w:rPr>
+                <w:b w:val="0"/>
+                <w:sz w:val="18"/>
+              </w:rPr>
+              <w:t>{{ seq7_test2_peak_g }}</w:t>
+            </w:r>
+          </w:p>
+        </w:tc>
+      </w:tr>
+    </w:tbl>
+    <w:p/>
+    <w:tbl>
+      <w:tblPr>
+        <w:tblStyle w:val="TableGrid"/>
+        <w:tblW w:type="auto" w:w="0"/>
+        <w:tblLook w:firstColumn="1" w:firstRow="1" w:lastColumn="0" w:lastRow="0" w:noHBand="0" w:noVBand="1" w:val="04A0"/>
+      </w:tblPr>
+      <w:tblGrid>
+        <w:gridCol w:w="4680"/>
+        <w:gridCol w:w="4680"/>
+      </w:tblGrid>
+      <w:tr>
+        <w:tc>
+          <w:tcPr>
+            <w:tcW w:type="dxa" w:w="4680"/>
+          </w:tcPr>
+          <w:p>
+            <w:pPr>
+              <w:jc w:val="center"/>
+            </w:pPr>
+            <w:r>
+              <w:rPr>
+                <w:b w:val="0"/>
+                <w:color w:val="969696"/>
+                <w:sz w:val="16"/>
+              </w:rPr>
+              <w:t>[IMG: seq7_1]</w:t>
+            </w:r>
+          </w:p>
+        </w:tc>
+        <w:tc>
+          <w:tcPr>
+            <w:tcW w:type="dxa" w:w="4680"/>
+          </w:tcPr>
+          <w:p>
+            <w:pPr>
+              <w:jc w:val="center"/>
+            </w:pPr>
+            <w:r>
+              <w:rPr>
+                <w:b w:val="0"/>
+                <w:color w:val="969696"/>
+                <w:sz w:val="16"/>
+              </w:rPr>
+              <w:t>[IMG: seq7_2]</w:t>
+            </w:r>
+          </w:p>
+        </w:tc>
+      </w:tr>
+      <w:tr>
+        <w:tc>
+          <w:tcPr>
+            <w:tcW w:type="dxa" w:w="4680"/>
+          </w:tcPr>
+          <w:p>
+            <w:pPr>
+              <w:jc w:val="center"/>
+            </w:pPr>
+            <w:r>
+              <w:rPr>
+                <w:b w:val="0"/>
+                <w:sz w:val="16"/>
+              </w:rPr>
+              <w:t>{{ seq7_test2_face }}</w:t>
+            </w:r>
+          </w:p>
+        </w:tc>
+        <w:tc>
+          <w:tcPr>
+            <w:tcW w:type="dxa" w:w="4680"/>
+          </w:tcPr>
+          <w:p>
+            <w:pPr>
+              <w:jc w:val="center"/>
+            </w:pPr>
+            <w:r>
+              <w:rPr>
+                <w:b w:val="0"/>
+                <w:sz w:val="16"/>
+              </w:rPr>
+              <w:t>{{ seq7_test1_face }}</w:t>
+            </w:r>
+          </w:p>
+        </w:tc>
+      </w:tr>
+    </w:tbl>
+    <w:tbl>
+      <w:tblPr>
+        <w:tblStyle w:val="TableGrid"/>
+        <w:tblW w:type="auto" w:w="0"/>
+        <w:tblLook w:firstColumn="1" w:firstRow="1" w:lastColumn="0" w:lastRow="0" w:noHBand="0" w:noVBand="1" w:val="04A0"/>
+      </w:tblPr>
+      <w:tblGrid>
+        <w:gridCol w:w="4680"/>
+        <w:gridCol w:w="4680"/>
+      </w:tblGrid>
+      <w:tr>
+        <w:tc>
+          <w:tcPr>
+            <w:tcW w:type="dxa" w:w="2160"/>
+            <w:shd w:val="clear" w:color="auto" w:fill="D0D0D0"/>
+          </w:tcPr>
+          <w:p>
+            <w:r>
+              <w:rPr>
+                <w:b/>
+                <w:sz w:val="18"/>
+              </w:rPr>
+              <w:t>Conclusion</w:t>
+            </w:r>
+          </w:p>
+        </w:tc>
+        <w:tc>
+          <w:tcPr>
+            <w:tcW w:type="dxa" w:w="7200"/>
+            <w:shd w:val="clear" w:color="auto" w:fill="D0D0D0"/>
+          </w:tcPr>
+          <w:p>
+            <w:r>
+              <w:rPr>
+                <w:b/>
+                <w:sz w:val="18"/>
+              </w:rPr>
+              <w:t>Pass / Fail</w:t>
+            </w:r>
+          </w:p>
+        </w:tc>
+      </w:tr>
+      <w:tr>
+        <w:tc>
+          <w:tcPr>
+            <w:tcW w:type="dxa" w:w="2160"/>
+          </w:tcPr>
+          <w:p>
+            <w:r>
+              <w:rPr>
+                <w:b w:val="0"/>
+                <w:sz w:val="18"/>
+              </w:rPr>
+              <w:t>{{ seq7_conclusion_notes }}</w:t>
+            </w:r>
+          </w:p>
+        </w:tc>
+        <w:tc>
+          <w:tcPr>
+            <w:tcW w:type="dxa" w:w="7200"/>
+          </w:tcPr>
+          <w:p>
+            <w:r>
+              <w:rPr>
+                <w:b w:val="0"/>
+                <w:sz w:val="18"/>
+              </w:rPr>
+              <w:t>{{ seq7_result }}</w:t>
+            </w:r>
+          </w:p>
+        </w:tc>
+      </w:tr>
+    </w:tbl>
+    <w:p>
+      <w:r>
+        <w:br w:type="page"/>
+      </w:r>
+    </w:p>
+    <w:p>
+      <w:r>
+        <w:rPr>
+          <w:b/>
+          <w:sz w:val="24"/>
+        </w:rPr>
+        <w:t>Post-Test Photos</w:t>
+      </w:r>
     </w:p>
     <w:tbl>
       <w:tblPr>
@@ -2716,21 +5023,23 @@
           <w:tcPr>
             <w:tcW w:type="dxa" w:w="4680"/>
           </w:tcPr>
-          <w:p/>
+          <w:p>
+            <w:pPr>
+              <w:jc w:val="center"/>
+            </w:pPr>
+            <w:r>
+              <w:rPr>
+                <w:b w:val="0"/>
+                <w:color w:val="969696"/>
+                <w:sz w:val="16"/>
+              </w:rPr>
+              <w:t>[IMG: post_1]</w:t>
+            </w:r>
+          </w:p>
         </w:tc>
         <w:tc>
           <w:tcPr>
             <w:tcW w:type="dxa" w:w="4680"/>
-          </w:tcPr>
-          <w:p/>
-        </w:tc>
-      </w:tr>
-      <w:tr>
-        <w:tc>
-          <w:tcPr>
-            <w:tcW w:type="dxa" w:w="9360"/>
-            <w:gridSpan w:val="2"/>
-            <w:shd w:val="clear" w:color="auto" w:fill="145A32"/>
           </w:tcPr>
           <w:p>
             <w:pPr>
@@ -2738,11 +5047,11 @@
             </w:pPr>
             <w:r>
               <w:rPr>
-                <w:b/>
-                <w:color w:val="FFFFFF"/>
-                <w:sz w:val="20"/>
+                <w:b w:val="0"/>
+                <w:color w:val="969696"/>
+                <w:sz w:val="16"/>
               </w:rPr>
-              <w:t>PRE-TEST PHOTOS</w:t>
+              <w:t>[IMG: post_2]</w:t>
             </w:r>
           </w:p>
         </w:tc>
@@ -2758,10 +5067,10 @@
             </w:pPr>
             <w:r>
               <w:rPr>
-                <w:color w:val="888888"/>
+                <w:b w:val="0"/>
                 <w:sz w:val="16"/>
               </w:rPr>
-              <w:t>[[ PHOTO:pre_test_1 ]]</w:t>
+              <w:t>Overview</w:t>
             </w:r>
           </w:p>
         </w:tc>
@@ -2775,20 +5084,16 @@
             </w:pPr>
             <w:r>
               <w:rPr>
-                <w:color w:val="888888"/>
+                <w:b w:val="0"/>
                 <w:sz w:val="16"/>
               </w:rPr>
-              <w:t>[[ PHOTO:pre_test_2 ]]</w:t>
+              <w:t>Overview</w:t>
             </w:r>
           </w:p>
         </w:tc>
       </w:tr>
     </w:tbl>
-    <w:p>
-      <w:pPr>
-        <w:spacing w:after="120"/>
-      </w:pPr>
-    </w:p>
+    <w:p/>
     <w:tbl>
       <w:tblPr>
         <w:tblStyle w:val="TableGrid"/>
@@ -2804,21 +5109,23 @@
           <w:tcPr>
             <w:tcW w:type="dxa" w:w="4680"/>
           </w:tcPr>
-          <w:p/>
+          <w:p>
+            <w:pPr>
+              <w:jc w:val="center"/>
+            </w:pPr>
+            <w:r>
+              <w:rPr>
+                <w:b w:val="0"/>
+                <w:color w:val="969696"/>
+                <w:sz w:val="16"/>
+              </w:rPr>
+              <w:t>[IMG: post_3]</w:t>
+            </w:r>
+          </w:p>
         </w:tc>
         <w:tc>
           <w:tcPr>
             <w:tcW w:type="dxa" w:w="4680"/>
-          </w:tcPr>
-          <w:p/>
-        </w:tc>
-      </w:tr>
-      <w:tr>
-        <w:tc>
-          <w:tcPr>
-            <w:tcW w:type="dxa" w:w="9360"/>
-            <w:gridSpan w:val="2"/>
-            <w:shd w:val="clear" w:color="auto" w:fill="145A32"/>
           </w:tcPr>
           <w:p>
             <w:pPr>
@@ -2826,11 +5133,11 @@
             </w:pPr>
             <w:r>
               <w:rPr>
-                <w:b/>
-                <w:color w:val="FFFFFF"/>
-                <w:sz w:val="20"/>
+                <w:b w:val="0"/>
+                <w:color w:val="969696"/>
+                <w:sz w:val="16"/>
               </w:rPr>
-              <w:t>ACCELEROMETER PLACEMENT PHOTOS</w:t>
+              <w:t>[IMG: post_4]</w:t>
             </w:r>
           </w:p>
         </w:tc>
@@ -2846,10 +5153,10 @@
             </w:pPr>
             <w:r>
               <w:rPr>
-                <w:color w:val="888888"/>
+                <w:b w:val="0"/>
                 <w:sz w:val="16"/>
               </w:rPr>
-              <w:t>[[ PHOTO:accel_1 ]]</w:t>
+              <w:t>Overview</w:t>
             </w:r>
           </w:p>
         </w:tc>
@@ -2863,20 +5170,16 @@
             </w:pPr>
             <w:r>
               <w:rPr>
-                <w:color w:val="888888"/>
+                <w:b w:val="0"/>
                 <w:sz w:val="16"/>
               </w:rPr>
-              <w:t>[[ PHOTO:accel_2 ]]</w:t>
+              <w:t>Overview</w:t>
             </w:r>
           </w:p>
         </w:tc>
       </w:tr>
     </w:tbl>
-    <w:p>
-      <w:pPr>
-        <w:spacing w:after="120"/>
-      </w:pPr>
-    </w:p>
+    <w:p/>
     <w:tbl>
       <w:tblPr>
         <w:tblStyle w:val="TableGrid"/>
@@ -2892,21 +5195,23 @@
           <w:tcPr>
             <w:tcW w:type="dxa" w:w="4680"/>
           </w:tcPr>
-          <w:p/>
+          <w:p>
+            <w:pPr>
+              <w:jc w:val="center"/>
+            </w:pPr>
+            <w:r>
+              <w:rPr>
+                <w:b w:val="0"/>
+                <w:color w:val="969696"/>
+                <w:sz w:val="16"/>
+              </w:rPr>
+              <w:t>[IMG: post_5]</w:t>
+            </w:r>
+          </w:p>
         </w:tc>
         <w:tc>
           <w:tcPr>
             <w:tcW w:type="dxa" w:w="4680"/>
-          </w:tcPr>
-          <w:p/>
-        </w:tc>
-      </w:tr>
-      <w:tr>
-        <w:tc>
-          <w:tcPr>
-            <w:tcW w:type="dxa" w:w="9360"/>
-            <w:gridSpan w:val="2"/>
-            <w:shd w:val="clear" w:color="auto" w:fill="145A32"/>
           </w:tcPr>
           <w:p>
             <w:pPr>
@@ -2914,11 +5219,11 @@
             </w:pPr>
             <w:r>
               <w:rPr>
-                <w:b/>
-                <w:color w:val="FFFFFF"/>
-                <w:sz w:val="20"/>
+                <w:b w:val="0"/>
+                <w:color w:val="969696"/>
+                <w:sz w:val="16"/>
               </w:rPr>
-              <w:t>POST-TEST PHOTOS</w:t>
+              <w:t>[IMG: post_6]</w:t>
             </w:r>
           </w:p>
         </w:tc>
@@ -2934,10 +5239,10 @@
             </w:pPr>
             <w:r>
               <w:rPr>
-                <w:color w:val="888888"/>
+                <w:b w:val="0"/>
                 <w:sz w:val="16"/>
               </w:rPr>
-              <w:t>[[ PHOTO:post_test_1 ]]</w:t>
+              <w:t>Internal View</w:t>
             </w:r>
           </w:p>
         </w:tc>
@@ -2951,20 +5256,16 @@
             </w:pPr>
             <w:r>
               <w:rPr>
-                <w:color w:val="888888"/>
+                <w:b w:val="0"/>
                 <w:sz w:val="16"/>
               </w:rPr>
-              <w:t>[[ PHOTO:post_test_2 ]]</w:t>
+              <w:t>Internal View</w:t>
             </w:r>
           </w:p>
         </w:tc>
       </w:tr>
     </w:tbl>
-    <w:p>
-      <w:pPr>
-        <w:spacing w:after="120"/>
-      </w:pPr>
-    </w:p>
+    <w:p/>
     <w:tbl>
       <w:tblPr>
         <w:tblStyle w:val="TableGrid"/>
@@ -2972,29 +5273,13 @@
         <w:tblLook w:firstColumn="1" w:firstRow="1" w:lastColumn="0" w:lastRow="0" w:noHBand="0" w:noVBand="1" w:val="04A0"/>
       </w:tblPr>
       <w:tblGrid>
-        <w:gridCol w:w="2880"/>
-        <w:gridCol w:w="6480"/>
+        <w:gridCol w:w="4680"/>
+        <w:gridCol w:w="4680"/>
       </w:tblGrid>
       <w:tr>
         <w:tc>
           <w:tcPr>
             <w:tcW w:type="dxa" w:w="4680"/>
-          </w:tcPr>
-          <w:p/>
-        </w:tc>
-        <w:tc>
-          <w:tcPr>
-            <w:tcW w:type="dxa" w:w="4680"/>
-          </w:tcPr>
-          <w:p/>
-        </w:tc>
-      </w:tr>
-      <w:tr>
-        <w:tc>
-          <w:tcPr>
-            <w:tcW w:type="dxa" w:w="9360"/>
-            <w:gridSpan w:val="2"/>
-            <w:shd w:val="clear" w:color="auto" w:fill="2C3E50"/>
           </w:tcPr>
           <w:p>
             <w:pPr>
@@ -3002,11 +5287,29 @@
             </w:pPr>
             <w:r>
               <w:rPr>
-                <w:b/>
-                <w:color w:val="FFFFFF"/>
-                <w:sz w:val="20"/>
+                <w:b w:val="0"/>
+                <w:color w:val="969696"/>
+                <w:sz w:val="16"/>
               </w:rPr>
-              <w:t>CONCLUSION</w:t>
+              <w:t>[IMG: post_7]</w:t>
+            </w:r>
+          </w:p>
+        </w:tc>
+        <w:tc>
+          <w:tcPr>
+            <w:tcW w:type="dxa" w:w="4680"/>
+          </w:tcPr>
+          <w:p>
+            <w:pPr>
+              <w:jc w:val="center"/>
+            </w:pPr>
+            <w:r>
+              <w:rPr>
+                <w:b w:val="0"/>
+                <w:color w:val="969696"/>
+                <w:sz w:val="16"/>
+              </w:rPr>
+              <w:t>[IMG: post_8]</w:t>
             </w:r>
           </w:p>
         </w:tc>
@@ -3014,29 +5317,85 @@
       <w:tr>
         <w:tc>
           <w:tcPr>
-            <w:tcW w:type="dxa" w:w="2880"/>
-            <w:shd w:val="clear" w:color="auto" w:fill="F0F0F0"/>
+            <w:tcW w:type="dxa" w:w="4680"/>
           </w:tcPr>
           <w:p>
+            <w:pPr>
+              <w:jc w:val="center"/>
+            </w:pPr>
             <w:r>
               <w:rPr>
-                <w:b/>
-                <w:sz w:val="18"/>
+                <w:b w:val="0"/>
+                <w:sz w:val="16"/>
               </w:rPr>
-              <w:t>Key Takeaways</w:t>
+              <w:t>Stands</w:t>
             </w:r>
           </w:p>
         </w:tc>
         <w:tc>
           <w:tcPr>
-            <w:tcW w:type="dxa" w:w="6480"/>
+            <w:tcW w:type="dxa" w:w="4680"/>
           </w:tcPr>
           <w:p>
+            <w:pPr>
+              <w:jc w:val="center"/>
+            </w:pPr>
             <w:r>
               <w:rPr>
-                <w:sz w:val="18"/>
+                <w:b w:val="0"/>
+                <w:sz w:val="16"/>
               </w:rPr>
-              <w:t>{{ key_takeaways }}</w:t>
+              <w:t>Stands</w:t>
+            </w:r>
+          </w:p>
+        </w:tc>
+      </w:tr>
+    </w:tbl>
+    <w:p/>
+    <w:tbl>
+      <w:tblPr>
+        <w:tblStyle w:val="TableGrid"/>
+        <w:tblW w:type="auto" w:w="0"/>
+        <w:tblLook w:firstColumn="1" w:firstRow="1" w:lastColumn="0" w:lastRow="0" w:noHBand="0" w:noVBand="1" w:val="04A0"/>
+      </w:tblPr>
+      <w:tblGrid>
+        <w:gridCol w:w="4680"/>
+        <w:gridCol w:w="4680"/>
+      </w:tblGrid>
+      <w:tr>
+        <w:tc>
+          <w:tcPr>
+            <w:tcW w:type="dxa" w:w="4680"/>
+          </w:tcPr>
+          <w:p>
+            <w:pPr>
+              <w:jc w:val="center"/>
+            </w:pPr>
+            <w:r>
+              <w:rPr>
+                <w:b w:val="0"/>
+                <w:color w:val="969696"/>
+                <w:sz w:val="16"/>
+              </w:rPr>
+              <w:t>[IMG: post_9]</w:t>
+            </w:r>
+          </w:p>
+        </w:tc>
+        <w:tc>
+          <w:tcPr>
+            <w:tcW w:type="dxa" w:w="4680"/>
+          </w:tcPr>
+          <w:p>
+            <w:pPr>
+              <w:jc w:val="center"/>
+            </w:pPr>
+            <w:r>
+              <w:rPr>
+                <w:b w:val="0"/>
+                <w:color w:val="969696"/>
+                <w:sz w:val="16"/>
+              </w:rPr>
+              <w:t>[IMG: post_10]</w:t>
             </w:r>
           </w:p>
         </w:tc>
@@ -3044,68 +5403,45 @@
       <w:tr>
         <w:tc>
           <w:tcPr>
-            <w:tcW w:type="dxa" w:w="2880"/>
-            <w:shd w:val="clear" w:color="auto" w:fill="F0F0F0"/>
+            <w:tcW w:type="dxa" w:w="4680"/>
           </w:tcPr>
           <w:p>
+            <w:pPr>
+              <w:jc w:val="center"/>
+            </w:pPr>
             <w:r>
               <w:rPr>
-                <w:b/>
-                <w:sz w:val="18"/>
+                <w:b w:val="0"/>
+                <w:sz w:val="16"/>
               </w:rPr>
-              <w:t>Conclusion</w:t>
+              <w:t>Stands</w:t>
             </w:r>
           </w:p>
         </w:tc>
         <w:tc>
           <w:tcPr>
-            <w:tcW w:type="dxa" w:w="6480"/>
+            <w:tcW w:type="dxa" w:w="4680"/>
           </w:tcPr>
           <w:p>
+            <w:pPr>
+              <w:jc w:val="center"/>
+            </w:pPr>
             <w:r>
               <w:rPr>
-                <w:sz w:val="18"/>
+                <w:b w:val="0"/>
+                <w:sz w:val="16"/>
               </w:rPr>
-              <w:t>{{ conclusion }}</w:t>
-            </w:r>
-          </w:p>
-        </w:tc>
-      </w:tr>
-      <w:tr>
-        <w:tc>
-          <w:tcPr>
-            <w:tcW w:type="dxa" w:w="2880"/>
-            <w:shd w:val="clear" w:color="auto" w:fill="F0F0F0"/>
-          </w:tcPr>
-          <w:p>
-            <w:r>
-              <w:rPr>
-                <w:b/>
-                <w:sz w:val="18"/>
-              </w:rPr>
-              <w:t>Technician Notes</w:t>
-            </w:r>
-          </w:p>
-        </w:tc>
-        <w:tc>
-          <w:tcPr>
-            <w:tcW w:type="dxa" w:w="6480"/>
-          </w:tcPr>
-          <w:p>
-            <w:r>
-              <w:rPr>
-                <w:sz w:val="18"/>
-              </w:rPr>
-              <w:t>{{ technician_notes }}</w:t>
+              <w:t>Stands</w:t>
             </w:r>
           </w:p>
         </w:tc>
       </w:tr>
     </w:tbl>
+    <w:p/>
     <w:p>
-      <w:pPr>
-        <w:spacing w:after="120"/>
-      </w:pPr>
+      <w:r>
+        <w:br w:type="page"/>
+      </w:r>
     </w:p>
     <w:p>
       <w:pPr>
@@ -3114,9 +5450,23 @@
       <w:r>
         <w:rPr>
           <w:b/>
-          <w:sz w:val="22"/>
+          <w:sz w:val="28"/>
         </w:rPr>
-        <w:t>APPENDIX I — SHOCK &amp; IMPACT CHARTS</w:t>
+        <w:t>Appendix I</w:t>
+      </w:r>
+    </w:p>
+    <w:p>
+      <w:r>
+        <w:br w:type="page"/>
+      </w:r>
+    </w:p>
+    <w:p>
+      <w:r>
+        <w:rPr>
+          <w:i w:val="0"/>
+          <w:sz w:val="18"/>
+        </w:rPr>
+        <w:t>Rotational Drop Edge 3-6</w:t>
       </w:r>
     </w:p>
     <w:tbl>
@@ -3133,318 +5483,35 @@
           <w:tcPr>
             <w:tcW w:type="dxa" w:w="9360"/>
           </w:tcPr>
-          <w:p/>
-        </w:tc>
-      </w:tr>
-      <w:tr>
-        <w:tc>
-          <w:tcPr>
-            <w:tcW w:type="dxa" w:w="9360"/>
-            <w:shd w:val="clear" w:color="auto" w:fill="4A235A"/>
-          </w:tcPr>
           <w:p>
             <w:pPr>
               <w:jc w:val="center"/>
             </w:pPr>
             <w:r>
               <w:rPr>
-                <w:b/>
-                <w:color w:val="FFFFFF"/>
-                <w:sz w:val="20"/>
-              </w:rPr>
-              <w:t>APPENDIX I — SEQ 2: TIP OVER</w:t>
-            </w:r>
-          </w:p>
-        </w:tc>
-      </w:tr>
-      <w:tr>
-        <w:tc>
-          <w:tcPr>
-            <w:tcW w:type="dxa" w:w="9360"/>
-          </w:tcPr>
-          <w:p>
-            <w:pPr>
-              <w:jc w:val="center"/>
-            </w:pPr>
-            <w:r>
-              <w:rPr>
-                <w:color w:val="888888"/>
+                <w:b w:val="0"/>
+                <w:color w:val="969696"/>
                 <w:sz w:val="16"/>
               </w:rPr>
-              <w:t>[[ CHART:seq2_tip_over ]]</w:t>
+              <w:t>[CHART: seq3_edge_3_6]</w:t>
             </w:r>
           </w:p>
         </w:tc>
       </w:tr>
     </w:tbl>
     <w:p>
-      <w:pPr>
-        <w:spacing w:after="120"/>
-      </w:pPr>
+      <w:r>
+        <w:br w:type="page"/>
+      </w:r>
     </w:p>
-    <w:tbl>
-      <w:tblPr>
-        <w:tblStyle w:val="TableGrid"/>
-        <w:tblW w:type="auto" w:w="0"/>
-        <w:tblLook w:firstColumn="1" w:firstRow="1" w:lastColumn="0" w:lastRow="0" w:noHBand="0" w:noVBand="1" w:val="04A0"/>
-      </w:tblPr>
-      <w:tblGrid>
-        <w:gridCol w:w="4680"/>
-        <w:gridCol w:w="4680"/>
-      </w:tblGrid>
-      <w:tr>
-        <w:tc>
-          <w:tcPr>
-            <w:tcW w:type="dxa" w:w="4680"/>
-          </w:tcPr>
-          <w:p/>
-        </w:tc>
-        <w:tc>
-          <w:tcPr>
-            <w:tcW w:type="dxa" w:w="4680"/>
-          </w:tcPr>
-          <w:p/>
-        </w:tc>
-      </w:tr>
-      <w:tr>
-        <w:tc>
-          <w:tcPr>
-            <w:tcW w:type="dxa" w:w="9360"/>
-            <w:gridSpan w:val="2"/>
-            <w:shd w:val="clear" w:color="auto" w:fill="4A235A"/>
-          </w:tcPr>
-          <w:p>
-            <w:pPr>
-              <w:jc w:val="center"/>
-            </w:pPr>
-            <w:r>
-              <w:rPr>
-                <w:b/>
-                <w:color w:val="FFFFFF"/>
-                <w:sz w:val="20"/>
-              </w:rPr>
-              <w:t>APPENDIX I — SEQ 3: ROTATIONAL DROP 1 (Charts A &amp; B)</w:t>
-            </w:r>
-          </w:p>
-        </w:tc>
-      </w:tr>
-      <w:tr>
-        <w:tc>
-          <w:tcPr>
-            <w:tcW w:type="dxa" w:w="4680"/>
-          </w:tcPr>
-          <w:p>
-            <w:pPr>
-              <w:jc w:val="center"/>
-            </w:pPr>
-            <w:r>
-              <w:rPr>
-                <w:color w:val="888888"/>
-                <w:sz w:val="16"/>
-              </w:rPr>
-              <w:t>[[ CHART:seq3_rot_drop_1_a ]]</w:t>
-            </w:r>
-          </w:p>
-        </w:tc>
-        <w:tc>
-          <w:tcPr>
-            <w:tcW w:type="dxa" w:w="4680"/>
-          </w:tcPr>
-          <w:p>
-            <w:pPr>
-              <w:jc w:val="center"/>
-            </w:pPr>
-            <w:r>
-              <w:rPr>
-                <w:color w:val="888888"/>
-                <w:sz w:val="16"/>
-              </w:rPr>
-              <w:t>[[ CHART:seq3_rot_drop_1_b ]]</w:t>
-            </w:r>
-          </w:p>
-        </w:tc>
-      </w:tr>
-    </w:tbl>
     <w:p>
-      <w:pPr>
-        <w:spacing w:after="120"/>
-      </w:pPr>
-    </w:p>
-    <w:tbl>
-      <w:tblPr>
-        <w:tblStyle w:val="TableGrid"/>
-        <w:tblW w:type="auto" w:w="0"/>
-        <w:tblLook w:firstColumn="1" w:firstRow="1" w:lastColumn="0" w:lastRow="0" w:noHBand="0" w:noVBand="1" w:val="04A0"/>
-      </w:tblPr>
-      <w:tblGrid>
-        <w:gridCol w:w="4680"/>
-        <w:gridCol w:w="4680"/>
-      </w:tblGrid>
-      <w:tr>
-        <w:tc>
-          <w:tcPr>
-            <w:tcW w:type="dxa" w:w="4680"/>
-          </w:tcPr>
-          <w:p/>
-        </w:tc>
-        <w:tc>
-          <w:tcPr>
-            <w:tcW w:type="dxa" w:w="4680"/>
-          </w:tcPr>
-          <w:p/>
-        </w:tc>
-      </w:tr>
-      <w:tr>
-        <w:tc>
-          <w:tcPr>
-            <w:tcW w:type="dxa" w:w="9360"/>
-            <w:gridSpan w:val="2"/>
-            <w:shd w:val="clear" w:color="auto" w:fill="4A235A"/>
-          </w:tcPr>
-          <w:p>
-            <w:pPr>
-              <w:jc w:val="center"/>
-            </w:pPr>
-            <w:r>
-              <w:rPr>
-                <w:b/>
-                <w:color w:val="FFFFFF"/>
-                <w:sz w:val="20"/>
-              </w:rPr>
-              <w:t>APPENDIX I — SEQ 4: INCLINE IMPACT 1 (Charts A &amp; B)</w:t>
-            </w:r>
-          </w:p>
-        </w:tc>
-      </w:tr>
-      <w:tr>
-        <w:tc>
-          <w:tcPr>
-            <w:tcW w:type="dxa" w:w="4680"/>
-          </w:tcPr>
-          <w:p>
-            <w:pPr>
-              <w:jc w:val="center"/>
-            </w:pPr>
-            <w:r>
-              <w:rPr>
-                <w:color w:val="888888"/>
-                <w:sz w:val="16"/>
-              </w:rPr>
-              <w:t>[[ CHART:seq4_incline_1_a ]]</w:t>
-            </w:r>
-          </w:p>
-        </w:tc>
-        <w:tc>
-          <w:tcPr>
-            <w:tcW w:type="dxa" w:w="4680"/>
-          </w:tcPr>
-          <w:p>
-            <w:pPr>
-              <w:jc w:val="center"/>
-            </w:pPr>
-            <w:r>
-              <w:rPr>
-                <w:color w:val="888888"/>
-                <w:sz w:val="16"/>
-              </w:rPr>
-              <w:t>[[ CHART:seq4_incline_1_b ]]</w:t>
-            </w:r>
-          </w:p>
-        </w:tc>
-      </w:tr>
-    </w:tbl>
-    <w:p>
-      <w:pPr>
-        <w:spacing w:after="120"/>
-      </w:pPr>
-    </w:p>
-    <w:tbl>
-      <w:tblPr>
-        <w:tblStyle w:val="TableGrid"/>
-        <w:tblW w:type="auto" w:w="0"/>
-        <w:tblLook w:firstColumn="1" w:firstRow="1" w:lastColumn="0" w:lastRow="0" w:noHBand="0" w:noVBand="1" w:val="04A0"/>
-      </w:tblPr>
-      <w:tblGrid>
-        <w:gridCol w:w="4680"/>
-        <w:gridCol w:w="4680"/>
-      </w:tblGrid>
-      <w:tr>
-        <w:tc>
-          <w:tcPr>
-            <w:tcW w:type="dxa" w:w="4680"/>
-          </w:tcPr>
-          <w:p/>
-        </w:tc>
-        <w:tc>
-          <w:tcPr>
-            <w:tcW w:type="dxa" w:w="4680"/>
-          </w:tcPr>
-          <w:p/>
-        </w:tc>
-      </w:tr>
-      <w:tr>
-        <w:tc>
-          <w:tcPr>
-            <w:tcW w:type="dxa" w:w="9360"/>
-            <w:gridSpan w:val="2"/>
-            <w:shd w:val="clear" w:color="auto" w:fill="4A235A"/>
-          </w:tcPr>
-          <w:p>
-            <w:pPr>
-              <w:jc w:val="center"/>
-            </w:pPr>
-            <w:r>
-              <w:rPr>
-                <w:b/>
-                <w:color w:val="FFFFFF"/>
-                <w:sz w:val="20"/>
-              </w:rPr>
-              <w:t>APPENDIX I — SEQ 6: ROTATIONAL DROP 2 (Charts A &amp; B)</w:t>
-            </w:r>
-          </w:p>
-        </w:tc>
-      </w:tr>
-      <w:tr>
-        <w:tc>
-          <w:tcPr>
-            <w:tcW w:type="dxa" w:w="4680"/>
-          </w:tcPr>
-          <w:p>
-            <w:pPr>
-              <w:jc w:val="center"/>
-            </w:pPr>
-            <w:r>
-              <w:rPr>
-                <w:color w:val="888888"/>
-                <w:sz w:val="16"/>
-              </w:rPr>
-              <w:t>[[ CHART:seq6_rot_drop_2_a ]]</w:t>
-            </w:r>
-          </w:p>
-        </w:tc>
-        <w:tc>
-          <w:tcPr>
-            <w:tcW w:type="dxa" w:w="4680"/>
-          </w:tcPr>
-          <w:p>
-            <w:pPr>
-              <w:jc w:val="center"/>
-            </w:pPr>
-            <w:r>
-              <w:rPr>
-                <w:color w:val="888888"/>
-                <w:sz w:val="16"/>
-              </w:rPr>
-              <w:t>[[ CHART:seq6_rot_drop_2_b ]]</w:t>
-            </w:r>
-          </w:p>
-        </w:tc>
-      </w:tr>
-    </w:tbl>
-    <w:p>
-      <w:pPr>
-        <w:spacing w:after="120"/>
-      </w:pPr>
+      <w:r>
+        <w:rPr>
+          <w:i w:val="0"/>
+          <w:sz w:val="18"/>
+        </w:rPr>
+        <w:t>Rotational Drop Corner 3-4-5</w:t>
+      </w:r>
     </w:p>
     <w:tbl>
       <w:tblPr>
@@ -3460,54 +5527,35 @@
           <w:tcPr>
             <w:tcW w:type="dxa" w:w="9360"/>
           </w:tcPr>
-          <w:p/>
-        </w:tc>
-      </w:tr>
-      <w:tr>
-        <w:tc>
-          <w:tcPr>
-            <w:tcW w:type="dxa" w:w="9360"/>
-            <w:shd w:val="clear" w:color="auto" w:fill="4A235A"/>
-          </w:tcPr>
           <w:p>
             <w:pPr>
               <w:jc w:val="center"/>
             </w:pPr>
             <w:r>
               <w:rPr>
-                <w:b/>
-                <w:color w:val="FFFFFF"/>
-                <w:sz w:val="20"/>
-              </w:rPr>
-              <w:t>APPENDIX I — SEQ 7: INCLINE IMPACT 2</w:t>
-            </w:r>
-          </w:p>
-        </w:tc>
-      </w:tr>
-      <w:tr>
-        <w:tc>
-          <w:tcPr>
-            <w:tcW w:type="dxa" w:w="9360"/>
-          </w:tcPr>
-          <w:p>
-            <w:pPr>
-              <w:jc w:val="center"/>
-            </w:pPr>
-            <w:r>
-              <w:rPr>
-                <w:color w:val="888888"/>
+                <w:b w:val="0"/>
+                <w:color w:val="969696"/>
                 <w:sz w:val="16"/>
               </w:rPr>
-              <w:t>[[ CHART:seq7_incline_2 ]]</w:t>
+              <w:t>[CHART: seq3_corner_3_4_5]</w:t>
             </w:r>
           </w:p>
         </w:tc>
       </w:tr>
     </w:tbl>
     <w:p>
-      <w:pPr>
-        <w:spacing w:after="120"/>
-      </w:pPr>
+      <w:r>
+        <w:br w:type="page"/>
+      </w:r>
+    </w:p>
+    <w:p>
+      <w:r>
+        <w:rPr>
+          <w:i w:val="0"/>
+          <w:sz w:val="18"/>
+        </w:rPr>
+        <w:t>Impact Face 5</w:t>
+      </w:r>
     </w:p>
     <w:tbl>
       <w:tblPr>
@@ -3523,30 +5571,45 @@
           <w:tcPr>
             <w:tcW w:type="dxa" w:w="9360"/>
           </w:tcPr>
-          <w:p/>
-        </w:tc>
-      </w:tr>
-      <w:tr>
-        <w:tc>
-          <w:tcPr>
-            <w:tcW w:type="dxa" w:w="9360"/>
-            <w:shd w:val="clear" w:color="auto" w:fill="4A235A"/>
-          </w:tcPr>
           <w:p>
             <w:pPr>
               <w:jc w:val="center"/>
             </w:pPr>
             <w:r>
               <w:rPr>
-                <w:b/>
-                <w:color w:val="FFFFFF"/>
-                <w:sz w:val="20"/>
+                <w:b w:val="0"/>
+                <w:color w:val="969696"/>
+                <w:sz w:val="16"/>
               </w:rPr>
-              <w:t>APPENDIX II — VIBRATION CHART (SEQ 5)</w:t>
+              <w:t>[CHART: seq4_face_5]</w:t>
             </w:r>
           </w:p>
         </w:tc>
       </w:tr>
+    </w:tbl>
+    <w:p>
+      <w:r>
+        <w:br w:type="page"/>
+      </w:r>
+    </w:p>
+    <w:p>
+      <w:r>
+        <w:rPr>
+          <w:i w:val="0"/>
+          <w:sz w:val="18"/>
+        </w:rPr>
+        <w:t>Impact Face 6</w:t>
+      </w:r>
+    </w:p>
+    <w:tbl>
+      <w:tblPr>
+        <w:tblStyle w:val="TableGrid"/>
+        <w:tblW w:type="auto" w:w="0"/>
+        <w:tblLook w:firstColumn="1" w:firstRow="1" w:lastColumn="0" w:lastRow="0" w:noHBand="0" w:noVBand="1" w:val="04A0"/>
+      </w:tblPr>
+      <w:tblGrid>
+        <w:gridCol w:w="9360"/>
+      </w:tblGrid>
       <w:tr>
         <w:tc>
           <w:tcPr>
@@ -3558,15 +5621,266 @@
             </w:pPr>
             <w:r>
               <w:rPr>
-                <w:color w:val="888888"/>
+                <w:b w:val="0"/>
+                <w:color w:val="969696"/>
                 <w:sz w:val="16"/>
               </w:rPr>
-              <w:t>[[ CHART:seq5_vibration ]]</w:t>
+              <w:t>[CHART: seq4_face_6]</w:t>
             </w:r>
           </w:p>
         </w:tc>
       </w:tr>
     </w:tbl>
+    <w:p>
+      <w:r>
+        <w:br w:type="page"/>
+      </w:r>
+    </w:p>
+    <w:p>
+      <w:r>
+        <w:rPr>
+          <w:i w:val="0"/>
+          <w:sz w:val="18"/>
+        </w:rPr>
+        <w:t>Rotational Edge Drop 2-3</w:t>
+      </w:r>
+    </w:p>
+    <w:tbl>
+      <w:tblPr>
+        <w:tblStyle w:val="TableGrid"/>
+        <w:tblW w:type="auto" w:w="0"/>
+        <w:tblLook w:firstColumn="1" w:firstRow="1" w:lastColumn="0" w:lastRow="0" w:noHBand="0" w:noVBand="1" w:val="04A0"/>
+      </w:tblPr>
+      <w:tblGrid>
+        <w:gridCol w:w="9360"/>
+      </w:tblGrid>
+      <w:tr>
+        <w:tc>
+          <w:tcPr>
+            <w:tcW w:type="dxa" w:w="9360"/>
+          </w:tcPr>
+          <w:p>
+            <w:pPr>
+              <w:jc w:val="center"/>
+            </w:pPr>
+            <w:r>
+              <w:rPr>
+                <w:b w:val="0"/>
+                <w:color w:val="969696"/>
+                <w:sz w:val="16"/>
+              </w:rPr>
+              <w:t>[CHART: seq6_edge_2_3]</w:t>
+            </w:r>
+          </w:p>
+        </w:tc>
+      </w:tr>
+    </w:tbl>
+    <w:p>
+      <w:r>
+        <w:br w:type="page"/>
+      </w:r>
+    </w:p>
+    <w:p>
+      <w:r>
+        <w:rPr>
+          <w:i w:val="0"/>
+          <w:sz w:val="18"/>
+        </w:rPr>
+        <w:t>Corner Drop 3-4-6</w:t>
+      </w:r>
+    </w:p>
+    <w:tbl>
+      <w:tblPr>
+        <w:tblStyle w:val="TableGrid"/>
+        <w:tblW w:type="auto" w:w="0"/>
+        <w:tblLook w:firstColumn="1" w:firstRow="1" w:lastColumn="0" w:lastRow="0" w:noHBand="0" w:noVBand="1" w:val="04A0"/>
+      </w:tblPr>
+      <w:tblGrid>
+        <w:gridCol w:w="9360"/>
+      </w:tblGrid>
+      <w:tr>
+        <w:tc>
+          <w:tcPr>
+            <w:tcW w:type="dxa" w:w="9360"/>
+          </w:tcPr>
+          <w:p>
+            <w:pPr>
+              <w:jc w:val="center"/>
+            </w:pPr>
+            <w:r>
+              <w:rPr>
+                <w:b w:val="0"/>
+                <w:color w:val="969696"/>
+                <w:sz w:val="16"/>
+              </w:rPr>
+              <w:t>[CHART: seq6_corner_3_4_6]</w:t>
+            </w:r>
+          </w:p>
+        </w:tc>
+      </w:tr>
+    </w:tbl>
+    <w:p>
+      <w:r>
+        <w:br w:type="page"/>
+      </w:r>
+    </w:p>
+    <w:p>
+      <w:r>
+        <w:rPr>
+          <w:i w:val="0"/>
+          <w:sz w:val="18"/>
+        </w:rPr>
+        <w:t>Impact Face 4</w:t>
+      </w:r>
+    </w:p>
+    <w:tbl>
+      <w:tblPr>
+        <w:tblStyle w:val="TableGrid"/>
+        <w:tblW w:type="auto" w:w="0"/>
+        <w:tblLook w:firstColumn="1" w:firstRow="1" w:lastColumn="0" w:lastRow="0" w:noHBand="0" w:noVBand="1" w:val="04A0"/>
+      </w:tblPr>
+      <w:tblGrid>
+        <w:gridCol w:w="9360"/>
+      </w:tblGrid>
+      <w:tr>
+        <w:tc>
+          <w:tcPr>
+            <w:tcW w:type="dxa" w:w="9360"/>
+          </w:tcPr>
+          <w:p>
+            <w:pPr>
+              <w:jc w:val="center"/>
+            </w:pPr>
+            <w:r>
+              <w:rPr>
+                <w:b w:val="0"/>
+                <w:color w:val="969696"/>
+                <w:sz w:val="16"/>
+              </w:rPr>
+              <w:t>[CHART: seq7_face_4]</w:t>
+            </w:r>
+          </w:p>
+        </w:tc>
+      </w:tr>
+    </w:tbl>
+    <w:p>
+      <w:r>
+        <w:br w:type="page"/>
+      </w:r>
+    </w:p>
+    <w:p>
+      <w:r>
+        <w:rPr>
+          <w:i w:val="0"/>
+          <w:sz w:val="18"/>
+        </w:rPr>
+        <w:t>Impact Face 2</w:t>
+      </w:r>
+    </w:p>
+    <w:tbl>
+      <w:tblPr>
+        <w:tblStyle w:val="TableGrid"/>
+        <w:tblW w:type="auto" w:w="0"/>
+        <w:tblLook w:firstColumn="1" w:firstRow="1" w:lastColumn="0" w:lastRow="0" w:noHBand="0" w:noVBand="1" w:val="04A0"/>
+      </w:tblPr>
+      <w:tblGrid>
+        <w:gridCol w:w="9360"/>
+      </w:tblGrid>
+      <w:tr>
+        <w:tc>
+          <w:tcPr>
+            <w:tcW w:type="dxa" w:w="9360"/>
+          </w:tcPr>
+          <w:p>
+            <w:pPr>
+              <w:jc w:val="center"/>
+            </w:pPr>
+            <w:r>
+              <w:rPr>
+                <w:b w:val="0"/>
+                <w:color w:val="969696"/>
+                <w:sz w:val="16"/>
+              </w:rPr>
+              <w:t>[CHART: seq7_face_2]</w:t>
+            </w:r>
+          </w:p>
+        </w:tc>
+      </w:tr>
+    </w:tbl>
+    <w:p>
+      <w:r>
+        <w:br w:type="page"/>
+      </w:r>
+    </w:p>
+    <w:p>
+      <w:pPr>
+        <w:jc w:val="center"/>
+      </w:pPr>
+      <w:r>
+        <w:rPr>
+          <w:b/>
+          <w:sz w:val="28"/>
+        </w:rPr>
+        <w:t>Appendix II</w:t>
+      </w:r>
+    </w:p>
+    <w:p>
+      <w:r>
+        <w:br w:type="page"/>
+      </w:r>
+    </w:p>
+    <w:p>
+      <w:r>
+        <w:rPr>
+          <w:i w:val="0"/>
+          <w:sz w:val="18"/>
+        </w:rPr>
+        <w:t>Vibration Grms {{ seq5_vibration_intensity_grms }} | {{ seq5_duration_min }} minutes</w:t>
+      </w:r>
+    </w:p>
+    <w:tbl>
+      <w:tblPr>
+        <w:tblStyle w:val="TableGrid"/>
+        <w:tblW w:type="auto" w:w="0"/>
+        <w:tblLook w:firstColumn="1" w:firstRow="1" w:lastColumn="0" w:lastRow="0" w:noHBand="0" w:noVBand="1" w:val="04A0"/>
+      </w:tblPr>
+      <w:tblGrid>
+        <w:gridCol w:w="9360"/>
+      </w:tblGrid>
+      <w:tr>
+        <w:tc>
+          <w:tcPr>
+            <w:tcW w:type="dxa" w:w="9360"/>
+          </w:tcPr>
+          <w:p>
+            <w:pPr>
+              <w:jc w:val="center"/>
+            </w:pPr>
+            <w:r>
+              <w:rPr>
+                <w:b w:val="0"/>
+                <w:color w:val="969696"/>
+                <w:sz w:val="16"/>
+              </w:rPr>
+              <w:t>[CHART: seq5_vibration]</w:t>
+            </w:r>
+          </w:p>
+        </w:tc>
+      </w:tr>
+    </w:tbl>
+    <w:p/>
+    <w:p>
+      <w:pPr>
+        <w:jc w:val="center"/>
+      </w:pPr>
+      <w:r>
+        <w:rPr>
+          <w:b/>
+          <w:sz w:val="20"/>
+        </w:rPr>
+        <w:t>End of Report</w:t>
+      </w:r>
+    </w:p>
     <w:sectPr>
       <w:pgSz w:w="12240" w:h="15840"/>
       <w:pgMar w:top="1080" w:right="1440" w:bottom="1080" w:left="1440" w:header="720" w:footer="720" w:gutter="0"/>

--- a/templates/fake_report_template.docx
+++ b/templates/fake_report_template.docx
@@ -4,18 +4,18 @@
   <w:body>
     <w:p>
       <w:pPr>
+        <w:spacing w:before="0" w:after="240"/>
         <w:jc w:val="center"/>
       </w:pPr>
       <w:r>
         <w:rPr>
           <w:b/>
-          <w:color w:val="CC0000"/>
-          <w:sz w:val="20"/>
+          <w:color w:val="D31245"/>
+          <w:sz w:val="22"/>
         </w:rPr>
-        <w:t>DRAFT — NOT FOR DISTRIBUTION</w:t>
+        <w:t>** DRAFT — NOT FOR DISTRIBUTION **</w:t>
       </w:r>
     </w:p>
-    <w:p/>
     <w:tbl>
       <w:tblPr>
         <w:tblStyle w:val="TableGrid"/>
@@ -29,13 +29,19 @@
       <w:tr>
         <w:tc>
           <w:tcPr>
-            <w:tcW w:type="dxa" w:w="2592"/>
+            <w:tcW w:type="dxa" w:w="2880"/>
           </w:tcPr>
           <w:p>
+            <w:pPr>
+              <w:spacing w:before="20" w:after="20"/>
+            </w:pPr>
             <w:r>
               <w:rPr>
+                <w:rFonts w:ascii="Calibri" w:hAnsi="Calibri"/>
                 <w:b/>
-                <w:sz w:val="18"/>
+                <w:i w:val="0"/>
+                <w:color w:val="000000"/>
+                <w:sz w:val="24"/>
               </w:rPr>
               <w:t>Test Date:</w:t>
             </w:r>
@@ -43,13 +49,19 @@
         </w:tc>
         <w:tc>
           <w:tcPr>
-            <w:tcW w:type="dxa" w:w="6768"/>
+            <w:tcW w:type="dxa" w:w="6480"/>
           </w:tcPr>
           <w:p>
+            <w:pPr>
+              <w:spacing w:before="20" w:after="20"/>
+            </w:pPr>
             <w:r>
               <w:rPr>
+                <w:rFonts w:ascii="Calibri" w:hAnsi="Calibri"/>
                 <w:b w:val="0"/>
-                <w:sz w:val="18"/>
+                <w:i w:val="0"/>
+                <w:color w:val="000000"/>
+                <w:sz w:val="24"/>
               </w:rPr>
               <w:t>{{ test_date }}</w:t>
             </w:r>
@@ -60,35 +72,40 @@
     <w:p/>
     <w:p>
       <w:pPr>
+        <w:spacing w:before="1200" w:after="160"/>
         <w:jc w:val="center"/>
       </w:pPr>
       <w:r>
         <w:rPr>
-          <w:b/>
-          <w:sz w:val="28"/>
+          <w:rFonts w:ascii="Calibri" w:hAnsi="Calibri"/>
+          <w:i/>
+          <w:sz w:val="36"/>
         </w:rPr>
         <w:t>{{ product_name }}</w:t>
       </w:r>
     </w:p>
     <w:p>
       <w:pPr>
+        <w:spacing w:before="0" w:after="1600"/>
         <w:jc w:val="center"/>
       </w:pPr>
       <w:r>
         <w:rPr>
-          <w:sz w:val="22"/>
+          <w:rFonts w:ascii="Calibri" w:hAnsi="Calibri"/>
+          <w:i/>
+          <w:sz w:val="24"/>
         </w:rPr>
         <w:t>ISTA 3B Test Method</w:t>
       </w:r>
     </w:p>
-    <w:p/>
     <w:p>
       <w:pPr>
-        <w:jc w:val="center"/>
+        <w:spacing w:before="0" w:after="0"/>
       </w:pPr>
       <w:r>
         <w:rPr>
-          <w:sz w:val="18"/>
+          <w:rFonts w:ascii="Calibri" w:hAnsi="Calibri"/>
+          <w:sz w:val="24"/>
         </w:rPr>
         <w:t>TransPak</w:t>
         <w:br/>
@@ -98,319 +115,493 @@
       </w:r>
     </w:p>
     <w:p>
+      <w:pPr>
+        <w:spacing w:before="0" w:after="0"/>
+      </w:pPr>
       <w:r>
         <w:br w:type="page"/>
       </w:r>
     </w:p>
     <w:p>
+      <w:pPr>
+        <w:spacing w:before="120" w:after="80"/>
+      </w:pPr>
       <w:r>
         <w:rPr>
+          <w:rFonts w:ascii="Times New Roman" w:hAnsi="Times New Roman"/>
           <w:b/>
-          <w:sz w:val="24"/>
+          <w:color w:val="D31245"/>
+          <w:sz w:val="36"/>
         </w:rPr>
         <w:t>Table of Contents</w:t>
       </w:r>
     </w:p>
     <w:p>
-      <w:pPr/>
+      <w:pPr>
+        <w:spacing w:before="20" w:after="20"/>
+      </w:pPr>
       <w:r>
         <w:rPr>
-          <w:sz w:val="18"/>
+          <w:rFonts w:ascii="Calibri" w:hAnsi="Calibri"/>
+          <w:sz w:val="22"/>
+        </w:rPr>
+        <w:t>Table of Contents</w:t>
+      </w:r>
+      <w:r>
+        <w:rPr>
+          <w:rFonts w:ascii="Calibri" w:hAnsi="Calibri"/>
+          <w:sz w:val="22"/>
+        </w:rPr>
+        <w:t xml:space="preserve"> ....................................................... 2</w:t>
+      </w:r>
+    </w:p>
+    <w:p>
+      <w:pPr>
+        <w:spacing w:before="20" w:after="20"/>
+      </w:pPr>
+      <w:r>
+        <w:rPr>
+          <w:rFonts w:ascii="Calibri" w:hAnsi="Calibri"/>
+          <w:sz w:val="22"/>
         </w:rPr>
         <w:t>Objective</w:t>
       </w:r>
       <w:r>
         <w:rPr>
-          <w:sz w:val="18"/>
+          <w:rFonts w:ascii="Calibri" w:hAnsi="Calibri"/>
+          <w:sz w:val="22"/>
         </w:rPr>
-        <w:t xml:space="preserve"> ............................................................ 3</w:t>
+        <w:t xml:space="preserve"> ....................................................... 3</w:t>
       </w:r>
     </w:p>
     <w:p>
-      <w:pPr/>
+      <w:pPr>
+        <w:spacing w:before="20" w:after="20"/>
+      </w:pPr>
       <w:r>
         <w:rPr>
-          <w:sz w:val="18"/>
+          <w:rFonts w:ascii="Calibri" w:hAnsi="Calibri"/>
+          <w:sz w:val="22"/>
         </w:rPr>
         <w:t>Key Takeaways</w:t>
       </w:r>
       <w:r>
         <w:rPr>
-          <w:sz w:val="18"/>
+          <w:rFonts w:ascii="Calibri" w:hAnsi="Calibri"/>
+          <w:sz w:val="22"/>
         </w:rPr>
-        <w:t xml:space="preserve"> ............................................................ 3</w:t>
+        <w:t xml:space="preserve"> ....................................................... 3</w:t>
       </w:r>
     </w:p>
     <w:p>
-      <w:pPr/>
+      <w:pPr>
+        <w:spacing w:before="20" w:after="20"/>
+      </w:pPr>
       <w:r>
         <w:rPr>
-          <w:sz w:val="18"/>
+          <w:rFonts w:ascii="Calibri" w:hAnsi="Calibri"/>
+          <w:sz w:val="22"/>
         </w:rPr>
         <w:t>Test Protocol</w:t>
       </w:r>
       <w:r>
         <w:rPr>
-          <w:sz w:val="18"/>
+          <w:rFonts w:ascii="Calibri" w:hAnsi="Calibri"/>
+          <w:sz w:val="22"/>
         </w:rPr>
-        <w:t xml:space="preserve"> ............................................................ 4</w:t>
+        <w:t xml:space="preserve"> ....................................................... 4</w:t>
       </w:r>
     </w:p>
     <w:p>
-      <w:pPr/>
+      <w:pPr>
+        <w:spacing w:before="20" w:after="20"/>
+      </w:pPr>
       <w:r>
         <w:rPr>
-          <w:sz w:val="18"/>
+          <w:rFonts w:ascii="Calibri" w:hAnsi="Calibri"/>
+          <w:sz w:val="22"/>
         </w:rPr>
         <w:t>Test Equipment</w:t>
       </w:r>
       <w:r>
         <w:rPr>
-          <w:sz w:val="18"/>
+          <w:rFonts w:ascii="Calibri" w:hAnsi="Calibri"/>
+          <w:sz w:val="22"/>
         </w:rPr>
-        <w:t xml:space="preserve"> ............................................................ 5</w:t>
+        <w:t xml:space="preserve"> ....................................................... 5</w:t>
       </w:r>
     </w:p>
     <w:p>
-      <w:pPr/>
+      <w:pPr>
+        <w:spacing w:before="20" w:after="20"/>
+      </w:pPr>
       <w:r>
         <w:rPr>
-          <w:sz w:val="18"/>
+          <w:rFonts w:ascii="Calibri" w:hAnsi="Calibri"/>
+          <w:sz w:val="22"/>
         </w:rPr>
         <w:t>Test Sample Description</w:t>
       </w:r>
       <w:r>
         <w:rPr>
-          <w:sz w:val="18"/>
+          <w:rFonts w:ascii="Calibri" w:hAnsi="Calibri"/>
+          <w:sz w:val="22"/>
         </w:rPr>
-        <w:t xml:space="preserve"> ............................................................ 6</w:t>
+        <w:t xml:space="preserve"> ....................................................... 6</w:t>
       </w:r>
     </w:p>
     <w:p>
-      <w:pPr/>
+      <w:pPr>
+        <w:spacing w:before="20" w:after="20"/>
+      </w:pPr>
       <w:r>
         <w:rPr>
-          <w:sz w:val="18"/>
+          <w:rFonts w:ascii="Calibri" w:hAnsi="Calibri"/>
+          <w:sz w:val="22"/>
         </w:rPr>
         <w:t>Pretest Preparation</w:t>
       </w:r>
       <w:r>
         <w:rPr>
-          <w:sz w:val="18"/>
+          <w:rFonts w:ascii="Calibri" w:hAnsi="Calibri"/>
+          <w:sz w:val="22"/>
         </w:rPr>
-        <w:t xml:space="preserve"> ............................................................ 7</w:t>
+        <w:t xml:space="preserve"> ....................................................... 7</w:t>
       </w:r>
     </w:p>
     <w:p>
-      <w:pPr/>
+      <w:pPr>
+        <w:spacing w:before="20" w:after="20"/>
+      </w:pPr>
       <w:r>
         <w:rPr>
-          <w:sz w:val="18"/>
+          <w:rFonts w:ascii="Calibri" w:hAnsi="Calibri"/>
+          <w:sz w:val="22"/>
         </w:rPr>
         <w:t>Test Sequence 1 — Atmospheric Preconditioning</w:t>
       </w:r>
       <w:r>
         <w:rPr>
-          <w:sz w:val="18"/>
+          <w:rFonts w:ascii="Calibri" w:hAnsi="Calibri"/>
+          <w:sz w:val="22"/>
         </w:rPr>
-        <w:t xml:space="preserve"> ............................................................ 10</w:t>
+        <w:t xml:space="preserve"> ....................................................... 10</w:t>
       </w:r>
     </w:p>
     <w:p>
-      <w:pPr/>
+      <w:pPr>
+        <w:spacing w:before="20" w:after="20"/>
+      </w:pPr>
       <w:r>
         <w:rPr>
-          <w:sz w:val="18"/>
+          <w:rFonts w:ascii="Calibri" w:hAnsi="Calibri"/>
+          <w:sz w:val="22"/>
         </w:rPr>
         <w:t>Test Sequence 2 — Tip / Tip Over</w:t>
       </w:r>
       <w:r>
         <w:rPr>
-          <w:sz w:val="18"/>
+          <w:rFonts w:ascii="Calibri" w:hAnsi="Calibri"/>
+          <w:sz w:val="22"/>
         </w:rPr>
-        <w:t xml:space="preserve"> ............................................................ 10</w:t>
+        <w:t xml:space="preserve"> ....................................................... 10</w:t>
       </w:r>
     </w:p>
     <w:p>
-      <w:pPr/>
+      <w:pPr>
+        <w:spacing w:before="20" w:after="20"/>
+      </w:pPr>
       <w:r>
         <w:rPr>
-          <w:sz w:val="18"/>
+          <w:rFonts w:ascii="Calibri" w:hAnsi="Calibri"/>
+          <w:sz w:val="22"/>
         </w:rPr>
-        <w:t>Test Sequence 3 — Rotational Drop 1</w:t>
+        <w:t>Test Sequence 3 — Rotational Drop Sequence 1</w:t>
       </w:r>
       <w:r>
         <w:rPr>
-          <w:sz w:val="18"/>
+          <w:rFonts w:ascii="Calibri" w:hAnsi="Calibri"/>
+          <w:sz w:val="22"/>
         </w:rPr>
-        <w:t xml:space="preserve"> ............................................................ 11</w:t>
+        <w:t xml:space="preserve"> ....................................................... 11</w:t>
       </w:r>
     </w:p>
     <w:p>
-      <w:pPr/>
+      <w:pPr>
+        <w:spacing w:before="20" w:after="20"/>
+      </w:pPr>
       <w:r>
         <w:rPr>
-          <w:sz w:val="18"/>
+          <w:rFonts w:ascii="Calibri" w:hAnsi="Calibri"/>
+          <w:sz w:val="22"/>
         </w:rPr>
-        <w:t>Test Sequence 4 — Incline Impact 1</w:t>
+        <w:t>Test Sequence 4 — Incline Impact Sequence 1</w:t>
       </w:r>
       <w:r>
         <w:rPr>
-          <w:sz w:val="18"/>
+          <w:rFonts w:ascii="Calibri" w:hAnsi="Calibri"/>
+          <w:sz w:val="22"/>
         </w:rPr>
-        <w:t xml:space="preserve"> ............................................................ 12</w:t>
+        <w:t xml:space="preserve"> ....................................................... 12</w:t>
       </w:r>
     </w:p>
     <w:p>
-      <w:pPr/>
+      <w:pPr>
+        <w:spacing w:before="20" w:after="20"/>
+      </w:pPr>
       <w:r>
         <w:rPr>
-          <w:sz w:val="18"/>
+          <w:rFonts w:ascii="Calibri" w:hAnsi="Calibri"/>
+          <w:sz w:val="22"/>
         </w:rPr>
         <w:t>Test Sequence 5 — Vibration</w:t>
       </w:r>
       <w:r>
         <w:rPr>
-          <w:sz w:val="18"/>
+          <w:rFonts w:ascii="Calibri" w:hAnsi="Calibri"/>
+          <w:sz w:val="22"/>
         </w:rPr>
-        <w:t xml:space="preserve"> ............................................................ 13</w:t>
+        <w:t xml:space="preserve"> ....................................................... 13</w:t>
       </w:r>
     </w:p>
     <w:p>
-      <w:pPr/>
+      <w:pPr>
+        <w:spacing w:before="20" w:after="20"/>
+      </w:pPr>
       <w:r>
         <w:rPr>
-          <w:sz w:val="18"/>
+          <w:rFonts w:ascii="Calibri" w:hAnsi="Calibri"/>
+          <w:sz w:val="22"/>
         </w:rPr>
-        <w:t>Test Sequence 6 — Rotational Drop 2</w:t>
+        <w:t>Test Sequence 6 — Rotational Drop Sequence 2</w:t>
       </w:r>
       <w:r>
         <w:rPr>
-          <w:sz w:val="18"/>
+          <w:rFonts w:ascii="Calibri" w:hAnsi="Calibri"/>
+          <w:sz w:val="22"/>
         </w:rPr>
-        <w:t xml:space="preserve"> ............................................................ 14</w:t>
+        <w:t xml:space="preserve"> ....................................................... 14</w:t>
       </w:r>
     </w:p>
     <w:p>
-      <w:pPr/>
+      <w:pPr>
+        <w:spacing w:before="20" w:after="20"/>
+      </w:pPr>
       <w:r>
         <w:rPr>
-          <w:sz w:val="18"/>
+          <w:rFonts w:ascii="Calibri" w:hAnsi="Calibri"/>
+          <w:sz w:val="22"/>
         </w:rPr>
-        <w:t>Test Sequence 7 — Incline Impact 2</w:t>
+        <w:t>Test Sequence 7 — Incline Impact Sequence 2</w:t>
       </w:r>
       <w:r>
         <w:rPr>
-          <w:sz w:val="18"/>
+          <w:rFonts w:ascii="Calibri" w:hAnsi="Calibri"/>
+          <w:sz w:val="22"/>
         </w:rPr>
-        <w:t xml:space="preserve"> ............................................................ 16</w:t>
+        <w:t xml:space="preserve"> ....................................................... 16</w:t>
       </w:r>
     </w:p>
     <w:p>
-      <w:pPr/>
+      <w:pPr>
+        <w:spacing w:before="20" w:after="20"/>
+      </w:pPr>
       <w:r>
         <w:rPr>
-          <w:sz w:val="18"/>
+          <w:rFonts w:ascii="Calibri" w:hAnsi="Calibri"/>
+          <w:sz w:val="22"/>
         </w:rPr>
         <w:t>Post-Test Photos</w:t>
       </w:r>
       <w:r>
         <w:rPr>
-          <w:sz w:val="18"/>
+          <w:rFonts w:ascii="Calibri" w:hAnsi="Calibri"/>
+          <w:sz w:val="22"/>
         </w:rPr>
-        <w:t xml:space="preserve"> ............................................................ 17</w:t>
+        <w:t xml:space="preserve"> ....................................................... 17</w:t>
       </w:r>
     </w:p>
     <w:p>
-      <w:pPr/>
+      <w:pPr>
+        <w:spacing w:before="20" w:after="20"/>
+      </w:pPr>
       <w:r>
         <w:rPr>
-          <w:sz w:val="18"/>
+          <w:rFonts w:ascii="Calibri" w:hAnsi="Calibri"/>
+          <w:sz w:val="22"/>
         </w:rPr>
         <w:t>Appendix I — Shock &amp; Impact Charts</w:t>
       </w:r>
       <w:r>
         <w:rPr>
-          <w:sz w:val="18"/>
+          <w:rFonts w:ascii="Calibri" w:hAnsi="Calibri"/>
+          <w:sz w:val="22"/>
         </w:rPr>
-        <w:t xml:space="preserve"> ............................................................ 18</w:t>
+        <w:t xml:space="preserve"> ....................................................... 18</w:t>
       </w:r>
     </w:p>
     <w:p>
-      <w:pPr/>
+      <w:pPr>
+        <w:spacing w:before="20" w:after="20"/>
+      </w:pPr>
       <w:r>
         <w:rPr>
-          <w:sz w:val="18"/>
+          <w:rFonts w:ascii="Calibri" w:hAnsi="Calibri"/>
+          <w:sz w:val="22"/>
         </w:rPr>
         <w:t>Appendix II — Vibration Chart</w:t>
       </w:r>
       <w:r>
         <w:rPr>
-          <w:sz w:val="18"/>
+          <w:rFonts w:ascii="Calibri" w:hAnsi="Calibri"/>
+          <w:sz w:val="22"/>
         </w:rPr>
-        <w:t xml:space="preserve"> ............................................................ 27</w:t>
+        <w:t xml:space="preserve"> ....................................................... 27</w:t>
       </w:r>
     </w:p>
+    <w:p/>
+    <w:tbl>
+      <w:tblPr>
+        <w:tblStyle w:val="TableGrid"/>
+        <w:tblW w:type="auto" w:w="0"/>
+        <w:tblLook w:firstColumn="1" w:firstRow="1" w:lastColumn="0" w:lastRow="0" w:noHBand="0" w:noVBand="1" w:val="04A0"/>
+      </w:tblPr>
+      <w:tblGrid>
+        <w:gridCol w:w="9360"/>
+      </w:tblGrid>
+      <w:tr>
+        <w:tc>
+          <w:tcPr>
+            <w:tcW w:type="dxa" w:w="9360"/>
+            <w:shd w:val="clear" w:color="auto" w:fill="C00000"/>
+          </w:tcPr>
+          <w:p>
+            <w:pPr>
+              <w:spacing w:before="20" w:after="20"/>
+            </w:pPr>
+            <w:r>
+              <w:rPr>
+                <w:rFonts w:ascii="Calibri" w:hAnsi="Calibri"/>
+                <w:b/>
+                <w:i w:val="0"/>
+                <w:color w:val="FFFFFF"/>
+                <w:sz w:val="32"/>
+              </w:rPr>
+              <w:t>Certification</w:t>
+            </w:r>
+          </w:p>
+        </w:tc>
+      </w:tr>
+      <w:tr>
+        <w:tc>
+          <w:tcPr>
+            <w:tcW w:type="dxa" w:w="9360"/>
+          </w:tcPr>
+          <w:p>
+            <w:pPr>
+              <w:spacing w:before="20" w:after="20"/>
+            </w:pPr>
+            <w:r>
+              <w:rPr>
+                <w:rFonts w:ascii="Calibri" w:hAnsi="Calibri"/>
+                <w:b w:val="0"/>
+                <w:i w:val="0"/>
+                <w:color w:val="000000"/>
+                <w:sz w:val="22"/>
+              </w:rPr>
+              <w:t>TransPak is an ISTA certified testing facility – Member ID: 10149</w:t>
+              <w:br/>
+              <w:t>International Safe Transit Association</w:t>
+              <w:br/>
+              <w:t>1400 Abbott Road, Suite 160</w:t>
+              <w:br/>
+              <w:t>East Lansing, MI 48823-1900</w:t>
+            </w:r>
+          </w:p>
+        </w:tc>
+      </w:tr>
+    </w:tbl>
     <w:p>
-      <w:r>
-        <w:rPr>
-          <w:sz w:val="16"/>
-        </w:rPr>
-        <w:t>TransPak is an ISTA certified testing facility – Member ID: 10149</w:t>
-      </w:r>
-    </w:p>
-    <w:p>
+      <w:pPr>
+        <w:spacing w:before="0" w:after="0"/>
+      </w:pPr>
       <w:r>
         <w:br w:type="page"/>
       </w:r>
     </w:p>
     <w:p>
+      <w:pPr>
+        <w:spacing w:before="120" w:after="80"/>
+      </w:pPr>
       <w:r>
         <w:rPr>
+          <w:rFonts w:ascii="Times New Roman" w:hAnsi="Times New Roman"/>
           <w:b/>
-          <w:sz w:val="24"/>
+          <w:color w:val="D31245"/>
+          <w:sz w:val="36"/>
         </w:rPr>
         <w:t>Objective</w:t>
       </w:r>
     </w:p>
     <w:p>
+      <w:pPr>
+        <w:spacing w:before="0" w:after="60"/>
+      </w:pPr>
       <w:r>
         <w:rPr>
+          <w:rFonts w:ascii="Calibri" w:hAnsi="Calibri"/>
           <w:i w:val="0"/>
-          <w:sz w:val="18"/>
+          <w:sz w:val="24"/>
         </w:rPr>
         <w:t>To validate the ability of the packaging and product to withstand shipping environment hazards utilizing a ISTA 3B-2021 General Simulation Performance Test Procedure. Using one (1) package system, TransPak performed a series of tests that simulate hazards which may be present in a standard shipping environment.</w:t>
       </w:r>
     </w:p>
     <w:p/>
     <w:p>
+      <w:pPr>
+        <w:spacing w:before="120" w:after="80"/>
+      </w:pPr>
       <w:r>
         <w:rPr>
+          <w:rFonts w:ascii="Times New Roman" w:hAnsi="Times New Roman"/>
           <w:b/>
-          <w:sz w:val="24"/>
+          <w:color w:val="D31245"/>
+          <w:sz w:val="36"/>
         </w:rPr>
         <w:t>Key Takeaways</w:t>
       </w:r>
     </w:p>
     <w:p>
+      <w:pPr>
+        <w:spacing w:before="0" w:after="60"/>
+      </w:pPr>
       <w:r>
         <w:rPr>
+          <w:rFonts w:ascii="Calibri" w:hAnsi="Calibri"/>
           <w:i w:val="0"/>
-          <w:sz w:val="18"/>
+          <w:sz w:val="24"/>
         </w:rPr>
         <w:t>{{ key_takeaways }}</w:t>
       </w:r>
     </w:p>
     <w:p>
+      <w:pPr>
+        <w:spacing w:before="0" w:after="0"/>
+      </w:pPr>
       <w:r>
         <w:br w:type="page"/>
       </w:r>
     </w:p>
     <w:p>
+      <w:pPr>
+        <w:spacing w:before="120" w:after="80"/>
+      </w:pPr>
       <w:r>
         <w:rPr>
+          <w:rFonts w:ascii="Times New Roman" w:hAnsi="Times New Roman"/>
           <w:b/>
-          <w:sz w:val="24"/>
+          <w:color w:val="D31245"/>
+          <w:sz w:val="36"/>
         </w:rPr>
         <w:t>Test Protocol</w:t>
       </w:r>
@@ -431,13 +622,19 @@
         <w:tc>
           <w:tcPr>
             <w:tcW w:type="dxa" w:w="1008"/>
-            <w:shd w:val="clear" w:color="auto" w:fill="D0D0D0"/>
+            <w:shd w:val="clear" w:color="auto" w:fill="C00000"/>
           </w:tcPr>
           <w:p>
+            <w:pPr>
+              <w:spacing w:before="20" w:after="20"/>
+            </w:pPr>
             <w:r>
               <w:rPr>
+                <w:rFonts w:ascii="Calibri" w:hAnsi="Calibri"/>
                 <w:b/>
-                <w:sz w:val="18"/>
+                <w:i w:val="0"/>
+                <w:color w:val="FFFFFF"/>
+                <w:sz w:val="24"/>
               </w:rPr>
               <w:t>Sequence No.</w:t>
             </w:r>
@@ -446,13 +643,19 @@
         <w:tc>
           <w:tcPr>
             <w:tcW w:type="dxa" w:w="2160"/>
-            <w:shd w:val="clear" w:color="auto" w:fill="D0D0D0"/>
+            <w:shd w:val="clear" w:color="auto" w:fill="C00000"/>
           </w:tcPr>
           <w:p>
+            <w:pPr>
+              <w:spacing w:before="20" w:after="20"/>
+            </w:pPr>
             <w:r>
               <w:rPr>
+                <w:rFonts w:ascii="Calibri" w:hAnsi="Calibri"/>
                 <w:b/>
-                <w:sz w:val="18"/>
+                <w:i w:val="0"/>
+                <w:color w:val="FFFFFF"/>
+                <w:sz w:val="24"/>
               </w:rPr>
               <w:t>Test Category</w:t>
             </w:r>
@@ -461,13 +664,19 @@
         <w:tc>
           <w:tcPr>
             <w:tcW w:type="dxa" w:w="2592"/>
-            <w:shd w:val="clear" w:color="auto" w:fill="D0D0D0"/>
+            <w:shd w:val="clear" w:color="auto" w:fill="C00000"/>
           </w:tcPr>
           <w:p>
+            <w:pPr>
+              <w:spacing w:before="20" w:after="20"/>
+            </w:pPr>
             <w:r>
               <w:rPr>
+                <w:rFonts w:ascii="Calibri" w:hAnsi="Calibri"/>
                 <w:b/>
-                <w:sz w:val="18"/>
+                <w:i w:val="0"/>
+                <w:color w:val="FFFFFF"/>
+                <w:sz w:val="24"/>
               </w:rPr>
               <w:t>Test Type</w:t>
             </w:r>
@@ -476,13 +685,19 @@
         <w:tc>
           <w:tcPr>
             <w:tcW w:type="dxa" w:w="3600"/>
-            <w:shd w:val="clear" w:color="auto" w:fill="D0D0D0"/>
+            <w:shd w:val="clear" w:color="auto" w:fill="C00000"/>
           </w:tcPr>
           <w:p>
+            <w:pPr>
+              <w:spacing w:before="20" w:after="20"/>
+            </w:pPr>
             <w:r>
               <w:rPr>
+                <w:rFonts w:ascii="Calibri" w:hAnsi="Calibri"/>
                 <w:b/>
-                <w:sz w:val="18"/>
+                <w:i w:val="0"/>
+                <w:color w:val="FFFFFF"/>
+                <w:sz w:val="24"/>
               </w:rPr>
               <w:t>Test Level</w:t>
             </w:r>
@@ -492,13 +707,19 @@
       <w:tr>
         <w:tc>
           <w:tcPr>
-            <w:tcW w:type="dxa" w:w="2340"/>
+            <w:tcW w:type="dxa" w:w="1008"/>
           </w:tcPr>
           <w:p>
+            <w:pPr>
+              <w:spacing w:before="20" w:after="20"/>
+            </w:pPr>
             <w:r>
               <w:rPr>
+                <w:rFonts w:ascii="Calibri" w:hAnsi="Calibri"/>
                 <w:b w:val="0"/>
-                <w:sz w:val="18"/>
+                <w:i w:val="0"/>
+                <w:color w:val="000000"/>
+                <w:sz w:val="24"/>
               </w:rPr>
               <w:t>1</w:t>
             </w:r>
@@ -506,13 +727,19 @@
         </w:tc>
         <w:tc>
           <w:tcPr>
-            <w:tcW w:type="dxa" w:w="2340"/>
+            <w:tcW w:type="dxa" w:w="2160"/>
           </w:tcPr>
           <w:p>
+            <w:pPr>
+              <w:spacing w:before="20" w:after="20"/>
+            </w:pPr>
             <w:r>
               <w:rPr>
+                <w:rFonts w:ascii="Calibri" w:hAnsi="Calibri"/>
                 <w:b w:val="0"/>
-                <w:sz w:val="18"/>
+                <w:i w:val="0"/>
+                <w:color w:val="000000"/>
+                <w:sz w:val="24"/>
               </w:rPr>
               <w:t>Atmospheric</w:t>
             </w:r>
@@ -520,13 +747,19 @@
         </w:tc>
         <w:tc>
           <w:tcPr>
-            <w:tcW w:type="dxa" w:w="2340"/>
+            <w:tcW w:type="dxa" w:w="2592"/>
           </w:tcPr>
           <w:p>
+            <w:pPr>
+              <w:spacing w:before="20" w:after="20"/>
+            </w:pPr>
             <w:r>
               <w:rPr>
+                <w:rFonts w:ascii="Calibri" w:hAnsi="Calibri"/>
                 <w:b w:val="0"/>
-                <w:sz w:val="18"/>
+                <w:i w:val="0"/>
+                <w:color w:val="000000"/>
+                <w:sz w:val="24"/>
               </w:rPr>
               <w:t>Preconditioning</w:t>
             </w:r>
@@ -534,13 +767,19 @@
         </w:tc>
         <w:tc>
           <w:tcPr>
-            <w:tcW w:type="dxa" w:w="2340"/>
+            <w:tcW w:type="dxa" w:w="3600"/>
           </w:tcPr>
           <w:p>
+            <w:pPr>
+              <w:spacing w:before="20" w:after="20"/>
+            </w:pPr>
             <w:r>
               <w:rPr>
+                <w:rFonts w:ascii="Calibri" w:hAnsi="Calibri"/>
                 <w:b w:val="0"/>
-                <w:sz w:val="18"/>
+                <w:i w:val="0"/>
+                <w:color w:val="000000"/>
+                <w:sz w:val="24"/>
               </w:rPr>
               <w:t>Ambient lab conditions</w:t>
               <w:br/>
@@ -552,13 +791,19 @@
       <w:tr>
         <w:tc>
           <w:tcPr>
-            <w:tcW w:type="dxa" w:w="2340"/>
+            <w:tcW w:type="dxa" w:w="1008"/>
           </w:tcPr>
           <w:p>
+            <w:pPr>
+              <w:spacing w:before="20" w:after="20"/>
+            </w:pPr>
             <w:r>
               <w:rPr>
+                <w:rFonts w:ascii="Calibri" w:hAnsi="Calibri"/>
                 <w:b w:val="0"/>
-                <w:sz w:val="18"/>
+                <w:i w:val="0"/>
+                <w:color w:val="000000"/>
+                <w:sz w:val="24"/>
               </w:rPr>
               <w:t>2</w:t>
             </w:r>
@@ -566,13 +811,19 @@
         </w:tc>
         <w:tc>
           <w:tcPr>
-            <w:tcW w:type="dxa" w:w="2340"/>
+            <w:tcW w:type="dxa" w:w="2160"/>
           </w:tcPr>
           <w:p>
+            <w:pPr>
+              <w:spacing w:before="20" w:after="20"/>
+            </w:pPr>
             <w:r>
               <w:rPr>
+                <w:rFonts w:ascii="Calibri" w:hAnsi="Calibri"/>
                 <w:b w:val="0"/>
-                <w:sz w:val="18"/>
+                <w:i w:val="0"/>
+                <w:color w:val="000000"/>
+                <w:sz w:val="24"/>
               </w:rPr>
               <w:t>Shock</w:t>
             </w:r>
@@ -580,13 +831,19 @@
         </w:tc>
         <w:tc>
           <w:tcPr>
-            <w:tcW w:type="dxa" w:w="2340"/>
+            <w:tcW w:type="dxa" w:w="2592"/>
           </w:tcPr>
           <w:p>
+            <w:pPr>
+              <w:spacing w:before="20" w:after="20"/>
+            </w:pPr>
             <w:r>
               <w:rPr>
+                <w:rFonts w:ascii="Calibri" w:hAnsi="Calibri"/>
                 <w:b w:val="0"/>
-                <w:sz w:val="18"/>
+                <w:i w:val="0"/>
+                <w:color w:val="000000"/>
+                <w:sz w:val="24"/>
               </w:rPr>
               <w:t>Tip / Tip Over</w:t>
             </w:r>
@@ -594,13 +851,19 @@
         </w:tc>
         <w:tc>
           <w:tcPr>
-            <w:tcW w:type="dxa" w:w="2340"/>
+            <w:tcW w:type="dxa" w:w="3600"/>
           </w:tcPr>
           <w:p>
+            <w:pPr>
+              <w:spacing w:before="20" w:after="20"/>
+            </w:pPr>
             <w:r>
               <w:rPr>
+                <w:rFonts w:ascii="Calibri" w:hAnsi="Calibri"/>
                 <w:b w:val="0"/>
-                <w:sz w:val="18"/>
+                <w:i w:val="0"/>
+                <w:color w:val="000000"/>
+                <w:sz w:val="24"/>
               </w:rPr>
               <w:t>22 Degree Tip Angle</w:t>
             </w:r>
@@ -610,13 +873,19 @@
       <w:tr>
         <w:tc>
           <w:tcPr>
-            <w:tcW w:type="dxa" w:w="2340"/>
+            <w:tcW w:type="dxa" w:w="1008"/>
           </w:tcPr>
           <w:p>
+            <w:pPr>
+              <w:spacing w:before="20" w:after="20"/>
+            </w:pPr>
             <w:r>
               <w:rPr>
+                <w:rFonts w:ascii="Calibri" w:hAnsi="Calibri"/>
                 <w:b w:val="0"/>
-                <w:sz w:val="18"/>
+                <w:i w:val="0"/>
+                <w:color w:val="000000"/>
+                <w:sz w:val="24"/>
               </w:rPr>
               <w:t>3</w:t>
             </w:r>
@@ -624,13 +893,19 @@
         </w:tc>
         <w:tc>
           <w:tcPr>
-            <w:tcW w:type="dxa" w:w="2340"/>
+            <w:tcW w:type="dxa" w:w="2160"/>
           </w:tcPr>
           <w:p>
+            <w:pPr>
+              <w:spacing w:before="20" w:after="20"/>
+            </w:pPr>
             <w:r>
               <w:rPr>
+                <w:rFonts w:ascii="Calibri" w:hAnsi="Calibri"/>
                 <w:b w:val="0"/>
-                <w:sz w:val="18"/>
+                <w:i w:val="0"/>
+                <w:color w:val="000000"/>
+                <w:sz w:val="24"/>
               </w:rPr>
               <w:t>Shock</w:t>
             </w:r>
@@ -638,13 +913,19 @@
         </w:tc>
         <w:tc>
           <w:tcPr>
-            <w:tcW w:type="dxa" w:w="2340"/>
+            <w:tcW w:type="dxa" w:w="2592"/>
           </w:tcPr>
           <w:p>
+            <w:pPr>
+              <w:spacing w:before="20" w:after="20"/>
+            </w:pPr>
             <w:r>
               <w:rPr>
+                <w:rFonts w:ascii="Calibri" w:hAnsi="Calibri"/>
                 <w:b w:val="0"/>
-                <w:sz w:val="18"/>
+                <w:i w:val="0"/>
+                <w:color w:val="000000"/>
+                <w:sz w:val="24"/>
               </w:rPr>
               <w:t>Rotational Drop</w:t>
             </w:r>
@@ -652,13 +933,19 @@
         </w:tc>
         <w:tc>
           <w:tcPr>
-            <w:tcW w:type="dxa" w:w="2340"/>
+            <w:tcW w:type="dxa" w:w="3600"/>
           </w:tcPr>
           <w:p>
+            <w:pPr>
+              <w:spacing w:before="20" w:after="20"/>
+            </w:pPr>
             <w:r>
               <w:rPr>
+                <w:rFonts w:ascii="Calibri" w:hAnsi="Calibri"/>
                 <w:b w:val="0"/>
-                <w:sz w:val="18"/>
+                <w:i w:val="0"/>
+                <w:color w:val="000000"/>
+                <w:sz w:val="24"/>
               </w:rPr>
               <w:t>9" on Edge 3-6</w:t>
               <w:br/>
@@ -670,13 +957,19 @@
       <w:tr>
         <w:tc>
           <w:tcPr>
-            <w:tcW w:type="dxa" w:w="2340"/>
+            <w:tcW w:type="dxa" w:w="1008"/>
           </w:tcPr>
           <w:p>
+            <w:pPr>
+              <w:spacing w:before="20" w:after="20"/>
+            </w:pPr>
             <w:r>
               <w:rPr>
+                <w:rFonts w:ascii="Calibri" w:hAnsi="Calibri"/>
                 <w:b w:val="0"/>
-                <w:sz w:val="18"/>
+                <w:i w:val="0"/>
+                <w:color w:val="000000"/>
+                <w:sz w:val="24"/>
               </w:rPr>
               <w:t>4</w:t>
             </w:r>
@@ -684,13 +977,19 @@
         </w:tc>
         <w:tc>
           <w:tcPr>
-            <w:tcW w:type="dxa" w:w="2340"/>
+            <w:tcW w:type="dxa" w:w="2160"/>
           </w:tcPr>
           <w:p>
+            <w:pPr>
+              <w:spacing w:before="20" w:after="20"/>
+            </w:pPr>
             <w:r>
               <w:rPr>
+                <w:rFonts w:ascii="Calibri" w:hAnsi="Calibri"/>
                 <w:b w:val="0"/>
-                <w:sz w:val="18"/>
+                <w:i w:val="0"/>
+                <w:color w:val="000000"/>
+                <w:sz w:val="24"/>
               </w:rPr>
               <w:t>Shock</w:t>
             </w:r>
@@ -698,13 +997,19 @@
         </w:tc>
         <w:tc>
           <w:tcPr>
-            <w:tcW w:type="dxa" w:w="2340"/>
+            <w:tcW w:type="dxa" w:w="2592"/>
           </w:tcPr>
           <w:p>
+            <w:pPr>
+              <w:spacing w:before="20" w:after="20"/>
+            </w:pPr>
             <w:r>
               <w:rPr>
+                <w:rFonts w:ascii="Calibri" w:hAnsi="Calibri"/>
                 <w:b w:val="0"/>
-                <w:sz w:val="18"/>
+                <w:i w:val="0"/>
+                <w:color w:val="000000"/>
+                <w:sz w:val="24"/>
               </w:rPr>
               <w:t>Incline Impact</w:t>
             </w:r>
@@ -712,13 +1017,19 @@
         </w:tc>
         <w:tc>
           <w:tcPr>
-            <w:tcW w:type="dxa" w:w="2340"/>
+            <w:tcW w:type="dxa" w:w="3600"/>
           </w:tcPr>
           <w:p>
+            <w:pPr>
+              <w:spacing w:before="20" w:after="20"/>
+            </w:pPr>
             <w:r>
               <w:rPr>
+                <w:rFonts w:ascii="Calibri" w:hAnsi="Calibri"/>
                 <w:b w:val="0"/>
-                <w:sz w:val="18"/>
+                <w:i w:val="0"/>
+                <w:color w:val="000000"/>
+                <w:sz w:val="24"/>
               </w:rPr>
               <w:t>1 m/sec on Face 5</w:t>
               <w:br/>
@@ -730,13 +1041,19 @@
       <w:tr>
         <w:tc>
           <w:tcPr>
-            <w:tcW w:type="dxa" w:w="2340"/>
+            <w:tcW w:type="dxa" w:w="1008"/>
           </w:tcPr>
           <w:p>
+            <w:pPr>
+              <w:spacing w:before="20" w:after="20"/>
+            </w:pPr>
             <w:r>
               <w:rPr>
+                <w:rFonts w:ascii="Calibri" w:hAnsi="Calibri"/>
                 <w:b w:val="0"/>
-                <w:sz w:val="18"/>
+                <w:i w:val="0"/>
+                <w:color w:val="000000"/>
+                <w:sz w:val="24"/>
               </w:rPr>
               <w:t>5</w:t>
             </w:r>
@@ -744,13 +1061,19 @@
         </w:tc>
         <w:tc>
           <w:tcPr>
-            <w:tcW w:type="dxa" w:w="2340"/>
+            <w:tcW w:type="dxa" w:w="2160"/>
           </w:tcPr>
           <w:p>
+            <w:pPr>
+              <w:spacing w:before="20" w:after="20"/>
+            </w:pPr>
             <w:r>
               <w:rPr>
+                <w:rFonts w:ascii="Calibri" w:hAnsi="Calibri"/>
                 <w:b w:val="0"/>
-                <w:sz w:val="18"/>
+                <w:i w:val="0"/>
+                <w:color w:val="000000"/>
+                <w:sz w:val="24"/>
               </w:rPr>
               <w:t>Vibration</w:t>
             </w:r>
@@ -758,13 +1081,19 @@
         </w:tc>
         <w:tc>
           <w:tcPr>
-            <w:tcW w:type="dxa" w:w="2340"/>
+            <w:tcW w:type="dxa" w:w="2592"/>
           </w:tcPr>
           <w:p>
+            <w:pPr>
+              <w:spacing w:before="20" w:after="20"/>
+            </w:pPr>
             <w:r>
               <w:rPr>
+                <w:rFonts w:ascii="Calibri" w:hAnsi="Calibri"/>
                 <w:b w:val="0"/>
-                <w:sz w:val="18"/>
+                <w:i w:val="0"/>
+                <w:color w:val="000000"/>
+                <w:sz w:val="24"/>
               </w:rPr>
               <w:t>Random</w:t>
             </w:r>
@@ -772,13 +1101,19 @@
         </w:tc>
         <w:tc>
           <w:tcPr>
-            <w:tcW w:type="dxa" w:w="2340"/>
+            <w:tcW w:type="dxa" w:w="3600"/>
           </w:tcPr>
           <w:p>
+            <w:pPr>
+              <w:spacing w:before="20" w:after="20"/>
+            </w:pPr>
             <w:r>
               <w:rPr>
+                <w:rFonts w:ascii="Calibri" w:hAnsi="Calibri"/>
                 <w:b w:val="0"/>
-                <w:sz w:val="18"/>
+                <w:i w:val="0"/>
+                <w:color w:val="000000"/>
+                <w:sz w:val="24"/>
               </w:rPr>
               <w:t>Overall Grms level of {{ vibration_grms }}</w:t>
             </w:r>
@@ -788,13 +1123,19 @@
       <w:tr>
         <w:tc>
           <w:tcPr>
-            <w:tcW w:type="dxa" w:w="2340"/>
+            <w:tcW w:type="dxa" w:w="1008"/>
           </w:tcPr>
           <w:p>
+            <w:pPr>
+              <w:spacing w:before="20" w:after="20"/>
+            </w:pPr>
             <w:r>
               <w:rPr>
+                <w:rFonts w:ascii="Calibri" w:hAnsi="Calibri"/>
                 <w:b w:val="0"/>
-                <w:sz w:val="18"/>
+                <w:i w:val="0"/>
+                <w:color w:val="000000"/>
+                <w:sz w:val="24"/>
               </w:rPr>
               <w:t>6</w:t>
             </w:r>
@@ -802,13 +1143,19 @@
         </w:tc>
         <w:tc>
           <w:tcPr>
-            <w:tcW w:type="dxa" w:w="2340"/>
+            <w:tcW w:type="dxa" w:w="2160"/>
           </w:tcPr>
           <w:p>
+            <w:pPr>
+              <w:spacing w:before="20" w:after="20"/>
+            </w:pPr>
             <w:r>
               <w:rPr>
+                <w:rFonts w:ascii="Calibri" w:hAnsi="Calibri"/>
                 <w:b w:val="0"/>
-                <w:sz w:val="18"/>
+                <w:i w:val="0"/>
+                <w:color w:val="000000"/>
+                <w:sz w:val="24"/>
               </w:rPr>
               <w:t>Shock</w:t>
             </w:r>
@@ -816,13 +1163,19 @@
         </w:tc>
         <w:tc>
           <w:tcPr>
-            <w:tcW w:type="dxa" w:w="2340"/>
+            <w:tcW w:type="dxa" w:w="2592"/>
           </w:tcPr>
           <w:p>
+            <w:pPr>
+              <w:spacing w:before="20" w:after="20"/>
+            </w:pPr>
             <w:r>
               <w:rPr>
+                <w:rFonts w:ascii="Calibri" w:hAnsi="Calibri"/>
                 <w:b w:val="0"/>
-                <w:sz w:val="18"/>
+                <w:i w:val="0"/>
+                <w:color w:val="000000"/>
+                <w:sz w:val="24"/>
               </w:rPr>
               <w:t>Rotational Drop</w:t>
             </w:r>
@@ -830,13 +1183,19 @@
         </w:tc>
         <w:tc>
           <w:tcPr>
-            <w:tcW w:type="dxa" w:w="2340"/>
+            <w:tcW w:type="dxa" w:w="3600"/>
           </w:tcPr>
           <w:p>
+            <w:pPr>
+              <w:spacing w:before="20" w:after="20"/>
+            </w:pPr>
             <w:r>
               <w:rPr>
+                <w:rFonts w:ascii="Calibri" w:hAnsi="Calibri"/>
                 <w:b w:val="0"/>
-                <w:sz w:val="18"/>
+                <w:i w:val="0"/>
+                <w:color w:val="000000"/>
+                <w:sz w:val="24"/>
               </w:rPr>
               <w:t>9" on Edge 3-4</w:t>
               <w:br/>
@@ -848,13 +1207,19 @@
       <w:tr>
         <w:tc>
           <w:tcPr>
-            <w:tcW w:type="dxa" w:w="2340"/>
+            <w:tcW w:type="dxa" w:w="1008"/>
           </w:tcPr>
           <w:p>
+            <w:pPr>
+              <w:spacing w:before="20" w:after="20"/>
+            </w:pPr>
             <w:r>
               <w:rPr>
+                <w:rFonts w:ascii="Calibri" w:hAnsi="Calibri"/>
                 <w:b w:val="0"/>
-                <w:sz w:val="18"/>
+                <w:i w:val="0"/>
+                <w:color w:val="000000"/>
+                <w:sz w:val="24"/>
               </w:rPr>
               <w:t>7</w:t>
             </w:r>
@@ -862,13 +1227,19 @@
         </w:tc>
         <w:tc>
           <w:tcPr>
-            <w:tcW w:type="dxa" w:w="2340"/>
+            <w:tcW w:type="dxa" w:w="2160"/>
           </w:tcPr>
           <w:p>
+            <w:pPr>
+              <w:spacing w:before="20" w:after="20"/>
+            </w:pPr>
             <w:r>
               <w:rPr>
+                <w:rFonts w:ascii="Calibri" w:hAnsi="Calibri"/>
                 <w:b w:val="0"/>
-                <w:sz w:val="18"/>
+                <w:i w:val="0"/>
+                <w:color w:val="000000"/>
+                <w:sz w:val="24"/>
               </w:rPr>
               <w:t>Shock</w:t>
             </w:r>
@@ -876,13 +1247,19 @@
         </w:tc>
         <w:tc>
           <w:tcPr>
-            <w:tcW w:type="dxa" w:w="2340"/>
+            <w:tcW w:type="dxa" w:w="2592"/>
           </w:tcPr>
           <w:p>
+            <w:pPr>
+              <w:spacing w:before="20" w:after="20"/>
+            </w:pPr>
             <w:r>
               <w:rPr>
+                <w:rFonts w:ascii="Calibri" w:hAnsi="Calibri"/>
                 <w:b w:val="0"/>
-                <w:sz w:val="18"/>
+                <w:i w:val="0"/>
+                <w:color w:val="000000"/>
+                <w:sz w:val="24"/>
               </w:rPr>
               <w:t>Incline Impact</w:t>
             </w:r>
@@ -890,13 +1267,19 @@
         </w:tc>
         <w:tc>
           <w:tcPr>
-            <w:tcW w:type="dxa" w:w="2340"/>
+            <w:tcW w:type="dxa" w:w="3600"/>
           </w:tcPr>
           <w:p>
+            <w:pPr>
+              <w:spacing w:before="20" w:after="20"/>
+            </w:pPr>
             <w:r>
               <w:rPr>
+                <w:rFonts w:ascii="Calibri" w:hAnsi="Calibri"/>
                 <w:b w:val="0"/>
-                <w:sz w:val="18"/>
+                <w:i w:val="0"/>
+                <w:color w:val="000000"/>
+                <w:sz w:val="24"/>
               </w:rPr>
               <w:t>1 m/sec on Face 2</w:t>
               <w:br/>
@@ -907,24 +1290,36 @@
       </w:tr>
     </w:tbl>
     <w:p>
+      <w:pPr>
+        <w:spacing w:before="0" w:after="60"/>
+      </w:pPr>
       <w:r>
         <w:rPr>
+          <w:rFonts w:ascii="Calibri" w:hAnsi="Calibri"/>
           <w:i/>
-          <w:sz w:val="18"/>
+          <w:sz w:val="24"/>
         </w:rPr>
         <w:t>* No top load was required as the product is greater than 72" in height.</w:t>
       </w:r>
     </w:p>
     <w:p>
+      <w:pPr>
+        <w:spacing w:before="0" w:after="0"/>
+      </w:pPr>
       <w:r>
         <w:br w:type="page"/>
       </w:r>
     </w:p>
     <w:p>
+      <w:pPr>
+        <w:spacing w:before="120" w:after="80"/>
+      </w:pPr>
       <w:r>
         <w:rPr>
+          <w:rFonts w:ascii="Times New Roman" w:hAnsi="Times New Roman"/>
           <w:b/>
-          <w:sz w:val="24"/>
+          <w:color w:val="D31245"/>
+          <w:sz w:val="36"/>
         </w:rPr>
         <w:t>Test Equipment</w:t>
       </w:r>
@@ -945,14 +1340,44 @@
       <w:tr>
         <w:tc>
           <w:tcPr>
-            <w:tcW w:type="dxa" w:w="2592"/>
-            <w:shd w:val="clear" w:color="auto" w:fill="D0D0D0"/>
+            <w:tcW w:type="dxa" w:w="9360"/>
+            <w:gridSpan w:val="5"/>
+            <w:shd w:val="clear" w:color="auto" w:fill="C00000"/>
           </w:tcPr>
           <w:p>
+            <w:pPr>
+              <w:spacing w:before="20" w:after="20"/>
+            </w:pPr>
             <w:r>
               <w:rPr>
+                <w:rFonts w:ascii="Calibri" w:hAnsi="Calibri"/>
                 <w:b/>
-                <w:sz w:val="18"/>
+                <w:i w:val="0"/>
+                <w:color w:val="FFFFFF"/>
+                <w:sz w:val="22"/>
+              </w:rPr>
+              <w:t>Equipment Used</w:t>
+            </w:r>
+          </w:p>
+        </w:tc>
+      </w:tr>
+      <w:tr>
+        <w:tc>
+          <w:tcPr>
+            <w:tcW w:type="dxa" w:w="2880"/>
+            <w:shd w:val="clear" w:color="auto" w:fill="E7E6E6"/>
+          </w:tcPr>
+          <w:p>
+            <w:pPr>
+              <w:spacing w:before="20" w:after="20"/>
+            </w:pPr>
+            <w:r>
+              <w:rPr>
+                <w:rFonts w:ascii="Calibri" w:hAnsi="Calibri"/>
+                <w:b/>
+                <w:i w:val="0"/>
+                <w:color w:val="000000"/>
+                <w:sz w:val="22"/>
               </w:rPr>
               <w:t>Equipment</w:t>
             </w:r>
@@ -961,13 +1386,19 @@
         <w:tc>
           <w:tcPr>
             <w:tcW w:type="dxa" w:w="1728"/>
-            <w:shd w:val="clear" w:color="auto" w:fill="D0D0D0"/>
+            <w:shd w:val="clear" w:color="auto" w:fill="E7E6E6"/>
           </w:tcPr>
           <w:p>
+            <w:pPr>
+              <w:spacing w:before="20" w:after="20"/>
+            </w:pPr>
             <w:r>
               <w:rPr>
+                <w:rFonts w:ascii="Calibri" w:hAnsi="Calibri"/>
                 <w:b/>
-                <w:sz w:val="18"/>
+                <w:i w:val="0"/>
+                <w:color w:val="000000"/>
+                <w:sz w:val="22"/>
               </w:rPr>
               <w:t>Make</w:t>
             </w:r>
@@ -975,14 +1406,20 @@
         </w:tc>
         <w:tc>
           <w:tcPr>
-            <w:tcW w:type="dxa" w:w="1728"/>
-            <w:shd w:val="clear" w:color="auto" w:fill="D0D0D0"/>
+            <w:tcW w:type="dxa" w:w="1440"/>
+            <w:shd w:val="clear" w:color="auto" w:fill="E7E6E6"/>
           </w:tcPr>
           <w:p>
+            <w:pPr>
+              <w:spacing w:before="20" w:after="20"/>
+            </w:pPr>
             <w:r>
               <w:rPr>
+                <w:rFonts w:ascii="Calibri" w:hAnsi="Calibri"/>
                 <w:b/>
-                <w:sz w:val="18"/>
+                <w:i w:val="0"/>
+                <w:color w:val="000000"/>
+                <w:sz w:val="22"/>
               </w:rPr>
               <w:t>Model</w:t>
             </w:r>
@@ -990,14 +1427,20 @@
         </w:tc>
         <w:tc>
           <w:tcPr>
-            <w:tcW w:type="dxa" w:w="1584"/>
-            <w:shd w:val="clear" w:color="auto" w:fill="D0D0D0"/>
+            <w:tcW w:type="dxa" w:w="1440"/>
+            <w:shd w:val="clear" w:color="auto" w:fill="E7E6E6"/>
           </w:tcPr>
           <w:p>
+            <w:pPr>
+              <w:spacing w:before="20" w:after="20"/>
+            </w:pPr>
             <w:r>
               <w:rPr>
+                <w:rFonts w:ascii="Calibri" w:hAnsi="Calibri"/>
                 <w:b/>
-                <w:sz w:val="18"/>
+                <w:i w:val="0"/>
+                <w:color w:val="000000"/>
+                <w:sz w:val="22"/>
               </w:rPr>
               <w:t>S/N</w:t>
             </w:r>
@@ -1005,14 +1448,20 @@
         </w:tc>
         <w:tc>
           <w:tcPr>
-            <w:tcW w:type="dxa" w:w="1728"/>
-            <w:shd w:val="clear" w:color="auto" w:fill="D0D0D0"/>
+            <w:tcW w:type="dxa" w:w="1872"/>
+            <w:shd w:val="clear" w:color="auto" w:fill="E7E6E6"/>
           </w:tcPr>
           <w:p>
+            <w:pPr>
+              <w:spacing w:before="20" w:after="20"/>
+            </w:pPr>
             <w:r>
               <w:rPr>
+                <w:rFonts w:ascii="Calibri" w:hAnsi="Calibri"/>
                 <w:b/>
-                <w:sz w:val="18"/>
+                <w:i w:val="0"/>
+                <w:color w:val="000000"/>
+                <w:sz w:val="22"/>
               </w:rPr>
               <w:t>Calibration Date</w:t>
             </w:r>
@@ -1022,13 +1471,19 @@
       <w:tr>
         <w:tc>
           <w:tcPr>
-            <w:tcW w:type="dxa" w:w="1872"/>
+            <w:tcW w:type="dxa" w:w="2880"/>
           </w:tcPr>
           <w:p>
+            <w:pPr>
+              <w:spacing w:before="20" w:after="20"/>
+            </w:pPr>
             <w:r>
               <w:rPr>
+                <w:rFonts w:ascii="Calibri" w:hAnsi="Calibri"/>
                 <w:b w:val="0"/>
-                <w:sz w:val="18"/>
+                <w:i w:val="0"/>
+                <w:color w:val="000000"/>
+                <w:sz w:val="22"/>
               </w:rPr>
               <w:t>{{ equip_1_equipment }}</w:t>
             </w:r>
@@ -1036,13 +1491,19 @@
         </w:tc>
         <w:tc>
           <w:tcPr>
-            <w:tcW w:type="dxa" w:w="1872"/>
+            <w:tcW w:type="dxa" w:w="1728"/>
           </w:tcPr>
           <w:p>
+            <w:pPr>
+              <w:spacing w:before="20" w:after="20"/>
+            </w:pPr>
             <w:r>
               <w:rPr>
+                <w:rFonts w:ascii="Calibri" w:hAnsi="Calibri"/>
                 <w:b w:val="0"/>
-                <w:sz w:val="18"/>
+                <w:i w:val="0"/>
+                <w:color w:val="000000"/>
+                <w:sz w:val="22"/>
               </w:rPr>
               <w:t>{{ equip_1_make }}</w:t>
             </w:r>
@@ -1050,13 +1511,19 @@
         </w:tc>
         <w:tc>
           <w:tcPr>
-            <w:tcW w:type="dxa" w:w="1872"/>
+            <w:tcW w:type="dxa" w:w="1440"/>
           </w:tcPr>
           <w:p>
+            <w:pPr>
+              <w:spacing w:before="20" w:after="20"/>
+            </w:pPr>
             <w:r>
               <w:rPr>
+                <w:rFonts w:ascii="Calibri" w:hAnsi="Calibri"/>
                 <w:b w:val="0"/>
-                <w:sz w:val="18"/>
+                <w:i w:val="0"/>
+                <w:color w:val="000000"/>
+                <w:sz w:val="22"/>
               </w:rPr>
               <w:t>{{ equip_1_model }}</w:t>
             </w:r>
@@ -1064,13 +1531,19 @@
         </w:tc>
         <w:tc>
           <w:tcPr>
-            <w:tcW w:type="dxa" w:w="1872"/>
+            <w:tcW w:type="dxa" w:w="1440"/>
           </w:tcPr>
           <w:p>
+            <w:pPr>
+              <w:spacing w:before="20" w:after="20"/>
+            </w:pPr>
             <w:r>
               <w:rPr>
+                <w:rFonts w:ascii="Calibri" w:hAnsi="Calibri"/>
                 <w:b w:val="0"/>
-                <w:sz w:val="18"/>
+                <w:i w:val="0"/>
+                <w:color w:val="000000"/>
+                <w:sz w:val="22"/>
               </w:rPr>
               <w:t>{{ equip_1_serial }}</w:t>
             </w:r>
@@ -1081,10 +1554,16 @@
             <w:tcW w:type="dxa" w:w="1872"/>
           </w:tcPr>
           <w:p>
+            <w:pPr>
+              <w:spacing w:before="20" w:after="20"/>
+            </w:pPr>
             <w:r>
               <w:rPr>
+                <w:rFonts w:ascii="Calibri" w:hAnsi="Calibri"/>
                 <w:b w:val="0"/>
-                <w:sz w:val="18"/>
+                <w:i w:val="0"/>
+                <w:color w:val="000000"/>
+                <w:sz w:val="22"/>
               </w:rPr>
               <w:t>{{ equip_1_calibration_date }}</w:t>
             </w:r>
@@ -1094,13 +1573,19 @@
       <w:tr>
         <w:tc>
           <w:tcPr>
-            <w:tcW w:type="dxa" w:w="1872"/>
+            <w:tcW w:type="dxa" w:w="2880"/>
           </w:tcPr>
           <w:p>
+            <w:pPr>
+              <w:spacing w:before="20" w:after="20"/>
+            </w:pPr>
             <w:r>
               <w:rPr>
+                <w:rFonts w:ascii="Calibri" w:hAnsi="Calibri"/>
                 <w:b w:val="0"/>
-                <w:sz w:val="18"/>
+                <w:i w:val="0"/>
+                <w:color w:val="000000"/>
+                <w:sz w:val="22"/>
               </w:rPr>
               <w:t>{{ equip_2_equipment }}</w:t>
             </w:r>
@@ -1108,13 +1593,19 @@
         </w:tc>
         <w:tc>
           <w:tcPr>
-            <w:tcW w:type="dxa" w:w="1872"/>
+            <w:tcW w:type="dxa" w:w="1728"/>
           </w:tcPr>
           <w:p>
+            <w:pPr>
+              <w:spacing w:before="20" w:after="20"/>
+            </w:pPr>
             <w:r>
               <w:rPr>
+                <w:rFonts w:ascii="Calibri" w:hAnsi="Calibri"/>
                 <w:b w:val="0"/>
-                <w:sz w:val="18"/>
+                <w:i w:val="0"/>
+                <w:color w:val="000000"/>
+                <w:sz w:val="22"/>
               </w:rPr>
               <w:t>{{ equip_2_make }}</w:t>
             </w:r>
@@ -1122,13 +1613,19 @@
         </w:tc>
         <w:tc>
           <w:tcPr>
-            <w:tcW w:type="dxa" w:w="1872"/>
+            <w:tcW w:type="dxa" w:w="1440"/>
           </w:tcPr>
           <w:p>
+            <w:pPr>
+              <w:spacing w:before="20" w:after="20"/>
+            </w:pPr>
             <w:r>
               <w:rPr>
+                <w:rFonts w:ascii="Calibri" w:hAnsi="Calibri"/>
                 <w:b w:val="0"/>
-                <w:sz w:val="18"/>
+                <w:i w:val="0"/>
+                <w:color w:val="000000"/>
+                <w:sz w:val="22"/>
               </w:rPr>
               <w:t>{{ equip_2_model }}</w:t>
             </w:r>
@@ -1136,13 +1633,19 @@
         </w:tc>
         <w:tc>
           <w:tcPr>
-            <w:tcW w:type="dxa" w:w="1872"/>
+            <w:tcW w:type="dxa" w:w="1440"/>
           </w:tcPr>
           <w:p>
+            <w:pPr>
+              <w:spacing w:before="20" w:after="20"/>
+            </w:pPr>
             <w:r>
               <w:rPr>
+                <w:rFonts w:ascii="Calibri" w:hAnsi="Calibri"/>
                 <w:b w:val="0"/>
-                <w:sz w:val="18"/>
+                <w:i w:val="0"/>
+                <w:color w:val="000000"/>
+                <w:sz w:val="22"/>
               </w:rPr>
               <w:t>{{ equip_2_serial }}</w:t>
             </w:r>
@@ -1153,10 +1656,16 @@
             <w:tcW w:type="dxa" w:w="1872"/>
           </w:tcPr>
           <w:p>
+            <w:pPr>
+              <w:spacing w:before="20" w:after="20"/>
+            </w:pPr>
             <w:r>
               <w:rPr>
+                <w:rFonts w:ascii="Calibri" w:hAnsi="Calibri"/>
                 <w:b w:val="0"/>
-                <w:sz w:val="18"/>
+                <w:i w:val="0"/>
+                <w:color w:val="000000"/>
+                <w:sz w:val="22"/>
               </w:rPr>
               <w:t>{{ equip_2_calibration_date }}</w:t>
             </w:r>
@@ -1166,13 +1675,19 @@
       <w:tr>
         <w:tc>
           <w:tcPr>
-            <w:tcW w:type="dxa" w:w="1872"/>
+            <w:tcW w:type="dxa" w:w="2880"/>
           </w:tcPr>
           <w:p>
+            <w:pPr>
+              <w:spacing w:before="20" w:after="20"/>
+            </w:pPr>
             <w:r>
               <w:rPr>
+                <w:rFonts w:ascii="Calibri" w:hAnsi="Calibri"/>
                 <w:b w:val="0"/>
-                <w:sz w:val="18"/>
+                <w:i w:val="0"/>
+                <w:color w:val="000000"/>
+                <w:sz w:val="22"/>
               </w:rPr>
               <w:t>{{ equip_3_equipment }}</w:t>
             </w:r>
@@ -1180,13 +1695,19 @@
         </w:tc>
         <w:tc>
           <w:tcPr>
-            <w:tcW w:type="dxa" w:w="1872"/>
+            <w:tcW w:type="dxa" w:w="1728"/>
           </w:tcPr>
           <w:p>
+            <w:pPr>
+              <w:spacing w:before="20" w:after="20"/>
+            </w:pPr>
             <w:r>
               <w:rPr>
+                <w:rFonts w:ascii="Calibri" w:hAnsi="Calibri"/>
                 <w:b w:val="0"/>
-                <w:sz w:val="18"/>
+                <w:i w:val="0"/>
+                <w:color w:val="000000"/>
+                <w:sz w:val="22"/>
               </w:rPr>
               <w:t>{{ equip_3_make }}</w:t>
             </w:r>
@@ -1194,13 +1715,19 @@
         </w:tc>
         <w:tc>
           <w:tcPr>
-            <w:tcW w:type="dxa" w:w="1872"/>
+            <w:tcW w:type="dxa" w:w="1440"/>
           </w:tcPr>
           <w:p>
+            <w:pPr>
+              <w:spacing w:before="20" w:after="20"/>
+            </w:pPr>
             <w:r>
               <w:rPr>
+                <w:rFonts w:ascii="Calibri" w:hAnsi="Calibri"/>
                 <w:b w:val="0"/>
-                <w:sz w:val="18"/>
+                <w:i w:val="0"/>
+                <w:color w:val="000000"/>
+                <w:sz w:val="22"/>
               </w:rPr>
               <w:t>{{ equip_3_model }}</w:t>
             </w:r>
@@ -1208,13 +1735,19 @@
         </w:tc>
         <w:tc>
           <w:tcPr>
-            <w:tcW w:type="dxa" w:w="1872"/>
+            <w:tcW w:type="dxa" w:w="1440"/>
           </w:tcPr>
           <w:p>
+            <w:pPr>
+              <w:spacing w:before="20" w:after="20"/>
+            </w:pPr>
             <w:r>
               <w:rPr>
+                <w:rFonts w:ascii="Calibri" w:hAnsi="Calibri"/>
                 <w:b w:val="0"/>
-                <w:sz w:val="18"/>
+                <w:i w:val="0"/>
+                <w:color w:val="000000"/>
+                <w:sz w:val="22"/>
               </w:rPr>
               <w:t>{{ equip_3_serial }}</w:t>
             </w:r>
@@ -1225,10 +1758,16 @@
             <w:tcW w:type="dxa" w:w="1872"/>
           </w:tcPr>
           <w:p>
+            <w:pPr>
+              <w:spacing w:before="20" w:after="20"/>
+            </w:pPr>
             <w:r>
               <w:rPr>
+                <w:rFonts w:ascii="Calibri" w:hAnsi="Calibri"/>
                 <w:b w:val="0"/>
-                <w:sz w:val="18"/>
+                <w:i w:val="0"/>
+                <w:color w:val="000000"/>
+                <w:sz w:val="22"/>
               </w:rPr>
               <w:t>{{ equip_3_calibration_date }}</w:t>
             </w:r>
@@ -1238,13 +1777,19 @@
       <w:tr>
         <w:tc>
           <w:tcPr>
-            <w:tcW w:type="dxa" w:w="1872"/>
+            <w:tcW w:type="dxa" w:w="2880"/>
           </w:tcPr>
           <w:p>
+            <w:pPr>
+              <w:spacing w:before="20" w:after="20"/>
+            </w:pPr>
             <w:r>
               <w:rPr>
+                <w:rFonts w:ascii="Calibri" w:hAnsi="Calibri"/>
                 <w:b w:val="0"/>
-                <w:sz w:val="18"/>
+                <w:i w:val="0"/>
+                <w:color w:val="000000"/>
+                <w:sz w:val="22"/>
               </w:rPr>
               <w:t>{{ equip_4_equipment }}</w:t>
             </w:r>
@@ -1252,13 +1797,19 @@
         </w:tc>
         <w:tc>
           <w:tcPr>
-            <w:tcW w:type="dxa" w:w="1872"/>
+            <w:tcW w:type="dxa" w:w="1728"/>
           </w:tcPr>
           <w:p>
+            <w:pPr>
+              <w:spacing w:before="20" w:after="20"/>
+            </w:pPr>
             <w:r>
               <w:rPr>
+                <w:rFonts w:ascii="Calibri" w:hAnsi="Calibri"/>
                 <w:b w:val="0"/>
-                <w:sz w:val="18"/>
+                <w:i w:val="0"/>
+                <w:color w:val="000000"/>
+                <w:sz w:val="22"/>
               </w:rPr>
               <w:t>{{ equip_4_make }}</w:t>
             </w:r>
@@ -1266,13 +1817,19 @@
         </w:tc>
         <w:tc>
           <w:tcPr>
-            <w:tcW w:type="dxa" w:w="1872"/>
+            <w:tcW w:type="dxa" w:w="1440"/>
           </w:tcPr>
           <w:p>
+            <w:pPr>
+              <w:spacing w:before="20" w:after="20"/>
+            </w:pPr>
             <w:r>
               <w:rPr>
+                <w:rFonts w:ascii="Calibri" w:hAnsi="Calibri"/>
                 <w:b w:val="0"/>
-                <w:sz w:val="18"/>
+                <w:i w:val="0"/>
+                <w:color w:val="000000"/>
+                <w:sz w:val="22"/>
               </w:rPr>
               <w:t>{{ equip_4_model }}</w:t>
             </w:r>
@@ -1280,13 +1837,19 @@
         </w:tc>
         <w:tc>
           <w:tcPr>
-            <w:tcW w:type="dxa" w:w="1872"/>
+            <w:tcW w:type="dxa" w:w="1440"/>
           </w:tcPr>
           <w:p>
+            <w:pPr>
+              <w:spacing w:before="20" w:after="20"/>
+            </w:pPr>
             <w:r>
               <w:rPr>
+                <w:rFonts w:ascii="Calibri" w:hAnsi="Calibri"/>
                 <w:b w:val="0"/>
-                <w:sz w:val="18"/>
+                <w:i w:val="0"/>
+                <w:color w:val="000000"/>
+                <w:sz w:val="22"/>
               </w:rPr>
               <w:t>{{ equip_4_serial }}</w:t>
             </w:r>
@@ -1297,10 +1860,16 @@
             <w:tcW w:type="dxa" w:w="1872"/>
           </w:tcPr>
           <w:p>
+            <w:pPr>
+              <w:spacing w:before="20" w:after="20"/>
+            </w:pPr>
             <w:r>
               <w:rPr>
+                <w:rFonts w:ascii="Calibri" w:hAnsi="Calibri"/>
                 <w:b w:val="0"/>
-                <w:sz w:val="18"/>
+                <w:i w:val="0"/>
+                <w:color w:val="000000"/>
+                <w:sz w:val="22"/>
               </w:rPr>
               <w:t>{{ equip_4_calibration_date }}</w:t>
             </w:r>
@@ -1310,13 +1879,19 @@
       <w:tr>
         <w:tc>
           <w:tcPr>
-            <w:tcW w:type="dxa" w:w="1872"/>
+            <w:tcW w:type="dxa" w:w="2880"/>
           </w:tcPr>
           <w:p>
+            <w:pPr>
+              <w:spacing w:before="20" w:after="20"/>
+            </w:pPr>
             <w:r>
               <w:rPr>
+                <w:rFonts w:ascii="Calibri" w:hAnsi="Calibri"/>
                 <w:b w:val="0"/>
-                <w:sz w:val="18"/>
+                <w:i w:val="0"/>
+                <w:color w:val="000000"/>
+                <w:sz w:val="22"/>
               </w:rPr>
               <w:t>{{ equip_5_equipment }}</w:t>
             </w:r>
@@ -1324,13 +1899,19 @@
         </w:tc>
         <w:tc>
           <w:tcPr>
-            <w:tcW w:type="dxa" w:w="1872"/>
+            <w:tcW w:type="dxa" w:w="1728"/>
           </w:tcPr>
           <w:p>
+            <w:pPr>
+              <w:spacing w:before="20" w:after="20"/>
+            </w:pPr>
             <w:r>
               <w:rPr>
+                <w:rFonts w:ascii="Calibri" w:hAnsi="Calibri"/>
                 <w:b w:val="0"/>
-                <w:sz w:val="18"/>
+                <w:i w:val="0"/>
+                <w:color w:val="000000"/>
+                <w:sz w:val="22"/>
               </w:rPr>
               <w:t>{{ equip_5_make }}</w:t>
             </w:r>
@@ -1338,13 +1919,19 @@
         </w:tc>
         <w:tc>
           <w:tcPr>
-            <w:tcW w:type="dxa" w:w="1872"/>
+            <w:tcW w:type="dxa" w:w="1440"/>
           </w:tcPr>
           <w:p>
+            <w:pPr>
+              <w:spacing w:before="20" w:after="20"/>
+            </w:pPr>
             <w:r>
               <w:rPr>
+                <w:rFonts w:ascii="Calibri" w:hAnsi="Calibri"/>
                 <w:b w:val="0"/>
-                <w:sz w:val="18"/>
+                <w:i w:val="0"/>
+                <w:color w:val="000000"/>
+                <w:sz w:val="22"/>
               </w:rPr>
               <w:t>{{ equip_5_model }}</w:t>
             </w:r>
@@ -1352,13 +1939,19 @@
         </w:tc>
         <w:tc>
           <w:tcPr>
-            <w:tcW w:type="dxa" w:w="1872"/>
+            <w:tcW w:type="dxa" w:w="1440"/>
           </w:tcPr>
           <w:p>
+            <w:pPr>
+              <w:spacing w:before="20" w:after="20"/>
+            </w:pPr>
             <w:r>
               <w:rPr>
+                <w:rFonts w:ascii="Calibri" w:hAnsi="Calibri"/>
                 <w:b w:val="0"/>
-                <w:sz w:val="18"/>
+                <w:i w:val="0"/>
+                <w:color w:val="000000"/>
+                <w:sz w:val="22"/>
               </w:rPr>
               <w:t>{{ equip_5_serial }}</w:t>
             </w:r>
@@ -1369,10 +1962,16 @@
             <w:tcW w:type="dxa" w:w="1872"/>
           </w:tcPr>
           <w:p>
+            <w:pPr>
+              <w:spacing w:before="20" w:after="20"/>
+            </w:pPr>
             <w:r>
               <w:rPr>
+                <w:rFonts w:ascii="Calibri" w:hAnsi="Calibri"/>
                 <w:b w:val="0"/>
-                <w:sz w:val="18"/>
+                <w:i w:val="0"/>
+                <w:color w:val="000000"/>
+                <w:sz w:val="22"/>
               </w:rPr>
               <w:t>{{ equip_5_calibration_date }}</w:t>
             </w:r>
@@ -1382,13 +1981,19 @@
       <w:tr>
         <w:tc>
           <w:tcPr>
-            <w:tcW w:type="dxa" w:w="1872"/>
+            <w:tcW w:type="dxa" w:w="2880"/>
           </w:tcPr>
           <w:p>
+            <w:pPr>
+              <w:spacing w:before="20" w:after="20"/>
+            </w:pPr>
             <w:r>
               <w:rPr>
+                <w:rFonts w:ascii="Calibri" w:hAnsi="Calibri"/>
                 <w:b w:val="0"/>
-                <w:sz w:val="18"/>
+                <w:i w:val="0"/>
+                <w:color w:val="000000"/>
+                <w:sz w:val="22"/>
               </w:rPr>
               <w:t>{{ equip_6_equipment }}</w:t>
             </w:r>
@@ -1396,13 +2001,19 @@
         </w:tc>
         <w:tc>
           <w:tcPr>
-            <w:tcW w:type="dxa" w:w="1872"/>
+            <w:tcW w:type="dxa" w:w="1728"/>
           </w:tcPr>
           <w:p>
+            <w:pPr>
+              <w:spacing w:before="20" w:after="20"/>
+            </w:pPr>
             <w:r>
               <w:rPr>
+                <w:rFonts w:ascii="Calibri" w:hAnsi="Calibri"/>
                 <w:b w:val="0"/>
-                <w:sz w:val="18"/>
+                <w:i w:val="0"/>
+                <w:color w:val="000000"/>
+                <w:sz w:val="22"/>
               </w:rPr>
               <w:t>{{ equip_6_make }}</w:t>
             </w:r>
@@ -1410,13 +2021,19 @@
         </w:tc>
         <w:tc>
           <w:tcPr>
-            <w:tcW w:type="dxa" w:w="1872"/>
+            <w:tcW w:type="dxa" w:w="1440"/>
           </w:tcPr>
           <w:p>
+            <w:pPr>
+              <w:spacing w:before="20" w:after="20"/>
+            </w:pPr>
             <w:r>
               <w:rPr>
+                <w:rFonts w:ascii="Calibri" w:hAnsi="Calibri"/>
                 <w:b w:val="0"/>
-                <w:sz w:val="18"/>
+                <w:i w:val="0"/>
+                <w:color w:val="000000"/>
+                <w:sz w:val="22"/>
               </w:rPr>
               <w:t>{{ equip_6_model }}</w:t>
             </w:r>
@@ -1424,13 +2041,19 @@
         </w:tc>
         <w:tc>
           <w:tcPr>
-            <w:tcW w:type="dxa" w:w="1872"/>
+            <w:tcW w:type="dxa" w:w="1440"/>
           </w:tcPr>
           <w:p>
+            <w:pPr>
+              <w:spacing w:before="20" w:after="20"/>
+            </w:pPr>
             <w:r>
               <w:rPr>
+                <w:rFonts w:ascii="Calibri" w:hAnsi="Calibri"/>
                 <w:b w:val="0"/>
-                <w:sz w:val="18"/>
+                <w:i w:val="0"/>
+                <w:color w:val="000000"/>
+                <w:sz w:val="22"/>
               </w:rPr>
               <w:t>{{ equip_6_serial }}</w:t>
             </w:r>
@@ -1441,10 +2064,16 @@
             <w:tcW w:type="dxa" w:w="1872"/>
           </w:tcPr>
           <w:p>
+            <w:pPr>
+              <w:spacing w:before="20" w:after="20"/>
+            </w:pPr>
             <w:r>
               <w:rPr>
+                <w:rFonts w:ascii="Calibri" w:hAnsi="Calibri"/>
                 <w:b w:val="0"/>
-                <w:sz w:val="18"/>
+                <w:i w:val="0"/>
+                <w:color w:val="000000"/>
+                <w:sz w:val="22"/>
               </w:rPr>
               <w:t>{{ equip_6_calibration_date }}</w:t>
             </w:r>
@@ -1454,13 +2083,19 @@
       <w:tr>
         <w:tc>
           <w:tcPr>
-            <w:tcW w:type="dxa" w:w="1872"/>
+            <w:tcW w:type="dxa" w:w="2880"/>
           </w:tcPr>
           <w:p>
+            <w:pPr>
+              <w:spacing w:before="20" w:after="20"/>
+            </w:pPr>
             <w:r>
               <w:rPr>
+                <w:rFonts w:ascii="Calibri" w:hAnsi="Calibri"/>
                 <w:b w:val="0"/>
-                <w:sz w:val="18"/>
+                <w:i w:val="0"/>
+                <w:color w:val="000000"/>
+                <w:sz w:val="22"/>
               </w:rPr>
               <w:t>{{ equip_7_equipment }}</w:t>
             </w:r>
@@ -1468,13 +2103,19 @@
         </w:tc>
         <w:tc>
           <w:tcPr>
-            <w:tcW w:type="dxa" w:w="1872"/>
+            <w:tcW w:type="dxa" w:w="1728"/>
           </w:tcPr>
           <w:p>
+            <w:pPr>
+              <w:spacing w:before="20" w:after="20"/>
+            </w:pPr>
             <w:r>
               <w:rPr>
+                <w:rFonts w:ascii="Calibri" w:hAnsi="Calibri"/>
                 <w:b w:val="0"/>
-                <w:sz w:val="18"/>
+                <w:i w:val="0"/>
+                <w:color w:val="000000"/>
+                <w:sz w:val="22"/>
               </w:rPr>
               <w:t>{{ equip_7_make }}</w:t>
             </w:r>
@@ -1482,13 +2123,19 @@
         </w:tc>
         <w:tc>
           <w:tcPr>
-            <w:tcW w:type="dxa" w:w="1872"/>
+            <w:tcW w:type="dxa" w:w="1440"/>
           </w:tcPr>
           <w:p>
+            <w:pPr>
+              <w:spacing w:before="20" w:after="20"/>
+            </w:pPr>
             <w:r>
               <w:rPr>
+                <w:rFonts w:ascii="Calibri" w:hAnsi="Calibri"/>
                 <w:b w:val="0"/>
-                <w:sz w:val="18"/>
+                <w:i w:val="0"/>
+                <w:color w:val="000000"/>
+                <w:sz w:val="22"/>
               </w:rPr>
               <w:t>{{ equip_7_model }}</w:t>
             </w:r>
@@ -1496,13 +2143,19 @@
         </w:tc>
         <w:tc>
           <w:tcPr>
-            <w:tcW w:type="dxa" w:w="1872"/>
+            <w:tcW w:type="dxa" w:w="1440"/>
           </w:tcPr>
           <w:p>
+            <w:pPr>
+              <w:spacing w:before="20" w:after="20"/>
+            </w:pPr>
             <w:r>
               <w:rPr>
+                <w:rFonts w:ascii="Calibri" w:hAnsi="Calibri"/>
                 <w:b w:val="0"/>
-                <w:sz w:val="18"/>
+                <w:i w:val="0"/>
+                <w:color w:val="000000"/>
+                <w:sz w:val="22"/>
               </w:rPr>
               <w:t>{{ equip_7_serial }}</w:t>
             </w:r>
@@ -1513,10 +2166,16 @@
             <w:tcW w:type="dxa" w:w="1872"/>
           </w:tcPr>
           <w:p>
+            <w:pPr>
+              <w:spacing w:before="20" w:after="20"/>
+            </w:pPr>
             <w:r>
               <w:rPr>
+                <w:rFonts w:ascii="Calibri" w:hAnsi="Calibri"/>
                 <w:b w:val="0"/>
-                <w:sz w:val="18"/>
+                <w:i w:val="0"/>
+                <w:color w:val="000000"/>
+                <w:sz w:val="22"/>
               </w:rPr>
               <w:t>{{ equip_7_calibration_date }}</w:t>
             </w:r>
@@ -1526,13 +2185,19 @@
       <w:tr>
         <w:tc>
           <w:tcPr>
-            <w:tcW w:type="dxa" w:w="1872"/>
+            <w:tcW w:type="dxa" w:w="2880"/>
           </w:tcPr>
           <w:p>
+            <w:pPr>
+              <w:spacing w:before="20" w:after="20"/>
+            </w:pPr>
             <w:r>
               <w:rPr>
+                <w:rFonts w:ascii="Calibri" w:hAnsi="Calibri"/>
                 <w:b w:val="0"/>
-                <w:sz w:val="18"/>
+                <w:i w:val="0"/>
+                <w:color w:val="000000"/>
+                <w:sz w:val="22"/>
               </w:rPr>
               <w:t>{{ equip_8_equipment }}</w:t>
             </w:r>
@@ -1540,13 +2205,19 @@
         </w:tc>
         <w:tc>
           <w:tcPr>
-            <w:tcW w:type="dxa" w:w="1872"/>
+            <w:tcW w:type="dxa" w:w="1728"/>
           </w:tcPr>
           <w:p>
+            <w:pPr>
+              <w:spacing w:before="20" w:after="20"/>
+            </w:pPr>
             <w:r>
               <w:rPr>
+                <w:rFonts w:ascii="Calibri" w:hAnsi="Calibri"/>
                 <w:b w:val="0"/>
-                <w:sz w:val="18"/>
+                <w:i w:val="0"/>
+                <w:color w:val="000000"/>
+                <w:sz w:val="22"/>
               </w:rPr>
               <w:t>{{ equip_8_make }}</w:t>
             </w:r>
@@ -1554,13 +2225,19 @@
         </w:tc>
         <w:tc>
           <w:tcPr>
-            <w:tcW w:type="dxa" w:w="1872"/>
+            <w:tcW w:type="dxa" w:w="1440"/>
           </w:tcPr>
           <w:p>
+            <w:pPr>
+              <w:spacing w:before="20" w:after="20"/>
+            </w:pPr>
             <w:r>
               <w:rPr>
+                <w:rFonts w:ascii="Calibri" w:hAnsi="Calibri"/>
                 <w:b w:val="0"/>
-                <w:sz w:val="18"/>
+                <w:i w:val="0"/>
+                <w:color w:val="000000"/>
+                <w:sz w:val="22"/>
               </w:rPr>
               <w:t>{{ equip_8_model }}</w:t>
             </w:r>
@@ -1568,13 +2245,19 @@
         </w:tc>
         <w:tc>
           <w:tcPr>
-            <w:tcW w:type="dxa" w:w="1872"/>
+            <w:tcW w:type="dxa" w:w="1440"/>
           </w:tcPr>
           <w:p>
+            <w:pPr>
+              <w:spacing w:before="20" w:after="20"/>
+            </w:pPr>
             <w:r>
               <w:rPr>
+                <w:rFonts w:ascii="Calibri" w:hAnsi="Calibri"/>
                 <w:b w:val="0"/>
-                <w:sz w:val="18"/>
+                <w:i w:val="0"/>
+                <w:color w:val="000000"/>
+                <w:sz w:val="22"/>
               </w:rPr>
               <w:t>{{ equip_8_serial }}</w:t>
             </w:r>
@@ -1585,10 +2268,16 @@
             <w:tcW w:type="dxa" w:w="1872"/>
           </w:tcPr>
           <w:p>
+            <w:pPr>
+              <w:spacing w:before="20" w:after="20"/>
+            </w:pPr>
             <w:r>
               <w:rPr>
+                <w:rFonts w:ascii="Calibri" w:hAnsi="Calibri"/>
                 <w:b w:val="0"/>
-                <w:sz w:val="18"/>
+                <w:i w:val="0"/>
+                <w:color w:val="000000"/>
+                <w:sz w:val="22"/>
               </w:rPr>
               <w:t>{{ equip_8_calibration_date }}</w:t>
             </w:r>
@@ -1597,15 +2286,23 @@
       </w:tr>
     </w:tbl>
     <w:p>
+      <w:pPr>
+        <w:spacing w:before="0" w:after="0"/>
+      </w:pPr>
       <w:r>
         <w:br w:type="page"/>
       </w:r>
     </w:p>
     <w:p>
+      <w:pPr>
+        <w:spacing w:before="120" w:after="80"/>
+      </w:pPr>
       <w:r>
         <w:rPr>
+          <w:rFonts w:ascii="Times New Roman" w:hAnsi="Times New Roman"/>
           <w:b/>
-          <w:sz w:val="24"/>
+          <w:color w:val="D31245"/>
+          <w:sz w:val="36"/>
         </w:rPr>
         <w:t>Test Sample Description</w:t>
       </w:r>
@@ -1625,14 +2322,57 @@
       <w:tr>
         <w:tc>
           <w:tcPr>
-            <w:tcW w:type="dxa" w:w="3600"/>
-            <w:shd w:val="clear" w:color="auto" w:fill="D0D0D0"/>
+            <w:tcW w:type="dxa" w:w="9360"/>
+            <w:gridSpan w:val="4"/>
+            <w:shd w:val="clear" w:color="auto" w:fill="C00000"/>
           </w:tcPr>
           <w:p>
+            <w:pPr>
+              <w:spacing w:before="20" w:after="20"/>
+            </w:pPr>
             <w:r>
               <w:rPr>
+                <w:rFonts w:ascii="Calibri" w:hAnsi="Calibri"/>
                 <w:b/>
-                <w:sz w:val="18"/>
+                <w:i w:val="0"/>
+                <w:color w:val="FFFFFF"/>
+                <w:sz w:val="24"/>
+              </w:rPr>
+              <w:t>External Packaging | Weight | Outside Dimensions (L x W x H) | Quantity</w:t>
+            </w:r>
+          </w:p>
+        </w:tc>
+      </w:tr>
+    </w:tbl>
+    <w:tbl>
+      <w:tblPr>
+        <w:tblStyle w:val="TableGrid"/>
+        <w:tblW w:type="auto" w:w="0"/>
+        <w:tblLook w:firstColumn="1" w:firstRow="1" w:lastColumn="0" w:lastRow="0" w:noHBand="0" w:noVBand="1" w:val="04A0"/>
+      </w:tblPr>
+      <w:tblGrid>
+        <w:gridCol w:w="2340"/>
+        <w:gridCol w:w="2340"/>
+        <w:gridCol w:w="2340"/>
+        <w:gridCol w:w="2340"/>
+      </w:tblGrid>
+      <w:tr>
+        <w:tc>
+          <w:tcPr>
+            <w:tcW w:type="dxa" w:w="3600"/>
+            <w:shd w:val="clear" w:color="auto" w:fill="C00000"/>
+          </w:tcPr>
+          <w:p>
+            <w:pPr>
+              <w:spacing w:before="20" w:after="20"/>
+            </w:pPr>
+            <w:r>
+              <w:rPr>
+                <w:rFonts w:ascii="Calibri" w:hAnsi="Calibri"/>
+                <w:b/>
+                <w:i w:val="0"/>
+                <w:color w:val="FFFFFF"/>
+                <w:sz w:val="22"/>
               </w:rPr>
               <w:t>External Packaging</w:t>
             </w:r>
@@ -1640,46 +2380,66 @@
         </w:tc>
         <w:tc>
           <w:tcPr>
-            <w:tcW w:type="dxa" w:w="1584"/>
-            <w:shd w:val="clear" w:color="auto" w:fill="D0D0D0"/>
+            <w:tcW w:type="dxa" w:w="1440"/>
+            <w:shd w:val="clear" w:color="auto" w:fill="C00000"/>
           </w:tcPr>
           <w:p>
+            <w:pPr>
+              <w:spacing w:before="20" w:after="20"/>
+            </w:pPr>
             <w:r>
               <w:rPr>
+                <w:rFonts w:ascii="Calibri" w:hAnsi="Calibri"/>
                 <w:b/>
-                <w:sz w:val="18"/>
+                <w:i w:val="0"/>
+                <w:color w:val="FFFFFF"/>
+                <w:sz w:val="22"/>
               </w:rPr>
-              <w:t>Weight (lbs)</w:t>
+              <w:t>Weight</w:t>
             </w:r>
           </w:p>
         </w:tc>
         <w:tc>
           <w:tcPr>
-            <w:tcW w:type="dxa" w:w="3168"/>
-            <w:shd w:val="clear" w:color="auto" w:fill="D0D0D0"/>
+            <w:tcW w:type="dxa" w:w="2880"/>
+            <w:shd w:val="clear" w:color="auto" w:fill="C00000"/>
           </w:tcPr>
           <w:p>
+            <w:pPr>
+              <w:spacing w:before="20" w:after="20"/>
+            </w:pPr>
             <w:r>
               <w:rPr>
+                <w:rFonts w:ascii="Calibri" w:hAnsi="Calibri"/>
                 <w:b/>
-                <w:sz w:val="18"/>
+                <w:i w:val="0"/>
+                <w:color w:val="FFFFFF"/>
+                <w:sz w:val="22"/>
               </w:rPr>
-              <w:t>Outside Dimensions (L x W x H)</w:t>
+              <w:t>Outside Dimensions</w:t>
+              <w:br/>
+              <w:t>(L x W x H)</w:t>
             </w:r>
           </w:p>
         </w:tc>
         <w:tc>
           <w:tcPr>
-            <w:tcW w:type="dxa" w:w="1008"/>
-            <w:shd w:val="clear" w:color="auto" w:fill="D0D0D0"/>
+            <w:tcW w:type="dxa" w:w="1440"/>
+            <w:shd w:val="clear" w:color="auto" w:fill="C00000"/>
           </w:tcPr>
           <w:p>
+            <w:pPr>
+              <w:spacing w:before="20" w:after="20"/>
+            </w:pPr>
             <w:r>
               <w:rPr>
+                <w:rFonts w:ascii="Calibri" w:hAnsi="Calibri"/>
                 <w:b/>
-                <w:sz w:val="18"/>
+                <w:i w:val="0"/>
+                <w:color w:val="FFFFFF"/>
+                <w:sz w:val="22"/>
               </w:rPr>
-              <w:t>Quantity</w:t>
+              <w:t>Qty</w:t>
             </w:r>
           </w:p>
         </w:tc>
@@ -1690,10 +2450,16 @@
             <w:tcW w:type="dxa" w:w="3600"/>
           </w:tcPr>
           <w:p>
+            <w:pPr>
+              <w:spacing w:before="20" w:after="20"/>
+            </w:pPr>
             <w:r>
               <w:rPr>
+                <w:rFonts w:ascii="Calibri" w:hAnsi="Calibri"/>
                 <w:b w:val="0"/>
-                <w:sz w:val="18"/>
+                <w:i w:val="0"/>
+                <w:color w:val="000000"/>
+                <w:sz w:val="22"/>
               </w:rPr>
               <w:t>{{ packaging_description }}</w:t>
             </w:r>
@@ -1701,13 +2467,19 @@
         </w:tc>
         <w:tc>
           <w:tcPr>
-            <w:tcW w:type="dxa" w:w="1584"/>
+            <w:tcW w:type="dxa" w:w="1440"/>
           </w:tcPr>
           <w:p>
+            <w:pPr>
+              <w:spacing w:before="20" w:after="20"/>
+            </w:pPr>
             <w:r>
               <w:rPr>
+                <w:rFonts w:ascii="Calibri" w:hAnsi="Calibri"/>
                 <w:b w:val="0"/>
-                <w:sz w:val="18"/>
+                <w:i w:val="0"/>
+                <w:color w:val="000000"/>
+                <w:sz w:val="22"/>
               </w:rPr>
               <w:t>{{ weight_lbs }}</w:t>
             </w:r>
@@ -1715,13 +2487,19 @@
         </w:tc>
         <w:tc>
           <w:tcPr>
-            <w:tcW w:type="dxa" w:w="3168"/>
+            <w:tcW w:type="dxa" w:w="2880"/>
           </w:tcPr>
           <w:p>
+            <w:pPr>
+              <w:spacing w:before="20" w:after="20"/>
+            </w:pPr>
             <w:r>
               <w:rPr>
+                <w:rFonts w:ascii="Calibri" w:hAnsi="Calibri"/>
                 <w:b w:val="0"/>
-                <w:sz w:val="18"/>
+                <w:i w:val="0"/>
+                <w:color w:val="000000"/>
+                <w:sz w:val="22"/>
               </w:rPr>
               <w:t>{{ dimensions_lwh }}</w:t>
             </w:r>
@@ -1729,13 +2507,19 @@
         </w:tc>
         <w:tc>
           <w:tcPr>
-            <w:tcW w:type="dxa" w:w="1008"/>
+            <w:tcW w:type="dxa" w:w="1440"/>
           </w:tcPr>
           <w:p>
+            <w:pPr>
+              <w:spacing w:before="20" w:after="20"/>
+            </w:pPr>
             <w:r>
               <w:rPr>
+                <w:rFonts w:ascii="Calibri" w:hAnsi="Calibri"/>
                 <w:b w:val="0"/>
-                <w:sz w:val="18"/>
+                <w:i w:val="0"/>
+                <w:color w:val="000000"/>
+                <w:sz w:val="22"/>
               </w:rPr>
               <w:t>{{ quantity }}</w:t>
             </w:r>
@@ -1760,13 +2544,16 @@
           </w:tcPr>
           <w:p>
             <w:pPr>
+              <w:spacing w:before="20" w:after="20"/>
               <w:jc w:val="center"/>
             </w:pPr>
             <w:r>
               <w:rPr>
+                <w:rFonts w:ascii="Calibri" w:hAnsi="Calibri"/>
                 <w:b w:val="0"/>
+                <w:i w:val="0"/>
                 <w:color w:val="969696"/>
-                <w:sz w:val="16"/>
+                <w:sz w:val="18"/>
               </w:rPr>
               <w:t>[IMG: pre_1]</w:t>
             </w:r>
@@ -1775,28 +2562,60 @@
       </w:tr>
     </w:tbl>
     <w:p>
+      <w:pPr>
+        <w:spacing w:before="0" w:after="0"/>
+      </w:pPr>
       <w:r>
         <w:br w:type="page"/>
       </w:r>
     </w:p>
     <w:p>
+      <w:pPr>
+        <w:spacing w:before="120" w:after="80"/>
+      </w:pPr>
       <w:r>
         <w:rPr>
+          <w:rFonts w:ascii="Times New Roman" w:hAnsi="Times New Roman"/>
           <w:b/>
-          <w:sz w:val="24"/>
+          <w:color w:val="D31245"/>
+          <w:sz w:val="36"/>
         </w:rPr>
         <w:t>Pretest Preparation</w:t>
       </w:r>
     </w:p>
-    <w:p>
-      <w:r>
-        <w:rPr>
-          <w:i w:val="0"/>
-          <w:sz w:val="18"/>
-        </w:rPr>
-        <w:t>Accelerometer</w:t>
-      </w:r>
-    </w:p>
+    <w:tbl>
+      <w:tblPr>
+        <w:tblStyle w:val="TableGrid"/>
+        <w:tblW w:type="auto" w:w="0"/>
+        <w:tblLook w:firstColumn="1" w:firstRow="1" w:lastColumn="0" w:lastRow="0" w:noHBand="0" w:noVBand="1" w:val="04A0"/>
+      </w:tblPr>
+      <w:tblGrid>
+        <w:gridCol w:w="9360"/>
+      </w:tblGrid>
+      <w:tr>
+        <w:tc>
+          <w:tcPr>
+            <w:tcW w:type="dxa" w:w="9360"/>
+            <w:shd w:val="clear" w:color="auto" w:fill="C00000"/>
+          </w:tcPr>
+          <w:p>
+            <w:pPr>
+              <w:spacing w:before="20" w:after="20"/>
+            </w:pPr>
+            <w:r>
+              <w:rPr>
+                <w:rFonts w:ascii="Calibri" w:hAnsi="Calibri"/>
+                <w:b/>
+                <w:i w:val="0"/>
+                <w:color w:val="FFFFFF"/>
+                <w:sz w:val="24"/>
+              </w:rPr>
+              <w:t>Accelerometer</w:t>
+            </w:r>
+          </w:p>
+        </w:tc>
+      </w:tr>
+    </w:tbl>
     <w:tbl>
       <w:tblPr>
         <w:tblStyle w:val="TableGrid"/>
@@ -1814,13 +2633,16 @@
           </w:tcPr>
           <w:p>
             <w:pPr>
+              <w:spacing w:before="20" w:after="20"/>
               <w:jc w:val="center"/>
             </w:pPr>
             <w:r>
               <w:rPr>
+                <w:rFonts w:ascii="Calibri" w:hAnsi="Calibri"/>
                 <w:b w:val="0"/>
+                <w:i w:val="0"/>
                 <w:color w:val="969696"/>
-                <w:sz w:val="16"/>
+                <w:sz w:val="18"/>
               </w:rPr>
               <w:t>[IMG: accel_1]</w:t>
             </w:r>
@@ -1832,13 +2654,16 @@
           </w:tcPr>
           <w:p>
             <w:pPr>
+              <w:spacing w:before="20" w:after="20"/>
               <w:jc w:val="center"/>
             </w:pPr>
             <w:r>
               <w:rPr>
+                <w:rFonts w:ascii="Calibri" w:hAnsi="Calibri"/>
                 <w:b w:val="0"/>
+                <w:i w:val="0"/>
                 <w:color w:val="969696"/>
-                <w:sz w:val="16"/>
+                <w:sz w:val="18"/>
               </w:rPr>
               <w:t>[IMG: accel_2]</w:t>
             </w:r>
@@ -1847,24 +2672,55 @@
       </w:tr>
     </w:tbl>
     <w:p>
+      <w:pPr>
+        <w:spacing w:before="0" w:after="60"/>
+      </w:pPr>
       <w:r>
         <w:rPr>
+          <w:rFonts w:ascii="Calibri" w:hAnsi="Calibri"/>
           <w:i/>
-          <w:sz w:val="18"/>
+          <w:sz w:val="24"/>
         </w:rPr>
         <w:t>See above image for notations of X, Y, Z axes.</w:t>
       </w:r>
     </w:p>
+    <w:tbl>
+      <w:tblPr>
+        <w:tblStyle w:val="TableGrid"/>
+        <w:tblW w:type="auto" w:w="0"/>
+        <w:tblLook w:firstColumn="1" w:firstRow="1" w:lastColumn="0" w:lastRow="0" w:noHBand="0" w:noVBand="1" w:val="04A0"/>
+      </w:tblPr>
+      <w:tblGrid>
+        <w:gridCol w:w="9360"/>
+      </w:tblGrid>
+      <w:tr>
+        <w:tc>
+          <w:tcPr>
+            <w:tcW w:type="dxa" w:w="9360"/>
+            <w:shd w:val="clear" w:color="auto" w:fill="C00000"/>
+          </w:tcPr>
+          <w:p>
+            <w:pPr>
+              <w:spacing w:before="20" w:after="20"/>
+            </w:pPr>
+            <w:r>
+              <w:rPr>
+                <w:rFonts w:ascii="Calibri" w:hAnsi="Calibri"/>
+                <w:b/>
+                <w:i w:val="0"/>
+                <w:color w:val="FFFFFF"/>
+                <w:sz w:val="24"/>
+              </w:rPr>
+              <w:t>Pretest Photos</w:t>
+            </w:r>
+          </w:p>
+        </w:tc>
+      </w:tr>
+    </w:tbl>
     <w:p>
-      <w:r>
-        <w:rPr>
-          <w:i w:val="0"/>
-          <w:sz w:val="18"/>
-        </w:rPr>
-        <w:t>Pretest Photos</w:t>
-      </w:r>
-    </w:p>
-    <w:p>
+      <w:pPr>
+        <w:spacing w:before="0" w:after="0"/>
+      </w:pPr>
       <w:r>
         <w:br w:type="page"/>
       </w:r>
@@ -1886,13 +2742,16 @@
           </w:tcPr>
           <w:p>
             <w:pPr>
+              <w:spacing w:before="20" w:after="20"/>
               <w:jc w:val="center"/>
             </w:pPr>
             <w:r>
               <w:rPr>
+                <w:rFonts w:ascii="Calibri" w:hAnsi="Calibri"/>
                 <w:b w:val="0"/>
+                <w:i w:val="0"/>
                 <w:color w:val="969696"/>
-                <w:sz w:val="16"/>
+                <w:sz w:val="18"/>
               </w:rPr>
               <w:t>[IMG: pre_2]</w:t>
             </w:r>
@@ -1904,13 +2763,16 @@
           </w:tcPr>
           <w:p>
             <w:pPr>
+              <w:spacing w:before="20" w:after="20"/>
               <w:jc w:val="center"/>
             </w:pPr>
             <w:r>
               <w:rPr>
+                <w:rFonts w:ascii="Calibri" w:hAnsi="Calibri"/>
                 <w:b w:val="0"/>
+                <w:i w:val="0"/>
                 <w:color w:val="969696"/>
-                <w:sz w:val="16"/>
+                <w:sz w:val="18"/>
               </w:rPr>
               <w:t>[IMG: pre_3]</w:t>
             </w:r>
@@ -1924,13 +2786,16 @@
           </w:tcPr>
           <w:p>
             <w:pPr>
+              <w:spacing w:before="20" w:after="20"/>
               <w:jc w:val="center"/>
             </w:pPr>
             <w:r>
               <w:rPr>
+                <w:rFonts w:ascii="Calibri" w:hAnsi="Calibri"/>
                 <w:b w:val="0"/>
+                <w:i w:val="0"/>
                 <w:color w:val="969696"/>
-                <w:sz w:val="16"/>
+                <w:sz w:val="18"/>
               </w:rPr>
               <w:t>[IMG: pre_4]</w:t>
             </w:r>
@@ -1942,13 +2807,16 @@
           </w:tcPr>
           <w:p>
             <w:pPr>
+              <w:spacing w:before="20" w:after="20"/>
               <w:jc w:val="center"/>
             </w:pPr>
             <w:r>
               <w:rPr>
+                <w:rFonts w:ascii="Calibri" w:hAnsi="Calibri"/>
                 <w:b w:val="0"/>
+                <w:i w:val="0"/>
                 <w:color w:val="969696"/>
-                <w:sz w:val="16"/>
+                <w:sz w:val="18"/>
               </w:rPr>
               <w:t>[IMG: pre_5]</w:t>
             </w:r>
@@ -1957,6 +2825,9 @@
       </w:tr>
     </w:tbl>
     <w:p>
+      <w:pPr>
+        <w:spacing w:before="0" w:after="0"/>
+      </w:pPr>
       <w:r>
         <w:br w:type="page"/>
       </w:r>
@@ -1978,13 +2849,16 @@
           </w:tcPr>
           <w:p>
             <w:pPr>
+              <w:spacing w:before="20" w:after="20"/>
               <w:jc w:val="center"/>
             </w:pPr>
             <w:r>
               <w:rPr>
+                <w:rFonts w:ascii="Calibri" w:hAnsi="Calibri"/>
                 <w:b w:val="0"/>
+                <w:i w:val="0"/>
                 <w:color w:val="969696"/>
-                <w:sz w:val="16"/>
+                <w:sz w:val="18"/>
               </w:rPr>
               <w:t>[IMG: pre_6]</w:t>
             </w:r>
@@ -1996,13 +2870,16 @@
           </w:tcPr>
           <w:p>
             <w:pPr>
+              <w:spacing w:before="20" w:after="20"/>
               <w:jc w:val="center"/>
             </w:pPr>
             <w:r>
               <w:rPr>
+                <w:rFonts w:ascii="Calibri" w:hAnsi="Calibri"/>
                 <w:b w:val="0"/>
+                <w:i w:val="0"/>
                 <w:color w:val="969696"/>
-                <w:sz w:val="16"/>
+                <w:sz w:val="18"/>
               </w:rPr>
               <w:t>[IMG: pre_7]</w:t>
             </w:r>
@@ -2011,45 +2888,52 @@
       </w:tr>
     </w:tbl>
     <w:p>
+      <w:pPr>
+        <w:spacing w:before="0" w:after="0"/>
+      </w:pPr>
       <w:r>
         <w:br w:type="page"/>
       </w:r>
     </w:p>
     <w:p>
+      <w:pPr>
+        <w:spacing w:before="120" w:after="80"/>
+      </w:pPr>
       <w:r>
         <w:rPr>
+          <w:rFonts w:ascii="Times New Roman" w:hAnsi="Times New Roman"/>
           <w:b/>
-          <w:sz w:val="24"/>
+          <w:color w:val="D31245"/>
+          <w:sz w:val="36"/>
         </w:rPr>
         <w:t>Test Sequence 1 - Atmospheric Preconditioning</w:t>
       </w:r>
     </w:p>
     <w:p>
+      <w:pPr>
+        <w:spacing w:before="0" w:after="60"/>
+      </w:pPr>
       <w:r>
         <w:rPr>
+          <w:rFonts w:ascii="Calibri" w:hAnsi="Calibri"/>
           <w:i w:val="0"/>
-          <w:sz w:val="18"/>
+          <w:sz w:val="24"/>
         </w:rPr>
         <w:t>The package system was exposed to ambient laboratory conditions for a minimum duration of twelve (12) hours.</w:t>
       </w:r>
     </w:p>
-    <w:p/>
     <w:p>
+      <w:pPr>
+        <w:spacing w:before="120" w:after="80"/>
+      </w:pPr>
       <w:r>
         <w:rPr>
+          <w:rFonts w:ascii="Times New Roman" w:hAnsi="Times New Roman"/>
           <w:b/>
-          <w:sz w:val="24"/>
+          <w:color w:val="D31245"/>
+          <w:sz w:val="36"/>
         </w:rPr>
-        <w:t>Test Sequence 2 - Tip / Tip Over</w:t>
-      </w:r>
-    </w:p>
-    <w:p>
-      <w:r>
-        <w:rPr>
-          <w:i w:val="0"/>
-          <w:sz w:val="18"/>
-        </w:rPr>
-        <w:t>Tip / Tip Over</w:t>
+        <w:t>Test Sequence 2 - Tip/Tip Over</w:t>
       </w:r>
     </w:p>
     <w:tbl>
@@ -2066,14 +2950,43 @@
       <w:tr>
         <w:tc>
           <w:tcPr>
-            <w:tcW w:type="dxa" w:w="1728"/>
-            <w:shd w:val="clear" w:color="auto" w:fill="D0D0D0"/>
+            <w:tcW w:type="dxa" w:w="9360"/>
+            <w:gridSpan w:val="3"/>
+            <w:shd w:val="clear" w:color="auto" w:fill="C00000"/>
           </w:tcPr>
           <w:p>
+            <w:pPr>
+              <w:spacing w:before="20" w:after="20"/>
+            </w:pPr>
             <w:r>
               <w:rPr>
+                <w:rFonts w:ascii="Calibri" w:hAnsi="Calibri"/>
                 <w:b/>
-                <w:sz w:val="18"/>
+                <w:i w:val="0"/>
+                <w:color w:val="FFFFFF"/>
+                <w:sz w:val="24"/>
+              </w:rPr>
+              <w:t>Tip/Tip Over</w:t>
+            </w:r>
+          </w:p>
+        </w:tc>
+      </w:tr>
+      <w:tr>
+        <w:tc>
+          <w:tcPr>
+            <w:tcW w:type="dxa" w:w="1152"/>
+          </w:tcPr>
+          <w:p>
+            <w:pPr>
+              <w:spacing w:before="20" w:after="20"/>
+            </w:pPr>
+            <w:r>
+              <w:rPr>
+                <w:rFonts w:ascii="Calibri" w:hAnsi="Calibri"/>
+                <w:b/>
+                <w:i w:val="0"/>
+                <w:color w:val="000000"/>
+                <w:sz w:val="24"/>
               </w:rPr>
               <w:t>Test No.</w:t>
             </w:r>
@@ -2081,14 +2994,19 @@
         </w:tc>
         <w:tc>
           <w:tcPr>
-            <w:tcW w:type="dxa" w:w="4320"/>
-            <w:shd w:val="clear" w:color="auto" w:fill="D0D0D0"/>
+            <w:tcW w:type="dxa" w:w="5328"/>
           </w:tcPr>
           <w:p>
+            <w:pPr>
+              <w:spacing w:before="20" w:after="20"/>
+            </w:pPr>
             <w:r>
               <w:rPr>
+                <w:rFonts w:ascii="Calibri" w:hAnsi="Calibri"/>
                 <w:b/>
-                <w:sz w:val="18"/>
+                <w:i w:val="0"/>
+                <w:color w:val="000000"/>
+                <w:sz w:val="24"/>
               </w:rPr>
               <w:t>Orientation</w:t>
             </w:r>
@@ -2096,14 +3014,19 @@
         </w:tc>
         <w:tc>
           <w:tcPr>
-            <w:tcW w:type="dxa" w:w="2592"/>
-            <w:shd w:val="clear" w:color="auto" w:fill="D0D0D0"/>
+            <w:tcW w:type="dxa" w:w="2880"/>
           </w:tcPr>
           <w:p>
+            <w:pPr>
+              <w:spacing w:before="20" w:after="20"/>
+            </w:pPr>
             <w:r>
               <w:rPr>
+                <w:rFonts w:ascii="Calibri" w:hAnsi="Calibri"/>
                 <w:b/>
-                <w:sz w:val="18"/>
+                <w:i w:val="0"/>
+                <w:color w:val="000000"/>
+                <w:sz w:val="24"/>
               </w:rPr>
               <w:t>Angle (°)</w:t>
             </w:r>
@@ -2113,13 +3036,19 @@
       <w:tr>
         <w:tc>
           <w:tcPr>
-            <w:tcW w:type="dxa" w:w="3120"/>
+            <w:tcW w:type="dxa" w:w="1152"/>
           </w:tcPr>
           <w:p>
+            <w:pPr>
+              <w:spacing w:before="20" w:after="20"/>
+            </w:pPr>
             <w:r>
               <w:rPr>
+                <w:rFonts w:ascii="Calibri" w:hAnsi="Calibri"/>
                 <w:b w:val="0"/>
-                <w:sz w:val="18"/>
+                <w:i w:val="0"/>
+                <w:color w:val="000000"/>
+                <w:sz w:val="24"/>
               </w:rPr>
               <w:t>1</w:t>
             </w:r>
@@ -2127,13 +3056,19 @@
         </w:tc>
         <w:tc>
           <w:tcPr>
-            <w:tcW w:type="dxa" w:w="3120"/>
+            <w:tcW w:type="dxa" w:w="5328"/>
           </w:tcPr>
           <w:p>
+            <w:pPr>
+              <w:spacing w:before="20" w:after="20"/>
+            </w:pPr>
             <w:r>
               <w:rPr>
+                <w:rFonts w:ascii="Calibri" w:hAnsi="Calibri"/>
                 <w:b w:val="0"/>
-                <w:sz w:val="18"/>
+                <w:i w:val="0"/>
+                <w:color w:val="000000"/>
+                <w:sz w:val="24"/>
               </w:rPr>
               <w:t>{{ seq2_test1_orientation }}</w:t>
             </w:r>
@@ -2141,13 +3076,19 @@
         </w:tc>
         <w:tc>
           <w:tcPr>
-            <w:tcW w:type="dxa" w:w="3120"/>
+            <w:tcW w:type="dxa" w:w="2880"/>
           </w:tcPr>
           <w:p>
+            <w:pPr>
+              <w:spacing w:before="20" w:after="20"/>
+            </w:pPr>
             <w:r>
               <w:rPr>
+                <w:rFonts w:ascii="Calibri" w:hAnsi="Calibri"/>
                 <w:b w:val="0"/>
-                <w:sz w:val="18"/>
+                <w:i w:val="0"/>
+                <w:color w:val="000000"/>
+                <w:sz w:val="24"/>
               </w:rPr>
               <w:t>{{ seq2_test1_angle }}</w:t>
             </w:r>
@@ -2157,13 +3098,19 @@
       <w:tr>
         <w:tc>
           <w:tcPr>
-            <w:tcW w:type="dxa" w:w="3120"/>
+            <w:tcW w:type="dxa" w:w="1152"/>
           </w:tcPr>
           <w:p>
+            <w:pPr>
+              <w:spacing w:before="20" w:after="20"/>
+            </w:pPr>
             <w:r>
               <w:rPr>
+                <w:rFonts w:ascii="Calibri" w:hAnsi="Calibri"/>
                 <w:b w:val="0"/>
-                <w:sz w:val="18"/>
+                <w:i w:val="0"/>
+                <w:color w:val="000000"/>
+                <w:sz w:val="24"/>
               </w:rPr>
               <w:t>2</w:t>
             </w:r>
@@ -2171,13 +3118,19 @@
         </w:tc>
         <w:tc>
           <w:tcPr>
-            <w:tcW w:type="dxa" w:w="3120"/>
+            <w:tcW w:type="dxa" w:w="5328"/>
           </w:tcPr>
           <w:p>
+            <w:pPr>
+              <w:spacing w:before="20" w:after="20"/>
+            </w:pPr>
             <w:r>
               <w:rPr>
+                <w:rFonts w:ascii="Calibri" w:hAnsi="Calibri"/>
                 <w:b w:val="0"/>
-                <w:sz w:val="18"/>
+                <w:i w:val="0"/>
+                <w:color w:val="000000"/>
+                <w:sz w:val="24"/>
               </w:rPr>
               <w:t>{{ seq2_test2_orientation }}</w:t>
             </w:r>
@@ -2185,13 +3138,19 @@
         </w:tc>
         <w:tc>
           <w:tcPr>
-            <w:tcW w:type="dxa" w:w="3120"/>
+            <w:tcW w:type="dxa" w:w="2880"/>
           </w:tcPr>
           <w:p>
+            <w:pPr>
+              <w:spacing w:before="20" w:after="20"/>
+            </w:pPr>
             <w:r>
               <w:rPr>
+                <w:rFonts w:ascii="Calibri" w:hAnsi="Calibri"/>
                 <w:b w:val="0"/>
-                <w:sz w:val="18"/>
+                <w:i w:val="0"/>
+                <w:color w:val="000000"/>
+                <w:sz w:val="24"/>
               </w:rPr>
               <w:t>{{ seq2_test2_angle }}</w:t>
             </w:r>
@@ -2201,13 +3160,19 @@
       <w:tr>
         <w:tc>
           <w:tcPr>
-            <w:tcW w:type="dxa" w:w="3120"/>
+            <w:tcW w:type="dxa" w:w="1152"/>
           </w:tcPr>
           <w:p>
+            <w:pPr>
+              <w:spacing w:before="20" w:after="20"/>
+            </w:pPr>
             <w:r>
               <w:rPr>
+                <w:rFonts w:ascii="Calibri" w:hAnsi="Calibri"/>
                 <w:b w:val="0"/>
-                <w:sz w:val="18"/>
+                <w:i w:val="0"/>
+                <w:color w:val="000000"/>
+                <w:sz w:val="24"/>
               </w:rPr>
               <w:t>3</w:t>
             </w:r>
@@ -2215,13 +3180,19 @@
         </w:tc>
         <w:tc>
           <w:tcPr>
-            <w:tcW w:type="dxa" w:w="3120"/>
+            <w:tcW w:type="dxa" w:w="5328"/>
           </w:tcPr>
           <w:p>
+            <w:pPr>
+              <w:spacing w:before="20" w:after="20"/>
+            </w:pPr>
             <w:r>
               <w:rPr>
+                <w:rFonts w:ascii="Calibri" w:hAnsi="Calibri"/>
                 <w:b w:val="0"/>
-                <w:sz w:val="18"/>
+                <w:i w:val="0"/>
+                <w:color w:val="000000"/>
+                <w:sz w:val="24"/>
               </w:rPr>
               <w:t>{{ seq2_test3_orientation }}</w:t>
             </w:r>
@@ -2229,13 +3200,19 @@
         </w:tc>
         <w:tc>
           <w:tcPr>
-            <w:tcW w:type="dxa" w:w="3120"/>
+            <w:tcW w:type="dxa" w:w="2880"/>
           </w:tcPr>
           <w:p>
+            <w:pPr>
+              <w:spacing w:before="20" w:after="20"/>
+            </w:pPr>
             <w:r>
               <w:rPr>
+                <w:rFonts w:ascii="Calibri" w:hAnsi="Calibri"/>
                 <w:b w:val="0"/>
-                <w:sz w:val="18"/>
+                <w:i w:val="0"/>
+                <w:color w:val="000000"/>
+                <w:sz w:val="24"/>
               </w:rPr>
               <w:t>{{ seq2_test3_angle }}</w:t>
             </w:r>
@@ -2245,13 +3222,19 @@
       <w:tr>
         <w:tc>
           <w:tcPr>
-            <w:tcW w:type="dxa" w:w="3120"/>
+            <w:tcW w:type="dxa" w:w="1152"/>
           </w:tcPr>
           <w:p>
+            <w:pPr>
+              <w:spacing w:before="20" w:after="20"/>
+            </w:pPr>
             <w:r>
               <w:rPr>
+                <w:rFonts w:ascii="Calibri" w:hAnsi="Calibri"/>
                 <w:b w:val="0"/>
-                <w:sz w:val="18"/>
+                <w:i w:val="0"/>
+                <w:color w:val="000000"/>
+                <w:sz w:val="24"/>
               </w:rPr>
               <w:t>4</w:t>
             </w:r>
@@ -2259,13 +3242,19 @@
         </w:tc>
         <w:tc>
           <w:tcPr>
-            <w:tcW w:type="dxa" w:w="3120"/>
+            <w:tcW w:type="dxa" w:w="5328"/>
           </w:tcPr>
           <w:p>
+            <w:pPr>
+              <w:spacing w:before="20" w:after="20"/>
+            </w:pPr>
             <w:r>
               <w:rPr>
+                <w:rFonts w:ascii="Calibri" w:hAnsi="Calibri"/>
                 <w:b w:val="0"/>
-                <w:sz w:val="18"/>
+                <w:i w:val="0"/>
+                <w:color w:val="000000"/>
+                <w:sz w:val="24"/>
               </w:rPr>
               <w:t>{{ seq2_test4_orientation }}</w:t>
             </w:r>
@@ -2273,13 +3262,19 @@
         </w:tc>
         <w:tc>
           <w:tcPr>
-            <w:tcW w:type="dxa" w:w="3120"/>
+            <w:tcW w:type="dxa" w:w="2880"/>
           </w:tcPr>
           <w:p>
+            <w:pPr>
+              <w:spacing w:before="20" w:after="20"/>
+            </w:pPr>
             <w:r>
               <w:rPr>
+                <w:rFonts w:ascii="Calibri" w:hAnsi="Calibri"/>
                 <w:b w:val="0"/>
-                <w:sz w:val="18"/>
+                <w:i w:val="0"/>
+                <w:color w:val="000000"/>
+                <w:sz w:val="24"/>
               </w:rPr>
               <w:t>{{ seq2_test4_angle }}</w:t>
             </w:r>
@@ -2287,7 +3282,6 @@
         </w:tc>
       </w:tr>
     </w:tbl>
-    <w:p/>
     <w:tbl>
       <w:tblPr>
         <w:tblStyle w:val="TableGrid"/>
@@ -2305,13 +3299,16 @@
           </w:tcPr>
           <w:p>
             <w:pPr>
+              <w:spacing w:before="20" w:after="20"/>
               <w:jc w:val="center"/>
             </w:pPr>
             <w:r>
               <w:rPr>
+                <w:rFonts w:ascii="Calibri" w:hAnsi="Calibri"/>
                 <w:b w:val="0"/>
+                <w:i w:val="0"/>
                 <w:color w:val="969696"/>
-                <w:sz w:val="16"/>
+                <w:sz w:val="18"/>
               </w:rPr>
               <w:t>[IMG: seq2_1]</w:t>
             </w:r>
@@ -2323,13 +3320,16 @@
           </w:tcPr>
           <w:p>
             <w:pPr>
+              <w:spacing w:before="20" w:after="20"/>
               <w:jc w:val="center"/>
             </w:pPr>
             <w:r>
               <w:rPr>
+                <w:rFonts w:ascii="Calibri" w:hAnsi="Calibri"/>
                 <w:b w:val="0"/>
+                <w:i w:val="0"/>
                 <w:color w:val="969696"/>
-                <w:sz w:val="16"/>
+                <w:sz w:val="18"/>
               </w:rPr>
               <w:t>[IMG: seq2_2]</w:t>
             </w:r>
@@ -2340,15 +3340,20 @@
         <w:tc>
           <w:tcPr>
             <w:tcW w:type="dxa" w:w="4680"/>
+            <w:shd w:val="clear" w:color="auto" w:fill="C00000"/>
           </w:tcPr>
           <w:p>
             <w:pPr>
+              <w:spacing w:before="20" w:after="20"/>
               <w:jc w:val="center"/>
             </w:pPr>
             <w:r>
               <w:rPr>
-                <w:b w:val="0"/>
-                <w:sz w:val="16"/>
+                <w:rFonts w:ascii="Calibri" w:hAnsi="Calibri"/>
+                <w:b/>
+                <w:i w:val="0"/>
+                <w:color w:val="FFFFFF"/>
+                <w:sz w:val="22"/>
               </w:rPr>
               <w:t>{{ seq2_test1_orientation }}</w:t>
             </w:r>
@@ -2357,15 +3362,20 @@
         <w:tc>
           <w:tcPr>
             <w:tcW w:type="dxa" w:w="4680"/>
+            <w:shd w:val="clear" w:color="auto" w:fill="C00000"/>
           </w:tcPr>
           <w:p>
             <w:pPr>
+              <w:spacing w:before="20" w:after="20"/>
               <w:jc w:val="center"/>
             </w:pPr>
             <w:r>
               <w:rPr>
-                <w:b w:val="0"/>
-                <w:sz w:val="16"/>
+                <w:rFonts w:ascii="Calibri" w:hAnsi="Calibri"/>
+                <w:b/>
+                <w:i w:val="0"/>
+                <w:color w:val="FFFFFF"/>
+                <w:sz w:val="22"/>
               </w:rPr>
               <w:t>{{ seq2_test1_orientation }}</w:t>
             </w:r>
@@ -2390,13 +3400,16 @@
           </w:tcPr>
           <w:p>
             <w:pPr>
+              <w:spacing w:before="20" w:after="20"/>
               <w:jc w:val="center"/>
             </w:pPr>
             <w:r>
               <w:rPr>
+                <w:rFonts w:ascii="Calibri" w:hAnsi="Calibri"/>
                 <w:b w:val="0"/>
+                <w:i w:val="0"/>
                 <w:color w:val="969696"/>
-                <w:sz w:val="16"/>
+                <w:sz w:val="18"/>
               </w:rPr>
               <w:t>[IMG: seq2_3]</w:t>
             </w:r>
@@ -2408,13 +3421,16 @@
           </w:tcPr>
           <w:p>
             <w:pPr>
+              <w:spacing w:before="20" w:after="20"/>
               <w:jc w:val="center"/>
             </w:pPr>
             <w:r>
               <w:rPr>
+                <w:rFonts w:ascii="Calibri" w:hAnsi="Calibri"/>
                 <w:b w:val="0"/>
+                <w:i w:val="0"/>
                 <w:color w:val="969696"/>
-                <w:sz w:val="16"/>
+                <w:sz w:val="18"/>
               </w:rPr>
               <w:t>[IMG: seq2_4]</w:t>
             </w:r>
@@ -2425,15 +3441,20 @@
         <w:tc>
           <w:tcPr>
             <w:tcW w:type="dxa" w:w="4680"/>
+            <w:shd w:val="clear" w:color="auto" w:fill="C00000"/>
           </w:tcPr>
           <w:p>
             <w:pPr>
+              <w:spacing w:before="20" w:after="20"/>
               <w:jc w:val="center"/>
             </w:pPr>
             <w:r>
               <w:rPr>
-                <w:b w:val="0"/>
-                <w:sz w:val="16"/>
+                <w:rFonts w:ascii="Calibri" w:hAnsi="Calibri"/>
+                <w:b/>
+                <w:i w:val="0"/>
+                <w:color w:val="FFFFFF"/>
+                <w:sz w:val="22"/>
               </w:rPr>
               <w:t>{{ seq2_test2_orientation }}</w:t>
             </w:r>
@@ -2442,15 +3463,20 @@
         <w:tc>
           <w:tcPr>
             <w:tcW w:type="dxa" w:w="4680"/>
+            <w:shd w:val="clear" w:color="auto" w:fill="C00000"/>
           </w:tcPr>
           <w:p>
             <w:pPr>
+              <w:spacing w:before="20" w:after="20"/>
               <w:jc w:val="center"/>
             </w:pPr>
             <w:r>
               <w:rPr>
-                <w:b w:val="0"/>
-                <w:sz w:val="16"/>
+                <w:rFonts w:ascii="Calibri" w:hAnsi="Calibri"/>
+                <w:b/>
+                <w:i w:val="0"/>
+                <w:color w:val="FFFFFF"/>
+                <w:sz w:val="22"/>
               </w:rPr>
               <w:t>{{ seq2_test2_orientation }}</w:t>
             </w:r>
@@ -2475,13 +3501,16 @@
           </w:tcPr>
           <w:p>
             <w:pPr>
+              <w:spacing w:before="20" w:after="20"/>
               <w:jc w:val="center"/>
             </w:pPr>
             <w:r>
               <w:rPr>
+                <w:rFonts w:ascii="Calibri" w:hAnsi="Calibri"/>
                 <w:b w:val="0"/>
+                <w:i w:val="0"/>
                 <w:color w:val="969696"/>
-                <w:sz w:val="16"/>
+                <w:sz w:val="18"/>
               </w:rPr>
               <w:t>[IMG: seq2_5]</w:t>
             </w:r>
@@ -2493,13 +3522,16 @@
           </w:tcPr>
           <w:p>
             <w:pPr>
+              <w:spacing w:before="20" w:after="20"/>
               <w:jc w:val="center"/>
             </w:pPr>
             <w:r>
               <w:rPr>
+                <w:rFonts w:ascii="Calibri" w:hAnsi="Calibri"/>
                 <w:b w:val="0"/>
+                <w:i w:val="0"/>
                 <w:color w:val="969696"/>
-                <w:sz w:val="16"/>
+                <w:sz w:val="18"/>
               </w:rPr>
               <w:t>[IMG: seq2_6]</w:t>
             </w:r>
@@ -2510,15 +3542,20 @@
         <w:tc>
           <w:tcPr>
             <w:tcW w:type="dxa" w:w="4680"/>
+            <w:shd w:val="clear" w:color="auto" w:fill="C00000"/>
           </w:tcPr>
           <w:p>
             <w:pPr>
+              <w:spacing w:before="20" w:after="20"/>
               <w:jc w:val="center"/>
             </w:pPr>
             <w:r>
               <w:rPr>
-                <w:b w:val="0"/>
-                <w:sz w:val="16"/>
+                <w:rFonts w:ascii="Calibri" w:hAnsi="Calibri"/>
+                <w:b/>
+                <w:i w:val="0"/>
+                <w:color w:val="FFFFFF"/>
+                <w:sz w:val="22"/>
               </w:rPr>
               <w:t>{{ seq2_test3_orientation }}</w:t>
             </w:r>
@@ -2527,15 +3564,20 @@
         <w:tc>
           <w:tcPr>
             <w:tcW w:type="dxa" w:w="4680"/>
+            <w:shd w:val="clear" w:color="auto" w:fill="C00000"/>
           </w:tcPr>
           <w:p>
             <w:pPr>
+              <w:spacing w:before="20" w:after="20"/>
               <w:jc w:val="center"/>
             </w:pPr>
             <w:r>
               <w:rPr>
-                <w:b w:val="0"/>
-                <w:sz w:val="16"/>
+                <w:rFonts w:ascii="Calibri" w:hAnsi="Calibri"/>
+                <w:b/>
+                <w:i w:val="0"/>
+                <w:color w:val="FFFFFF"/>
+                <w:sz w:val="22"/>
               </w:rPr>
               <w:t>{{ seq2_test3_orientation }}</w:t>
             </w:r>
@@ -2560,13 +3602,16 @@
           </w:tcPr>
           <w:p>
             <w:pPr>
+              <w:spacing w:before="20" w:after="20"/>
               <w:jc w:val="center"/>
             </w:pPr>
             <w:r>
               <w:rPr>
+                <w:rFonts w:ascii="Calibri" w:hAnsi="Calibri"/>
                 <w:b w:val="0"/>
+                <w:i w:val="0"/>
                 <w:color w:val="969696"/>
-                <w:sz w:val="16"/>
+                <w:sz w:val="18"/>
               </w:rPr>
               <w:t>[IMG: seq2_7]</w:t>
             </w:r>
@@ -2578,13 +3623,16 @@
           </w:tcPr>
           <w:p>
             <w:pPr>
+              <w:spacing w:before="20" w:after="20"/>
               <w:jc w:val="center"/>
             </w:pPr>
             <w:r>
               <w:rPr>
+                <w:rFonts w:ascii="Calibri" w:hAnsi="Calibri"/>
                 <w:b w:val="0"/>
+                <w:i w:val="0"/>
                 <w:color w:val="969696"/>
-                <w:sz w:val="16"/>
+                <w:sz w:val="18"/>
               </w:rPr>
               <w:t>[IMG: seq2_8]</w:t>
             </w:r>
@@ -2595,15 +3643,20 @@
         <w:tc>
           <w:tcPr>
             <w:tcW w:type="dxa" w:w="4680"/>
+            <w:shd w:val="clear" w:color="auto" w:fill="C00000"/>
           </w:tcPr>
           <w:p>
             <w:pPr>
+              <w:spacing w:before="20" w:after="20"/>
               <w:jc w:val="center"/>
             </w:pPr>
             <w:r>
               <w:rPr>
-                <w:b w:val="0"/>
-                <w:sz w:val="16"/>
+                <w:rFonts w:ascii="Calibri" w:hAnsi="Calibri"/>
+                <w:b/>
+                <w:i w:val="0"/>
+                <w:color w:val="FFFFFF"/>
+                <w:sz w:val="22"/>
               </w:rPr>
               <w:t>{{ seq2_test4_orientation }}</w:t>
             </w:r>
@@ -2612,15 +3665,20 @@
         <w:tc>
           <w:tcPr>
             <w:tcW w:type="dxa" w:w="4680"/>
+            <w:shd w:val="clear" w:color="auto" w:fill="C00000"/>
           </w:tcPr>
           <w:p>
             <w:pPr>
+              <w:spacing w:before="20" w:after="20"/>
               <w:jc w:val="center"/>
             </w:pPr>
             <w:r>
               <w:rPr>
-                <w:b w:val="0"/>
-                <w:sz w:val="16"/>
+                <w:rFonts w:ascii="Calibri" w:hAnsi="Calibri"/>
+                <w:b/>
+                <w:i w:val="0"/>
+                <w:color w:val="FFFFFF"/>
+                <w:sz w:val="22"/>
               </w:rPr>
               <w:t>{{ seq2_test4_orientation }}</w:t>
             </w:r>
@@ -2641,14 +3699,20 @@
       <w:tr>
         <w:tc>
           <w:tcPr>
-            <w:tcW w:type="dxa" w:w="2160"/>
-            <w:shd w:val="clear" w:color="auto" w:fill="D0D0D0"/>
+            <w:tcW w:type="dxa" w:w="6480"/>
+            <w:shd w:val="clear" w:color="auto" w:fill="C00000"/>
           </w:tcPr>
           <w:p>
+            <w:pPr>
+              <w:spacing w:before="20" w:after="20"/>
+            </w:pPr>
             <w:r>
               <w:rPr>
+                <w:rFonts w:ascii="Calibri" w:hAnsi="Calibri"/>
                 <w:b/>
-                <w:sz w:val="18"/>
+                <w:i w:val="0"/>
+                <w:color w:val="FFFFFF"/>
+                <w:sz w:val="24"/>
               </w:rPr>
               <w:t>Conclusion</w:t>
             </w:r>
@@ -2656,14 +3720,20 @@
         </w:tc>
         <w:tc>
           <w:tcPr>
-            <w:tcW w:type="dxa" w:w="7200"/>
-            <w:shd w:val="clear" w:color="auto" w:fill="D0D0D0"/>
+            <w:tcW w:type="dxa" w:w="2880"/>
+            <w:shd w:val="clear" w:color="auto" w:fill="C00000"/>
           </w:tcPr>
           <w:p>
+            <w:pPr>
+              <w:spacing w:before="20" w:after="20"/>
+            </w:pPr>
             <w:r>
               <w:rPr>
+                <w:rFonts w:ascii="Calibri" w:hAnsi="Calibri"/>
                 <w:b/>
-                <w:sz w:val="18"/>
+                <w:i w:val="0"/>
+                <w:color w:val="FFFFFF"/>
+                <w:sz w:val="24"/>
               </w:rPr>
               <w:t>Pass / Fail</w:t>
             </w:r>
@@ -2673,13 +3743,19 @@
       <w:tr>
         <w:tc>
           <w:tcPr>
-            <w:tcW w:type="dxa" w:w="2160"/>
+            <w:tcW w:type="dxa" w:w="6480"/>
           </w:tcPr>
           <w:p>
+            <w:pPr>
+              <w:spacing w:before="20" w:after="20"/>
+            </w:pPr>
             <w:r>
               <w:rPr>
+                <w:rFonts w:ascii="Calibri" w:hAnsi="Calibri"/>
                 <w:b w:val="0"/>
-                <w:sz w:val="18"/>
+                <w:i w:val="0"/>
+                <w:color w:val="000000"/>
+                <w:sz w:val="24"/>
               </w:rPr>
               <w:t>{{ seq2_conclusion_notes }}</w:t>
             </w:r>
@@ -2687,13 +3763,19 @@
         </w:tc>
         <w:tc>
           <w:tcPr>
-            <w:tcW w:type="dxa" w:w="7200"/>
+            <w:tcW w:type="dxa" w:w="2880"/>
           </w:tcPr>
           <w:p>
+            <w:pPr>
+              <w:spacing w:before="20" w:after="20"/>
+            </w:pPr>
             <w:r>
               <w:rPr>
+                <w:rFonts w:ascii="Calibri" w:hAnsi="Calibri"/>
                 <w:b w:val="0"/>
-                <w:sz w:val="18"/>
+                <w:i w:val="0"/>
+                <w:color w:val="000000"/>
+                <w:sz w:val="24"/>
               </w:rPr>
               <w:t>{{ seq2_result }}</w:t>
             </w:r>
@@ -2702,26 +3784,25 @@
       </w:tr>
     </w:tbl>
     <w:p>
+      <w:pPr>
+        <w:spacing w:before="0" w:after="0"/>
+      </w:pPr>
       <w:r>
         <w:br w:type="page"/>
       </w:r>
     </w:p>
     <w:p>
+      <w:pPr>
+        <w:spacing w:before="120" w:after="80"/>
+      </w:pPr>
       <w:r>
         <w:rPr>
+          <w:rFonts w:ascii="Times New Roman" w:hAnsi="Times New Roman"/>
           <w:b/>
-          <w:sz w:val="24"/>
+          <w:color w:val="D31245"/>
+          <w:sz w:val="36"/>
         </w:rPr>
         <w:t>Test Sequence 3 - Rotational Drop Sequence 1</w:t>
-      </w:r>
-    </w:p>
-    <w:p>
-      <w:r>
-        <w:rPr>
-          <w:i w:val="0"/>
-          <w:sz w:val="18"/>
-        </w:rPr>
-        <w:t>Rotational Drops</w:t>
       </w:r>
     </w:p>
     <w:tbl>
@@ -2739,14 +3820,43 @@
       <w:tr>
         <w:tc>
           <w:tcPr>
-            <w:tcW w:type="dxa" w:w="1440"/>
-            <w:shd w:val="clear" w:color="auto" w:fill="D0D0D0"/>
+            <w:tcW w:type="dxa" w:w="9360"/>
+            <w:gridSpan w:val="4"/>
+            <w:shd w:val="clear" w:color="auto" w:fill="C00000"/>
           </w:tcPr>
           <w:p>
+            <w:pPr>
+              <w:spacing w:before="20" w:after="20"/>
+            </w:pPr>
             <w:r>
               <w:rPr>
+                <w:rFonts w:ascii="Calibri" w:hAnsi="Calibri"/>
                 <w:b/>
-                <w:sz w:val="18"/>
+                <w:i w:val="0"/>
+                <w:color w:val="FFFFFF"/>
+                <w:sz w:val="24"/>
+              </w:rPr>
+              <w:t>Rotational Drops</w:t>
+            </w:r>
+          </w:p>
+        </w:tc>
+      </w:tr>
+      <w:tr>
+        <w:tc>
+          <w:tcPr>
+            <w:tcW w:type="dxa" w:w="1152"/>
+          </w:tcPr>
+          <w:p>
+            <w:pPr>
+              <w:spacing w:before="20" w:after="20"/>
+            </w:pPr>
+            <w:r>
+              <w:rPr>
+                <w:rFonts w:ascii="Calibri" w:hAnsi="Calibri"/>
+                <w:b/>
+                <w:i w:val="0"/>
+                <w:color w:val="000000"/>
+                <w:sz w:val="24"/>
               </w:rPr>
               <w:t>Test No.</w:t>
             </w:r>
@@ -2754,14 +3864,19 @@
         </w:tc>
         <w:tc>
           <w:tcPr>
-            <w:tcW w:type="dxa" w:w="3168"/>
-            <w:shd w:val="clear" w:color="auto" w:fill="D0D0D0"/>
+            <w:tcW w:type="dxa" w:w="3600"/>
           </w:tcPr>
           <w:p>
+            <w:pPr>
+              <w:spacing w:before="20" w:after="20"/>
+            </w:pPr>
             <w:r>
               <w:rPr>
+                <w:rFonts w:ascii="Calibri" w:hAnsi="Calibri"/>
                 <w:b/>
-                <w:sz w:val="18"/>
+                <w:i w:val="0"/>
+                <w:color w:val="000000"/>
+                <w:sz w:val="24"/>
               </w:rPr>
               <w:t>Orientation</w:t>
             </w:r>
@@ -2769,14 +3884,19 @@
         </w:tc>
         <w:tc>
           <w:tcPr>
-            <w:tcW w:type="dxa" w:w="2160"/>
-            <w:shd w:val="clear" w:color="auto" w:fill="D0D0D0"/>
+            <w:tcW w:type="dxa" w:w="2304"/>
           </w:tcPr>
           <w:p>
+            <w:pPr>
+              <w:spacing w:before="20" w:after="20"/>
+            </w:pPr>
             <w:r>
               <w:rPr>
+                <w:rFonts w:ascii="Calibri" w:hAnsi="Calibri"/>
                 <w:b/>
-                <w:sz w:val="18"/>
+                <w:i w:val="0"/>
+                <w:color w:val="000000"/>
+                <w:sz w:val="24"/>
               </w:rPr>
               <w:t>Drop Height (in.)</w:t>
             </w:r>
@@ -2784,16 +3904,21 @@
         </w:tc>
         <w:tc>
           <w:tcPr>
-            <w:tcW w:type="dxa" w:w="2592"/>
-            <w:shd w:val="clear" w:color="auto" w:fill="D0D0D0"/>
+            <w:tcW w:type="dxa" w:w="2304"/>
           </w:tcPr>
           <w:p>
+            <w:pPr>
+              <w:spacing w:before="20" w:after="20"/>
+            </w:pPr>
             <w:r>
               <w:rPr>
+                <w:rFonts w:ascii="Calibri" w:hAnsi="Calibri"/>
                 <w:b/>
-                <w:sz w:val="18"/>
+                <w:i w:val="0"/>
+                <w:color w:val="000000"/>
+                <w:sz w:val="24"/>
               </w:rPr>
-              <w:t>Accelerometer Peak G's</w:t>
+              <w:t>Peak G's</w:t>
             </w:r>
           </w:p>
         </w:tc>
@@ -2801,13 +3926,19 @@
       <w:tr>
         <w:tc>
           <w:tcPr>
-            <w:tcW w:type="dxa" w:w="2340"/>
+            <w:tcW w:type="dxa" w:w="1152"/>
           </w:tcPr>
           <w:p>
+            <w:pPr>
+              <w:spacing w:before="20" w:after="20"/>
+            </w:pPr>
             <w:r>
               <w:rPr>
+                <w:rFonts w:ascii="Calibri" w:hAnsi="Calibri"/>
                 <w:b w:val="0"/>
-                <w:sz w:val="18"/>
+                <w:i w:val="0"/>
+                <w:color w:val="000000"/>
+                <w:sz w:val="24"/>
               </w:rPr>
               <w:t>1</w:t>
             </w:r>
@@ -2815,13 +3946,19 @@
         </w:tc>
         <w:tc>
           <w:tcPr>
-            <w:tcW w:type="dxa" w:w="2340"/>
+            <w:tcW w:type="dxa" w:w="3600"/>
           </w:tcPr>
           <w:p>
+            <w:pPr>
+              <w:spacing w:before="20" w:after="20"/>
+            </w:pPr>
             <w:r>
               <w:rPr>
+                <w:rFonts w:ascii="Calibri" w:hAnsi="Calibri"/>
                 <w:b w:val="0"/>
-                <w:sz w:val="18"/>
+                <w:i w:val="0"/>
+                <w:color w:val="000000"/>
+                <w:sz w:val="24"/>
               </w:rPr>
               <w:t>{{ seq3_test1_orientation }}</w:t>
             </w:r>
@@ -2829,13 +3966,19 @@
         </w:tc>
         <w:tc>
           <w:tcPr>
-            <w:tcW w:type="dxa" w:w="2340"/>
+            <w:tcW w:type="dxa" w:w="2304"/>
           </w:tcPr>
           <w:p>
+            <w:pPr>
+              <w:spacing w:before="20" w:after="20"/>
+            </w:pPr>
             <w:r>
               <w:rPr>
+                <w:rFonts w:ascii="Calibri" w:hAnsi="Calibri"/>
                 <w:b w:val="0"/>
-                <w:sz w:val="18"/>
+                <w:i w:val="0"/>
+                <w:color w:val="000000"/>
+                <w:sz w:val="24"/>
               </w:rPr>
               <w:t>{{ seq3_test1_drop_height_in }}</w:t>
             </w:r>
@@ -2843,13 +3986,19 @@
         </w:tc>
         <w:tc>
           <w:tcPr>
-            <w:tcW w:type="dxa" w:w="2340"/>
+            <w:tcW w:type="dxa" w:w="2304"/>
           </w:tcPr>
           <w:p>
+            <w:pPr>
+              <w:spacing w:before="20" w:after="20"/>
+            </w:pPr>
             <w:r>
               <w:rPr>
+                <w:rFonts w:ascii="Calibri" w:hAnsi="Calibri"/>
                 <w:b w:val="0"/>
-                <w:sz w:val="18"/>
+                <w:i w:val="0"/>
+                <w:color w:val="000000"/>
+                <w:sz w:val="24"/>
               </w:rPr>
               <w:t>{{ seq3_test1_peak_g }}</w:t>
             </w:r>
@@ -2859,13 +4008,19 @@
       <w:tr>
         <w:tc>
           <w:tcPr>
-            <w:tcW w:type="dxa" w:w="2340"/>
+            <w:tcW w:type="dxa" w:w="1152"/>
           </w:tcPr>
           <w:p>
+            <w:pPr>
+              <w:spacing w:before="20" w:after="20"/>
+            </w:pPr>
             <w:r>
               <w:rPr>
+                <w:rFonts w:ascii="Calibri" w:hAnsi="Calibri"/>
                 <w:b w:val="0"/>
-                <w:sz w:val="18"/>
+                <w:i w:val="0"/>
+                <w:color w:val="000000"/>
+                <w:sz w:val="24"/>
               </w:rPr>
               <w:t>2</w:t>
             </w:r>
@@ -2873,13 +4028,19 @@
         </w:tc>
         <w:tc>
           <w:tcPr>
-            <w:tcW w:type="dxa" w:w="2340"/>
+            <w:tcW w:type="dxa" w:w="3600"/>
           </w:tcPr>
           <w:p>
+            <w:pPr>
+              <w:spacing w:before="20" w:after="20"/>
+            </w:pPr>
             <w:r>
               <w:rPr>
+                <w:rFonts w:ascii="Calibri" w:hAnsi="Calibri"/>
                 <w:b w:val="0"/>
-                <w:sz w:val="18"/>
+                <w:i w:val="0"/>
+                <w:color w:val="000000"/>
+                <w:sz w:val="24"/>
               </w:rPr>
               <w:t>{{ seq3_test2_orientation }}</w:t>
             </w:r>
@@ -2887,13 +4048,19 @@
         </w:tc>
         <w:tc>
           <w:tcPr>
-            <w:tcW w:type="dxa" w:w="2340"/>
+            <w:tcW w:type="dxa" w:w="2304"/>
           </w:tcPr>
           <w:p>
+            <w:pPr>
+              <w:spacing w:before="20" w:after="20"/>
+            </w:pPr>
             <w:r>
               <w:rPr>
+                <w:rFonts w:ascii="Calibri" w:hAnsi="Calibri"/>
                 <w:b w:val="0"/>
-                <w:sz w:val="18"/>
+                <w:i w:val="0"/>
+                <w:color w:val="000000"/>
+                <w:sz w:val="24"/>
               </w:rPr>
               <w:t>{{ seq3_test2_drop_height_in }}</w:t>
             </w:r>
@@ -2901,13 +4068,19 @@
         </w:tc>
         <w:tc>
           <w:tcPr>
-            <w:tcW w:type="dxa" w:w="2340"/>
+            <w:tcW w:type="dxa" w:w="2304"/>
           </w:tcPr>
           <w:p>
+            <w:pPr>
+              <w:spacing w:before="20" w:after="20"/>
+            </w:pPr>
             <w:r>
               <w:rPr>
+                <w:rFonts w:ascii="Calibri" w:hAnsi="Calibri"/>
                 <w:b w:val="0"/>
-                <w:sz w:val="18"/>
+                <w:i w:val="0"/>
+                <w:color w:val="000000"/>
+                <w:sz w:val="24"/>
               </w:rPr>
               <w:t>{{ seq3_test2_peak_g }}</w:t>
             </w:r>
@@ -2916,15 +4089,18 @@
       </w:tr>
     </w:tbl>
     <w:p>
+      <w:pPr>
+        <w:spacing w:before="0" w:after="60"/>
+      </w:pPr>
       <w:r>
         <w:rPr>
+          <w:rFonts w:ascii="Calibri" w:hAnsi="Calibri"/>
           <w:i/>
-          <w:sz w:val="18"/>
+          <w:sz w:val="24"/>
         </w:rPr>
         <w:t>Note: The opposite impacted edge/corner was supported with a 4.0" block.</w:t>
       </w:r>
     </w:p>
-    <w:p/>
     <w:tbl>
       <w:tblPr>
         <w:tblStyle w:val="TableGrid"/>
@@ -2942,13 +4118,16 @@
           </w:tcPr>
           <w:p>
             <w:pPr>
+              <w:spacing w:before="20" w:after="20"/>
               <w:jc w:val="center"/>
             </w:pPr>
             <w:r>
               <w:rPr>
+                <w:rFonts w:ascii="Calibri" w:hAnsi="Calibri"/>
                 <w:b w:val="0"/>
+                <w:i w:val="0"/>
                 <w:color w:val="969696"/>
-                <w:sz w:val="16"/>
+                <w:sz w:val="18"/>
               </w:rPr>
               <w:t>[IMG: seq3_1]</w:t>
             </w:r>
@@ -2960,13 +4139,16 @@
           </w:tcPr>
           <w:p>
             <w:pPr>
+              <w:spacing w:before="20" w:after="20"/>
               <w:jc w:val="center"/>
             </w:pPr>
             <w:r>
               <w:rPr>
+                <w:rFonts w:ascii="Calibri" w:hAnsi="Calibri"/>
                 <w:b w:val="0"/>
+                <w:i w:val="0"/>
                 <w:color w:val="969696"/>
-                <w:sz w:val="16"/>
+                <w:sz w:val="18"/>
               </w:rPr>
               <w:t>[IMG: seq3_2]</w:t>
             </w:r>
@@ -2977,15 +4159,20 @@
         <w:tc>
           <w:tcPr>
             <w:tcW w:type="dxa" w:w="4680"/>
+            <w:shd w:val="clear" w:color="auto" w:fill="C00000"/>
           </w:tcPr>
           <w:p>
             <w:pPr>
+              <w:spacing w:before="20" w:after="20"/>
               <w:jc w:val="center"/>
             </w:pPr>
             <w:r>
               <w:rPr>
-                <w:b w:val="0"/>
-                <w:sz w:val="16"/>
+                <w:rFonts w:ascii="Calibri" w:hAnsi="Calibri"/>
+                <w:b/>
+                <w:i w:val="0"/>
+                <w:color w:val="FFFFFF"/>
+                <w:sz w:val="22"/>
               </w:rPr>
               <w:t>{{ seq3_test1_orientation }}</w:t>
             </w:r>
@@ -2994,15 +4181,20 @@
         <w:tc>
           <w:tcPr>
             <w:tcW w:type="dxa" w:w="4680"/>
+            <w:shd w:val="clear" w:color="auto" w:fill="C00000"/>
           </w:tcPr>
           <w:p>
             <w:pPr>
+              <w:spacing w:before="20" w:after="20"/>
               <w:jc w:val="center"/>
             </w:pPr>
             <w:r>
               <w:rPr>
-                <w:b w:val="0"/>
-                <w:sz w:val="16"/>
+                <w:rFonts w:ascii="Calibri" w:hAnsi="Calibri"/>
+                <w:b/>
+                <w:i w:val="0"/>
+                <w:color w:val="FFFFFF"/>
+                <w:sz w:val="22"/>
               </w:rPr>
               <w:t>{{ seq3_test2_orientation }}</w:t>
             </w:r>
@@ -3023,14 +4215,20 @@
       <w:tr>
         <w:tc>
           <w:tcPr>
-            <w:tcW w:type="dxa" w:w="2160"/>
-            <w:shd w:val="clear" w:color="auto" w:fill="D0D0D0"/>
+            <w:tcW w:type="dxa" w:w="6480"/>
+            <w:shd w:val="clear" w:color="auto" w:fill="C00000"/>
           </w:tcPr>
           <w:p>
+            <w:pPr>
+              <w:spacing w:before="20" w:after="20"/>
+            </w:pPr>
             <w:r>
               <w:rPr>
+                <w:rFonts w:ascii="Calibri" w:hAnsi="Calibri"/>
                 <w:b/>
-                <w:sz w:val="18"/>
+                <w:i w:val="0"/>
+                <w:color w:val="FFFFFF"/>
+                <w:sz w:val="24"/>
               </w:rPr>
               <w:t>Conclusion</w:t>
             </w:r>
@@ -3038,14 +4236,20 @@
         </w:tc>
         <w:tc>
           <w:tcPr>
-            <w:tcW w:type="dxa" w:w="7200"/>
-            <w:shd w:val="clear" w:color="auto" w:fill="D0D0D0"/>
+            <w:tcW w:type="dxa" w:w="2880"/>
+            <w:shd w:val="clear" w:color="auto" w:fill="C00000"/>
           </w:tcPr>
           <w:p>
+            <w:pPr>
+              <w:spacing w:before="20" w:after="20"/>
+            </w:pPr>
             <w:r>
               <w:rPr>
+                <w:rFonts w:ascii="Calibri" w:hAnsi="Calibri"/>
                 <w:b/>
-                <w:sz w:val="18"/>
+                <w:i w:val="0"/>
+                <w:color w:val="FFFFFF"/>
+                <w:sz w:val="24"/>
               </w:rPr>
               <w:t>Pass / Fail</w:t>
             </w:r>
@@ -3055,13 +4259,19 @@
       <w:tr>
         <w:tc>
           <w:tcPr>
-            <w:tcW w:type="dxa" w:w="2160"/>
+            <w:tcW w:type="dxa" w:w="6480"/>
           </w:tcPr>
           <w:p>
+            <w:pPr>
+              <w:spacing w:before="20" w:after="20"/>
+            </w:pPr>
             <w:r>
               <w:rPr>
+                <w:rFonts w:ascii="Calibri" w:hAnsi="Calibri"/>
                 <w:b w:val="0"/>
-                <w:sz w:val="18"/>
+                <w:i w:val="0"/>
+                <w:color w:val="000000"/>
+                <w:sz w:val="24"/>
               </w:rPr>
               <w:t>{{ seq3_conclusion_notes }}</w:t>
             </w:r>
@@ -3069,13 +4279,19 @@
         </w:tc>
         <w:tc>
           <w:tcPr>
-            <w:tcW w:type="dxa" w:w="7200"/>
+            <w:tcW w:type="dxa" w:w="2880"/>
           </w:tcPr>
           <w:p>
+            <w:pPr>
+              <w:spacing w:before="20" w:after="20"/>
+            </w:pPr>
             <w:r>
               <w:rPr>
+                <w:rFonts w:ascii="Calibri" w:hAnsi="Calibri"/>
                 <w:b w:val="0"/>
-                <w:sz w:val="18"/>
+                <w:i w:val="0"/>
+                <w:color w:val="000000"/>
+                <w:sz w:val="24"/>
               </w:rPr>
               <w:t>{{ seq3_result }}</w:t>
             </w:r>
@@ -3084,26 +4300,25 @@
       </w:tr>
     </w:tbl>
     <w:p>
+      <w:pPr>
+        <w:spacing w:before="0" w:after="0"/>
+      </w:pPr>
       <w:r>
         <w:br w:type="page"/>
       </w:r>
     </w:p>
     <w:p>
+      <w:pPr>
+        <w:spacing w:before="120" w:after="80"/>
+      </w:pPr>
       <w:r>
         <w:rPr>
+          <w:rFonts w:ascii="Times New Roman" w:hAnsi="Times New Roman"/>
           <w:b/>
-          <w:sz w:val="24"/>
+          <w:color w:val="D31245"/>
+          <w:sz w:val="36"/>
         </w:rPr>
         <w:t>Test Sequence 4 - Incline Impact Sequence 1</w:t>
-      </w:r>
-    </w:p>
-    <w:p>
-      <w:r>
-        <w:rPr>
-          <w:i w:val="0"/>
-          <w:sz w:val="18"/>
-        </w:rPr>
-        <w:t>Incline Impact</w:t>
       </w:r>
     </w:p>
     <w:tbl>
@@ -3121,14 +4336,43 @@
       <w:tr>
         <w:tc>
           <w:tcPr>
-            <w:tcW w:type="dxa" w:w="1440"/>
-            <w:shd w:val="clear" w:color="auto" w:fill="D0D0D0"/>
+            <w:tcW w:type="dxa" w:w="9360"/>
+            <w:gridSpan w:val="4"/>
+            <w:shd w:val="clear" w:color="auto" w:fill="C00000"/>
           </w:tcPr>
           <w:p>
+            <w:pPr>
+              <w:spacing w:before="20" w:after="20"/>
+            </w:pPr>
             <w:r>
               <w:rPr>
+                <w:rFonts w:ascii="Calibri" w:hAnsi="Calibri"/>
                 <w:b/>
-                <w:sz w:val="18"/>
+                <w:i w:val="0"/>
+                <w:color w:val="FFFFFF"/>
+                <w:sz w:val="24"/>
+              </w:rPr>
+              <w:t>Incline Impact</w:t>
+            </w:r>
+          </w:p>
+        </w:tc>
+      </w:tr>
+      <w:tr>
+        <w:tc>
+          <w:tcPr>
+            <w:tcW w:type="dxa" w:w="1152"/>
+          </w:tcPr>
+          <w:p>
+            <w:pPr>
+              <w:spacing w:before="20" w:after="20"/>
+            </w:pPr>
+            <w:r>
+              <w:rPr>
+                <w:rFonts w:ascii="Calibri" w:hAnsi="Calibri"/>
+                <w:b/>
+                <w:i w:val="0"/>
+                <w:color w:val="000000"/>
+                <w:sz w:val="24"/>
               </w:rPr>
               <w:t>Test No.</w:t>
             </w:r>
@@ -3136,14 +4380,19 @@
         </w:tc>
         <w:tc>
           <w:tcPr>
-            <w:tcW w:type="dxa" w:w="2592"/>
-            <w:shd w:val="clear" w:color="auto" w:fill="D0D0D0"/>
+            <w:tcW w:type="dxa" w:w="2880"/>
           </w:tcPr>
           <w:p>
+            <w:pPr>
+              <w:spacing w:before="20" w:after="20"/>
+            </w:pPr>
             <w:r>
               <w:rPr>
+                <w:rFonts w:ascii="Calibri" w:hAnsi="Calibri"/>
                 <w:b/>
-                <w:sz w:val="18"/>
+                <w:i w:val="0"/>
+                <w:color w:val="000000"/>
+                <w:sz w:val="24"/>
               </w:rPr>
               <w:t>Face</w:t>
             </w:r>
@@ -3151,14 +4400,19 @@
         </w:tc>
         <w:tc>
           <w:tcPr>
-            <w:tcW w:type="dxa" w:w="2160"/>
-            <w:shd w:val="clear" w:color="auto" w:fill="D0D0D0"/>
+            <w:tcW w:type="dxa" w:w="2304"/>
           </w:tcPr>
           <w:p>
+            <w:pPr>
+              <w:spacing w:before="20" w:after="20"/>
+            </w:pPr>
             <w:r>
               <w:rPr>
+                <w:rFonts w:ascii="Calibri" w:hAnsi="Calibri"/>
                 <w:b/>
-                <w:sz w:val="18"/>
+                <w:i w:val="0"/>
+                <w:color w:val="000000"/>
+                <w:sz w:val="24"/>
               </w:rPr>
               <w:t>Velocity</w:t>
             </w:r>
@@ -3166,16 +4420,21 @@
         </w:tc>
         <w:tc>
           <w:tcPr>
-            <w:tcW w:type="dxa" w:w="3168"/>
-            <w:shd w:val="clear" w:color="auto" w:fill="D0D0D0"/>
+            <w:tcW w:type="dxa" w:w="3024"/>
           </w:tcPr>
           <w:p>
+            <w:pPr>
+              <w:spacing w:before="20" w:after="20"/>
+            </w:pPr>
             <w:r>
               <w:rPr>
+                <w:rFonts w:ascii="Calibri" w:hAnsi="Calibri"/>
                 <w:b/>
-                <w:sz w:val="18"/>
+                <w:i w:val="0"/>
+                <w:color w:val="000000"/>
+                <w:sz w:val="24"/>
               </w:rPr>
-              <w:t>Accelerometer Peak G's</w:t>
+              <w:t>Peak G's</w:t>
             </w:r>
           </w:p>
         </w:tc>
@@ -3183,13 +4442,19 @@
       <w:tr>
         <w:tc>
           <w:tcPr>
-            <w:tcW w:type="dxa" w:w="2340"/>
+            <w:tcW w:type="dxa" w:w="1152"/>
           </w:tcPr>
           <w:p>
+            <w:pPr>
+              <w:spacing w:before="20" w:after="20"/>
+            </w:pPr>
             <w:r>
               <w:rPr>
+                <w:rFonts w:ascii="Calibri" w:hAnsi="Calibri"/>
                 <w:b w:val="0"/>
-                <w:sz w:val="18"/>
+                <w:i w:val="0"/>
+                <w:color w:val="000000"/>
+                <w:sz w:val="24"/>
               </w:rPr>
               <w:t>1</w:t>
             </w:r>
@@ -3197,13 +4462,19 @@
         </w:tc>
         <w:tc>
           <w:tcPr>
-            <w:tcW w:type="dxa" w:w="2340"/>
+            <w:tcW w:type="dxa" w:w="2880"/>
           </w:tcPr>
           <w:p>
+            <w:pPr>
+              <w:spacing w:before="20" w:after="20"/>
+            </w:pPr>
             <w:r>
               <w:rPr>
+                <w:rFonts w:ascii="Calibri" w:hAnsi="Calibri"/>
                 <w:b w:val="0"/>
-                <w:sz w:val="18"/>
+                <w:i w:val="0"/>
+                <w:color w:val="000000"/>
+                <w:sz w:val="24"/>
               </w:rPr>
               <w:t>{{ seq4_test1_face }}</w:t>
             </w:r>
@@ -3211,13 +4482,19 @@
         </w:tc>
         <w:tc>
           <w:tcPr>
-            <w:tcW w:type="dxa" w:w="2340"/>
+            <w:tcW w:type="dxa" w:w="2304"/>
           </w:tcPr>
           <w:p>
+            <w:pPr>
+              <w:spacing w:before="20" w:after="20"/>
+            </w:pPr>
             <w:r>
               <w:rPr>
+                <w:rFonts w:ascii="Calibri" w:hAnsi="Calibri"/>
                 <w:b w:val="0"/>
-                <w:sz w:val="18"/>
+                <w:i w:val="0"/>
+                <w:color w:val="000000"/>
+                <w:sz w:val="24"/>
               </w:rPr>
               <w:t>{{ seq4_test1_velocity }}</w:t>
             </w:r>
@@ -3225,13 +4502,19 @@
         </w:tc>
         <w:tc>
           <w:tcPr>
-            <w:tcW w:type="dxa" w:w="2340"/>
+            <w:tcW w:type="dxa" w:w="3024"/>
           </w:tcPr>
           <w:p>
+            <w:pPr>
+              <w:spacing w:before="20" w:after="20"/>
+            </w:pPr>
             <w:r>
               <w:rPr>
+                <w:rFonts w:ascii="Calibri" w:hAnsi="Calibri"/>
                 <w:b w:val="0"/>
-                <w:sz w:val="18"/>
+                <w:i w:val="0"/>
+                <w:color w:val="000000"/>
+                <w:sz w:val="24"/>
               </w:rPr>
               <w:t>{{ seq4_test1_peak_g }}</w:t>
             </w:r>
@@ -3241,13 +4524,19 @@
       <w:tr>
         <w:tc>
           <w:tcPr>
-            <w:tcW w:type="dxa" w:w="2340"/>
+            <w:tcW w:type="dxa" w:w="1152"/>
           </w:tcPr>
           <w:p>
+            <w:pPr>
+              <w:spacing w:before="20" w:after="20"/>
+            </w:pPr>
             <w:r>
               <w:rPr>
+                <w:rFonts w:ascii="Calibri" w:hAnsi="Calibri"/>
                 <w:b w:val="0"/>
-                <w:sz w:val="18"/>
+                <w:i w:val="0"/>
+                <w:color w:val="000000"/>
+                <w:sz w:val="24"/>
               </w:rPr>
               <w:t>2</w:t>
             </w:r>
@@ -3255,13 +4544,19 @@
         </w:tc>
         <w:tc>
           <w:tcPr>
-            <w:tcW w:type="dxa" w:w="2340"/>
+            <w:tcW w:type="dxa" w:w="2880"/>
           </w:tcPr>
           <w:p>
+            <w:pPr>
+              <w:spacing w:before="20" w:after="20"/>
+            </w:pPr>
             <w:r>
               <w:rPr>
+                <w:rFonts w:ascii="Calibri" w:hAnsi="Calibri"/>
                 <w:b w:val="0"/>
-                <w:sz w:val="18"/>
+                <w:i w:val="0"/>
+                <w:color w:val="000000"/>
+                <w:sz w:val="24"/>
               </w:rPr>
               <w:t>{{ seq4_test2_face }}</w:t>
             </w:r>
@@ -3269,13 +4564,19 @@
         </w:tc>
         <w:tc>
           <w:tcPr>
-            <w:tcW w:type="dxa" w:w="2340"/>
+            <w:tcW w:type="dxa" w:w="2304"/>
           </w:tcPr>
           <w:p>
+            <w:pPr>
+              <w:spacing w:before="20" w:after="20"/>
+            </w:pPr>
             <w:r>
               <w:rPr>
+                <w:rFonts w:ascii="Calibri" w:hAnsi="Calibri"/>
                 <w:b w:val="0"/>
-                <w:sz w:val="18"/>
+                <w:i w:val="0"/>
+                <w:color w:val="000000"/>
+                <w:sz w:val="24"/>
               </w:rPr>
               <w:t>{{ seq4_test2_velocity }}</w:t>
             </w:r>
@@ -3283,13 +4584,19 @@
         </w:tc>
         <w:tc>
           <w:tcPr>
-            <w:tcW w:type="dxa" w:w="2340"/>
+            <w:tcW w:type="dxa" w:w="3024"/>
           </w:tcPr>
           <w:p>
+            <w:pPr>
+              <w:spacing w:before="20" w:after="20"/>
+            </w:pPr>
             <w:r>
               <w:rPr>
+                <w:rFonts w:ascii="Calibri" w:hAnsi="Calibri"/>
                 <w:b w:val="0"/>
-                <w:sz w:val="18"/>
+                <w:i w:val="0"/>
+                <w:color w:val="000000"/>
+                <w:sz w:val="24"/>
               </w:rPr>
               <w:t>{{ seq4_test2_peak_g }}</w:t>
             </w:r>
@@ -3297,7 +4604,6 @@
         </w:tc>
       </w:tr>
     </w:tbl>
-    <w:p/>
     <w:tbl>
       <w:tblPr>
         <w:tblStyle w:val="TableGrid"/>
@@ -3315,13 +4621,16 @@
           </w:tcPr>
           <w:p>
             <w:pPr>
+              <w:spacing w:before="20" w:after="20"/>
               <w:jc w:val="center"/>
             </w:pPr>
             <w:r>
               <w:rPr>
+                <w:rFonts w:ascii="Calibri" w:hAnsi="Calibri"/>
                 <w:b w:val="0"/>
+                <w:i w:val="0"/>
                 <w:color w:val="969696"/>
-                <w:sz w:val="16"/>
+                <w:sz w:val="18"/>
               </w:rPr>
               <w:t>[IMG: seq4_1]</w:t>
             </w:r>
@@ -3333,13 +4642,16 @@
           </w:tcPr>
           <w:p>
             <w:pPr>
+              <w:spacing w:before="20" w:after="20"/>
               <w:jc w:val="center"/>
             </w:pPr>
             <w:r>
               <w:rPr>
+                <w:rFonts w:ascii="Calibri" w:hAnsi="Calibri"/>
                 <w:b w:val="0"/>
+                <w:i w:val="0"/>
                 <w:color w:val="969696"/>
-                <w:sz w:val="16"/>
+                <w:sz w:val="18"/>
               </w:rPr>
               <w:t>[IMG: seq4_2]</w:t>
             </w:r>
@@ -3350,15 +4662,20 @@
         <w:tc>
           <w:tcPr>
             <w:tcW w:type="dxa" w:w="4680"/>
+            <w:shd w:val="clear" w:color="auto" w:fill="C00000"/>
           </w:tcPr>
           <w:p>
             <w:pPr>
+              <w:spacing w:before="20" w:after="20"/>
               <w:jc w:val="center"/>
             </w:pPr>
             <w:r>
               <w:rPr>
-                <w:b w:val="0"/>
-                <w:sz w:val="16"/>
+                <w:rFonts w:ascii="Calibri" w:hAnsi="Calibri"/>
+                <w:b/>
+                <w:i w:val="0"/>
+                <w:color w:val="FFFFFF"/>
+                <w:sz w:val="22"/>
               </w:rPr>
               <w:t>{{ seq4_test1_face }}</w:t>
             </w:r>
@@ -3367,15 +4684,20 @@
         <w:tc>
           <w:tcPr>
             <w:tcW w:type="dxa" w:w="4680"/>
+            <w:shd w:val="clear" w:color="auto" w:fill="C00000"/>
           </w:tcPr>
           <w:p>
             <w:pPr>
+              <w:spacing w:before="20" w:after="20"/>
               <w:jc w:val="center"/>
             </w:pPr>
             <w:r>
               <w:rPr>
-                <w:b w:val="0"/>
-                <w:sz w:val="16"/>
+                <w:rFonts w:ascii="Calibri" w:hAnsi="Calibri"/>
+                <w:b/>
+                <w:i w:val="0"/>
+                <w:color w:val="FFFFFF"/>
+                <w:sz w:val="22"/>
               </w:rPr>
               <w:t>{{ seq4_test2_face }}</w:t>
             </w:r>
@@ -3396,14 +4718,20 @@
       <w:tr>
         <w:tc>
           <w:tcPr>
-            <w:tcW w:type="dxa" w:w="2160"/>
-            <w:shd w:val="clear" w:color="auto" w:fill="D0D0D0"/>
+            <w:tcW w:type="dxa" w:w="6480"/>
+            <w:shd w:val="clear" w:color="auto" w:fill="C00000"/>
           </w:tcPr>
           <w:p>
+            <w:pPr>
+              <w:spacing w:before="20" w:after="20"/>
+            </w:pPr>
             <w:r>
               <w:rPr>
+                <w:rFonts w:ascii="Calibri" w:hAnsi="Calibri"/>
                 <w:b/>
-                <w:sz w:val="18"/>
+                <w:i w:val="0"/>
+                <w:color w:val="FFFFFF"/>
+                <w:sz w:val="24"/>
               </w:rPr>
               <w:t>Conclusion</w:t>
             </w:r>
@@ -3411,14 +4739,20 @@
         </w:tc>
         <w:tc>
           <w:tcPr>
-            <w:tcW w:type="dxa" w:w="7200"/>
-            <w:shd w:val="clear" w:color="auto" w:fill="D0D0D0"/>
+            <w:tcW w:type="dxa" w:w="2880"/>
+            <w:shd w:val="clear" w:color="auto" w:fill="C00000"/>
           </w:tcPr>
           <w:p>
+            <w:pPr>
+              <w:spacing w:before="20" w:after="20"/>
+            </w:pPr>
             <w:r>
               <w:rPr>
+                <w:rFonts w:ascii="Calibri" w:hAnsi="Calibri"/>
                 <w:b/>
-                <w:sz w:val="18"/>
+                <w:i w:val="0"/>
+                <w:color w:val="FFFFFF"/>
+                <w:sz w:val="24"/>
               </w:rPr>
               <w:t>Pass / Fail</w:t>
             </w:r>
@@ -3428,13 +4762,19 @@
       <w:tr>
         <w:tc>
           <w:tcPr>
-            <w:tcW w:type="dxa" w:w="2160"/>
+            <w:tcW w:type="dxa" w:w="6480"/>
           </w:tcPr>
           <w:p>
+            <w:pPr>
+              <w:spacing w:before="20" w:after="20"/>
+            </w:pPr>
             <w:r>
               <w:rPr>
+                <w:rFonts w:ascii="Calibri" w:hAnsi="Calibri"/>
                 <w:b w:val="0"/>
-                <w:sz w:val="18"/>
+                <w:i w:val="0"/>
+                <w:color w:val="000000"/>
+                <w:sz w:val="24"/>
               </w:rPr>
               <w:t>{{ seq4_conclusion_notes }}</w:t>
             </w:r>
@@ -3442,13 +4782,19 @@
         </w:tc>
         <w:tc>
           <w:tcPr>
-            <w:tcW w:type="dxa" w:w="7200"/>
+            <w:tcW w:type="dxa" w:w="2880"/>
           </w:tcPr>
           <w:p>
+            <w:pPr>
+              <w:spacing w:before="20" w:after="20"/>
+            </w:pPr>
             <w:r>
               <w:rPr>
+                <w:rFonts w:ascii="Calibri" w:hAnsi="Calibri"/>
                 <w:b w:val="0"/>
-                <w:sz w:val="18"/>
+                <w:i w:val="0"/>
+                <w:color w:val="000000"/>
+                <w:sz w:val="24"/>
               </w:rPr>
               <w:t>{{ seq4_result }}</w:t>
             </w:r>
@@ -3457,26 +4803,25 @@
       </w:tr>
     </w:tbl>
     <w:p>
+      <w:pPr>
+        <w:spacing w:before="0" w:after="0"/>
+      </w:pPr>
       <w:r>
         <w:br w:type="page"/>
       </w:r>
     </w:p>
     <w:p>
+      <w:pPr>
+        <w:spacing w:before="120" w:after="80"/>
+      </w:pPr>
       <w:r>
         <w:rPr>
+          <w:rFonts w:ascii="Times New Roman" w:hAnsi="Times New Roman"/>
           <w:b/>
-          <w:sz w:val="24"/>
+          <w:color w:val="D31245"/>
+          <w:sz w:val="36"/>
         </w:rPr>
         <w:t>Test Sequence 5 - Vibration</w:t>
-      </w:r>
-    </w:p>
-    <w:p>
-      <w:r>
-        <w:rPr>
-          <w:i w:val="0"/>
-          <w:sz w:val="18"/>
-        </w:rPr>
-        <w:t>Random Vibration</w:t>
       </w:r>
     </w:p>
     <w:tbl>
@@ -3494,14 +4839,43 @@
       <w:tr>
         <w:tc>
           <w:tcPr>
-            <w:tcW w:type="dxa" w:w="2160"/>
-            <w:shd w:val="clear" w:color="auto" w:fill="D0D0D0"/>
+            <w:tcW w:type="dxa" w:w="9360"/>
+            <w:gridSpan w:val="4"/>
+            <w:shd w:val="clear" w:color="auto" w:fill="C00000"/>
           </w:tcPr>
           <w:p>
+            <w:pPr>
+              <w:spacing w:before="20" w:after="20"/>
+            </w:pPr>
             <w:r>
               <w:rPr>
+                <w:rFonts w:ascii="Calibri" w:hAnsi="Calibri"/>
                 <w:b/>
-                <w:sz w:val="18"/>
+                <w:i w:val="0"/>
+                <w:color w:val="FFFFFF"/>
+                <w:sz w:val="24"/>
+              </w:rPr>
+              <w:t>Random Vibration</w:t>
+            </w:r>
+          </w:p>
+        </w:tc>
+      </w:tr>
+      <w:tr>
+        <w:tc>
+          <w:tcPr>
+            <w:tcW w:type="dxa" w:w="2592"/>
+          </w:tcPr>
+          <w:p>
+            <w:pPr>
+              <w:spacing w:before="20" w:after="20"/>
+            </w:pPr>
+            <w:r>
+              <w:rPr>
+                <w:rFonts w:ascii="Calibri" w:hAnsi="Calibri"/>
+                <w:b/>
+                <w:i w:val="0"/>
+                <w:color w:val="000000"/>
+                <w:sz w:val="24"/>
               </w:rPr>
               <w:t>Orientation</w:t>
             </w:r>
@@ -3509,14 +4883,19 @@
         </w:tc>
         <w:tc>
           <w:tcPr>
-            <w:tcW w:type="dxa" w:w="2160"/>
-            <w:shd w:val="clear" w:color="auto" w:fill="D0D0D0"/>
+            <w:tcW w:type="dxa" w:w="2448"/>
           </w:tcPr>
           <w:p>
+            <w:pPr>
+              <w:spacing w:before="20" w:after="20"/>
+            </w:pPr>
             <w:r>
               <w:rPr>
+                <w:rFonts w:ascii="Calibri" w:hAnsi="Calibri"/>
                 <w:b/>
-                <w:sz w:val="18"/>
+                <w:i w:val="0"/>
+                <w:color w:val="000000"/>
+                <w:sz w:val="24"/>
               </w:rPr>
               <w:t>Frequency Range</w:t>
             </w:r>
@@ -3524,14 +4903,19 @@
         </w:tc>
         <w:tc>
           <w:tcPr>
-            <w:tcW w:type="dxa" w:w="2592"/>
-            <w:shd w:val="clear" w:color="auto" w:fill="D0D0D0"/>
+            <w:tcW w:type="dxa" w:w="2160"/>
           </w:tcPr>
           <w:p>
+            <w:pPr>
+              <w:spacing w:before="20" w:after="20"/>
+            </w:pPr>
             <w:r>
               <w:rPr>
+                <w:rFonts w:ascii="Calibri" w:hAnsi="Calibri"/>
                 <w:b/>
-                <w:sz w:val="18"/>
+                <w:i w:val="0"/>
+                <w:color w:val="000000"/>
+                <w:sz w:val="24"/>
               </w:rPr>
               <w:t>Vibration Intensity (Grms)</w:t>
             </w:r>
@@ -3539,14 +4923,19 @@
         </w:tc>
         <w:tc>
           <w:tcPr>
-            <w:tcW w:type="dxa" w:w="2448"/>
-            <w:shd w:val="clear" w:color="auto" w:fill="D0D0D0"/>
+            <w:tcW w:type="dxa" w:w="2160"/>
           </w:tcPr>
           <w:p>
+            <w:pPr>
+              <w:spacing w:before="20" w:after="20"/>
+            </w:pPr>
             <w:r>
               <w:rPr>
+                <w:rFonts w:ascii="Calibri" w:hAnsi="Calibri"/>
                 <w:b/>
-                <w:sz w:val="18"/>
+                <w:i w:val="0"/>
+                <w:color w:val="000000"/>
+                <w:sz w:val="24"/>
               </w:rPr>
               <w:t>Duration (min)</w:t>
             </w:r>
@@ -3556,13 +4945,19 @@
       <w:tr>
         <w:tc>
           <w:tcPr>
-            <w:tcW w:type="dxa" w:w="2340"/>
+            <w:tcW w:type="dxa" w:w="2592"/>
           </w:tcPr>
           <w:p>
+            <w:pPr>
+              <w:spacing w:before="20" w:after="20"/>
+            </w:pPr>
             <w:r>
               <w:rPr>
+                <w:rFonts w:ascii="Calibri" w:hAnsi="Calibri"/>
                 <w:b w:val="0"/>
-                <w:sz w:val="18"/>
+                <w:i w:val="0"/>
+                <w:color w:val="000000"/>
+                <w:sz w:val="24"/>
               </w:rPr>
               <w:t>{{ seq5_orientation }}</w:t>
             </w:r>
@@ -3570,13 +4965,19 @@
         </w:tc>
         <w:tc>
           <w:tcPr>
-            <w:tcW w:type="dxa" w:w="2340"/>
+            <w:tcW w:type="dxa" w:w="2448"/>
           </w:tcPr>
           <w:p>
+            <w:pPr>
+              <w:spacing w:before="20" w:after="20"/>
+            </w:pPr>
             <w:r>
               <w:rPr>
+                <w:rFonts w:ascii="Calibri" w:hAnsi="Calibri"/>
                 <w:b w:val="0"/>
-                <w:sz w:val="18"/>
+                <w:i w:val="0"/>
+                <w:color w:val="000000"/>
+                <w:sz w:val="24"/>
               </w:rPr>
               <w:t>{{ seq5_frequency_range }}</w:t>
             </w:r>
@@ -3584,13 +4985,19 @@
         </w:tc>
         <w:tc>
           <w:tcPr>
-            <w:tcW w:type="dxa" w:w="2340"/>
+            <w:tcW w:type="dxa" w:w="2160"/>
           </w:tcPr>
           <w:p>
+            <w:pPr>
+              <w:spacing w:before="20" w:after="20"/>
+            </w:pPr>
             <w:r>
               <w:rPr>
+                <w:rFonts w:ascii="Calibri" w:hAnsi="Calibri"/>
                 <w:b w:val="0"/>
-                <w:sz w:val="18"/>
+                <w:i w:val="0"/>
+                <w:color w:val="000000"/>
+                <w:sz w:val="24"/>
               </w:rPr>
               <w:t>{{ seq5_vibration_intensity_grms }}</w:t>
             </w:r>
@@ -3598,13 +5005,19 @@
         </w:tc>
         <w:tc>
           <w:tcPr>
-            <w:tcW w:type="dxa" w:w="2340"/>
+            <w:tcW w:type="dxa" w:w="2160"/>
           </w:tcPr>
           <w:p>
+            <w:pPr>
+              <w:spacing w:before="20" w:after="20"/>
+            </w:pPr>
             <w:r>
               <w:rPr>
+                <w:rFonts w:ascii="Calibri" w:hAnsi="Calibri"/>
                 <w:b w:val="0"/>
-                <w:sz w:val="18"/>
+                <w:i w:val="0"/>
+                <w:color w:val="000000"/>
+                <w:sz w:val="24"/>
               </w:rPr>
               <w:t>{{ seq5_duration_min }}</w:t>
             </w:r>
@@ -3613,22 +5026,16 @@
       </w:tr>
     </w:tbl>
     <w:p>
+      <w:pPr>
+        <w:spacing w:before="0" w:after="60"/>
+      </w:pPr>
       <w:r>
         <w:rPr>
+          <w:rFonts w:ascii="Calibri" w:hAnsi="Calibri"/>
           <w:i/>
-          <w:sz w:val="18"/>
+          <w:sz w:val="24"/>
         </w:rPr>
         <w:t>Note: No top load was required as the rack system is greater than 72" in height.</w:t>
-      </w:r>
-    </w:p>
-    <w:p/>
-    <w:p>
-      <w:r>
-        <w:rPr>
-          <w:i w:val="0"/>
-          <w:sz w:val="18"/>
-        </w:rPr>
-        <w:t>Random Vibration Spectrum</w:t>
       </w:r>
     </w:p>
     <w:tbl>
@@ -3638,416 +5045,32 @@
         <w:tblLook w:firstColumn="1" w:firstRow="1" w:lastColumn="0" w:lastRow="0" w:noHBand="0" w:noVBand="1" w:val="04A0"/>
       </w:tblPr>
       <w:tblGrid>
-        <w:gridCol w:w="4680"/>
-        <w:gridCol w:w="4680"/>
+        <w:gridCol w:w="9360"/>
       </w:tblGrid>
       <w:tr>
         <w:tc>
           <w:tcPr>
-            <w:tcW w:type="dxa" w:w="3600"/>
-            <w:shd w:val="clear" w:color="auto" w:fill="D0D0D0"/>
+            <w:tcW w:type="dxa" w:w="9360"/>
+            <w:shd w:val="clear" w:color="auto" w:fill="C00000"/>
           </w:tcPr>
           <w:p>
+            <w:pPr>
+              <w:spacing w:before="20" w:after="20"/>
+            </w:pPr>
             <w:r>
               <w:rPr>
+                <w:rFonts w:ascii="Calibri" w:hAnsi="Calibri"/>
                 <w:b/>
-                <w:sz w:val="18"/>
+                <w:i w:val="0"/>
+                <w:color w:val="FFFFFF"/>
+                <w:sz w:val="24"/>
               </w:rPr>
-              <w:t>Frequency (Hz)</w:t>
-            </w:r>
-          </w:p>
-        </w:tc>
-        <w:tc>
-          <w:tcPr>
-            <w:tcW w:type="dxa" w:w="3600"/>
-            <w:shd w:val="clear" w:color="auto" w:fill="D0D0D0"/>
-          </w:tcPr>
-          <w:p>
-            <w:r>
-              <w:rPr>
-                <w:b/>
-                <w:sz w:val="18"/>
-              </w:rPr>
-              <w:t>PSD (g² / Hz)</w:t>
-            </w:r>
-          </w:p>
-        </w:tc>
-      </w:tr>
-      <w:tr>
-        <w:tc>
-          <w:tcPr>
-            <w:tcW w:type="dxa" w:w="4680"/>
-          </w:tcPr>
-          <w:p>
-            <w:r>
-              <w:rPr>
-                <w:b w:val="0"/>
-                <w:sz w:val="18"/>
-              </w:rPr>
-              <w:t>1</w:t>
-            </w:r>
-          </w:p>
-        </w:tc>
-        <w:tc>
-          <w:tcPr>
-            <w:tcW w:type="dxa" w:w="4680"/>
-          </w:tcPr>
-          <w:p>
-            <w:r>
-              <w:rPr>
-                <w:b w:val="0"/>
-                <w:sz w:val="18"/>
-              </w:rPr>
-              <w:t>0.00072</w:t>
-            </w:r>
-          </w:p>
-        </w:tc>
-      </w:tr>
-      <w:tr>
-        <w:tc>
-          <w:tcPr>
-            <w:tcW w:type="dxa" w:w="4680"/>
-          </w:tcPr>
-          <w:p>
-            <w:r>
-              <w:rPr>
-                <w:b w:val="0"/>
-                <w:sz w:val="18"/>
-              </w:rPr>
-              <w:t>3</w:t>
-            </w:r>
-          </w:p>
-        </w:tc>
-        <w:tc>
-          <w:tcPr>
-            <w:tcW w:type="dxa" w:w="4680"/>
-          </w:tcPr>
-          <w:p>
-            <w:r>
-              <w:rPr>
-                <w:b w:val="0"/>
-                <w:sz w:val="18"/>
-              </w:rPr>
-              <w:t>0.018</w:t>
-            </w:r>
-          </w:p>
-        </w:tc>
-      </w:tr>
-      <w:tr>
-        <w:tc>
-          <w:tcPr>
-            <w:tcW w:type="dxa" w:w="4680"/>
-          </w:tcPr>
-          <w:p>
-            <w:r>
-              <w:rPr>
-                <w:b w:val="0"/>
-                <w:sz w:val="18"/>
-              </w:rPr>
-              <w:t>4</w:t>
-            </w:r>
-          </w:p>
-        </w:tc>
-        <w:tc>
-          <w:tcPr>
-            <w:tcW w:type="dxa" w:w="4680"/>
-          </w:tcPr>
-          <w:p>
-            <w:r>
-              <w:rPr>
-                <w:b w:val="0"/>
-                <w:sz w:val="18"/>
-              </w:rPr>
-              <w:t>0.018</w:t>
-            </w:r>
-          </w:p>
-        </w:tc>
-      </w:tr>
-      <w:tr>
-        <w:tc>
-          <w:tcPr>
-            <w:tcW w:type="dxa" w:w="4680"/>
-          </w:tcPr>
-          <w:p>
-            <w:r>
-              <w:rPr>
-                <w:b w:val="0"/>
-                <w:sz w:val="18"/>
-              </w:rPr>
-              <w:t>6</w:t>
-            </w:r>
-          </w:p>
-        </w:tc>
-        <w:tc>
-          <w:tcPr>
-            <w:tcW w:type="dxa" w:w="4680"/>
-          </w:tcPr>
-          <w:p>
-            <w:r>
-              <w:rPr>
-                <w:b w:val="0"/>
-                <w:sz w:val="18"/>
-              </w:rPr>
-              <w:t>0.00072</w:t>
-            </w:r>
-          </w:p>
-        </w:tc>
-      </w:tr>
-      <w:tr>
-        <w:tc>
-          <w:tcPr>
-            <w:tcW w:type="dxa" w:w="4680"/>
-          </w:tcPr>
-          <w:p>
-            <w:r>
-              <w:rPr>
-                <w:b w:val="0"/>
-                <w:sz w:val="18"/>
-              </w:rPr>
-              <w:t>12</w:t>
-            </w:r>
-          </w:p>
-        </w:tc>
-        <w:tc>
-          <w:tcPr>
-            <w:tcW w:type="dxa" w:w="4680"/>
-          </w:tcPr>
-          <w:p>
-            <w:r>
-              <w:rPr>
-                <w:b w:val="0"/>
-                <w:sz w:val="18"/>
-              </w:rPr>
-              <w:t>0.00072</w:t>
-            </w:r>
-          </w:p>
-        </w:tc>
-      </w:tr>
-      <w:tr>
-        <w:tc>
-          <w:tcPr>
-            <w:tcW w:type="dxa" w:w="4680"/>
-          </w:tcPr>
-          <w:p>
-            <w:r>
-              <w:rPr>
-                <w:b w:val="0"/>
-                <w:sz w:val="18"/>
-              </w:rPr>
-              <w:t>16</w:t>
-            </w:r>
-          </w:p>
-        </w:tc>
-        <w:tc>
-          <w:tcPr>
-            <w:tcW w:type="dxa" w:w="4680"/>
-          </w:tcPr>
-          <w:p>
-            <w:r>
-              <w:rPr>
-                <w:b w:val="0"/>
-                <w:sz w:val="18"/>
-              </w:rPr>
-              <w:t>0.0036</w:t>
-            </w:r>
-          </w:p>
-        </w:tc>
-      </w:tr>
-      <w:tr>
-        <w:tc>
-          <w:tcPr>
-            <w:tcW w:type="dxa" w:w="4680"/>
-          </w:tcPr>
-          <w:p>
-            <w:r>
-              <w:rPr>
-                <w:b w:val="0"/>
-                <w:sz w:val="18"/>
-              </w:rPr>
-              <w:t>25</w:t>
-            </w:r>
-          </w:p>
-        </w:tc>
-        <w:tc>
-          <w:tcPr>
-            <w:tcW w:type="dxa" w:w="4680"/>
-          </w:tcPr>
-          <w:p>
-            <w:r>
-              <w:rPr>
-                <w:b w:val="0"/>
-                <w:sz w:val="18"/>
-              </w:rPr>
-              <w:t>0.0036</w:t>
-            </w:r>
-          </w:p>
-        </w:tc>
-      </w:tr>
-      <w:tr>
-        <w:tc>
-          <w:tcPr>
-            <w:tcW w:type="dxa" w:w="4680"/>
-          </w:tcPr>
-          <w:p>
-            <w:r>
-              <w:rPr>
-                <w:b w:val="0"/>
-                <w:sz w:val="18"/>
-              </w:rPr>
-              <w:t>30</w:t>
-            </w:r>
-          </w:p>
-        </w:tc>
-        <w:tc>
-          <w:tcPr>
-            <w:tcW w:type="dxa" w:w="4680"/>
-          </w:tcPr>
-          <w:p>
-            <w:r>
-              <w:rPr>
-                <w:b w:val="0"/>
-                <w:sz w:val="18"/>
-              </w:rPr>
-              <w:t>0.00072</w:t>
-            </w:r>
-          </w:p>
-        </w:tc>
-      </w:tr>
-      <w:tr>
-        <w:tc>
-          <w:tcPr>
-            <w:tcW w:type="dxa" w:w="4680"/>
-          </w:tcPr>
-          <w:p>
-            <w:r>
-              <w:rPr>
-                <w:b w:val="0"/>
-                <w:sz w:val="18"/>
-              </w:rPr>
-              <w:t>40</w:t>
-            </w:r>
-          </w:p>
-        </w:tc>
-        <w:tc>
-          <w:tcPr>
-            <w:tcW w:type="dxa" w:w="4680"/>
-          </w:tcPr>
-          <w:p>
-            <w:r>
-              <w:rPr>
-                <w:b w:val="0"/>
-                <w:sz w:val="18"/>
-              </w:rPr>
-              <w:t>0.0036</w:t>
-            </w:r>
-          </w:p>
-        </w:tc>
-      </w:tr>
-      <w:tr>
-        <w:tc>
-          <w:tcPr>
-            <w:tcW w:type="dxa" w:w="4680"/>
-          </w:tcPr>
-          <w:p>
-            <w:r>
-              <w:rPr>
-                <w:b w:val="0"/>
-                <w:sz w:val="18"/>
-              </w:rPr>
-              <w:t>80</w:t>
-            </w:r>
-          </w:p>
-        </w:tc>
-        <w:tc>
-          <w:tcPr>
-            <w:tcW w:type="dxa" w:w="4680"/>
-          </w:tcPr>
-          <w:p>
-            <w:r>
-              <w:rPr>
-                <w:b w:val="0"/>
-                <w:sz w:val="18"/>
-              </w:rPr>
-              <w:t>0.0036</w:t>
-            </w:r>
-          </w:p>
-        </w:tc>
-      </w:tr>
-      <w:tr>
-        <w:tc>
-          <w:tcPr>
-            <w:tcW w:type="dxa" w:w="4680"/>
-          </w:tcPr>
-          <w:p>
-            <w:r>
-              <w:rPr>
-                <w:b w:val="0"/>
-                <w:sz w:val="18"/>
-              </w:rPr>
-              <w:t>100</w:t>
-            </w:r>
-          </w:p>
-        </w:tc>
-        <w:tc>
-          <w:tcPr>
-            <w:tcW w:type="dxa" w:w="4680"/>
-          </w:tcPr>
-          <w:p>
-            <w:r>
-              <w:rPr>
-                <w:b w:val="0"/>
-                <w:sz w:val="18"/>
-              </w:rPr>
-              <w:t>0.00036</w:t>
-            </w:r>
-          </w:p>
-        </w:tc>
-      </w:tr>
-      <w:tr>
-        <w:tc>
-          <w:tcPr>
-            <w:tcW w:type="dxa" w:w="4680"/>
-          </w:tcPr>
-          <w:p>
-            <w:r>
-              <w:rPr>
-                <w:b w:val="0"/>
-                <w:sz w:val="18"/>
-              </w:rPr>
-              <w:t>200</w:t>
-            </w:r>
-          </w:p>
-        </w:tc>
-        <w:tc>
-          <w:tcPr>
-            <w:tcW w:type="dxa" w:w="4680"/>
-          </w:tcPr>
-          <w:p>
-            <w:r>
-              <w:rPr>
-                <w:b w:val="0"/>
-                <w:sz w:val="18"/>
-              </w:rPr>
-              <w:t>0.000018</w:t>
+              <w:t>Random Vibration Spectrum</w:t>
             </w:r>
           </w:p>
         </w:tc>
       </w:tr>
     </w:tbl>
-    <w:p>
-      <w:r>
-        <w:br w:type="page"/>
-      </w:r>
-    </w:p>
-    <w:p>
-      <w:r>
-        <w:rPr>
-          <w:i w:val="0"/>
-          <w:sz w:val="18"/>
-        </w:rPr>
-        <w:t>Accelerometer #1 Results</w:t>
-      </w:r>
-    </w:p>
     <w:tbl>
       <w:tblPr>
         <w:tblStyle w:val="TableGrid"/>
@@ -4062,30 +5085,40 @@
         <w:tc>
           <w:tcPr>
             <w:tcW w:type="dxa" w:w="4680"/>
-            <w:shd w:val="clear" w:color="auto" w:fill="D0D0D0"/>
           </w:tcPr>
           <w:p>
+            <w:pPr>
+              <w:spacing w:before="20" w:after="20"/>
+            </w:pPr>
             <w:r>
               <w:rPr>
+                <w:rFonts w:ascii="Calibri" w:hAnsi="Calibri"/>
                 <w:b/>
-                <w:sz w:val="18"/>
+                <w:i w:val="0"/>
+                <w:color w:val="000000"/>
+                <w:sz w:val="24"/>
               </w:rPr>
-              <w:t>Resonant Frequency Z Axis</w:t>
+              <w:t>Frequency (Hz)</w:t>
             </w:r>
           </w:p>
         </w:tc>
         <w:tc>
           <w:tcPr>
             <w:tcW w:type="dxa" w:w="4680"/>
-            <w:shd w:val="clear" w:color="auto" w:fill="D0D0D0"/>
           </w:tcPr>
           <w:p>
+            <w:pPr>
+              <w:spacing w:before="20" w:after="20"/>
+            </w:pPr>
             <w:r>
               <w:rPr>
+                <w:rFonts w:ascii="Calibri" w:hAnsi="Calibri"/>
                 <w:b/>
-                <w:sz w:val="18"/>
+                <w:i w:val="0"/>
+                <w:color w:val="000000"/>
+                <w:sz w:val="24"/>
               </w:rPr>
-              <w:t>Transmissibility (Q) Z Axis</w:t>
+              <w:t>PSD (g² / Hz)</w:t>
             </w:r>
           </w:p>
         </w:tc>
@@ -4096,10 +5129,618 @@
             <w:tcW w:type="dxa" w:w="4680"/>
           </w:tcPr>
           <w:p>
+            <w:pPr>
+              <w:spacing w:before="20" w:after="20"/>
+            </w:pPr>
             <w:r>
               <w:rPr>
+                <w:rFonts w:ascii="Calibri" w:hAnsi="Calibri"/>
                 <w:b w:val="0"/>
-                <w:sz w:val="18"/>
+                <w:i w:val="0"/>
+                <w:color w:val="000000"/>
+                <w:sz w:val="24"/>
+              </w:rPr>
+              <w:t>1</w:t>
+            </w:r>
+          </w:p>
+        </w:tc>
+        <w:tc>
+          <w:tcPr>
+            <w:tcW w:type="dxa" w:w="4680"/>
+          </w:tcPr>
+          <w:p>
+            <w:pPr>
+              <w:spacing w:before="20" w:after="20"/>
+            </w:pPr>
+            <w:r>
+              <w:rPr>
+                <w:rFonts w:ascii="Calibri" w:hAnsi="Calibri"/>
+                <w:b w:val="0"/>
+                <w:i w:val="0"/>
+                <w:color w:val="000000"/>
+                <w:sz w:val="24"/>
+              </w:rPr>
+              <w:t>0.00072</w:t>
+            </w:r>
+          </w:p>
+        </w:tc>
+      </w:tr>
+      <w:tr>
+        <w:tc>
+          <w:tcPr>
+            <w:tcW w:type="dxa" w:w="4680"/>
+          </w:tcPr>
+          <w:p>
+            <w:pPr>
+              <w:spacing w:before="20" w:after="20"/>
+            </w:pPr>
+            <w:r>
+              <w:rPr>
+                <w:rFonts w:ascii="Calibri" w:hAnsi="Calibri"/>
+                <w:b w:val="0"/>
+                <w:i w:val="0"/>
+                <w:color w:val="000000"/>
+                <w:sz w:val="24"/>
+              </w:rPr>
+              <w:t>3</w:t>
+            </w:r>
+          </w:p>
+        </w:tc>
+        <w:tc>
+          <w:tcPr>
+            <w:tcW w:type="dxa" w:w="4680"/>
+          </w:tcPr>
+          <w:p>
+            <w:pPr>
+              <w:spacing w:before="20" w:after="20"/>
+            </w:pPr>
+            <w:r>
+              <w:rPr>
+                <w:rFonts w:ascii="Calibri" w:hAnsi="Calibri"/>
+                <w:b w:val="0"/>
+                <w:i w:val="0"/>
+                <w:color w:val="000000"/>
+                <w:sz w:val="24"/>
+              </w:rPr>
+              <w:t>0.018</w:t>
+            </w:r>
+          </w:p>
+        </w:tc>
+      </w:tr>
+      <w:tr>
+        <w:tc>
+          <w:tcPr>
+            <w:tcW w:type="dxa" w:w="4680"/>
+          </w:tcPr>
+          <w:p>
+            <w:pPr>
+              <w:spacing w:before="20" w:after="20"/>
+            </w:pPr>
+            <w:r>
+              <w:rPr>
+                <w:rFonts w:ascii="Calibri" w:hAnsi="Calibri"/>
+                <w:b w:val="0"/>
+                <w:i w:val="0"/>
+                <w:color w:val="000000"/>
+                <w:sz w:val="24"/>
+              </w:rPr>
+              <w:t>4</w:t>
+            </w:r>
+          </w:p>
+        </w:tc>
+        <w:tc>
+          <w:tcPr>
+            <w:tcW w:type="dxa" w:w="4680"/>
+          </w:tcPr>
+          <w:p>
+            <w:pPr>
+              <w:spacing w:before="20" w:after="20"/>
+            </w:pPr>
+            <w:r>
+              <w:rPr>
+                <w:rFonts w:ascii="Calibri" w:hAnsi="Calibri"/>
+                <w:b w:val="0"/>
+                <w:i w:val="0"/>
+                <w:color w:val="000000"/>
+                <w:sz w:val="24"/>
+              </w:rPr>
+              <w:t>0.018</w:t>
+            </w:r>
+          </w:p>
+        </w:tc>
+      </w:tr>
+      <w:tr>
+        <w:tc>
+          <w:tcPr>
+            <w:tcW w:type="dxa" w:w="4680"/>
+          </w:tcPr>
+          <w:p>
+            <w:pPr>
+              <w:spacing w:before="20" w:after="20"/>
+            </w:pPr>
+            <w:r>
+              <w:rPr>
+                <w:rFonts w:ascii="Calibri" w:hAnsi="Calibri"/>
+                <w:b w:val="0"/>
+                <w:i w:val="0"/>
+                <w:color w:val="000000"/>
+                <w:sz w:val="24"/>
+              </w:rPr>
+              <w:t>6</w:t>
+            </w:r>
+          </w:p>
+        </w:tc>
+        <w:tc>
+          <w:tcPr>
+            <w:tcW w:type="dxa" w:w="4680"/>
+          </w:tcPr>
+          <w:p>
+            <w:pPr>
+              <w:spacing w:before="20" w:after="20"/>
+            </w:pPr>
+            <w:r>
+              <w:rPr>
+                <w:rFonts w:ascii="Calibri" w:hAnsi="Calibri"/>
+                <w:b w:val="0"/>
+                <w:i w:val="0"/>
+                <w:color w:val="000000"/>
+                <w:sz w:val="24"/>
+              </w:rPr>
+              <w:t>0.00072</w:t>
+            </w:r>
+          </w:p>
+        </w:tc>
+      </w:tr>
+      <w:tr>
+        <w:tc>
+          <w:tcPr>
+            <w:tcW w:type="dxa" w:w="4680"/>
+          </w:tcPr>
+          <w:p>
+            <w:pPr>
+              <w:spacing w:before="20" w:after="20"/>
+            </w:pPr>
+            <w:r>
+              <w:rPr>
+                <w:rFonts w:ascii="Calibri" w:hAnsi="Calibri"/>
+                <w:b w:val="0"/>
+                <w:i w:val="0"/>
+                <w:color w:val="000000"/>
+                <w:sz w:val="24"/>
+              </w:rPr>
+              <w:t>12</w:t>
+            </w:r>
+          </w:p>
+        </w:tc>
+        <w:tc>
+          <w:tcPr>
+            <w:tcW w:type="dxa" w:w="4680"/>
+          </w:tcPr>
+          <w:p>
+            <w:pPr>
+              <w:spacing w:before="20" w:after="20"/>
+            </w:pPr>
+            <w:r>
+              <w:rPr>
+                <w:rFonts w:ascii="Calibri" w:hAnsi="Calibri"/>
+                <w:b w:val="0"/>
+                <w:i w:val="0"/>
+                <w:color w:val="000000"/>
+                <w:sz w:val="24"/>
+              </w:rPr>
+              <w:t>0.00072</w:t>
+            </w:r>
+          </w:p>
+        </w:tc>
+      </w:tr>
+      <w:tr>
+        <w:tc>
+          <w:tcPr>
+            <w:tcW w:type="dxa" w:w="4680"/>
+          </w:tcPr>
+          <w:p>
+            <w:pPr>
+              <w:spacing w:before="20" w:after="20"/>
+            </w:pPr>
+            <w:r>
+              <w:rPr>
+                <w:rFonts w:ascii="Calibri" w:hAnsi="Calibri"/>
+                <w:b w:val="0"/>
+                <w:i w:val="0"/>
+                <w:color w:val="000000"/>
+                <w:sz w:val="24"/>
+              </w:rPr>
+              <w:t>16</w:t>
+            </w:r>
+          </w:p>
+        </w:tc>
+        <w:tc>
+          <w:tcPr>
+            <w:tcW w:type="dxa" w:w="4680"/>
+          </w:tcPr>
+          <w:p>
+            <w:pPr>
+              <w:spacing w:before="20" w:after="20"/>
+            </w:pPr>
+            <w:r>
+              <w:rPr>
+                <w:rFonts w:ascii="Calibri" w:hAnsi="Calibri"/>
+                <w:b w:val="0"/>
+                <w:i w:val="0"/>
+                <w:color w:val="000000"/>
+                <w:sz w:val="24"/>
+              </w:rPr>
+              <w:t>0.0036</w:t>
+            </w:r>
+          </w:p>
+        </w:tc>
+      </w:tr>
+      <w:tr>
+        <w:tc>
+          <w:tcPr>
+            <w:tcW w:type="dxa" w:w="4680"/>
+          </w:tcPr>
+          <w:p>
+            <w:pPr>
+              <w:spacing w:before="20" w:after="20"/>
+            </w:pPr>
+            <w:r>
+              <w:rPr>
+                <w:rFonts w:ascii="Calibri" w:hAnsi="Calibri"/>
+                <w:b w:val="0"/>
+                <w:i w:val="0"/>
+                <w:color w:val="000000"/>
+                <w:sz w:val="24"/>
+              </w:rPr>
+              <w:t>25</w:t>
+            </w:r>
+          </w:p>
+        </w:tc>
+        <w:tc>
+          <w:tcPr>
+            <w:tcW w:type="dxa" w:w="4680"/>
+          </w:tcPr>
+          <w:p>
+            <w:pPr>
+              <w:spacing w:before="20" w:after="20"/>
+            </w:pPr>
+            <w:r>
+              <w:rPr>
+                <w:rFonts w:ascii="Calibri" w:hAnsi="Calibri"/>
+                <w:b w:val="0"/>
+                <w:i w:val="0"/>
+                <w:color w:val="000000"/>
+                <w:sz w:val="24"/>
+              </w:rPr>
+              <w:t>0.0036</w:t>
+            </w:r>
+          </w:p>
+        </w:tc>
+      </w:tr>
+      <w:tr>
+        <w:tc>
+          <w:tcPr>
+            <w:tcW w:type="dxa" w:w="4680"/>
+          </w:tcPr>
+          <w:p>
+            <w:pPr>
+              <w:spacing w:before="20" w:after="20"/>
+            </w:pPr>
+            <w:r>
+              <w:rPr>
+                <w:rFonts w:ascii="Calibri" w:hAnsi="Calibri"/>
+                <w:b w:val="0"/>
+                <w:i w:val="0"/>
+                <w:color w:val="000000"/>
+                <w:sz w:val="24"/>
+              </w:rPr>
+              <w:t>30</w:t>
+            </w:r>
+          </w:p>
+        </w:tc>
+        <w:tc>
+          <w:tcPr>
+            <w:tcW w:type="dxa" w:w="4680"/>
+          </w:tcPr>
+          <w:p>
+            <w:pPr>
+              <w:spacing w:before="20" w:after="20"/>
+            </w:pPr>
+            <w:r>
+              <w:rPr>
+                <w:rFonts w:ascii="Calibri" w:hAnsi="Calibri"/>
+                <w:b w:val="0"/>
+                <w:i w:val="0"/>
+                <w:color w:val="000000"/>
+                <w:sz w:val="24"/>
+              </w:rPr>
+              <w:t>0.00072</w:t>
+            </w:r>
+          </w:p>
+        </w:tc>
+      </w:tr>
+      <w:tr>
+        <w:tc>
+          <w:tcPr>
+            <w:tcW w:type="dxa" w:w="4680"/>
+          </w:tcPr>
+          <w:p>
+            <w:pPr>
+              <w:spacing w:before="20" w:after="20"/>
+            </w:pPr>
+            <w:r>
+              <w:rPr>
+                <w:rFonts w:ascii="Calibri" w:hAnsi="Calibri"/>
+                <w:b w:val="0"/>
+                <w:i w:val="0"/>
+                <w:color w:val="000000"/>
+                <w:sz w:val="24"/>
+              </w:rPr>
+              <w:t>40</w:t>
+            </w:r>
+          </w:p>
+        </w:tc>
+        <w:tc>
+          <w:tcPr>
+            <w:tcW w:type="dxa" w:w="4680"/>
+          </w:tcPr>
+          <w:p>
+            <w:pPr>
+              <w:spacing w:before="20" w:after="20"/>
+            </w:pPr>
+            <w:r>
+              <w:rPr>
+                <w:rFonts w:ascii="Calibri" w:hAnsi="Calibri"/>
+                <w:b w:val="0"/>
+                <w:i w:val="0"/>
+                <w:color w:val="000000"/>
+                <w:sz w:val="24"/>
+              </w:rPr>
+              <w:t>0.0036</w:t>
+            </w:r>
+          </w:p>
+        </w:tc>
+      </w:tr>
+      <w:tr>
+        <w:tc>
+          <w:tcPr>
+            <w:tcW w:type="dxa" w:w="4680"/>
+          </w:tcPr>
+          <w:p>
+            <w:pPr>
+              <w:spacing w:before="20" w:after="20"/>
+            </w:pPr>
+            <w:r>
+              <w:rPr>
+                <w:rFonts w:ascii="Calibri" w:hAnsi="Calibri"/>
+                <w:b w:val="0"/>
+                <w:i w:val="0"/>
+                <w:color w:val="000000"/>
+                <w:sz w:val="24"/>
+              </w:rPr>
+              <w:t>80</w:t>
+            </w:r>
+          </w:p>
+        </w:tc>
+        <w:tc>
+          <w:tcPr>
+            <w:tcW w:type="dxa" w:w="4680"/>
+          </w:tcPr>
+          <w:p>
+            <w:pPr>
+              <w:spacing w:before="20" w:after="20"/>
+            </w:pPr>
+            <w:r>
+              <w:rPr>
+                <w:rFonts w:ascii="Calibri" w:hAnsi="Calibri"/>
+                <w:b w:val="0"/>
+                <w:i w:val="0"/>
+                <w:color w:val="000000"/>
+                <w:sz w:val="24"/>
+              </w:rPr>
+              <w:t>0.0036</w:t>
+            </w:r>
+          </w:p>
+        </w:tc>
+      </w:tr>
+      <w:tr>
+        <w:tc>
+          <w:tcPr>
+            <w:tcW w:type="dxa" w:w="4680"/>
+          </w:tcPr>
+          <w:p>
+            <w:pPr>
+              <w:spacing w:before="20" w:after="20"/>
+            </w:pPr>
+            <w:r>
+              <w:rPr>
+                <w:rFonts w:ascii="Calibri" w:hAnsi="Calibri"/>
+                <w:b w:val="0"/>
+                <w:i w:val="0"/>
+                <w:color w:val="000000"/>
+                <w:sz w:val="24"/>
+              </w:rPr>
+              <w:t>100</w:t>
+            </w:r>
+          </w:p>
+        </w:tc>
+        <w:tc>
+          <w:tcPr>
+            <w:tcW w:type="dxa" w:w="4680"/>
+          </w:tcPr>
+          <w:p>
+            <w:pPr>
+              <w:spacing w:before="20" w:after="20"/>
+            </w:pPr>
+            <w:r>
+              <w:rPr>
+                <w:rFonts w:ascii="Calibri" w:hAnsi="Calibri"/>
+                <w:b w:val="0"/>
+                <w:i w:val="0"/>
+                <w:color w:val="000000"/>
+                <w:sz w:val="24"/>
+              </w:rPr>
+              <w:t>0.00036</w:t>
+            </w:r>
+          </w:p>
+        </w:tc>
+      </w:tr>
+      <w:tr>
+        <w:tc>
+          <w:tcPr>
+            <w:tcW w:type="dxa" w:w="4680"/>
+          </w:tcPr>
+          <w:p>
+            <w:pPr>
+              <w:spacing w:before="20" w:after="20"/>
+            </w:pPr>
+            <w:r>
+              <w:rPr>
+                <w:rFonts w:ascii="Calibri" w:hAnsi="Calibri"/>
+                <w:b w:val="0"/>
+                <w:i w:val="0"/>
+                <w:color w:val="000000"/>
+                <w:sz w:val="24"/>
+              </w:rPr>
+              <w:t>200</w:t>
+            </w:r>
+          </w:p>
+        </w:tc>
+        <w:tc>
+          <w:tcPr>
+            <w:tcW w:type="dxa" w:w="4680"/>
+          </w:tcPr>
+          <w:p>
+            <w:pPr>
+              <w:spacing w:before="20" w:after="20"/>
+            </w:pPr>
+            <w:r>
+              <w:rPr>
+                <w:rFonts w:ascii="Calibri" w:hAnsi="Calibri"/>
+                <w:b w:val="0"/>
+                <w:i w:val="0"/>
+                <w:color w:val="000000"/>
+                <w:sz w:val="24"/>
+              </w:rPr>
+              <w:t>0.000018</w:t>
+            </w:r>
+          </w:p>
+        </w:tc>
+      </w:tr>
+    </w:tbl>
+    <w:p>
+      <w:pPr>
+        <w:spacing w:before="0" w:after="0"/>
+      </w:pPr>
+      <w:r>
+        <w:br w:type="page"/>
+      </w:r>
+    </w:p>
+    <w:tbl>
+      <w:tblPr>
+        <w:tblStyle w:val="TableGrid"/>
+        <w:tblW w:type="auto" w:w="0"/>
+        <w:tblLook w:firstColumn="1" w:firstRow="1" w:lastColumn="0" w:lastRow="0" w:noHBand="0" w:noVBand="1" w:val="04A0"/>
+      </w:tblPr>
+      <w:tblGrid>
+        <w:gridCol w:w="9360"/>
+      </w:tblGrid>
+      <w:tr>
+        <w:tc>
+          <w:tcPr>
+            <w:tcW w:type="dxa" w:w="9360"/>
+            <w:shd w:val="clear" w:color="auto" w:fill="C00000"/>
+          </w:tcPr>
+          <w:p>
+            <w:pPr>
+              <w:spacing w:before="20" w:after="20"/>
+            </w:pPr>
+            <w:r>
+              <w:rPr>
+                <w:rFonts w:ascii="Calibri" w:hAnsi="Calibri"/>
+                <w:b/>
+                <w:i w:val="0"/>
+                <w:color w:val="FFFFFF"/>
+                <w:sz w:val="24"/>
+              </w:rPr>
+              <w:t>Accelerometer #1 Results</w:t>
+            </w:r>
+          </w:p>
+        </w:tc>
+      </w:tr>
+    </w:tbl>
+    <w:tbl>
+      <w:tblPr>
+        <w:tblStyle w:val="TableGrid"/>
+        <w:tblW w:type="auto" w:w="0"/>
+        <w:tblLook w:firstColumn="1" w:firstRow="1" w:lastColumn="0" w:lastRow="0" w:noHBand="0" w:noVBand="1" w:val="04A0"/>
+      </w:tblPr>
+      <w:tblGrid>
+        <w:gridCol w:w="4680"/>
+        <w:gridCol w:w="4680"/>
+      </w:tblGrid>
+      <w:tr>
+        <w:tc>
+          <w:tcPr>
+            <w:tcW w:type="dxa" w:w="4680"/>
+          </w:tcPr>
+          <w:p>
+            <w:pPr>
+              <w:spacing w:before="20" w:after="20"/>
+            </w:pPr>
+            <w:r>
+              <w:rPr>
+                <w:rFonts w:ascii="Calibri" w:hAnsi="Calibri"/>
+                <w:b/>
+                <w:i w:val="0"/>
+                <w:color w:val="000000"/>
+                <w:sz w:val="22"/>
+              </w:rPr>
+              <w:t>Resonant Frequency</w:t>
+              <w:br/>
+              <w:t>Z Axis</w:t>
+            </w:r>
+          </w:p>
+        </w:tc>
+        <w:tc>
+          <w:tcPr>
+            <w:tcW w:type="dxa" w:w="4680"/>
+          </w:tcPr>
+          <w:p>
+            <w:pPr>
+              <w:spacing w:before="20" w:after="20"/>
+            </w:pPr>
+            <w:r>
+              <w:rPr>
+                <w:rFonts w:ascii="Calibri" w:hAnsi="Calibri"/>
+                <w:b/>
+                <w:i w:val="0"/>
+                <w:color w:val="000000"/>
+                <w:sz w:val="22"/>
+              </w:rPr>
+              <w:t>Transmissibility (Q)</w:t>
+              <w:br/>
+              <w:t>Z Axis</w:t>
+            </w:r>
+          </w:p>
+        </w:tc>
+      </w:tr>
+      <w:tr>
+        <w:tc>
+          <w:tcPr>
+            <w:tcW w:type="dxa" w:w="4680"/>
+          </w:tcPr>
+          <w:p>
+            <w:pPr>
+              <w:spacing w:before="20" w:after="20"/>
+            </w:pPr>
+            <w:r>
+              <w:rPr>
+                <w:rFonts w:ascii="Calibri" w:hAnsi="Calibri"/>
+                <w:b w:val="0"/>
+                <w:i w:val="0"/>
+                <w:color w:val="000000"/>
+                <w:sz w:val="24"/>
               </w:rPr>
               <w:t>{{ seq5_resonant_frequency_z }}</w:t>
             </w:r>
@@ -4110,10 +5751,16 @@
             <w:tcW w:type="dxa" w:w="4680"/>
           </w:tcPr>
           <w:p>
+            <w:pPr>
+              <w:spacing w:before="20" w:after="20"/>
+            </w:pPr>
             <w:r>
               <w:rPr>
+                <w:rFonts w:ascii="Calibri" w:hAnsi="Calibri"/>
                 <w:b w:val="0"/>
-                <w:sz w:val="18"/>
+                <w:i w:val="0"/>
+                <w:color w:val="000000"/>
+                <w:sz w:val="24"/>
               </w:rPr>
               <w:t>{{ seq5_transmissibility_q_z }}</w:t>
             </w:r>
@@ -4121,15 +5768,39 @@
         </w:tc>
       </w:tr>
     </w:tbl>
-    <w:p>
-      <w:r>
-        <w:rPr>
-          <w:i w:val="0"/>
-          <w:sz w:val="18"/>
-        </w:rPr>
-        <w:t>Accelerometer #1 Transmissibility Report</w:t>
-      </w:r>
-    </w:p>
+    <w:tbl>
+      <w:tblPr>
+        <w:tblStyle w:val="TableGrid"/>
+        <w:tblW w:type="auto" w:w="0"/>
+        <w:tblLook w:firstColumn="1" w:firstRow="1" w:lastColumn="0" w:lastRow="0" w:noHBand="0" w:noVBand="1" w:val="04A0"/>
+      </w:tblPr>
+      <w:tblGrid>
+        <w:gridCol w:w="9360"/>
+      </w:tblGrid>
+      <w:tr>
+        <w:tc>
+          <w:tcPr>
+            <w:tcW w:type="dxa" w:w="9360"/>
+            <w:shd w:val="clear" w:color="auto" w:fill="C00000"/>
+          </w:tcPr>
+          <w:p>
+            <w:pPr>
+              <w:spacing w:before="20" w:after="20"/>
+            </w:pPr>
+            <w:r>
+              <w:rPr>
+                <w:rFonts w:ascii="Calibri" w:hAnsi="Calibri"/>
+                <w:b/>
+                <w:i w:val="0"/>
+                <w:color w:val="FFFFFF"/>
+                <w:sz w:val="22"/>
+              </w:rPr>
+              <w:t>Accelerometer #1 Transmissibility Report</w:t>
+            </w:r>
+          </w:p>
+        </w:tc>
+      </w:tr>
+    </w:tbl>
     <w:tbl>
       <w:tblPr>
         <w:tblStyle w:val="TableGrid"/>
@@ -4146,13 +5817,16 @@
           </w:tcPr>
           <w:p>
             <w:pPr>
+              <w:spacing w:before="20" w:after="20"/>
               <w:jc w:val="center"/>
             </w:pPr>
             <w:r>
               <w:rPr>
+                <w:rFonts w:ascii="Calibri" w:hAnsi="Calibri"/>
                 <w:b w:val="0"/>
+                <w:i w:val="0"/>
                 <w:color w:val="969696"/>
-                <w:sz w:val="16"/>
+                <w:sz w:val="18"/>
               </w:rPr>
               <w:t>[CHART: seq5_vibration]</w:t>
             </w:r>
@@ -4160,7 +5834,6 @@
         </w:tc>
       </w:tr>
     </w:tbl>
-    <w:p/>
     <w:tbl>
       <w:tblPr>
         <w:tblStyle w:val="TableGrid"/>
@@ -4174,14 +5847,20 @@
       <w:tr>
         <w:tc>
           <w:tcPr>
-            <w:tcW w:type="dxa" w:w="2160"/>
-            <w:shd w:val="clear" w:color="auto" w:fill="D0D0D0"/>
+            <w:tcW w:type="dxa" w:w="6480"/>
+            <w:shd w:val="clear" w:color="auto" w:fill="C00000"/>
           </w:tcPr>
           <w:p>
+            <w:pPr>
+              <w:spacing w:before="20" w:after="20"/>
+            </w:pPr>
             <w:r>
               <w:rPr>
+                <w:rFonts w:ascii="Calibri" w:hAnsi="Calibri"/>
                 <w:b/>
-                <w:sz w:val="18"/>
+                <w:i w:val="0"/>
+                <w:color w:val="FFFFFF"/>
+                <w:sz w:val="24"/>
               </w:rPr>
               <w:t>Conclusion</w:t>
             </w:r>
@@ -4189,14 +5868,20 @@
         </w:tc>
         <w:tc>
           <w:tcPr>
-            <w:tcW w:type="dxa" w:w="7200"/>
-            <w:shd w:val="clear" w:color="auto" w:fill="D0D0D0"/>
+            <w:tcW w:type="dxa" w:w="2880"/>
+            <w:shd w:val="clear" w:color="auto" w:fill="C00000"/>
           </w:tcPr>
           <w:p>
+            <w:pPr>
+              <w:spacing w:before="20" w:after="20"/>
+            </w:pPr>
             <w:r>
               <w:rPr>
+                <w:rFonts w:ascii="Calibri" w:hAnsi="Calibri"/>
                 <w:b/>
-                <w:sz w:val="18"/>
+                <w:i w:val="0"/>
+                <w:color w:val="FFFFFF"/>
+                <w:sz w:val="24"/>
               </w:rPr>
               <w:t>Pass / Fail</w:t>
             </w:r>
@@ -4206,13 +5891,19 @@
       <w:tr>
         <w:tc>
           <w:tcPr>
-            <w:tcW w:type="dxa" w:w="2160"/>
+            <w:tcW w:type="dxa" w:w="6480"/>
           </w:tcPr>
           <w:p>
+            <w:pPr>
+              <w:spacing w:before="20" w:after="20"/>
+            </w:pPr>
             <w:r>
               <w:rPr>
+                <w:rFonts w:ascii="Calibri" w:hAnsi="Calibri"/>
                 <w:b w:val="0"/>
-                <w:sz w:val="18"/>
+                <w:i w:val="0"/>
+                <w:color w:val="000000"/>
+                <w:sz w:val="24"/>
               </w:rPr>
               <w:t>{{ seq5_conclusion_notes }}</w:t>
             </w:r>
@@ -4220,13 +5911,19 @@
         </w:tc>
         <w:tc>
           <w:tcPr>
-            <w:tcW w:type="dxa" w:w="7200"/>
+            <w:tcW w:type="dxa" w:w="2880"/>
           </w:tcPr>
           <w:p>
+            <w:pPr>
+              <w:spacing w:before="20" w:after="20"/>
+            </w:pPr>
             <w:r>
               <w:rPr>
+                <w:rFonts w:ascii="Calibri" w:hAnsi="Calibri"/>
                 <w:b w:val="0"/>
-                <w:sz w:val="18"/>
+                <w:i w:val="0"/>
+                <w:color w:val="000000"/>
+                <w:sz w:val="24"/>
               </w:rPr>
               <w:t>{{ seq5_result }}</w:t>
             </w:r>
@@ -4235,26 +5932,25 @@
       </w:tr>
     </w:tbl>
     <w:p>
+      <w:pPr>
+        <w:spacing w:before="0" w:after="0"/>
+      </w:pPr>
       <w:r>
         <w:br w:type="page"/>
       </w:r>
     </w:p>
     <w:p>
+      <w:pPr>
+        <w:spacing w:before="120" w:after="80"/>
+      </w:pPr>
       <w:r>
         <w:rPr>
+          <w:rFonts w:ascii="Times New Roman" w:hAnsi="Times New Roman"/>
           <w:b/>
-          <w:sz w:val="24"/>
+          <w:color w:val="D31245"/>
+          <w:sz w:val="36"/>
         </w:rPr>
         <w:t>Test Sequence 6 - Rotational Drop Sequence 2</w:t>
-      </w:r>
-    </w:p>
-    <w:p>
-      <w:r>
-        <w:rPr>
-          <w:i w:val="0"/>
-          <w:sz w:val="18"/>
-        </w:rPr>
-        <w:t>Rotational Drops</w:t>
       </w:r>
     </w:p>
     <w:tbl>
@@ -4272,14 +5968,43 @@
       <w:tr>
         <w:tc>
           <w:tcPr>
-            <w:tcW w:type="dxa" w:w="1440"/>
-            <w:shd w:val="clear" w:color="auto" w:fill="D0D0D0"/>
+            <w:tcW w:type="dxa" w:w="9360"/>
+            <w:gridSpan w:val="4"/>
+            <w:shd w:val="clear" w:color="auto" w:fill="C00000"/>
           </w:tcPr>
           <w:p>
+            <w:pPr>
+              <w:spacing w:before="20" w:after="20"/>
+            </w:pPr>
             <w:r>
               <w:rPr>
+                <w:rFonts w:ascii="Calibri" w:hAnsi="Calibri"/>
                 <w:b/>
-                <w:sz w:val="18"/>
+                <w:i w:val="0"/>
+                <w:color w:val="FFFFFF"/>
+                <w:sz w:val="24"/>
+              </w:rPr>
+              <w:t>Rotational Drops</w:t>
+            </w:r>
+          </w:p>
+        </w:tc>
+      </w:tr>
+      <w:tr>
+        <w:tc>
+          <w:tcPr>
+            <w:tcW w:type="dxa" w:w="1152"/>
+          </w:tcPr>
+          <w:p>
+            <w:pPr>
+              <w:spacing w:before="20" w:after="20"/>
+            </w:pPr>
+            <w:r>
+              <w:rPr>
+                <w:rFonts w:ascii="Calibri" w:hAnsi="Calibri"/>
+                <w:b/>
+                <w:i w:val="0"/>
+                <w:color w:val="000000"/>
+                <w:sz w:val="24"/>
               </w:rPr>
               <w:t>Test No.</w:t>
             </w:r>
@@ -4287,14 +6012,19 @@
         </w:tc>
         <w:tc>
           <w:tcPr>
-            <w:tcW w:type="dxa" w:w="3168"/>
-            <w:shd w:val="clear" w:color="auto" w:fill="D0D0D0"/>
+            <w:tcW w:type="dxa" w:w="3600"/>
           </w:tcPr>
           <w:p>
+            <w:pPr>
+              <w:spacing w:before="20" w:after="20"/>
+            </w:pPr>
             <w:r>
               <w:rPr>
+                <w:rFonts w:ascii="Calibri" w:hAnsi="Calibri"/>
                 <w:b/>
-                <w:sz w:val="18"/>
+                <w:i w:val="0"/>
+                <w:color w:val="000000"/>
+                <w:sz w:val="24"/>
               </w:rPr>
               <w:t>Orientation</w:t>
             </w:r>
@@ -4302,14 +6032,19 @@
         </w:tc>
         <w:tc>
           <w:tcPr>
-            <w:tcW w:type="dxa" w:w="2160"/>
-            <w:shd w:val="clear" w:color="auto" w:fill="D0D0D0"/>
+            <w:tcW w:type="dxa" w:w="2304"/>
           </w:tcPr>
           <w:p>
+            <w:pPr>
+              <w:spacing w:before="20" w:after="20"/>
+            </w:pPr>
             <w:r>
               <w:rPr>
+                <w:rFonts w:ascii="Calibri" w:hAnsi="Calibri"/>
                 <w:b/>
-                <w:sz w:val="18"/>
+                <w:i w:val="0"/>
+                <w:color w:val="000000"/>
+                <w:sz w:val="24"/>
               </w:rPr>
               <w:t>Drop Height (in.)</w:t>
             </w:r>
@@ -4317,16 +6052,21 @@
         </w:tc>
         <w:tc>
           <w:tcPr>
-            <w:tcW w:type="dxa" w:w="2592"/>
-            <w:shd w:val="clear" w:color="auto" w:fill="D0D0D0"/>
+            <w:tcW w:type="dxa" w:w="2304"/>
           </w:tcPr>
           <w:p>
+            <w:pPr>
+              <w:spacing w:before="20" w:after="20"/>
+            </w:pPr>
             <w:r>
               <w:rPr>
+                <w:rFonts w:ascii="Calibri" w:hAnsi="Calibri"/>
                 <w:b/>
-                <w:sz w:val="18"/>
+                <w:i w:val="0"/>
+                <w:color w:val="000000"/>
+                <w:sz w:val="24"/>
               </w:rPr>
-              <w:t>Accelerometer #2 Peak G's</w:t>
+              <w:t>Peak G's</w:t>
             </w:r>
           </w:p>
         </w:tc>
@@ -4334,13 +6074,19 @@
       <w:tr>
         <w:tc>
           <w:tcPr>
-            <w:tcW w:type="dxa" w:w="2340"/>
+            <w:tcW w:type="dxa" w:w="1152"/>
           </w:tcPr>
           <w:p>
+            <w:pPr>
+              <w:spacing w:before="20" w:after="20"/>
+            </w:pPr>
             <w:r>
               <w:rPr>
+                <w:rFonts w:ascii="Calibri" w:hAnsi="Calibri"/>
                 <w:b w:val="0"/>
-                <w:sz w:val="18"/>
+                <w:i w:val="0"/>
+                <w:color w:val="000000"/>
+                <w:sz w:val="24"/>
               </w:rPr>
               <w:t>1</w:t>
             </w:r>
@@ -4348,13 +6094,19 @@
         </w:tc>
         <w:tc>
           <w:tcPr>
-            <w:tcW w:type="dxa" w:w="2340"/>
+            <w:tcW w:type="dxa" w:w="3600"/>
           </w:tcPr>
           <w:p>
+            <w:pPr>
+              <w:spacing w:before="20" w:after="20"/>
+            </w:pPr>
             <w:r>
               <w:rPr>
+                <w:rFonts w:ascii="Calibri" w:hAnsi="Calibri"/>
                 <w:b w:val="0"/>
-                <w:sz w:val="18"/>
+                <w:i w:val="0"/>
+                <w:color w:val="000000"/>
+                <w:sz w:val="24"/>
               </w:rPr>
               <w:t>{{ seq6_test1_orientation }}</w:t>
             </w:r>
@@ -4362,13 +6114,19 @@
         </w:tc>
         <w:tc>
           <w:tcPr>
-            <w:tcW w:type="dxa" w:w="2340"/>
+            <w:tcW w:type="dxa" w:w="2304"/>
           </w:tcPr>
           <w:p>
+            <w:pPr>
+              <w:spacing w:before="20" w:after="20"/>
+            </w:pPr>
             <w:r>
               <w:rPr>
+                <w:rFonts w:ascii="Calibri" w:hAnsi="Calibri"/>
                 <w:b w:val="0"/>
-                <w:sz w:val="18"/>
+                <w:i w:val="0"/>
+                <w:color w:val="000000"/>
+                <w:sz w:val="24"/>
               </w:rPr>
               <w:t>{{ seq6_test1_drop_height_in }}</w:t>
             </w:r>
@@ -4376,13 +6134,19 @@
         </w:tc>
         <w:tc>
           <w:tcPr>
-            <w:tcW w:type="dxa" w:w="2340"/>
+            <w:tcW w:type="dxa" w:w="2304"/>
           </w:tcPr>
           <w:p>
+            <w:pPr>
+              <w:spacing w:before="20" w:after="20"/>
+            </w:pPr>
             <w:r>
               <w:rPr>
+                <w:rFonts w:ascii="Calibri" w:hAnsi="Calibri"/>
                 <w:b w:val="0"/>
-                <w:sz w:val="18"/>
+                <w:i w:val="0"/>
+                <w:color w:val="000000"/>
+                <w:sz w:val="24"/>
               </w:rPr>
               <w:t>{{ seq6_test1_peak_g }}</w:t>
             </w:r>
@@ -4392,13 +6156,19 @@
       <w:tr>
         <w:tc>
           <w:tcPr>
-            <w:tcW w:type="dxa" w:w="2340"/>
+            <w:tcW w:type="dxa" w:w="1152"/>
           </w:tcPr>
           <w:p>
+            <w:pPr>
+              <w:spacing w:before="20" w:after="20"/>
+            </w:pPr>
             <w:r>
               <w:rPr>
+                <w:rFonts w:ascii="Calibri" w:hAnsi="Calibri"/>
                 <w:b w:val="0"/>
-                <w:sz w:val="18"/>
+                <w:i w:val="0"/>
+                <w:color w:val="000000"/>
+                <w:sz w:val="24"/>
               </w:rPr>
               <w:t>2</w:t>
             </w:r>
@@ -4406,13 +6176,19 @@
         </w:tc>
         <w:tc>
           <w:tcPr>
-            <w:tcW w:type="dxa" w:w="2340"/>
+            <w:tcW w:type="dxa" w:w="3600"/>
           </w:tcPr>
           <w:p>
+            <w:pPr>
+              <w:spacing w:before="20" w:after="20"/>
+            </w:pPr>
             <w:r>
               <w:rPr>
+                <w:rFonts w:ascii="Calibri" w:hAnsi="Calibri"/>
                 <w:b w:val="0"/>
-                <w:sz w:val="18"/>
+                <w:i w:val="0"/>
+                <w:color w:val="000000"/>
+                <w:sz w:val="24"/>
               </w:rPr>
               <w:t>{{ seq6_test2_orientation }}</w:t>
             </w:r>
@@ -4420,13 +6196,19 @@
         </w:tc>
         <w:tc>
           <w:tcPr>
-            <w:tcW w:type="dxa" w:w="2340"/>
+            <w:tcW w:type="dxa" w:w="2304"/>
           </w:tcPr>
           <w:p>
+            <w:pPr>
+              <w:spacing w:before="20" w:after="20"/>
+            </w:pPr>
             <w:r>
               <w:rPr>
+                <w:rFonts w:ascii="Calibri" w:hAnsi="Calibri"/>
                 <w:b w:val="0"/>
-                <w:sz w:val="18"/>
+                <w:i w:val="0"/>
+                <w:color w:val="000000"/>
+                <w:sz w:val="24"/>
               </w:rPr>
               <w:t>{{ seq6_test2_drop_height_in }}</w:t>
             </w:r>
@@ -4434,13 +6216,19 @@
         </w:tc>
         <w:tc>
           <w:tcPr>
-            <w:tcW w:type="dxa" w:w="2340"/>
+            <w:tcW w:type="dxa" w:w="2304"/>
           </w:tcPr>
           <w:p>
+            <w:pPr>
+              <w:spacing w:before="20" w:after="20"/>
+            </w:pPr>
             <w:r>
               <w:rPr>
+                <w:rFonts w:ascii="Calibri" w:hAnsi="Calibri"/>
                 <w:b w:val="0"/>
-                <w:sz w:val="18"/>
+                <w:i w:val="0"/>
+                <w:color w:val="000000"/>
+                <w:sz w:val="24"/>
               </w:rPr>
               <w:t>{{ seq6_test2_peak_g }}</w:t>
             </w:r>
@@ -4449,15 +6237,18 @@
       </w:tr>
     </w:tbl>
     <w:p>
+      <w:pPr>
+        <w:spacing w:before="0" w:after="60"/>
+      </w:pPr>
       <w:r>
         <w:rPr>
+          <w:rFonts w:ascii="Calibri" w:hAnsi="Calibri"/>
           <w:i/>
-          <w:sz w:val="18"/>
+          <w:sz w:val="24"/>
         </w:rPr>
         <w:t>Note: The opposite impacted edge/corner was supported with a 4.0" block.</w:t>
       </w:r>
     </w:p>
-    <w:p/>
     <w:tbl>
       <w:tblPr>
         <w:tblStyle w:val="TableGrid"/>
@@ -4475,13 +6266,16 @@
           </w:tcPr>
           <w:p>
             <w:pPr>
+              <w:spacing w:before="20" w:after="20"/>
               <w:jc w:val="center"/>
             </w:pPr>
             <w:r>
               <w:rPr>
+                <w:rFonts w:ascii="Calibri" w:hAnsi="Calibri"/>
                 <w:b w:val="0"/>
+                <w:i w:val="0"/>
                 <w:color w:val="969696"/>
-                <w:sz w:val="16"/>
+                <w:sz w:val="18"/>
               </w:rPr>
               <w:t>[IMG: seq6_1]</w:t>
             </w:r>
@@ -4493,13 +6287,16 @@
           </w:tcPr>
           <w:p>
             <w:pPr>
+              <w:spacing w:before="20" w:after="20"/>
               <w:jc w:val="center"/>
             </w:pPr>
             <w:r>
               <w:rPr>
+                <w:rFonts w:ascii="Calibri" w:hAnsi="Calibri"/>
                 <w:b w:val="0"/>
+                <w:i w:val="0"/>
                 <w:color w:val="969696"/>
-                <w:sz w:val="16"/>
+                <w:sz w:val="18"/>
               </w:rPr>
               <w:t>[IMG: seq6_2]</w:t>
             </w:r>
@@ -4510,15 +6307,20 @@
         <w:tc>
           <w:tcPr>
             <w:tcW w:type="dxa" w:w="4680"/>
+            <w:shd w:val="clear" w:color="auto" w:fill="C00000"/>
           </w:tcPr>
           <w:p>
             <w:pPr>
+              <w:spacing w:before="20" w:after="20"/>
               <w:jc w:val="center"/>
             </w:pPr>
             <w:r>
               <w:rPr>
-                <w:b w:val="0"/>
-                <w:sz w:val="16"/>
+                <w:rFonts w:ascii="Calibri" w:hAnsi="Calibri"/>
+                <w:b/>
+                <w:i w:val="0"/>
+                <w:color w:val="FFFFFF"/>
+                <w:sz w:val="22"/>
               </w:rPr>
               <w:t>{{ seq6_test1_orientation }}</w:t>
             </w:r>
@@ -4527,15 +6329,20 @@
         <w:tc>
           <w:tcPr>
             <w:tcW w:type="dxa" w:w="4680"/>
+            <w:shd w:val="clear" w:color="auto" w:fill="C00000"/>
           </w:tcPr>
           <w:p>
             <w:pPr>
+              <w:spacing w:before="20" w:after="20"/>
               <w:jc w:val="center"/>
             </w:pPr>
             <w:r>
               <w:rPr>
-                <w:b w:val="0"/>
-                <w:sz w:val="16"/>
+                <w:rFonts w:ascii="Calibri" w:hAnsi="Calibri"/>
+                <w:b/>
+                <w:i w:val="0"/>
+                <w:color w:val="FFFFFF"/>
+                <w:sz w:val="22"/>
               </w:rPr>
               <w:t>{{ seq6_test2_orientation }}</w:t>
             </w:r>
@@ -4544,6 +6351,9 @@
       </w:tr>
     </w:tbl>
     <w:p>
+      <w:pPr>
+        <w:spacing w:before="0" w:after="0"/>
+      </w:pPr>
       <w:r>
         <w:br w:type="page"/>
       </w:r>
@@ -4561,14 +6371,20 @@
       <w:tr>
         <w:tc>
           <w:tcPr>
-            <w:tcW w:type="dxa" w:w="2160"/>
-            <w:shd w:val="clear" w:color="auto" w:fill="D0D0D0"/>
+            <w:tcW w:type="dxa" w:w="6480"/>
+            <w:shd w:val="clear" w:color="auto" w:fill="C00000"/>
           </w:tcPr>
           <w:p>
+            <w:pPr>
+              <w:spacing w:before="20" w:after="20"/>
+            </w:pPr>
             <w:r>
               <w:rPr>
+                <w:rFonts w:ascii="Calibri" w:hAnsi="Calibri"/>
                 <w:b/>
-                <w:sz w:val="18"/>
+                <w:i w:val="0"/>
+                <w:color w:val="FFFFFF"/>
+                <w:sz w:val="24"/>
               </w:rPr>
               <w:t>Conclusion</w:t>
             </w:r>
@@ -4576,14 +6392,20 @@
         </w:tc>
         <w:tc>
           <w:tcPr>
-            <w:tcW w:type="dxa" w:w="7200"/>
-            <w:shd w:val="clear" w:color="auto" w:fill="D0D0D0"/>
+            <w:tcW w:type="dxa" w:w="2880"/>
+            <w:shd w:val="clear" w:color="auto" w:fill="C00000"/>
           </w:tcPr>
           <w:p>
+            <w:pPr>
+              <w:spacing w:before="20" w:after="20"/>
+            </w:pPr>
             <w:r>
               <w:rPr>
+                <w:rFonts w:ascii="Calibri" w:hAnsi="Calibri"/>
                 <w:b/>
-                <w:sz w:val="18"/>
+                <w:i w:val="0"/>
+                <w:color w:val="FFFFFF"/>
+                <w:sz w:val="24"/>
               </w:rPr>
               <w:t>Pass / Fail</w:t>
             </w:r>
@@ -4593,13 +6415,19 @@
       <w:tr>
         <w:tc>
           <w:tcPr>
-            <w:tcW w:type="dxa" w:w="2160"/>
+            <w:tcW w:type="dxa" w:w="6480"/>
           </w:tcPr>
           <w:p>
+            <w:pPr>
+              <w:spacing w:before="20" w:after="20"/>
+            </w:pPr>
             <w:r>
               <w:rPr>
+                <w:rFonts w:ascii="Calibri" w:hAnsi="Calibri"/>
                 <w:b w:val="0"/>
-                <w:sz w:val="18"/>
+                <w:i w:val="0"/>
+                <w:color w:val="000000"/>
+                <w:sz w:val="24"/>
               </w:rPr>
               <w:t>{{ seq6_conclusion_notes }}</w:t>
             </w:r>
@@ -4607,13 +6435,19 @@
         </w:tc>
         <w:tc>
           <w:tcPr>
-            <w:tcW w:type="dxa" w:w="7200"/>
+            <w:tcW w:type="dxa" w:w="2880"/>
           </w:tcPr>
           <w:p>
+            <w:pPr>
+              <w:spacing w:before="20" w:after="20"/>
+            </w:pPr>
             <w:r>
               <w:rPr>
+                <w:rFonts w:ascii="Calibri" w:hAnsi="Calibri"/>
                 <w:b w:val="0"/>
-                <w:sz w:val="18"/>
+                <w:i w:val="0"/>
+                <w:color w:val="000000"/>
+                <w:sz w:val="24"/>
               </w:rPr>
               <w:t>{{ seq6_result }}</w:t>
             </w:r>
@@ -4622,26 +6456,25 @@
       </w:tr>
     </w:tbl>
     <w:p>
+      <w:pPr>
+        <w:spacing w:before="0" w:after="0"/>
+      </w:pPr>
       <w:r>
         <w:br w:type="page"/>
       </w:r>
     </w:p>
     <w:p>
+      <w:pPr>
+        <w:spacing w:before="120" w:after="80"/>
+      </w:pPr>
       <w:r>
         <w:rPr>
+          <w:rFonts w:ascii="Times New Roman" w:hAnsi="Times New Roman"/>
           <w:b/>
-          <w:sz w:val="24"/>
+          <w:color w:val="D31245"/>
+          <w:sz w:val="36"/>
         </w:rPr>
         <w:t>Test Sequence 7 - Incline Impact Sequence 2</w:t>
-      </w:r>
-    </w:p>
-    <w:p>
-      <w:r>
-        <w:rPr>
-          <w:i w:val="0"/>
-          <w:sz w:val="18"/>
-        </w:rPr>
-        <w:t>Incline Impact</w:t>
       </w:r>
     </w:p>
     <w:tbl>
@@ -4659,14 +6492,43 @@
       <w:tr>
         <w:tc>
           <w:tcPr>
-            <w:tcW w:type="dxa" w:w="1440"/>
-            <w:shd w:val="clear" w:color="auto" w:fill="D0D0D0"/>
+            <w:tcW w:type="dxa" w:w="9360"/>
+            <w:gridSpan w:val="4"/>
+            <w:shd w:val="clear" w:color="auto" w:fill="C00000"/>
           </w:tcPr>
           <w:p>
+            <w:pPr>
+              <w:spacing w:before="20" w:after="20"/>
+            </w:pPr>
             <w:r>
               <w:rPr>
+                <w:rFonts w:ascii="Calibri" w:hAnsi="Calibri"/>
                 <w:b/>
-                <w:sz w:val="18"/>
+                <w:i w:val="0"/>
+                <w:color w:val="FFFFFF"/>
+                <w:sz w:val="24"/>
+              </w:rPr>
+              <w:t>Incline Impact</w:t>
+            </w:r>
+          </w:p>
+        </w:tc>
+      </w:tr>
+      <w:tr>
+        <w:tc>
+          <w:tcPr>
+            <w:tcW w:type="dxa" w:w="1152"/>
+          </w:tcPr>
+          <w:p>
+            <w:pPr>
+              <w:spacing w:before="20" w:after="20"/>
+            </w:pPr>
+            <w:r>
+              <w:rPr>
+                <w:rFonts w:ascii="Calibri" w:hAnsi="Calibri"/>
+                <w:b/>
+                <w:i w:val="0"/>
+                <w:color w:val="000000"/>
+                <w:sz w:val="24"/>
               </w:rPr>
               <w:t>Test No.</w:t>
             </w:r>
@@ -4674,14 +6536,19 @@
         </w:tc>
         <w:tc>
           <w:tcPr>
-            <w:tcW w:type="dxa" w:w="2592"/>
-            <w:shd w:val="clear" w:color="auto" w:fill="D0D0D0"/>
+            <w:tcW w:type="dxa" w:w="2880"/>
           </w:tcPr>
           <w:p>
+            <w:pPr>
+              <w:spacing w:before="20" w:after="20"/>
+            </w:pPr>
             <w:r>
               <w:rPr>
+                <w:rFonts w:ascii="Calibri" w:hAnsi="Calibri"/>
                 <w:b/>
-                <w:sz w:val="18"/>
+                <w:i w:val="0"/>
+                <w:color w:val="000000"/>
+                <w:sz w:val="24"/>
               </w:rPr>
               <w:t>Face</w:t>
             </w:r>
@@ -4689,14 +6556,19 @@
         </w:tc>
         <w:tc>
           <w:tcPr>
-            <w:tcW w:type="dxa" w:w="2160"/>
-            <w:shd w:val="clear" w:color="auto" w:fill="D0D0D0"/>
+            <w:tcW w:type="dxa" w:w="2304"/>
           </w:tcPr>
           <w:p>
+            <w:pPr>
+              <w:spacing w:before="20" w:after="20"/>
+            </w:pPr>
             <w:r>
               <w:rPr>
+                <w:rFonts w:ascii="Calibri" w:hAnsi="Calibri"/>
                 <w:b/>
-                <w:sz w:val="18"/>
+                <w:i w:val="0"/>
+                <w:color w:val="000000"/>
+                <w:sz w:val="24"/>
               </w:rPr>
               <w:t>Velocity</w:t>
             </w:r>
@@ -4704,16 +6576,21 @@
         </w:tc>
         <w:tc>
           <w:tcPr>
-            <w:tcW w:type="dxa" w:w="3168"/>
-            <w:shd w:val="clear" w:color="auto" w:fill="D0D0D0"/>
+            <w:tcW w:type="dxa" w:w="3024"/>
           </w:tcPr>
           <w:p>
+            <w:pPr>
+              <w:spacing w:before="20" w:after="20"/>
+            </w:pPr>
             <w:r>
               <w:rPr>
+                <w:rFonts w:ascii="Calibri" w:hAnsi="Calibri"/>
                 <w:b/>
-                <w:sz w:val="18"/>
+                <w:i w:val="0"/>
+                <w:color w:val="000000"/>
+                <w:sz w:val="24"/>
               </w:rPr>
-              <w:t>Accelerometer Peak G's</w:t>
+              <w:t>Peak G's</w:t>
             </w:r>
           </w:p>
         </w:tc>
@@ -4721,13 +6598,19 @@
       <w:tr>
         <w:tc>
           <w:tcPr>
-            <w:tcW w:type="dxa" w:w="2340"/>
+            <w:tcW w:type="dxa" w:w="1152"/>
           </w:tcPr>
           <w:p>
+            <w:pPr>
+              <w:spacing w:before="20" w:after="20"/>
+            </w:pPr>
             <w:r>
               <w:rPr>
+                <w:rFonts w:ascii="Calibri" w:hAnsi="Calibri"/>
                 <w:b w:val="0"/>
-                <w:sz w:val="18"/>
+                <w:i w:val="0"/>
+                <w:color w:val="000000"/>
+                <w:sz w:val="24"/>
               </w:rPr>
               <w:t>1</w:t>
             </w:r>
@@ -4735,13 +6618,19 @@
         </w:tc>
         <w:tc>
           <w:tcPr>
-            <w:tcW w:type="dxa" w:w="2340"/>
+            <w:tcW w:type="dxa" w:w="2880"/>
           </w:tcPr>
           <w:p>
+            <w:pPr>
+              <w:spacing w:before="20" w:after="20"/>
+            </w:pPr>
             <w:r>
               <w:rPr>
+                <w:rFonts w:ascii="Calibri" w:hAnsi="Calibri"/>
                 <w:b w:val="0"/>
-                <w:sz w:val="18"/>
+                <w:i w:val="0"/>
+                <w:color w:val="000000"/>
+                <w:sz w:val="24"/>
               </w:rPr>
               <w:t>{{ seq7_test1_face }}</w:t>
             </w:r>
@@ -4749,13 +6638,19 @@
         </w:tc>
         <w:tc>
           <w:tcPr>
-            <w:tcW w:type="dxa" w:w="2340"/>
+            <w:tcW w:type="dxa" w:w="2304"/>
           </w:tcPr>
           <w:p>
+            <w:pPr>
+              <w:spacing w:before="20" w:after="20"/>
+            </w:pPr>
             <w:r>
               <w:rPr>
+                <w:rFonts w:ascii="Calibri" w:hAnsi="Calibri"/>
                 <w:b w:val="0"/>
-                <w:sz w:val="18"/>
+                <w:i w:val="0"/>
+                <w:color w:val="000000"/>
+                <w:sz w:val="24"/>
               </w:rPr>
               <w:t>{{ seq7_test1_velocity }}</w:t>
             </w:r>
@@ -4763,13 +6658,19 @@
         </w:tc>
         <w:tc>
           <w:tcPr>
-            <w:tcW w:type="dxa" w:w="2340"/>
+            <w:tcW w:type="dxa" w:w="3024"/>
           </w:tcPr>
           <w:p>
+            <w:pPr>
+              <w:spacing w:before="20" w:after="20"/>
+            </w:pPr>
             <w:r>
               <w:rPr>
+                <w:rFonts w:ascii="Calibri" w:hAnsi="Calibri"/>
                 <w:b w:val="0"/>
-                <w:sz w:val="18"/>
+                <w:i w:val="0"/>
+                <w:color w:val="000000"/>
+                <w:sz w:val="24"/>
               </w:rPr>
               <w:t>{{ seq7_test1_peak_g }}</w:t>
             </w:r>
@@ -4779,13 +6680,19 @@
       <w:tr>
         <w:tc>
           <w:tcPr>
-            <w:tcW w:type="dxa" w:w="2340"/>
+            <w:tcW w:type="dxa" w:w="1152"/>
           </w:tcPr>
           <w:p>
+            <w:pPr>
+              <w:spacing w:before="20" w:after="20"/>
+            </w:pPr>
             <w:r>
               <w:rPr>
+                <w:rFonts w:ascii="Calibri" w:hAnsi="Calibri"/>
                 <w:b w:val="0"/>
-                <w:sz w:val="18"/>
+                <w:i w:val="0"/>
+                <w:color w:val="000000"/>
+                <w:sz w:val="24"/>
               </w:rPr>
               <w:t>2</w:t>
             </w:r>
@@ -4793,13 +6700,19 @@
         </w:tc>
         <w:tc>
           <w:tcPr>
-            <w:tcW w:type="dxa" w:w="2340"/>
+            <w:tcW w:type="dxa" w:w="2880"/>
           </w:tcPr>
           <w:p>
+            <w:pPr>
+              <w:spacing w:before="20" w:after="20"/>
+            </w:pPr>
             <w:r>
               <w:rPr>
+                <w:rFonts w:ascii="Calibri" w:hAnsi="Calibri"/>
                 <w:b w:val="0"/>
-                <w:sz w:val="18"/>
+                <w:i w:val="0"/>
+                <w:color w:val="000000"/>
+                <w:sz w:val="24"/>
               </w:rPr>
               <w:t>{{ seq7_test2_face }}</w:t>
             </w:r>
@@ -4807,13 +6720,19 @@
         </w:tc>
         <w:tc>
           <w:tcPr>
-            <w:tcW w:type="dxa" w:w="2340"/>
+            <w:tcW w:type="dxa" w:w="2304"/>
           </w:tcPr>
           <w:p>
+            <w:pPr>
+              <w:spacing w:before="20" w:after="20"/>
+            </w:pPr>
             <w:r>
               <w:rPr>
+                <w:rFonts w:ascii="Calibri" w:hAnsi="Calibri"/>
                 <w:b w:val="0"/>
-                <w:sz w:val="18"/>
+                <w:i w:val="0"/>
+                <w:color w:val="000000"/>
+                <w:sz w:val="24"/>
               </w:rPr>
               <w:t>{{ seq7_test2_velocity }}</w:t>
             </w:r>
@@ -4821,13 +6740,19 @@
         </w:tc>
         <w:tc>
           <w:tcPr>
-            <w:tcW w:type="dxa" w:w="2340"/>
+            <w:tcW w:type="dxa" w:w="3024"/>
           </w:tcPr>
           <w:p>
+            <w:pPr>
+              <w:spacing w:before="20" w:after="20"/>
+            </w:pPr>
             <w:r>
               <w:rPr>
+                <w:rFonts w:ascii="Calibri" w:hAnsi="Calibri"/>
                 <w:b w:val="0"/>
-                <w:sz w:val="18"/>
+                <w:i w:val="0"/>
+                <w:color w:val="000000"/>
+                <w:sz w:val="24"/>
               </w:rPr>
               <w:t>{{ seq7_test2_peak_g }}</w:t>
             </w:r>
@@ -4835,7 +6760,6 @@
         </w:tc>
       </w:tr>
     </w:tbl>
-    <w:p/>
     <w:tbl>
       <w:tblPr>
         <w:tblStyle w:val="TableGrid"/>
@@ -4853,13 +6777,16 @@
           </w:tcPr>
           <w:p>
             <w:pPr>
+              <w:spacing w:before="20" w:after="20"/>
               <w:jc w:val="center"/>
             </w:pPr>
             <w:r>
               <w:rPr>
+                <w:rFonts w:ascii="Calibri" w:hAnsi="Calibri"/>
                 <w:b w:val="0"/>
+                <w:i w:val="0"/>
                 <w:color w:val="969696"/>
-                <w:sz w:val="16"/>
+                <w:sz w:val="18"/>
               </w:rPr>
               <w:t>[IMG: seq7_1]</w:t>
             </w:r>
@@ -4871,13 +6798,16 @@
           </w:tcPr>
           <w:p>
             <w:pPr>
+              <w:spacing w:before="20" w:after="20"/>
               <w:jc w:val="center"/>
             </w:pPr>
             <w:r>
               <w:rPr>
+                <w:rFonts w:ascii="Calibri" w:hAnsi="Calibri"/>
                 <w:b w:val="0"/>
+                <w:i w:val="0"/>
                 <w:color w:val="969696"/>
-                <w:sz w:val="16"/>
+                <w:sz w:val="18"/>
               </w:rPr>
               <w:t>[IMG: seq7_2]</w:t>
             </w:r>
@@ -4888,15 +6818,20 @@
         <w:tc>
           <w:tcPr>
             <w:tcW w:type="dxa" w:w="4680"/>
+            <w:shd w:val="clear" w:color="auto" w:fill="C00000"/>
           </w:tcPr>
           <w:p>
             <w:pPr>
+              <w:spacing w:before="20" w:after="20"/>
               <w:jc w:val="center"/>
             </w:pPr>
             <w:r>
               <w:rPr>
-                <w:b w:val="0"/>
-                <w:sz w:val="16"/>
+                <w:rFonts w:ascii="Calibri" w:hAnsi="Calibri"/>
+                <w:b/>
+                <w:i w:val="0"/>
+                <w:color w:val="FFFFFF"/>
+                <w:sz w:val="22"/>
               </w:rPr>
               <w:t>{{ seq7_test2_face }}</w:t>
             </w:r>
@@ -4905,15 +6840,20 @@
         <w:tc>
           <w:tcPr>
             <w:tcW w:type="dxa" w:w="4680"/>
+            <w:shd w:val="clear" w:color="auto" w:fill="C00000"/>
           </w:tcPr>
           <w:p>
             <w:pPr>
+              <w:spacing w:before="20" w:after="20"/>
               <w:jc w:val="center"/>
             </w:pPr>
             <w:r>
               <w:rPr>
-                <w:b w:val="0"/>
-                <w:sz w:val="16"/>
+                <w:rFonts w:ascii="Calibri" w:hAnsi="Calibri"/>
+                <w:b/>
+                <w:i w:val="0"/>
+                <w:color w:val="FFFFFF"/>
+                <w:sz w:val="22"/>
               </w:rPr>
               <w:t>{{ seq7_test1_face }}</w:t>
             </w:r>
@@ -4934,14 +6874,20 @@
       <w:tr>
         <w:tc>
           <w:tcPr>
-            <w:tcW w:type="dxa" w:w="2160"/>
-            <w:shd w:val="clear" w:color="auto" w:fill="D0D0D0"/>
+            <w:tcW w:type="dxa" w:w="6480"/>
+            <w:shd w:val="clear" w:color="auto" w:fill="C00000"/>
           </w:tcPr>
           <w:p>
+            <w:pPr>
+              <w:spacing w:before="20" w:after="20"/>
+            </w:pPr>
             <w:r>
               <w:rPr>
+                <w:rFonts w:ascii="Calibri" w:hAnsi="Calibri"/>
                 <w:b/>
-                <w:sz w:val="18"/>
+                <w:i w:val="0"/>
+                <w:color w:val="FFFFFF"/>
+                <w:sz w:val="24"/>
               </w:rPr>
               <w:t>Conclusion</w:t>
             </w:r>
@@ -4949,14 +6895,20 @@
         </w:tc>
         <w:tc>
           <w:tcPr>
-            <w:tcW w:type="dxa" w:w="7200"/>
-            <w:shd w:val="clear" w:color="auto" w:fill="D0D0D0"/>
+            <w:tcW w:type="dxa" w:w="2880"/>
+            <w:shd w:val="clear" w:color="auto" w:fill="C00000"/>
           </w:tcPr>
           <w:p>
+            <w:pPr>
+              <w:spacing w:before="20" w:after="20"/>
+            </w:pPr>
             <w:r>
               <w:rPr>
+                <w:rFonts w:ascii="Calibri" w:hAnsi="Calibri"/>
                 <w:b/>
-                <w:sz w:val="18"/>
+                <w:i w:val="0"/>
+                <w:color w:val="FFFFFF"/>
+                <w:sz w:val="24"/>
               </w:rPr>
               <w:t>Pass / Fail</w:t>
             </w:r>
@@ -4966,13 +6918,19 @@
       <w:tr>
         <w:tc>
           <w:tcPr>
-            <w:tcW w:type="dxa" w:w="2160"/>
+            <w:tcW w:type="dxa" w:w="6480"/>
           </w:tcPr>
           <w:p>
+            <w:pPr>
+              <w:spacing w:before="20" w:after="20"/>
+            </w:pPr>
             <w:r>
               <w:rPr>
+                <w:rFonts w:ascii="Calibri" w:hAnsi="Calibri"/>
                 <w:b w:val="0"/>
-                <w:sz w:val="18"/>
+                <w:i w:val="0"/>
+                <w:color w:val="000000"/>
+                <w:sz w:val="24"/>
               </w:rPr>
               <w:t>{{ seq7_conclusion_notes }}</w:t>
             </w:r>
@@ -4980,13 +6938,19 @@
         </w:tc>
         <w:tc>
           <w:tcPr>
-            <w:tcW w:type="dxa" w:w="7200"/>
+            <w:tcW w:type="dxa" w:w="2880"/>
           </w:tcPr>
           <w:p>
+            <w:pPr>
+              <w:spacing w:before="20" w:after="20"/>
+            </w:pPr>
             <w:r>
               <w:rPr>
+                <w:rFonts w:ascii="Calibri" w:hAnsi="Calibri"/>
                 <w:b w:val="0"/>
-                <w:sz w:val="18"/>
+                <w:i w:val="0"/>
+                <w:color w:val="000000"/>
+                <w:sz w:val="24"/>
               </w:rPr>
               <w:t>{{ seq7_result }}</w:t>
             </w:r>
@@ -4995,15 +6959,23 @@
       </w:tr>
     </w:tbl>
     <w:p>
+      <w:pPr>
+        <w:spacing w:before="0" w:after="0"/>
+      </w:pPr>
       <w:r>
         <w:br w:type="page"/>
       </w:r>
     </w:p>
     <w:p>
+      <w:pPr>
+        <w:spacing w:before="120" w:after="80"/>
+      </w:pPr>
       <w:r>
         <w:rPr>
+          <w:rFonts w:ascii="Times New Roman" w:hAnsi="Times New Roman"/>
           <w:b/>
-          <w:sz w:val="24"/>
+          <w:color w:val="D31245"/>
+          <w:sz w:val="36"/>
         </w:rPr>
         <w:t>Post-Test Photos</w:t>
       </w:r>
@@ -5025,13 +6997,16 @@
           </w:tcPr>
           <w:p>
             <w:pPr>
+              <w:spacing w:before="20" w:after="20"/>
               <w:jc w:val="center"/>
             </w:pPr>
             <w:r>
               <w:rPr>
+                <w:rFonts w:ascii="Calibri" w:hAnsi="Calibri"/>
                 <w:b w:val="0"/>
+                <w:i w:val="0"/>
                 <w:color w:val="969696"/>
-                <w:sz w:val="16"/>
+                <w:sz w:val="18"/>
               </w:rPr>
               <w:t>[IMG: post_1]</w:t>
             </w:r>
@@ -5043,13 +7018,16 @@
           </w:tcPr>
           <w:p>
             <w:pPr>
+              <w:spacing w:before="20" w:after="20"/>
               <w:jc w:val="center"/>
             </w:pPr>
             <w:r>
               <w:rPr>
+                <w:rFonts w:ascii="Calibri" w:hAnsi="Calibri"/>
                 <w:b w:val="0"/>
+                <w:i w:val="0"/>
                 <w:color w:val="969696"/>
-                <w:sz w:val="16"/>
+                <w:sz w:val="18"/>
               </w:rPr>
               <w:t>[IMG: post_2]</w:t>
             </w:r>
@@ -5060,15 +7038,20 @@
         <w:tc>
           <w:tcPr>
             <w:tcW w:type="dxa" w:w="4680"/>
+            <w:shd w:val="clear" w:color="auto" w:fill="C00000"/>
           </w:tcPr>
           <w:p>
             <w:pPr>
+              <w:spacing w:before="20" w:after="20"/>
               <w:jc w:val="center"/>
             </w:pPr>
             <w:r>
               <w:rPr>
-                <w:b w:val="0"/>
-                <w:sz w:val="16"/>
+                <w:rFonts w:ascii="Calibri" w:hAnsi="Calibri"/>
+                <w:b/>
+                <w:i w:val="0"/>
+                <w:color w:val="FFFFFF"/>
+                <w:sz w:val="22"/>
               </w:rPr>
               <w:t>Overview</w:t>
             </w:r>
@@ -5077,15 +7060,20 @@
         <w:tc>
           <w:tcPr>
             <w:tcW w:type="dxa" w:w="4680"/>
+            <w:shd w:val="clear" w:color="auto" w:fill="C00000"/>
           </w:tcPr>
           <w:p>
             <w:pPr>
+              <w:spacing w:before="20" w:after="20"/>
               <w:jc w:val="center"/>
             </w:pPr>
             <w:r>
               <w:rPr>
-                <w:b w:val="0"/>
-                <w:sz w:val="16"/>
+                <w:rFonts w:ascii="Calibri" w:hAnsi="Calibri"/>
+                <w:b/>
+                <w:i w:val="0"/>
+                <w:color w:val="FFFFFF"/>
+                <w:sz w:val="22"/>
               </w:rPr>
               <w:t>Overview</w:t>
             </w:r>
@@ -5093,7 +7081,11 @@
         </w:tc>
       </w:tr>
     </w:tbl>
-    <w:p/>
+    <w:p>
+      <w:pPr>
+        <w:spacing w:after="40"/>
+      </w:pPr>
+    </w:p>
     <w:tbl>
       <w:tblPr>
         <w:tblStyle w:val="TableGrid"/>
@@ -5111,13 +7103,16 @@
           </w:tcPr>
           <w:p>
             <w:pPr>
+              <w:spacing w:before="20" w:after="20"/>
               <w:jc w:val="center"/>
             </w:pPr>
             <w:r>
               <w:rPr>
+                <w:rFonts w:ascii="Calibri" w:hAnsi="Calibri"/>
                 <w:b w:val="0"/>
+                <w:i w:val="0"/>
                 <w:color w:val="969696"/>
-                <w:sz w:val="16"/>
+                <w:sz w:val="18"/>
               </w:rPr>
               <w:t>[IMG: post_3]</w:t>
             </w:r>
@@ -5129,13 +7124,16 @@
           </w:tcPr>
           <w:p>
             <w:pPr>
+              <w:spacing w:before="20" w:after="20"/>
               <w:jc w:val="center"/>
             </w:pPr>
             <w:r>
               <w:rPr>
+                <w:rFonts w:ascii="Calibri" w:hAnsi="Calibri"/>
                 <w:b w:val="0"/>
+                <w:i w:val="0"/>
                 <w:color w:val="969696"/>
-                <w:sz w:val="16"/>
+                <w:sz w:val="18"/>
               </w:rPr>
               <w:t>[IMG: post_4]</w:t>
             </w:r>
@@ -5146,15 +7144,20 @@
         <w:tc>
           <w:tcPr>
             <w:tcW w:type="dxa" w:w="4680"/>
+            <w:shd w:val="clear" w:color="auto" w:fill="C00000"/>
           </w:tcPr>
           <w:p>
             <w:pPr>
+              <w:spacing w:before="20" w:after="20"/>
               <w:jc w:val="center"/>
             </w:pPr>
             <w:r>
               <w:rPr>
-                <w:b w:val="0"/>
-                <w:sz w:val="16"/>
+                <w:rFonts w:ascii="Calibri" w:hAnsi="Calibri"/>
+                <w:b/>
+                <w:i w:val="0"/>
+                <w:color w:val="FFFFFF"/>
+                <w:sz w:val="22"/>
               </w:rPr>
               <w:t>Overview</w:t>
             </w:r>
@@ -5163,15 +7166,20 @@
         <w:tc>
           <w:tcPr>
             <w:tcW w:type="dxa" w:w="4680"/>
+            <w:shd w:val="clear" w:color="auto" w:fill="C00000"/>
           </w:tcPr>
           <w:p>
             <w:pPr>
+              <w:spacing w:before="20" w:after="20"/>
               <w:jc w:val="center"/>
             </w:pPr>
             <w:r>
               <w:rPr>
-                <w:b w:val="0"/>
-                <w:sz w:val="16"/>
+                <w:rFonts w:ascii="Calibri" w:hAnsi="Calibri"/>
+                <w:b/>
+                <w:i w:val="0"/>
+                <w:color w:val="FFFFFF"/>
+                <w:sz w:val="22"/>
               </w:rPr>
               <w:t>Overview</w:t>
             </w:r>
@@ -5179,7 +7187,11 @@
         </w:tc>
       </w:tr>
     </w:tbl>
-    <w:p/>
+    <w:p>
+      <w:pPr>
+        <w:spacing w:after="40"/>
+      </w:pPr>
+    </w:p>
     <w:tbl>
       <w:tblPr>
         <w:tblStyle w:val="TableGrid"/>
@@ -5197,13 +7209,16 @@
           </w:tcPr>
           <w:p>
             <w:pPr>
+              <w:spacing w:before="20" w:after="20"/>
               <w:jc w:val="center"/>
             </w:pPr>
             <w:r>
               <w:rPr>
+                <w:rFonts w:ascii="Calibri" w:hAnsi="Calibri"/>
                 <w:b w:val="0"/>
+                <w:i w:val="0"/>
                 <w:color w:val="969696"/>
-                <w:sz w:val="16"/>
+                <w:sz w:val="18"/>
               </w:rPr>
               <w:t>[IMG: post_5]</w:t>
             </w:r>
@@ -5215,13 +7230,16 @@
           </w:tcPr>
           <w:p>
             <w:pPr>
+              <w:spacing w:before="20" w:after="20"/>
               <w:jc w:val="center"/>
             </w:pPr>
             <w:r>
               <w:rPr>
+                <w:rFonts w:ascii="Calibri" w:hAnsi="Calibri"/>
                 <w:b w:val="0"/>
+                <w:i w:val="0"/>
                 <w:color w:val="969696"/>
-                <w:sz w:val="16"/>
+                <w:sz w:val="18"/>
               </w:rPr>
               <w:t>[IMG: post_6]</w:t>
             </w:r>
@@ -5232,15 +7250,20 @@
         <w:tc>
           <w:tcPr>
             <w:tcW w:type="dxa" w:w="4680"/>
+            <w:shd w:val="clear" w:color="auto" w:fill="C00000"/>
           </w:tcPr>
           <w:p>
             <w:pPr>
+              <w:spacing w:before="20" w:after="20"/>
               <w:jc w:val="center"/>
             </w:pPr>
             <w:r>
               <w:rPr>
-                <w:b w:val="0"/>
-                <w:sz w:val="16"/>
+                <w:rFonts w:ascii="Calibri" w:hAnsi="Calibri"/>
+                <w:b/>
+                <w:i w:val="0"/>
+                <w:color w:val="FFFFFF"/>
+                <w:sz w:val="22"/>
               </w:rPr>
               <w:t>Internal View</w:t>
             </w:r>
@@ -5249,15 +7272,20 @@
         <w:tc>
           <w:tcPr>
             <w:tcW w:type="dxa" w:w="4680"/>
+            <w:shd w:val="clear" w:color="auto" w:fill="C00000"/>
           </w:tcPr>
           <w:p>
             <w:pPr>
+              <w:spacing w:before="20" w:after="20"/>
               <w:jc w:val="center"/>
             </w:pPr>
             <w:r>
               <w:rPr>
-                <w:b w:val="0"/>
-                <w:sz w:val="16"/>
+                <w:rFonts w:ascii="Calibri" w:hAnsi="Calibri"/>
+                <w:b/>
+                <w:i w:val="0"/>
+                <w:color w:val="FFFFFF"/>
+                <w:sz w:val="22"/>
               </w:rPr>
               <w:t>Internal View</w:t>
             </w:r>
@@ -5265,7 +7293,11 @@
         </w:tc>
       </w:tr>
     </w:tbl>
-    <w:p/>
+    <w:p>
+      <w:pPr>
+        <w:spacing w:after="40"/>
+      </w:pPr>
+    </w:p>
     <w:tbl>
       <w:tblPr>
         <w:tblStyle w:val="TableGrid"/>
@@ -5283,13 +7315,16 @@
           </w:tcPr>
           <w:p>
             <w:pPr>
+              <w:spacing w:before="20" w:after="20"/>
               <w:jc w:val="center"/>
             </w:pPr>
             <w:r>
               <w:rPr>
+                <w:rFonts w:ascii="Calibri" w:hAnsi="Calibri"/>
                 <w:b w:val="0"/>
+                <w:i w:val="0"/>
                 <w:color w:val="969696"/>
-                <w:sz w:val="16"/>
+                <w:sz w:val="18"/>
               </w:rPr>
               <w:t>[IMG: post_7]</w:t>
             </w:r>
@@ -5301,13 +7336,16 @@
           </w:tcPr>
           <w:p>
             <w:pPr>
+              <w:spacing w:before="20" w:after="20"/>
               <w:jc w:val="center"/>
             </w:pPr>
             <w:r>
               <w:rPr>
+                <w:rFonts w:ascii="Calibri" w:hAnsi="Calibri"/>
                 <w:b w:val="0"/>
+                <w:i w:val="0"/>
                 <w:color w:val="969696"/>
-                <w:sz w:val="16"/>
+                <w:sz w:val="18"/>
               </w:rPr>
               <w:t>[IMG: post_8]</w:t>
             </w:r>
@@ -5318,15 +7356,20 @@
         <w:tc>
           <w:tcPr>
             <w:tcW w:type="dxa" w:w="4680"/>
+            <w:shd w:val="clear" w:color="auto" w:fill="C00000"/>
           </w:tcPr>
           <w:p>
             <w:pPr>
+              <w:spacing w:before="20" w:after="20"/>
               <w:jc w:val="center"/>
             </w:pPr>
             <w:r>
               <w:rPr>
-                <w:b w:val="0"/>
-                <w:sz w:val="16"/>
+                <w:rFonts w:ascii="Calibri" w:hAnsi="Calibri"/>
+                <w:b/>
+                <w:i w:val="0"/>
+                <w:color w:val="FFFFFF"/>
+                <w:sz w:val="22"/>
               </w:rPr>
               <w:t>Stands</w:t>
             </w:r>
@@ -5335,15 +7378,20 @@
         <w:tc>
           <w:tcPr>
             <w:tcW w:type="dxa" w:w="4680"/>
+            <w:shd w:val="clear" w:color="auto" w:fill="C00000"/>
           </w:tcPr>
           <w:p>
             <w:pPr>
+              <w:spacing w:before="20" w:after="20"/>
               <w:jc w:val="center"/>
             </w:pPr>
             <w:r>
               <w:rPr>
-                <w:b w:val="0"/>
-                <w:sz w:val="16"/>
+                <w:rFonts w:ascii="Calibri" w:hAnsi="Calibri"/>
+                <w:b/>
+                <w:i w:val="0"/>
+                <w:color w:val="FFFFFF"/>
+                <w:sz w:val="22"/>
               </w:rPr>
               <w:t>Stands</w:t>
             </w:r>
@@ -5351,7 +7399,11 @@
         </w:tc>
       </w:tr>
     </w:tbl>
-    <w:p/>
+    <w:p>
+      <w:pPr>
+        <w:spacing w:after="40"/>
+      </w:pPr>
+    </w:p>
     <w:tbl>
       <w:tblPr>
         <w:tblStyle w:val="TableGrid"/>
@@ -5369,13 +7421,16 @@
           </w:tcPr>
           <w:p>
             <w:pPr>
+              <w:spacing w:before="20" w:after="20"/>
               <w:jc w:val="center"/>
             </w:pPr>
             <w:r>
               <w:rPr>
+                <w:rFonts w:ascii="Calibri" w:hAnsi="Calibri"/>
                 <w:b w:val="0"/>
+                <w:i w:val="0"/>
                 <w:color w:val="969696"/>
-                <w:sz w:val="16"/>
+                <w:sz w:val="18"/>
               </w:rPr>
               <w:t>[IMG: post_9]</w:t>
             </w:r>
@@ -5387,13 +7442,16 @@
           </w:tcPr>
           <w:p>
             <w:pPr>
+              <w:spacing w:before="20" w:after="20"/>
               <w:jc w:val="center"/>
             </w:pPr>
             <w:r>
               <w:rPr>
+                <w:rFonts w:ascii="Calibri" w:hAnsi="Calibri"/>
                 <w:b w:val="0"/>
+                <w:i w:val="0"/>
                 <w:color w:val="969696"/>
-                <w:sz w:val="16"/>
+                <w:sz w:val="18"/>
               </w:rPr>
               <w:t>[IMG: post_10]</w:t>
             </w:r>
@@ -5404,15 +7462,20 @@
         <w:tc>
           <w:tcPr>
             <w:tcW w:type="dxa" w:w="4680"/>
+            <w:shd w:val="clear" w:color="auto" w:fill="C00000"/>
           </w:tcPr>
           <w:p>
             <w:pPr>
+              <w:spacing w:before="20" w:after="20"/>
               <w:jc w:val="center"/>
             </w:pPr>
             <w:r>
               <w:rPr>
-                <w:b w:val="0"/>
-                <w:sz w:val="16"/>
+                <w:rFonts w:ascii="Calibri" w:hAnsi="Calibri"/>
+                <w:b/>
+                <w:i w:val="0"/>
+                <w:color w:val="FFFFFF"/>
+                <w:sz w:val="22"/>
               </w:rPr>
               <w:t>Stands</w:t>
             </w:r>
@@ -5421,15 +7484,20 @@
         <w:tc>
           <w:tcPr>
             <w:tcW w:type="dxa" w:w="4680"/>
+            <w:shd w:val="clear" w:color="auto" w:fill="C00000"/>
           </w:tcPr>
           <w:p>
             <w:pPr>
+              <w:spacing w:before="20" w:after="20"/>
               <w:jc w:val="center"/>
             </w:pPr>
             <w:r>
               <w:rPr>
-                <w:b w:val="0"/>
-                <w:sz w:val="16"/>
+                <w:rFonts w:ascii="Calibri" w:hAnsi="Calibri"/>
+                <w:b/>
+                <w:i w:val="0"/>
+                <w:color w:val="FFFFFF"/>
+                <w:sz w:val="22"/>
               </w:rPr>
               <w:t>Stands</w:t>
             </w:r>
@@ -5437,38 +7505,74 @@
         </w:tc>
       </w:tr>
     </w:tbl>
-    <w:p/>
     <w:p>
+      <w:pPr>
+        <w:spacing w:after="40"/>
+      </w:pPr>
+    </w:p>
+    <w:p>
+      <w:pPr>
+        <w:spacing w:before="0" w:after="0"/>
+      </w:pPr>
       <w:r>
         <w:br w:type="page"/>
       </w:r>
     </w:p>
     <w:p>
       <w:pPr>
-        <w:jc w:val="center"/>
+        <w:spacing w:before="120" w:after="80"/>
       </w:pPr>
       <w:r>
         <w:rPr>
+          <w:rFonts w:ascii="Times New Roman" w:hAnsi="Times New Roman"/>
           <w:b/>
-          <w:sz w:val="28"/>
+          <w:color w:val="D31245"/>
+          <w:sz w:val="36"/>
         </w:rPr>
         <w:t>Appendix I</w:t>
       </w:r>
     </w:p>
     <w:p>
+      <w:pPr>
+        <w:spacing w:before="0" w:after="0"/>
+      </w:pPr>
       <w:r>
         <w:br w:type="page"/>
       </w:r>
     </w:p>
-    <w:p>
-      <w:r>
-        <w:rPr>
-          <w:i w:val="0"/>
-          <w:sz w:val="18"/>
-        </w:rPr>
-        <w:t>Rotational Drop Edge 3-6</w:t>
-      </w:r>
-    </w:p>
+    <w:tbl>
+      <w:tblPr>
+        <w:tblStyle w:val="TableGrid"/>
+        <w:tblW w:type="auto" w:w="0"/>
+        <w:tblLook w:firstColumn="1" w:firstRow="1" w:lastColumn="0" w:lastRow="0" w:noHBand="0" w:noVBand="1" w:val="04A0"/>
+      </w:tblPr>
+      <w:tblGrid>
+        <w:gridCol w:w="9360"/>
+      </w:tblGrid>
+      <w:tr>
+        <w:tc>
+          <w:tcPr>
+            <w:tcW w:type="dxa" w:w="9360"/>
+            <w:shd w:val="clear" w:color="auto" w:fill="C00000"/>
+          </w:tcPr>
+          <w:p>
+            <w:pPr>
+              <w:spacing w:before="20" w:after="20"/>
+            </w:pPr>
+            <w:r>
+              <w:rPr>
+                <w:rFonts w:ascii="Calibri" w:hAnsi="Calibri"/>
+                <w:b/>
+                <w:i w:val="0"/>
+                <w:color w:val="FFFFFF"/>
+                <w:sz w:val="24"/>
+              </w:rPr>
+              <w:t>Rotational Drop Edge 3-6</w:t>
+            </w:r>
+          </w:p>
+        </w:tc>
+      </w:tr>
+    </w:tbl>
     <w:tbl>
       <w:tblPr>
         <w:tblStyle w:val="TableGrid"/>
@@ -5485,13 +7589,16 @@
           </w:tcPr>
           <w:p>
             <w:pPr>
+              <w:spacing w:before="20" w:after="20"/>
               <w:jc w:val="center"/>
             </w:pPr>
             <w:r>
               <w:rPr>
+                <w:rFonts w:ascii="Calibri" w:hAnsi="Calibri"/>
                 <w:b w:val="0"/>
+                <w:i w:val="0"/>
                 <w:color w:val="969696"/>
-                <w:sz w:val="16"/>
+                <w:sz w:val="18"/>
               </w:rPr>
               <w:t>[CHART: seq3_edge_3_6]</w:t>
             </w:r>
@@ -5500,19 +7607,46 @@
       </w:tr>
     </w:tbl>
     <w:p>
+      <w:pPr>
+        <w:spacing w:before="0" w:after="0"/>
+      </w:pPr>
       <w:r>
         <w:br w:type="page"/>
       </w:r>
     </w:p>
-    <w:p>
-      <w:r>
-        <w:rPr>
-          <w:i w:val="0"/>
-          <w:sz w:val="18"/>
-        </w:rPr>
-        <w:t>Rotational Drop Corner 3-4-5</w:t>
-      </w:r>
-    </w:p>
+    <w:tbl>
+      <w:tblPr>
+        <w:tblStyle w:val="TableGrid"/>
+        <w:tblW w:type="auto" w:w="0"/>
+        <w:tblLook w:firstColumn="1" w:firstRow="1" w:lastColumn="0" w:lastRow="0" w:noHBand="0" w:noVBand="1" w:val="04A0"/>
+      </w:tblPr>
+      <w:tblGrid>
+        <w:gridCol w:w="9360"/>
+      </w:tblGrid>
+      <w:tr>
+        <w:tc>
+          <w:tcPr>
+            <w:tcW w:type="dxa" w:w="9360"/>
+            <w:shd w:val="clear" w:color="auto" w:fill="C00000"/>
+          </w:tcPr>
+          <w:p>
+            <w:pPr>
+              <w:spacing w:before="20" w:after="20"/>
+            </w:pPr>
+            <w:r>
+              <w:rPr>
+                <w:rFonts w:ascii="Calibri" w:hAnsi="Calibri"/>
+                <w:b/>
+                <w:i w:val="0"/>
+                <w:color w:val="FFFFFF"/>
+                <w:sz w:val="24"/>
+              </w:rPr>
+              <w:t>Rotational Drop Corner 3-4-5</w:t>
+            </w:r>
+          </w:p>
+        </w:tc>
+      </w:tr>
+    </w:tbl>
     <w:tbl>
       <w:tblPr>
         <w:tblStyle w:val="TableGrid"/>
@@ -5529,13 +7663,16 @@
           </w:tcPr>
           <w:p>
             <w:pPr>
+              <w:spacing w:before="20" w:after="20"/>
               <w:jc w:val="center"/>
             </w:pPr>
             <w:r>
               <w:rPr>
+                <w:rFonts w:ascii="Calibri" w:hAnsi="Calibri"/>
                 <w:b w:val="0"/>
+                <w:i w:val="0"/>
                 <w:color w:val="969696"/>
-                <w:sz w:val="16"/>
+                <w:sz w:val="18"/>
               </w:rPr>
               <w:t>[CHART: seq3_corner_3_4_5]</w:t>
             </w:r>
@@ -5544,19 +7681,46 @@
       </w:tr>
     </w:tbl>
     <w:p>
+      <w:pPr>
+        <w:spacing w:before="0" w:after="0"/>
+      </w:pPr>
       <w:r>
         <w:br w:type="page"/>
       </w:r>
     </w:p>
-    <w:p>
-      <w:r>
-        <w:rPr>
-          <w:i w:val="0"/>
-          <w:sz w:val="18"/>
-        </w:rPr>
-        <w:t>Impact Face 5</w:t>
-      </w:r>
-    </w:p>
+    <w:tbl>
+      <w:tblPr>
+        <w:tblStyle w:val="TableGrid"/>
+        <w:tblW w:type="auto" w:w="0"/>
+        <w:tblLook w:firstColumn="1" w:firstRow="1" w:lastColumn="0" w:lastRow="0" w:noHBand="0" w:noVBand="1" w:val="04A0"/>
+      </w:tblPr>
+      <w:tblGrid>
+        <w:gridCol w:w="9360"/>
+      </w:tblGrid>
+      <w:tr>
+        <w:tc>
+          <w:tcPr>
+            <w:tcW w:type="dxa" w:w="9360"/>
+            <w:shd w:val="clear" w:color="auto" w:fill="C00000"/>
+          </w:tcPr>
+          <w:p>
+            <w:pPr>
+              <w:spacing w:before="20" w:after="20"/>
+            </w:pPr>
+            <w:r>
+              <w:rPr>
+                <w:rFonts w:ascii="Calibri" w:hAnsi="Calibri"/>
+                <w:b/>
+                <w:i w:val="0"/>
+                <w:color w:val="FFFFFF"/>
+                <w:sz w:val="24"/>
+              </w:rPr>
+              <w:t>Impact Face 5</w:t>
+            </w:r>
+          </w:p>
+        </w:tc>
+      </w:tr>
+    </w:tbl>
     <w:tbl>
       <w:tblPr>
         <w:tblStyle w:val="TableGrid"/>
@@ -5573,13 +7737,16 @@
           </w:tcPr>
           <w:p>
             <w:pPr>
+              <w:spacing w:before="20" w:after="20"/>
               <w:jc w:val="center"/>
             </w:pPr>
             <w:r>
               <w:rPr>
+                <w:rFonts w:ascii="Calibri" w:hAnsi="Calibri"/>
                 <w:b w:val="0"/>
+                <w:i w:val="0"/>
                 <w:color w:val="969696"/>
-                <w:sz w:val="16"/>
+                <w:sz w:val="18"/>
               </w:rPr>
               <w:t>[CHART: seq4_face_5]</w:t>
             </w:r>
@@ -5588,19 +7755,46 @@
       </w:tr>
     </w:tbl>
     <w:p>
+      <w:pPr>
+        <w:spacing w:before="0" w:after="0"/>
+      </w:pPr>
       <w:r>
         <w:br w:type="page"/>
       </w:r>
     </w:p>
-    <w:p>
-      <w:r>
-        <w:rPr>
-          <w:i w:val="0"/>
-          <w:sz w:val="18"/>
-        </w:rPr>
-        <w:t>Impact Face 6</w:t>
-      </w:r>
-    </w:p>
+    <w:tbl>
+      <w:tblPr>
+        <w:tblStyle w:val="TableGrid"/>
+        <w:tblW w:type="auto" w:w="0"/>
+        <w:tblLook w:firstColumn="1" w:firstRow="1" w:lastColumn="0" w:lastRow="0" w:noHBand="0" w:noVBand="1" w:val="04A0"/>
+      </w:tblPr>
+      <w:tblGrid>
+        <w:gridCol w:w="9360"/>
+      </w:tblGrid>
+      <w:tr>
+        <w:tc>
+          <w:tcPr>
+            <w:tcW w:type="dxa" w:w="9360"/>
+            <w:shd w:val="clear" w:color="auto" w:fill="C00000"/>
+          </w:tcPr>
+          <w:p>
+            <w:pPr>
+              <w:spacing w:before="20" w:after="20"/>
+            </w:pPr>
+            <w:r>
+              <w:rPr>
+                <w:rFonts w:ascii="Calibri" w:hAnsi="Calibri"/>
+                <w:b/>
+                <w:i w:val="0"/>
+                <w:color w:val="FFFFFF"/>
+                <w:sz w:val="24"/>
+              </w:rPr>
+              <w:t>Impact Face 6</w:t>
+            </w:r>
+          </w:p>
+        </w:tc>
+      </w:tr>
+    </w:tbl>
     <w:tbl>
       <w:tblPr>
         <w:tblStyle w:val="TableGrid"/>
@@ -5617,13 +7811,16 @@
           </w:tcPr>
           <w:p>
             <w:pPr>
+              <w:spacing w:before="20" w:after="20"/>
               <w:jc w:val="center"/>
             </w:pPr>
             <w:r>
               <w:rPr>
+                <w:rFonts w:ascii="Calibri" w:hAnsi="Calibri"/>
                 <w:b w:val="0"/>
+                <w:i w:val="0"/>
                 <w:color w:val="969696"/>
-                <w:sz w:val="16"/>
+                <w:sz w:val="18"/>
               </w:rPr>
               <w:t>[CHART: seq4_face_6]</w:t>
             </w:r>
@@ -5632,19 +7829,46 @@
       </w:tr>
     </w:tbl>
     <w:p>
+      <w:pPr>
+        <w:spacing w:before="0" w:after="0"/>
+      </w:pPr>
       <w:r>
         <w:br w:type="page"/>
       </w:r>
     </w:p>
-    <w:p>
-      <w:r>
-        <w:rPr>
-          <w:i w:val="0"/>
-          <w:sz w:val="18"/>
-        </w:rPr>
-        <w:t>Rotational Edge Drop 2-3</w:t>
-      </w:r>
-    </w:p>
+    <w:tbl>
+      <w:tblPr>
+        <w:tblStyle w:val="TableGrid"/>
+        <w:tblW w:type="auto" w:w="0"/>
+        <w:tblLook w:firstColumn="1" w:firstRow="1" w:lastColumn="0" w:lastRow="0" w:noHBand="0" w:noVBand="1" w:val="04A0"/>
+      </w:tblPr>
+      <w:tblGrid>
+        <w:gridCol w:w="9360"/>
+      </w:tblGrid>
+      <w:tr>
+        <w:tc>
+          <w:tcPr>
+            <w:tcW w:type="dxa" w:w="9360"/>
+            <w:shd w:val="clear" w:color="auto" w:fill="C00000"/>
+          </w:tcPr>
+          <w:p>
+            <w:pPr>
+              <w:spacing w:before="20" w:after="20"/>
+            </w:pPr>
+            <w:r>
+              <w:rPr>
+                <w:rFonts w:ascii="Calibri" w:hAnsi="Calibri"/>
+                <w:b/>
+                <w:i w:val="0"/>
+                <w:color w:val="FFFFFF"/>
+                <w:sz w:val="24"/>
+              </w:rPr>
+              <w:t>Rotational Edge Drop 2-3</w:t>
+            </w:r>
+          </w:p>
+        </w:tc>
+      </w:tr>
+    </w:tbl>
     <w:tbl>
       <w:tblPr>
         <w:tblStyle w:val="TableGrid"/>
@@ -5661,13 +7885,16 @@
           </w:tcPr>
           <w:p>
             <w:pPr>
+              <w:spacing w:before="20" w:after="20"/>
               <w:jc w:val="center"/>
             </w:pPr>
             <w:r>
               <w:rPr>
+                <w:rFonts w:ascii="Calibri" w:hAnsi="Calibri"/>
                 <w:b w:val="0"/>
+                <w:i w:val="0"/>
                 <w:color w:val="969696"/>
-                <w:sz w:val="16"/>
+                <w:sz w:val="18"/>
               </w:rPr>
               <w:t>[CHART: seq6_edge_2_3]</w:t>
             </w:r>
@@ -5676,19 +7903,46 @@
       </w:tr>
     </w:tbl>
     <w:p>
+      <w:pPr>
+        <w:spacing w:before="0" w:after="0"/>
+      </w:pPr>
       <w:r>
         <w:br w:type="page"/>
       </w:r>
     </w:p>
-    <w:p>
-      <w:r>
-        <w:rPr>
-          <w:i w:val="0"/>
-          <w:sz w:val="18"/>
-        </w:rPr>
-        <w:t>Corner Drop 3-4-6</w:t>
-      </w:r>
-    </w:p>
+    <w:tbl>
+      <w:tblPr>
+        <w:tblStyle w:val="TableGrid"/>
+        <w:tblW w:type="auto" w:w="0"/>
+        <w:tblLook w:firstColumn="1" w:firstRow="1" w:lastColumn="0" w:lastRow="0" w:noHBand="0" w:noVBand="1" w:val="04A0"/>
+      </w:tblPr>
+      <w:tblGrid>
+        <w:gridCol w:w="9360"/>
+      </w:tblGrid>
+      <w:tr>
+        <w:tc>
+          <w:tcPr>
+            <w:tcW w:type="dxa" w:w="9360"/>
+            <w:shd w:val="clear" w:color="auto" w:fill="C00000"/>
+          </w:tcPr>
+          <w:p>
+            <w:pPr>
+              <w:spacing w:before="20" w:after="20"/>
+            </w:pPr>
+            <w:r>
+              <w:rPr>
+                <w:rFonts w:ascii="Calibri" w:hAnsi="Calibri"/>
+                <w:b/>
+                <w:i w:val="0"/>
+                <w:color w:val="FFFFFF"/>
+                <w:sz w:val="24"/>
+              </w:rPr>
+              <w:t>Corner Drop 3-4-6</w:t>
+            </w:r>
+          </w:p>
+        </w:tc>
+      </w:tr>
+    </w:tbl>
     <w:tbl>
       <w:tblPr>
         <w:tblStyle w:val="TableGrid"/>
@@ -5705,13 +7959,16 @@
           </w:tcPr>
           <w:p>
             <w:pPr>
+              <w:spacing w:before="20" w:after="20"/>
               <w:jc w:val="center"/>
             </w:pPr>
             <w:r>
               <w:rPr>
+                <w:rFonts w:ascii="Calibri" w:hAnsi="Calibri"/>
                 <w:b w:val="0"/>
+                <w:i w:val="0"/>
                 <w:color w:val="969696"/>
-                <w:sz w:val="16"/>
+                <w:sz w:val="18"/>
               </w:rPr>
               <w:t>[CHART: seq6_corner_3_4_6]</w:t>
             </w:r>
@@ -5720,19 +7977,46 @@
       </w:tr>
     </w:tbl>
     <w:p>
+      <w:pPr>
+        <w:spacing w:before="0" w:after="0"/>
+      </w:pPr>
       <w:r>
         <w:br w:type="page"/>
       </w:r>
     </w:p>
-    <w:p>
-      <w:r>
-        <w:rPr>
-          <w:i w:val="0"/>
-          <w:sz w:val="18"/>
-        </w:rPr>
-        <w:t>Impact Face 4</w:t>
-      </w:r>
-    </w:p>
+    <w:tbl>
+      <w:tblPr>
+        <w:tblStyle w:val="TableGrid"/>
+        <w:tblW w:type="auto" w:w="0"/>
+        <w:tblLook w:firstColumn="1" w:firstRow="1" w:lastColumn="0" w:lastRow="0" w:noHBand="0" w:noVBand="1" w:val="04A0"/>
+      </w:tblPr>
+      <w:tblGrid>
+        <w:gridCol w:w="9360"/>
+      </w:tblGrid>
+      <w:tr>
+        <w:tc>
+          <w:tcPr>
+            <w:tcW w:type="dxa" w:w="9360"/>
+            <w:shd w:val="clear" w:color="auto" w:fill="C00000"/>
+          </w:tcPr>
+          <w:p>
+            <w:pPr>
+              <w:spacing w:before="20" w:after="20"/>
+            </w:pPr>
+            <w:r>
+              <w:rPr>
+                <w:rFonts w:ascii="Calibri" w:hAnsi="Calibri"/>
+                <w:b/>
+                <w:i w:val="0"/>
+                <w:color w:val="FFFFFF"/>
+                <w:sz w:val="24"/>
+              </w:rPr>
+              <w:t>Impact Face 4</w:t>
+            </w:r>
+          </w:p>
+        </w:tc>
+      </w:tr>
+    </w:tbl>
     <w:tbl>
       <w:tblPr>
         <w:tblStyle w:val="TableGrid"/>
@@ -5749,13 +8033,16 @@
           </w:tcPr>
           <w:p>
             <w:pPr>
+              <w:spacing w:before="20" w:after="20"/>
               <w:jc w:val="center"/>
             </w:pPr>
             <w:r>
               <w:rPr>
+                <w:rFonts w:ascii="Calibri" w:hAnsi="Calibri"/>
                 <w:b w:val="0"/>
+                <w:i w:val="0"/>
                 <w:color w:val="969696"/>
-                <w:sz w:val="16"/>
+                <w:sz w:val="18"/>
               </w:rPr>
               <w:t>[CHART: seq7_face_4]</w:t>
             </w:r>
@@ -5764,19 +8051,46 @@
       </w:tr>
     </w:tbl>
     <w:p>
+      <w:pPr>
+        <w:spacing w:before="0" w:after="0"/>
+      </w:pPr>
       <w:r>
         <w:br w:type="page"/>
       </w:r>
     </w:p>
-    <w:p>
-      <w:r>
-        <w:rPr>
-          <w:i w:val="0"/>
-          <w:sz w:val="18"/>
-        </w:rPr>
-        <w:t>Impact Face 2</w:t>
-      </w:r>
-    </w:p>
+    <w:tbl>
+      <w:tblPr>
+        <w:tblStyle w:val="TableGrid"/>
+        <w:tblW w:type="auto" w:w="0"/>
+        <w:tblLook w:firstColumn="1" w:firstRow="1" w:lastColumn="0" w:lastRow="0" w:noHBand="0" w:noVBand="1" w:val="04A0"/>
+      </w:tblPr>
+      <w:tblGrid>
+        <w:gridCol w:w="9360"/>
+      </w:tblGrid>
+      <w:tr>
+        <w:tc>
+          <w:tcPr>
+            <w:tcW w:type="dxa" w:w="9360"/>
+            <w:shd w:val="clear" w:color="auto" w:fill="C00000"/>
+          </w:tcPr>
+          <w:p>
+            <w:pPr>
+              <w:spacing w:before="20" w:after="20"/>
+            </w:pPr>
+            <w:r>
+              <w:rPr>
+                <w:rFonts w:ascii="Calibri" w:hAnsi="Calibri"/>
+                <w:b/>
+                <w:i w:val="0"/>
+                <w:color w:val="FFFFFF"/>
+                <w:sz w:val="24"/>
+              </w:rPr>
+              <w:t>Impact Face 2</w:t>
+            </w:r>
+          </w:p>
+        </w:tc>
+      </w:tr>
+    </w:tbl>
     <w:tbl>
       <w:tblPr>
         <w:tblStyle w:val="TableGrid"/>
@@ -5793,13 +8107,16 @@
           </w:tcPr>
           <w:p>
             <w:pPr>
+              <w:spacing w:before="20" w:after="20"/>
               <w:jc w:val="center"/>
             </w:pPr>
             <w:r>
               <w:rPr>
+                <w:rFonts w:ascii="Calibri" w:hAnsi="Calibri"/>
                 <w:b w:val="0"/>
+                <w:i w:val="0"/>
                 <w:color w:val="969696"/>
-                <w:sz w:val="16"/>
+                <w:sz w:val="18"/>
               </w:rPr>
               <w:t>[CHART: seq7_face_2]</w:t>
             </w:r>
@@ -5808,36 +8125,68 @@
       </w:tr>
     </w:tbl>
     <w:p>
+      <w:pPr>
+        <w:spacing w:before="0" w:after="0"/>
+      </w:pPr>
       <w:r>
         <w:br w:type="page"/>
       </w:r>
     </w:p>
     <w:p>
       <w:pPr>
-        <w:jc w:val="center"/>
+        <w:spacing w:before="120" w:after="80"/>
       </w:pPr>
       <w:r>
         <w:rPr>
+          <w:rFonts w:ascii="Times New Roman" w:hAnsi="Times New Roman"/>
           <w:b/>
-          <w:sz w:val="28"/>
+          <w:color w:val="D31245"/>
+          <w:sz w:val="36"/>
         </w:rPr>
         <w:t>Appendix II</w:t>
       </w:r>
     </w:p>
     <w:p>
+      <w:pPr>
+        <w:spacing w:before="0" w:after="0"/>
+      </w:pPr>
       <w:r>
         <w:br w:type="page"/>
       </w:r>
     </w:p>
-    <w:p>
-      <w:r>
-        <w:rPr>
-          <w:i w:val="0"/>
-          <w:sz w:val="18"/>
-        </w:rPr>
-        <w:t>Vibration Grms {{ seq5_vibration_intensity_grms }} | {{ seq5_duration_min }} minutes</w:t>
-      </w:r>
-    </w:p>
+    <w:tbl>
+      <w:tblPr>
+        <w:tblStyle w:val="TableGrid"/>
+        <w:tblW w:type="auto" w:w="0"/>
+        <w:tblLook w:firstColumn="1" w:firstRow="1" w:lastColumn="0" w:lastRow="0" w:noHBand="0" w:noVBand="1" w:val="04A0"/>
+      </w:tblPr>
+      <w:tblGrid>
+        <w:gridCol w:w="9360"/>
+      </w:tblGrid>
+      <w:tr>
+        <w:tc>
+          <w:tcPr>
+            <w:tcW w:type="dxa" w:w="9360"/>
+            <w:shd w:val="clear" w:color="auto" w:fill="C00000"/>
+          </w:tcPr>
+          <w:p>
+            <w:pPr>
+              <w:spacing w:before="20" w:after="20"/>
+            </w:pPr>
+            <w:r>
+              <w:rPr>
+                <w:rFonts w:ascii="Calibri" w:hAnsi="Calibri"/>
+                <w:b/>
+                <w:i w:val="0"/>
+                <w:color w:val="FFFFFF"/>
+                <w:sz w:val="24"/>
+              </w:rPr>
+              <w:t>Vibration Grms {{ seq5_vibration_intensity_grms }} | {{ seq5_duration_min }} minutes</w:t>
+            </w:r>
+          </w:p>
+        </w:tc>
+      </w:tr>
+    </w:tbl>
     <w:tbl>
       <w:tblPr>
         <w:tblStyle w:val="TableGrid"/>
@@ -5854,13 +8203,16 @@
           </w:tcPr>
           <w:p>
             <w:pPr>
+              <w:spacing w:before="20" w:after="20"/>
               <w:jc w:val="center"/>
             </w:pPr>
             <w:r>
               <w:rPr>
+                <w:rFonts w:ascii="Calibri" w:hAnsi="Calibri"/>
                 <w:b w:val="0"/>
+                <w:i w:val="0"/>
                 <w:color w:val="969696"/>
-                <w:sz w:val="16"/>
+                <w:sz w:val="18"/>
               </w:rPr>
               <w:t>[CHART: seq5_vibration]</w:t>
             </w:r>
@@ -5875,20 +8227,107 @@
       </w:pPr>
       <w:r>
         <w:rPr>
-          <w:b/>
-          <w:sz w:val="20"/>
+          <w:rFonts w:ascii="Calibri" w:hAnsi="Calibri"/>
+          <w:i/>
+          <w:sz w:val="18"/>
         </w:rPr>
         <w:t>End of Report</w:t>
       </w:r>
     </w:p>
     <w:sectPr>
+      <w:headerReference w:type="default" r:id="rId9"/>
+      <w:footerReference w:type="default" r:id="rId10"/>
       <w:pgSz w:w="12240" w:h="15840"/>
-      <w:pgMar w:top="1080" w:right="1440" w:bottom="1080" w:left="1440" w:header="720" w:footer="720" w:gutter="0"/>
+      <w:pgMar w:top="2160" w:right="1440" w:bottom="1080" w:left="1440" w:header="360" w:footer="720" w:gutter="0"/>
       <w:cols w:space="720"/>
       <w:docGrid w:linePitch="360"/>
     </w:sectPr>
   </w:body>
 </w:document>
+</file>
+
+<file path=word/footer1.xml><?xml version="1.0" encoding="utf-8"?>
+<w:ftr xmlns:m="http://schemas.openxmlformats.org/officeDocument/2006/math" xmlns:mc="http://schemas.openxmlformats.org/markup-compatibility/2006" xmlns:mo="http://schemas.microsoft.com/office/mac/office/2008/main" xmlns:mv="urn:schemas-microsoft-com:mac:vml" xmlns:o="urn:schemas-microsoft-com:office:office" xmlns:r="http://schemas.openxmlformats.org/officeDocument/2006/relationships" xmlns:v="urn:schemas-microsoft-com:vml" xmlns:w10="urn:schemas-microsoft-com:office:word" xmlns:w14="http://schemas.microsoft.com/office/word/2010/wordml" xmlns:w="http://schemas.openxmlformats.org/wordprocessingml/2006/main" xmlns:wne="http://schemas.microsoft.com/office/word/2006/wordml" xmlns:wp14="http://schemas.microsoft.com/office/word/2010/wordprocessingDrawing" xmlns:wp="http://schemas.openxmlformats.org/drawingml/2006/wordprocessingDrawing" xmlns:wpc="http://schemas.microsoft.com/office/word/2010/wordprocessingCanvas" xmlns:wpg="http://schemas.microsoft.com/office/word/2010/wordprocessingGroup" xmlns:wpi="http://schemas.microsoft.com/office/word/2010/wordprocessingInk" xmlns:wps="http://schemas.microsoft.com/office/word/2010/wordprocessingShape" mc:Ignorable="w14 wp14">
+  <w:p>
+    <w:pPr>
+      <w:spacing w:before="0" w:after="0"/>
+      <w:jc w:val="right"/>
+    </w:pPr>
+    <w:r>
+      <w:rPr>
+        <w:rFonts w:ascii="Calibri" w:hAnsi="Calibri"/>
+        <w:sz w:val="22"/>
+      </w:rPr>
+      <w:t xml:space="preserve">Page | </w:t>
+    </w:r>
+    <w:r>
+      <w:rPr>
+        <w:rFonts w:ascii="Calibri" w:hAnsi="Calibri"/>
+        <w:sz w:val="22"/>
+      </w:rPr>
+      <w:fldChar w:fldCharType="begin"/>
+      <w:instrText> PAGE </w:instrText>
+      <w:fldChar w:fldCharType="end"/>
+    </w:r>
+  </w:p>
+</w:ftr>
+</file>
+
+<file path=word/header1.xml><?xml version="1.0" encoding="utf-8"?>
+<w:hdr xmlns:m="http://schemas.openxmlformats.org/officeDocument/2006/math" xmlns:mc="http://schemas.openxmlformats.org/markup-compatibility/2006" xmlns:mo="http://schemas.microsoft.com/office/mac/office/2008/main" xmlns:mv="urn:schemas-microsoft-com:mac:vml" xmlns:o="urn:schemas-microsoft-com:office:office" xmlns:r="http://schemas.openxmlformats.org/officeDocument/2006/relationships" xmlns:v="urn:schemas-microsoft-com:vml" xmlns:w10="urn:schemas-microsoft-com:office:word" xmlns:w14="http://schemas.microsoft.com/office/word/2010/wordml" xmlns:w="http://schemas.openxmlformats.org/wordprocessingml/2006/main" xmlns:wne="http://schemas.microsoft.com/office/word/2006/wordml" xmlns:wp14="http://schemas.microsoft.com/office/word/2010/wordprocessingDrawing" xmlns:wp="http://schemas.openxmlformats.org/drawingml/2006/wordprocessingDrawing" xmlns:wpc="http://schemas.microsoft.com/office/word/2010/wordprocessingCanvas" xmlns:wpg="http://schemas.microsoft.com/office/word/2010/wordprocessingGroup" xmlns:wpi="http://schemas.microsoft.com/office/word/2010/wordprocessingInk" xmlns:wps="http://schemas.microsoft.com/office/word/2010/wordprocessingShape" mc:Ignorable="w14 wp14">
+  <w:p>
+    <w:pPr>
+      <w:spacing w:before="0" w:after="40"/>
+    </w:pPr>
+    <w:r>
+      <w:drawing>
+        <wp:inline xmlns:a="http://schemas.openxmlformats.org/drawingml/2006/main" xmlns:pic="http://schemas.openxmlformats.org/drawingml/2006/picture">
+          <wp:extent cx="1920240" cy="679610"/>
+          <wp:docPr id="1" name="Picture 1"/>
+          <wp:cNvGraphicFramePr>
+            <a:graphicFrameLocks noChangeAspect="1"/>
+          </wp:cNvGraphicFramePr>
+          <a:graphic>
+            <a:graphicData uri="http://schemas.openxmlformats.org/drawingml/2006/picture">
+              <pic:pic>
+                <pic:nvPicPr>
+                  <pic:cNvPr id="0" name="transpak_logo.png"/>
+                  <pic:cNvPicPr/>
+                </pic:nvPicPr>
+                <pic:blipFill>
+                  <a:blip r:embed="rId1"/>
+                  <a:stretch>
+                    <a:fillRect/>
+                  </a:stretch>
+                </pic:blipFill>
+                <pic:spPr>
+                  <a:xfrm>
+                    <a:off x="0" y="0"/>
+                    <a:ext cx="1920240" cy="679610"/>
+                  </a:xfrm>
+                  <a:prstGeom prst="rect"/>
+                </pic:spPr>
+              </pic:pic>
+            </a:graphicData>
+          </a:graphic>
+        </wp:inline>
+      </w:drawing>
+    </w:r>
+  </w:p>
+  <w:p>
+    <w:pPr>
+      <w:spacing w:before="0" w:after="0"/>
+      <w:ind w:left="-1440" w:right="-1440"/>
+      <w:shd w:val="clear" w:color="auto" w:fill="D31245"/>
+    </w:pPr>
+    <w:r>
+      <w:rPr>
+        <w:sz w:val="10"/>
+      </w:rPr>
+      <w:t xml:space="preserve"> </w:t>
+    </w:r>
+  </w:p>
+</w:hdr>
 </file>
 
 <file path=word/numbering.xml><?xml version="1.0" encoding="utf-8"?>
